--- a/TP2/Program_TP2_Grupo2.docx
+++ b/TP2/Program_TP2_Grupo2.docx
@@ -249,18 +249,49 @@
         <w:rPr>
           <w:b/>
           <w:bCs/>
-          <w:sz w:val="28"/>
-          <w:szCs w:val="28"/>
+          <w:color w:val="002060"/>
+          <w:sz w:val="32"/>
+          <w:szCs w:val="32"/>
         </w:rPr>
       </w:pPr>
       <w:r>
         <w:rPr>
           <w:b/>
           <w:bCs/>
-          <w:sz w:val="28"/>
-          <w:szCs w:val="28"/>
+          <w:color w:val="002060"/>
+          <w:sz w:val="32"/>
+          <w:szCs w:val="32"/>
         </w:rPr>
         <w:lastRenderedPageBreak/>
+        <w:t xml:space="preserve">PARTE </w:t>
+      </w:r>
+      <w:r>
+        <w:rPr>
+          <w:b/>
+          <w:bCs/>
+          <w:color w:val="002060"/>
+          <w:sz w:val="32"/>
+          <w:szCs w:val="32"/>
+        </w:rPr>
+        <w:t>1</w:t>
+      </w:r>
+    </w:p>
+    <w:p>
+      <w:pPr>
+        <w:rPr>
+          <w:b/>
+          <w:bCs/>
+          <w:sz w:val="28"/>
+          <w:szCs w:val="28"/>
+        </w:rPr>
+      </w:pPr>
+      <w:r>
+        <w:rPr>
+          <w:b/>
+          <w:bCs/>
+          <w:sz w:val="28"/>
+          <w:szCs w:val="28"/>
+        </w:rPr>
         <w:t>CONSIGNA 1</w:t>
       </w:r>
       <w:r>
@@ -300,42 +331,7 @@
           <w:sz w:val="28"/>
           <w:szCs w:val="28"/>
         </w:rPr>
-        <w:t xml:space="preserve">. El Panel A presenta un histograma, donde la mayoría de </w:t>
-      </w:r>
-      <w:r>
-        <w:rPr>
-          <w:sz w:val="28"/>
-          <w:szCs w:val="28"/>
-        </w:rPr>
-        <w:t>las personas</w:t>
-      </w:r>
-      <w:r>
-        <w:rPr>
-          <w:sz w:val="28"/>
-          <w:szCs w:val="28"/>
-        </w:rPr>
-        <w:t xml:space="preserve"> tiene menos de 40 años y la frecuencia disminuye con la edad. El Panel B muestra </w:t>
-      </w:r>
-      <w:r>
-        <w:rPr>
-          <w:sz w:val="28"/>
-          <w:szCs w:val="28"/>
-        </w:rPr>
-        <w:t>la</w:t>
-      </w:r>
-      <w:r>
-        <w:rPr>
-          <w:sz w:val="28"/>
-          <w:szCs w:val="28"/>
-        </w:rPr>
-        <w:t xml:space="preserve"> distribución de Kernel por condición de pobreza</w:t>
-      </w:r>
-      <w:r>
-        <w:rPr>
-          <w:sz w:val="28"/>
-          <w:szCs w:val="28"/>
-        </w:rPr>
-        <w:t>, la imagen muestra que las personas pobre</w:t>
+        <w:t>. El Panel A presenta un histograma, donde la mayoría de las personas tiene menos de 40 años y la frecuencia disminuye con la edad. El Panel B muestra la distribución de Kernel por condición de pobreza, la imagen muestra que las personas pobre</w:t>
       </w:r>
       <w:r>
         <w:rPr>
@@ -508,25 +504,7 @@
           <w:sz w:val="28"/>
           <w:szCs w:val="28"/>
         </w:rPr>
-        <w:t xml:space="preserve">CONSIGNA </w:t>
-      </w:r>
-      <w:r>
-        <w:rPr>
-          <w:b/>
-          <w:bCs/>
-          <w:sz w:val="28"/>
-          <w:szCs w:val="28"/>
-        </w:rPr>
-        <w:t>2</w:t>
-      </w:r>
-      <w:r>
-        <w:rPr>
-          <w:b/>
-          <w:bCs/>
-          <w:sz w:val="28"/>
-          <w:szCs w:val="28"/>
-        </w:rPr>
-        <w:t>:</w:t>
+        <w:t>CONSIGNA 2:</w:t>
       </w:r>
     </w:p>
     <w:p>
@@ -1323,25 +1301,7 @@
           <w:szCs w:val="28"/>
         </w:rPr>
         <w:lastRenderedPageBreak/>
-        <w:t xml:space="preserve">CONSIGNA </w:t>
-      </w:r>
-      <w:r>
-        <w:rPr>
-          <w:b/>
-          <w:bCs/>
-          <w:sz w:val="28"/>
-          <w:szCs w:val="28"/>
-        </w:rPr>
-        <w:t>3</w:t>
-      </w:r>
-      <w:r>
-        <w:rPr>
-          <w:b/>
-          <w:bCs/>
-          <w:sz w:val="28"/>
-          <w:szCs w:val="28"/>
-        </w:rPr>
-        <w:t>:</w:t>
+        <w:t>CONSIGNA 3:</w:t>
       </w:r>
     </w:p>
     <w:p>
@@ -1357,42 +1317,7 @@
           <w:sz w:val="28"/>
           <w:szCs w:val="28"/>
         </w:rPr>
-        <w:t>En el Panel A, se observa</w:t>
-      </w:r>
-      <w:r>
-        <w:rPr>
-          <w:sz w:val="28"/>
-          <w:szCs w:val="28"/>
-        </w:rPr>
-        <w:t xml:space="preserve"> que la </w:t>
-      </w:r>
-      <w:r>
-        <w:rPr>
-          <w:sz w:val="28"/>
-          <w:szCs w:val="28"/>
-        </w:rPr>
-        <w:t>gran mayoría de los hogares se concentra en los niveles más bajos de ingreso</w:t>
-      </w:r>
-      <w:r>
-        <w:rPr>
-          <w:sz w:val="28"/>
-          <w:szCs w:val="28"/>
-        </w:rPr>
-        <w:t xml:space="preserve">, además se </w:t>
-      </w:r>
-      <w:r>
-        <w:rPr>
-          <w:sz w:val="28"/>
-          <w:szCs w:val="28"/>
-        </w:rPr>
-        <w:t xml:space="preserve">evidencia que una porción significativa de la población se encuentra por </w:t>
-      </w:r>
-      <w:r>
-        <w:rPr>
-          <w:sz w:val="28"/>
-          <w:szCs w:val="28"/>
-        </w:rPr>
-        <w:t>de la línea de pobreza. En el panel B, se observa que los hogares pobres se concentran por debajo de la línea de pobreza.</w:t>
+        <w:t>En el Panel A, se observa que la gran mayoría de los hogares se concentra en los niveles más bajos de ingreso, además se evidencia que una porción significativa de la población se encuentra por de la línea de pobreza. En el panel B, se observa que los hogares pobres se concentran por debajo de la línea de pobreza.</w:t>
       </w:r>
       <w:r>
         <w:rPr>
@@ -1412,6 +1337,7 @@
       </w:pPr>
       <w:r>
         <w:rPr>
+          <w:noProof/>
           <w:sz w:val="28"/>
           <w:szCs w:val="28"/>
         </w:rPr>
@@ -1468,25 +1394,7 @@
           <w:sz w:val="28"/>
           <w:szCs w:val="28"/>
         </w:rPr>
-        <w:t xml:space="preserve">CONSIGNA </w:t>
-      </w:r>
-      <w:r>
-        <w:rPr>
-          <w:b/>
-          <w:bCs/>
-          <w:sz w:val="28"/>
-          <w:szCs w:val="28"/>
-        </w:rPr>
-        <w:t>4</w:t>
-      </w:r>
-      <w:r>
-        <w:rPr>
-          <w:b/>
-          <w:bCs/>
-          <w:sz w:val="28"/>
-          <w:szCs w:val="28"/>
-        </w:rPr>
-        <w:t>:</w:t>
+        <w:t>CONSIGNA 4:</w:t>
       </w:r>
     </w:p>
     <w:p>
@@ -1502,14 +1410,7 @@
           <w:sz w:val="28"/>
           <w:szCs w:val="28"/>
         </w:rPr>
-        <w:t xml:space="preserve">Los resultados de la variable muestran </w:t>
-      </w:r>
-      <w:r>
-        <w:rPr>
-          <w:sz w:val="28"/>
-          <w:szCs w:val="28"/>
-        </w:rPr>
-        <w:t>que los jefes de hogar trabajan en promedio 24 horas a la semana, sin embargo, se observa una alta variabilidad de 24 horas. Lo cual indica que existe una alta dispersión entre las horas que trabaja semanalmente un jefe de hogar, Teniendo valores extremos como 126 horas de trabajo semanal.</w:t>
+        <w:t>Los resultados de la variable muestran que los jefes de hogar trabajan en promedio 24 horas a la semana, sin embargo, se observa una alta variabilidad de 24 horas. Lo cual indica que existe una alta dispersión entre las horas que trabaja semanalmente un jefe de hogar, Teniendo valores extremos como 126 horas de trabajo semanal.</w:t>
       </w:r>
     </w:p>
     <w:tbl>
@@ -2447,7 +2348,7 @@
               <w:rPr>
                 <w:rFonts w:ascii="Century Schoolbook" w:eastAsia="Century Schoolbook" w:hAnsi="Century Schoolbook" w:cs="Century Schoolbook"/>
               </w:rPr>
-              <w:t>50739</w:t>
+              <w:t>49156</w:t>
             </w:r>
           </w:p>
         </w:tc>
@@ -2465,7 +2366,7 @@
               <w:rPr>
                 <w:rFonts w:ascii="Century Schoolbook" w:eastAsia="Century Schoolbook" w:hAnsi="Century Schoolbook" w:cs="Century Schoolbook"/>
               </w:rPr>
-              <w:t>38112</w:t>
+              <w:t>37242</w:t>
             </w:r>
           </w:p>
         </w:tc>
@@ -2483,7 +2384,7 @@
               <w:rPr>
                 <w:rFonts w:ascii="Century Schoolbook" w:eastAsia="Century Schoolbook" w:hAnsi="Century Schoolbook" w:cs="Century Schoolbook"/>
               </w:rPr>
-              <w:t>88851</w:t>
+              <w:t>86398</w:t>
             </w:r>
           </w:p>
         </w:tc>
@@ -2524,7 +2425,7 @@
               <w:rPr>
                 <w:rFonts w:ascii="Century Schoolbook" w:eastAsia="Century Schoolbook" w:hAnsi="Century Schoolbook" w:cs="Century Schoolbook"/>
               </w:rPr>
-              <w:t>68</w:t>
+              <w:t>70</w:t>
             </w:r>
           </w:p>
         </w:tc>
@@ -2542,7 +2443,7 @@
               <w:rPr>
                 <w:rFonts w:ascii="Century Schoolbook" w:eastAsia="Century Schoolbook" w:hAnsi="Century Schoolbook" w:cs="Century Schoolbook"/>
               </w:rPr>
-              <w:t>1022</w:t>
+              <w:t>1047</w:t>
             </w:r>
           </w:p>
         </w:tc>
@@ -2560,7 +2461,7 @@
               <w:rPr>
                 <w:rFonts w:ascii="Century Schoolbook" w:eastAsia="Century Schoolbook" w:hAnsi="Century Schoolbook" w:cs="Century Schoolbook"/>
               </w:rPr>
-              <w:t>1090</w:t>
+              <w:t>1117</w:t>
             </w:r>
           </w:p>
         </w:tc>
@@ -2601,7 +2502,7 @@
               <w:rPr>
                 <w:rFonts w:ascii="Century Schoolbook" w:eastAsia="Century Schoolbook" w:hAnsi="Century Schoolbook" w:cs="Century Schoolbook"/>
               </w:rPr>
-              <w:t>26330</w:t>
+              <w:t>25506</w:t>
             </w:r>
           </w:p>
         </w:tc>
@@ -2619,7 +2520,7 @@
               <w:rPr>
                 <w:rFonts w:ascii="Century Schoolbook" w:eastAsia="Century Schoolbook" w:hAnsi="Century Schoolbook" w:cs="Century Schoolbook"/>
               </w:rPr>
-              <w:t>19389</w:t>
+              <w:t>18856</w:t>
             </w:r>
           </w:p>
         </w:tc>
@@ -2637,7 +2538,7 @@
               <w:rPr>
                 <w:rFonts w:ascii="Century Schoolbook" w:eastAsia="Century Schoolbook" w:hAnsi="Century Schoolbook" w:cs="Century Schoolbook"/>
               </w:rPr>
-              <w:t>45719</w:t>
+              <w:t>44362</w:t>
             </w:r>
           </w:p>
         </w:tc>
@@ -2678,7 +2579,7 @@
               <w:rPr>
                 <w:rFonts w:ascii="Century Schoolbook" w:eastAsia="Century Schoolbook" w:hAnsi="Century Schoolbook" w:cs="Century Schoolbook"/>
               </w:rPr>
-              <w:t>24409</w:t>
+              <w:t>23650</w:t>
             </w:r>
           </w:p>
         </w:tc>
@@ -2696,7 +2597,7 @@
               <w:rPr>
                 <w:rFonts w:ascii="Century Schoolbook" w:eastAsia="Century Schoolbook" w:hAnsi="Century Schoolbook" w:cs="Century Schoolbook"/>
               </w:rPr>
-              <w:t>18723</w:t>
+              <w:t>18386</w:t>
             </w:r>
           </w:p>
         </w:tc>
@@ -2714,7 +2615,7 @@
               <w:rPr>
                 <w:rFonts w:ascii="Century Schoolbook" w:eastAsia="Century Schoolbook" w:hAnsi="Century Schoolbook" w:cs="Century Schoolbook"/>
               </w:rPr>
-              <w:t>43132</w:t>
+              <w:t>42036</w:t>
             </w:r>
           </w:p>
         </w:tc>
@@ -2755,7 +2656,13 @@
               <w:rPr>
                 <w:rFonts w:ascii="Century Schoolbook" w:eastAsia="Century Schoolbook" w:hAnsi="Century Schoolbook" w:cs="Century Schoolbook"/>
               </w:rPr>
-              <w:t>31</w:t>
+              <w:t>3</w:t>
+            </w:r>
+            <w:r>
+              <w:rPr>
+                <w:rFonts w:ascii="Century Schoolbook" w:eastAsia="Century Schoolbook" w:hAnsi="Century Schoolbook" w:cs="Century Schoolbook"/>
+              </w:rPr>
+              <w:t>2</w:t>
             </w:r>
           </w:p>
         </w:tc>
@@ -2773,7 +2680,13 @@
               <w:rPr>
                 <w:rFonts w:ascii="Century Schoolbook" w:eastAsia="Century Schoolbook" w:hAnsi="Century Schoolbook" w:cs="Century Schoolbook"/>
               </w:rPr>
-              <w:t>31</w:t>
+              <w:t>3</w:t>
+            </w:r>
+            <w:r>
+              <w:rPr>
+                <w:rFonts w:ascii="Century Schoolbook" w:eastAsia="Century Schoolbook" w:hAnsi="Century Schoolbook" w:cs="Century Schoolbook"/>
+              </w:rPr>
+              <w:t>2</w:t>
             </w:r>
           </w:p>
         </w:tc>
@@ -2791,7 +2704,13 @@
               <w:rPr>
                 <w:rFonts w:ascii="Century Schoolbook" w:eastAsia="Century Schoolbook" w:hAnsi="Century Schoolbook" w:cs="Century Schoolbook"/>
               </w:rPr>
-              <w:t>31</w:t>
+              <w:t>3</w:t>
+            </w:r>
+            <w:r>
+              <w:rPr>
+                <w:rFonts w:ascii="Century Schoolbook" w:eastAsia="Century Schoolbook" w:hAnsi="Century Schoolbook" w:cs="Century Schoolbook"/>
+              </w:rPr>
+              <w:t>2</w:t>
             </w:r>
           </w:p>
         </w:tc>
@@ -2805,6 +2724,485 @@
           <w:szCs w:val="28"/>
         </w:rPr>
       </w:pPr>
+    </w:p>
+    <w:p>
+      <w:pPr>
+        <w:rPr>
+          <w:b/>
+          <w:bCs/>
+          <w:color w:val="002060"/>
+          <w:sz w:val="32"/>
+          <w:szCs w:val="32"/>
+        </w:rPr>
+      </w:pPr>
+      <w:r>
+        <w:rPr>
+          <w:b/>
+          <w:bCs/>
+          <w:color w:val="002060"/>
+          <w:sz w:val="32"/>
+          <w:szCs w:val="32"/>
+        </w:rPr>
+        <w:br w:type="page"/>
+      </w:r>
+    </w:p>
+    <w:p>
+      <w:pPr>
+        <w:rPr>
+          <w:b/>
+          <w:bCs/>
+          <w:color w:val="002060"/>
+          <w:sz w:val="32"/>
+          <w:szCs w:val="32"/>
+        </w:rPr>
+      </w:pPr>
+      <w:r>
+        <w:rPr>
+          <w:b/>
+          <w:bCs/>
+          <w:color w:val="002060"/>
+          <w:sz w:val="32"/>
+          <w:szCs w:val="32"/>
+        </w:rPr>
+        <w:lastRenderedPageBreak/>
+        <w:t>PARTE 2</w:t>
+      </w:r>
+    </w:p>
+    <w:p>
+      <w:pPr>
+        <w:rPr>
+          <w:b/>
+          <w:bCs/>
+          <w:sz w:val="28"/>
+          <w:szCs w:val="28"/>
+        </w:rPr>
+      </w:pPr>
+      <w:r>
+        <w:rPr>
+          <w:b/>
+          <w:bCs/>
+          <w:sz w:val="28"/>
+          <w:szCs w:val="28"/>
+        </w:rPr>
+        <w:t xml:space="preserve">CONSIGNA </w:t>
+      </w:r>
+      <w:r>
+        <w:rPr>
+          <w:b/>
+          <w:bCs/>
+          <w:sz w:val="28"/>
+          <w:szCs w:val="28"/>
+        </w:rPr>
+        <w:t>1</w:t>
+      </w:r>
+      <w:r>
+        <w:rPr>
+          <w:b/>
+          <w:bCs/>
+          <w:sz w:val="28"/>
+          <w:szCs w:val="28"/>
+        </w:rPr>
+        <w:t>:</w:t>
+      </w:r>
+    </w:p>
+    <w:p>
+      <w:pPr>
+        <w:jc w:val="both"/>
+        <w:rPr>
+          <w:b/>
+          <w:bCs/>
+          <w:sz w:val="28"/>
+          <w:szCs w:val="28"/>
+        </w:rPr>
+      </w:pPr>
+      <w:r>
+        <w:rPr>
+          <w:sz w:val="28"/>
+          <w:szCs w:val="28"/>
+        </w:rPr>
+        <w:t>L</w:t>
+      </w:r>
+      <w:r>
+        <w:rPr>
+          <w:sz w:val="28"/>
+          <w:szCs w:val="28"/>
+        </w:rPr>
+        <w:t>a matriz de correlaciones generada para las variables que entraran al proceso de PCA muestran altos niveles de correlación negativa entre la edad y la cantidad de miembros del hogar. Adicionalmente se observa correlación exacta entre ch06 y edad2 pero esto es debido a que la primera es una transformación lineal de la segunda por lo cual produce este tipo de resultados.</w:t>
+      </w:r>
+    </w:p>
+    <w:p>
+      <w:pPr>
+        <w:rPr>
+          <w:sz w:val="28"/>
+          <w:szCs w:val="28"/>
+        </w:rPr>
+      </w:pPr>
+      <w:r>
+        <w:rPr>
+          <w:sz w:val="28"/>
+          <w:szCs w:val="28"/>
+        </w:rPr>
+        <w:drawing>
+          <wp:inline distT="0" distB="0" distL="0" distR="0" wp14:anchorId="3493D40E" wp14:editId="1F59DA38">
+            <wp:extent cx="5731510" cy="4939030"/>
+            <wp:effectExtent l="0" t="0" r="2540" b="0"/>
+            <wp:docPr id="31052019" name="Imagen 1" descr="Gráfico, Gráfico de barras&#10;&#10;El contenido generado por IA puede ser incorrecto."/>
+            <wp:cNvGraphicFramePr>
+              <a:graphicFrameLocks xmlns:a="http://schemas.openxmlformats.org/drawingml/2006/main" noChangeAspect="1"/>
+            </wp:cNvGraphicFramePr>
+            <a:graphic xmlns:a="http://schemas.openxmlformats.org/drawingml/2006/main">
+              <a:graphicData uri="http://schemas.openxmlformats.org/drawingml/2006/picture">
+                <pic:pic xmlns:pic="http://schemas.openxmlformats.org/drawingml/2006/picture">
+                  <pic:nvPicPr>
+                    <pic:cNvPr id="31052019" name="Imagen 1" descr="Gráfico, Gráfico de barras&#10;&#10;El contenido generado por IA puede ser incorrecto."/>
+                    <pic:cNvPicPr/>
+                  </pic:nvPicPr>
+                  <pic:blipFill>
+                    <a:blip r:embed="rId8"/>
+                    <a:stretch>
+                      <a:fillRect/>
+                    </a:stretch>
+                  </pic:blipFill>
+                  <pic:spPr>
+                    <a:xfrm>
+                      <a:off x="0" y="0"/>
+                      <a:ext cx="5731510" cy="4939030"/>
+                    </a:xfrm>
+                    <a:prstGeom prst="rect">
+                      <a:avLst/>
+                    </a:prstGeom>
+                  </pic:spPr>
+                </pic:pic>
+              </a:graphicData>
+            </a:graphic>
+          </wp:inline>
+        </w:drawing>
+      </w:r>
+    </w:p>
+    <w:p>
+      <w:pPr>
+        <w:rPr>
+          <w:b/>
+          <w:bCs/>
+          <w:sz w:val="28"/>
+          <w:szCs w:val="28"/>
+        </w:rPr>
+      </w:pPr>
+      <w:r>
+        <w:rPr>
+          <w:b/>
+          <w:bCs/>
+          <w:sz w:val="28"/>
+          <w:szCs w:val="28"/>
+        </w:rPr>
+        <w:t xml:space="preserve">CONSIGNA </w:t>
+      </w:r>
+      <w:r>
+        <w:rPr>
+          <w:b/>
+          <w:bCs/>
+          <w:sz w:val="28"/>
+          <w:szCs w:val="28"/>
+        </w:rPr>
+        <w:t>2</w:t>
+      </w:r>
+      <w:r>
+        <w:rPr>
+          <w:b/>
+          <w:bCs/>
+          <w:sz w:val="28"/>
+          <w:szCs w:val="28"/>
+        </w:rPr>
+        <w:t>:</w:t>
+      </w:r>
+    </w:p>
+    <w:p>
+      <w:pPr>
+        <w:jc w:val="both"/>
+        <w:rPr>
+          <w:sz w:val="28"/>
+          <w:szCs w:val="28"/>
+        </w:rPr>
+      </w:pPr>
+      <w:r>
+        <w:rPr>
+          <w:sz w:val="28"/>
+          <w:szCs w:val="28"/>
+        </w:rPr>
+        <w:t>XXXXXXXXXXXXXXXXXXXX</w:t>
+      </w:r>
+      <w:r>
+        <w:rPr>
+          <w:sz w:val="28"/>
+          <w:szCs w:val="28"/>
+        </w:rPr>
+        <w:t>.</w:t>
+      </w:r>
+    </w:p>
+    <w:p>
+      <w:pPr>
+        <w:jc w:val="both"/>
+        <w:rPr>
+          <w:b/>
+          <w:bCs/>
+          <w:sz w:val="28"/>
+          <w:szCs w:val="28"/>
+        </w:rPr>
+      </w:pPr>
+      <w:r>
+        <w:rPr>
+          <w:b/>
+          <w:bCs/>
+          <w:sz w:val="28"/>
+          <w:szCs w:val="28"/>
+        </w:rPr>
+        <w:lastRenderedPageBreak/>
+        <w:drawing>
+          <wp:inline distT="0" distB="0" distL="0" distR="0" wp14:anchorId="3621C785" wp14:editId="0D892A45">
+            <wp:extent cx="5731510" cy="4200525"/>
+            <wp:effectExtent l="0" t="0" r="2540" b="9525"/>
+            <wp:docPr id="1013582402" name="Imagen 1"/>
+            <wp:cNvGraphicFramePr>
+              <a:graphicFrameLocks xmlns:a="http://schemas.openxmlformats.org/drawingml/2006/main" noChangeAspect="1"/>
+            </wp:cNvGraphicFramePr>
+            <a:graphic xmlns:a="http://schemas.openxmlformats.org/drawingml/2006/main">
+              <a:graphicData uri="http://schemas.openxmlformats.org/drawingml/2006/picture">
+                <pic:pic xmlns:pic="http://schemas.openxmlformats.org/drawingml/2006/picture">
+                  <pic:nvPicPr>
+                    <pic:cNvPr id="1013582402" name=""/>
+                    <pic:cNvPicPr/>
+                  </pic:nvPicPr>
+                  <pic:blipFill>
+                    <a:blip r:embed="rId9"/>
+                    <a:stretch>
+                      <a:fillRect/>
+                    </a:stretch>
+                  </pic:blipFill>
+                  <pic:spPr>
+                    <a:xfrm>
+                      <a:off x="0" y="0"/>
+                      <a:ext cx="5731510" cy="4200525"/>
+                    </a:xfrm>
+                    <a:prstGeom prst="rect">
+                      <a:avLst/>
+                    </a:prstGeom>
+                  </pic:spPr>
+                </pic:pic>
+              </a:graphicData>
+            </a:graphic>
+          </wp:inline>
+        </w:drawing>
+      </w:r>
+    </w:p>
+    <w:p>
+      <w:pPr>
+        <w:rPr>
+          <w:b/>
+          <w:bCs/>
+          <w:sz w:val="28"/>
+          <w:szCs w:val="28"/>
+        </w:rPr>
+      </w:pPr>
+      <w:r>
+        <w:rPr>
+          <w:b/>
+          <w:bCs/>
+          <w:sz w:val="28"/>
+          <w:szCs w:val="28"/>
+        </w:rPr>
+        <w:t xml:space="preserve">CONSIGNA </w:t>
+      </w:r>
+      <w:r>
+        <w:rPr>
+          <w:b/>
+          <w:bCs/>
+          <w:sz w:val="28"/>
+          <w:szCs w:val="28"/>
+        </w:rPr>
+        <w:t>3</w:t>
+      </w:r>
+      <w:r>
+        <w:rPr>
+          <w:b/>
+          <w:bCs/>
+          <w:sz w:val="28"/>
+          <w:szCs w:val="28"/>
+        </w:rPr>
+        <w:t>:</w:t>
+      </w:r>
+    </w:p>
+    <w:p>
+      <w:pPr>
+        <w:jc w:val="both"/>
+        <w:rPr>
+          <w:sz w:val="28"/>
+          <w:szCs w:val="28"/>
+        </w:rPr>
+      </w:pPr>
+      <w:r>
+        <w:rPr>
+          <w:sz w:val="28"/>
+          <w:szCs w:val="28"/>
+        </w:rPr>
+        <w:t>XXXXXXXXXXXXXXXXXXXX.</w:t>
+      </w:r>
+    </w:p>
+    <w:p>
+      <w:pPr>
+        <w:jc w:val="both"/>
+        <w:rPr>
+          <w:b/>
+          <w:bCs/>
+          <w:sz w:val="28"/>
+          <w:szCs w:val="28"/>
+        </w:rPr>
+      </w:pPr>
+      <w:r>
+        <w:rPr>
+          <w:b/>
+          <w:bCs/>
+          <w:sz w:val="28"/>
+          <w:szCs w:val="28"/>
+        </w:rPr>
+        <w:lastRenderedPageBreak/>
+        <w:drawing>
+          <wp:inline distT="0" distB="0" distL="0" distR="0" wp14:anchorId="110B6AE8" wp14:editId="7B7416A1">
+            <wp:extent cx="5731510" cy="4524375"/>
+            <wp:effectExtent l="0" t="0" r="2540" b="9525"/>
+            <wp:docPr id="2036793555" name="Imagen 1" descr="Gráfico, Gráfico de líneas&#10;&#10;El contenido generado por IA puede ser incorrecto."/>
+            <wp:cNvGraphicFramePr>
+              <a:graphicFrameLocks xmlns:a="http://schemas.openxmlformats.org/drawingml/2006/main" noChangeAspect="1"/>
+            </wp:cNvGraphicFramePr>
+            <a:graphic xmlns:a="http://schemas.openxmlformats.org/drawingml/2006/main">
+              <a:graphicData uri="http://schemas.openxmlformats.org/drawingml/2006/picture">
+                <pic:pic xmlns:pic="http://schemas.openxmlformats.org/drawingml/2006/picture">
+                  <pic:nvPicPr>
+                    <pic:cNvPr id="2036793555" name="Imagen 1" descr="Gráfico, Gráfico de líneas&#10;&#10;El contenido generado por IA puede ser incorrecto."/>
+                    <pic:cNvPicPr/>
+                  </pic:nvPicPr>
+                  <pic:blipFill>
+                    <a:blip r:embed="rId10"/>
+                    <a:stretch>
+                      <a:fillRect/>
+                    </a:stretch>
+                  </pic:blipFill>
+                  <pic:spPr>
+                    <a:xfrm>
+                      <a:off x="0" y="0"/>
+                      <a:ext cx="5731510" cy="4524375"/>
+                    </a:xfrm>
+                    <a:prstGeom prst="rect">
+                      <a:avLst/>
+                    </a:prstGeom>
+                  </pic:spPr>
+                </pic:pic>
+              </a:graphicData>
+            </a:graphic>
+          </wp:inline>
+        </w:drawing>
+      </w:r>
+    </w:p>
+    <w:p>
+      <w:pPr>
+        <w:rPr>
+          <w:b/>
+          <w:bCs/>
+          <w:sz w:val="28"/>
+          <w:szCs w:val="28"/>
+        </w:rPr>
+      </w:pPr>
+      <w:r>
+        <w:rPr>
+          <w:b/>
+          <w:bCs/>
+          <w:sz w:val="28"/>
+          <w:szCs w:val="28"/>
+        </w:rPr>
+        <w:t xml:space="preserve">CONSIGNA </w:t>
+      </w:r>
+      <w:r>
+        <w:rPr>
+          <w:b/>
+          <w:bCs/>
+          <w:sz w:val="28"/>
+          <w:szCs w:val="28"/>
+        </w:rPr>
+        <w:t>4</w:t>
+      </w:r>
+      <w:r>
+        <w:rPr>
+          <w:b/>
+          <w:bCs/>
+          <w:sz w:val="28"/>
+          <w:szCs w:val="28"/>
+        </w:rPr>
+        <w:t>:</w:t>
+      </w:r>
+    </w:p>
+    <w:p>
+      <w:pPr>
+        <w:jc w:val="both"/>
+        <w:rPr>
+          <w:b/>
+          <w:bCs/>
+          <w:sz w:val="28"/>
+          <w:szCs w:val="28"/>
+        </w:rPr>
+      </w:pPr>
+      <w:r>
+        <w:rPr>
+          <w:sz w:val="28"/>
+          <w:szCs w:val="28"/>
+        </w:rPr>
+        <w:t>XXXXXXXXXXXXXXXXXXXX.</w:t>
+      </w:r>
+      <w:r>
+        <w:rPr>
+          <w:noProof/>
+        </w:rPr>
+        <w:t xml:space="preserve"> </w:t>
+      </w:r>
+      <w:r>
+        <w:rPr>
+          <w:sz w:val="28"/>
+          <w:szCs w:val="28"/>
+        </w:rPr>
+        <w:drawing>
+          <wp:inline distT="0" distB="0" distL="0" distR="0" wp14:anchorId="73466887" wp14:editId="22D4DBCD">
+            <wp:extent cx="5456393" cy="3596952"/>
+            <wp:effectExtent l="0" t="0" r="0" b="3810"/>
+            <wp:docPr id="1639511055" name="Imagen 1" descr="Gráfico, Gráfico de líneas&#10;&#10;El contenido generado por IA puede ser incorrecto."/>
+            <wp:cNvGraphicFramePr>
+              <a:graphicFrameLocks xmlns:a="http://schemas.openxmlformats.org/drawingml/2006/main" noChangeAspect="1"/>
+            </wp:cNvGraphicFramePr>
+            <a:graphic xmlns:a="http://schemas.openxmlformats.org/drawingml/2006/main">
+              <a:graphicData uri="http://schemas.openxmlformats.org/drawingml/2006/picture">
+                <pic:pic xmlns:pic="http://schemas.openxmlformats.org/drawingml/2006/picture">
+                  <pic:nvPicPr>
+                    <pic:cNvPr id="1639511055" name="Imagen 1" descr="Gráfico, Gráfico de líneas&#10;&#10;El contenido generado por IA puede ser incorrecto."/>
+                    <pic:cNvPicPr/>
+                  </pic:nvPicPr>
+                  <pic:blipFill>
+                    <a:blip r:embed="rId11"/>
+                    <a:stretch>
+                      <a:fillRect/>
+                    </a:stretch>
+                  </pic:blipFill>
+                  <pic:spPr>
+                    <a:xfrm>
+                      <a:off x="0" y="0"/>
+                      <a:ext cx="5456393" cy="3596952"/>
+                    </a:xfrm>
+                    <a:prstGeom prst="rect">
+                      <a:avLst/>
+                    </a:prstGeom>
+                  </pic:spPr>
+                </pic:pic>
+              </a:graphicData>
+            </a:graphic>
+          </wp:inline>
+        </w:drawing>
+      </w:r>
     </w:p>
     <w:p>
       <w:pPr>

--- a/TP2/Program_TP2_Grupo2.docx
+++ b/TP2/Program_TP2_Grupo2.docx
@@ -37,7 +37,7 @@
                     </pic:cNvPicPr>
                   </pic:nvPicPr>
                   <pic:blipFill>
-                    <a:blip r:embed="rId4">
+                    <a:blip r:embed="rId6">
                       <a:extLst>
                         <a:ext uri="{28A0092B-C50C-407E-A947-70E740481C1C}">
                           <a14:useLocalDpi xmlns:a14="http://schemas.microsoft.com/office/drawing/2010/main" val="0"/>
@@ -83,60 +83,196 @@
         <w:rPr>
           <w:b/>
           <w:bCs/>
-          <w:sz w:val="28"/>
-          <w:szCs w:val="28"/>
-        </w:rPr>
-      </w:pPr>
-      <w:r>
+          <w:sz w:val="40"/>
+          <w:szCs w:val="40"/>
+        </w:rPr>
+      </w:pPr>
+      <w:r>
+        <w:rPr>
+          <w:b/>
+          <w:bCs/>
+          <w:sz w:val="40"/>
+          <w:szCs w:val="40"/>
+        </w:rPr>
+        <w:t>PRIMER ENCUENTRO CON LA ENCUESTA PERMANENTE DE HOGARES (EPH)</w:t>
+      </w:r>
+    </w:p>
+    <w:p>
+      <w:pPr>
         <w:rPr>
           <w:b/>
           <w:bCs/>
           <w:sz w:val="28"/>
           <w:szCs w:val="28"/>
         </w:rPr>
-        <w:t>PRIMER ENCUENTRO CON LA ENCUESTA PERMANENTE DE HOGARES (EPH)</w:t>
-      </w:r>
+      </w:pPr>
     </w:p>
     <w:p>
       <w:pPr>
+        <w:jc w:val="center"/>
+        <w:rPr>
+          <w:sz w:val="32"/>
+          <w:szCs w:val="32"/>
+        </w:rPr>
+      </w:pPr>
+      <w:r>
+        <w:rPr>
+          <w:b/>
+          <w:bCs/>
+          <w:sz w:val="32"/>
+          <w:szCs w:val="32"/>
+        </w:rPr>
+        <w:t xml:space="preserve">Maestría: </w:t>
+      </w:r>
+      <w:r>
+        <w:rPr>
+          <w:sz w:val="32"/>
+          <w:szCs w:val="32"/>
+        </w:rPr>
+        <w:t>Economía Aplicada Materia: Taller de Programación</w:t>
+      </w:r>
+    </w:p>
+    <w:p>
+      <w:pPr>
+        <w:jc w:val="center"/>
+        <w:rPr>
+          <w:sz w:val="32"/>
+          <w:szCs w:val="32"/>
+        </w:rPr>
+      </w:pPr>
+      <w:r>
+        <w:rPr>
+          <w:b/>
+          <w:bCs/>
+          <w:sz w:val="32"/>
+          <w:szCs w:val="32"/>
+        </w:rPr>
+        <w:t>Profesor:</w:t>
+      </w:r>
+      <w:r>
+        <w:rPr>
+          <w:sz w:val="32"/>
+          <w:szCs w:val="32"/>
+        </w:rPr>
+        <w:t xml:space="preserve"> Romero, María Noelia</w:t>
+      </w:r>
+    </w:p>
+    <w:p>
+      <w:pPr>
+        <w:jc w:val="center"/>
+        <w:rPr>
+          <w:sz w:val="32"/>
+          <w:szCs w:val="32"/>
+        </w:rPr>
+      </w:pPr>
+      <w:r>
+        <w:rPr>
+          <w:b/>
+          <w:bCs/>
+          <w:sz w:val="32"/>
+          <w:szCs w:val="32"/>
+        </w:rPr>
+        <w:t>Alumnos:</w:t>
+      </w:r>
+      <w:r>
+        <w:rPr>
+          <w:sz w:val="32"/>
+          <w:szCs w:val="32"/>
+        </w:rPr>
+        <w:t xml:space="preserve"> Godino, Franco; Sulca, Ronny; y Alvarez, Martín</w:t>
+      </w:r>
+    </w:p>
+    <w:p>
+      <w:pPr>
+        <w:jc w:val="center"/>
+        <w:rPr>
+          <w:b/>
+          <w:bCs/>
+          <w:sz w:val="32"/>
+          <w:szCs w:val="32"/>
+        </w:rPr>
+      </w:pPr>
+      <w:r>
+        <w:rPr>
+          <w:b/>
+          <w:bCs/>
+          <w:sz w:val="32"/>
+          <w:szCs w:val="32"/>
+        </w:rPr>
+        <w:t>Año 2025</w:t>
+      </w:r>
+    </w:p>
+    <w:p>
+      <w:pPr>
+        <w:rPr>
+          <w:sz w:val="28"/>
+          <w:szCs w:val="28"/>
+        </w:rPr>
+      </w:pPr>
+      <w:r>
         <w:rPr>
           <w:b/>
           <w:bCs/>
           <w:sz w:val="28"/>
           <w:szCs w:val="28"/>
         </w:rPr>
-      </w:pPr>
+        <w:t>Enlace al repositorio:</w:t>
+      </w:r>
+      <w:r>
+        <w:rPr>
+          <w:sz w:val="28"/>
+          <w:szCs w:val="28"/>
+        </w:rPr>
+        <w:t xml:space="preserve"> </w:t>
+      </w:r>
+      <w:r>
+        <w:rPr>
+          <w:sz w:val="28"/>
+          <w:szCs w:val="28"/>
+        </w:rPr>
+        <w:t>https://github.com/alvarezmartin2411-debug/Big-Data-UBA--Grupo-2/</w:t>
+      </w:r>
+      <w:proofErr w:type="spellStart"/>
+      <w:r>
+        <w:rPr>
+          <w:sz w:val="28"/>
+          <w:szCs w:val="28"/>
+        </w:rPr>
+        <w:t>tree</w:t>
+      </w:r>
+      <w:proofErr w:type="spellEnd"/>
+      <w:r>
+        <w:rPr>
+          <w:sz w:val="28"/>
+          <w:szCs w:val="28"/>
+        </w:rPr>
+        <w:t>/</w:t>
+      </w:r>
+      <w:proofErr w:type="spellStart"/>
+      <w:r>
+        <w:rPr>
+          <w:sz w:val="28"/>
+          <w:szCs w:val="28"/>
+        </w:rPr>
+        <w:t>main</w:t>
+      </w:r>
+      <w:proofErr w:type="spellEnd"/>
+      <w:r>
+        <w:rPr>
+          <w:sz w:val="28"/>
+          <w:szCs w:val="28"/>
+        </w:rPr>
+        <w:cr/>
+      </w:r>
     </w:p>
     <w:p>
       <w:pPr>
-        <w:rPr>
-          <w:sz w:val="28"/>
-          <w:szCs w:val="28"/>
-        </w:rPr>
-      </w:pPr>
-      <w:r>
         <w:rPr>
           <w:b/>
           <w:bCs/>
           <w:sz w:val="28"/>
           <w:szCs w:val="28"/>
         </w:rPr>
-        <w:t xml:space="preserve">Maestría: </w:t>
-      </w:r>
-      <w:r>
-        <w:rPr>
-          <w:sz w:val="28"/>
-          <w:szCs w:val="28"/>
-        </w:rPr>
-        <w:t xml:space="preserve">Economía Aplicada Materia: Taller de Programación </w:t>
-      </w:r>
-    </w:p>
-    <w:p>
-      <w:pPr>
-        <w:rPr>
-          <w:sz w:val="28"/>
-          <w:szCs w:val="28"/>
-        </w:rPr>
       </w:pPr>
       <w:r>
         <w:rPr>
@@ -145,113 +281,69 @@
           <w:sz w:val="28"/>
           <w:szCs w:val="28"/>
         </w:rPr>
-        <w:t>Profesor:</w:t>
-      </w:r>
-      <w:r>
+        <w:t>INTRODUCCIÓN</w:t>
+      </w:r>
+    </w:p>
+    <w:p>
+      <w:pPr>
+        <w:ind w:firstLine="284"/>
+        <w:jc w:val="both"/>
         <w:rPr>
           <w:sz w:val="28"/>
           <w:szCs w:val="28"/>
         </w:rPr>
-        <w:t xml:space="preserve"> Romero, María Noelia </w:t>
-      </w:r>
-    </w:p>
-    <w:p>
-      <w:pPr>
+      </w:pPr>
+      <w:r>
         <w:rPr>
           <w:sz w:val="28"/>
           <w:szCs w:val="28"/>
         </w:rPr>
-      </w:pPr>
-      <w:r>
-        <w:rPr>
-          <w:b/>
-          <w:bCs/>
+        <w:t>El presente trabajo práctico tiene como objetivo aplicar técnicas de análisis multivariado para explorar la estructura socioeconómica de los hogares a partir de los microdatos de la Encuesta Permanente de Hogares (EPH) para los años 2005 y 2025. A lo largo del ejercicio se construyen y analizan variables representativas del ingreso, la educación, la edad y las horas trabajadas, empleando herramientas como el Análisis de Componentes Principales (PCA), el método K-</w:t>
+      </w:r>
+      <w:proofErr w:type="spellStart"/>
+      <w:r>
+        <w:rPr>
           <w:sz w:val="28"/>
           <w:szCs w:val="28"/>
         </w:rPr>
-        <w:t>Alumnos:</w:t>
-      </w:r>
+        <w:t>means</w:t>
+      </w:r>
+      <w:proofErr w:type="spellEnd"/>
       <w:r>
         <w:rPr>
           <w:sz w:val="28"/>
           <w:szCs w:val="28"/>
         </w:rPr>
-        <w:t xml:space="preserve"> Godino, Franco; Sulca, Ronny; y Alvarez, Martín </w:t>
-      </w:r>
-    </w:p>
-    <w:p>
-      <w:pPr>
-        <w:jc w:val="center"/>
-        <w:rPr>
-          <w:b/>
-          <w:bCs/>
+        <w:t xml:space="preserve"> y el </w:t>
+      </w:r>
+      <w:proofErr w:type="spellStart"/>
+      <w:r>
+        <w:rPr>
           <w:sz w:val="28"/>
           <w:szCs w:val="28"/>
         </w:rPr>
-      </w:pPr>
-      <w:r>
-        <w:rPr>
-          <w:b/>
-          <w:bCs/>
+        <w:t>clustering</w:t>
+      </w:r>
+      <w:proofErr w:type="spellEnd"/>
+      <w:r>
+        <w:rPr>
           <w:sz w:val="28"/>
           <w:szCs w:val="28"/>
         </w:rPr>
-        <w:t>Año 2025</w:t>
-      </w:r>
-    </w:p>
-    <w:p>
-      <w:pPr>
-        <w:rPr>
-          <w:sz w:val="28"/>
-          <w:szCs w:val="28"/>
-        </w:rPr>
-      </w:pPr>
-      <w:r>
-        <w:rPr>
-          <w:sz w:val="28"/>
-          <w:szCs w:val="28"/>
-        </w:rPr>
-        <w:t>Enlace al repositorio: https://github.com/alvarezmartin2411-debug/Big-DataUBA--Grupo-2/tree/main INTRODUCCIÓN</w:t>
+        <w:t xml:space="preserve"> jerárquico. Estas técnicas permiten reducir la dimensionalidad de la información, identificar patrones de similitud entre individuos y examinar la capacidad de los modelos no supervisados para distinguir grupos sociales, incluyendo la condición de pobreza.</w:t>
       </w:r>
     </w:p>
     <w:p/>
     <w:p/>
     <w:p/>
-    <w:p/>
-    <w:p/>
-    <w:p/>
-    <w:p/>
-    <w:p/>
-    <w:p/>
-    <w:p/>
-    <w:p/>
-    <w:p/>
-    <w:p/>
-    <w:p/>
-    <w:p/>
-    <w:p>
-      <w:pPr>
-        <w:rPr>
-          <w:b/>
-          <w:bCs/>
-        </w:rPr>
-      </w:pPr>
-      <w:r>
-        <w:rPr>
-          <w:b/>
-          <w:bCs/>
-        </w:rPr>
-        <w:br w:type="page"/>
-      </w:r>
-    </w:p>
     <w:p>
       <w:pPr>
         <w:rPr>
           <w:b/>
           <w:bCs/>
           <w:color w:val="002060"/>
-          <w:sz w:val="32"/>
-          <w:szCs w:val="32"/>
+          <w:sz w:val="24"/>
+          <w:szCs w:val="24"/>
         </w:rPr>
       </w:pPr>
       <w:r>
@@ -259,133 +351,131 @@
           <w:b/>
           <w:bCs/>
           <w:color w:val="002060"/>
-          <w:sz w:val="32"/>
-          <w:szCs w:val="32"/>
+          <w:sz w:val="24"/>
+          <w:szCs w:val="24"/>
         </w:rPr>
         <w:lastRenderedPageBreak/>
-        <w:t xml:space="preserve">PARTE </w:t>
-      </w:r>
-      <w:r>
+        <w:t>PARTE 1</w:t>
+      </w:r>
+    </w:p>
+    <w:p>
+      <w:pPr>
         <w:rPr>
           <w:b/>
           <w:bCs/>
-          <w:color w:val="002060"/>
-          <w:sz w:val="32"/>
-          <w:szCs w:val="32"/>
-        </w:rPr>
-        <w:t>1</w:t>
+          <w:sz w:val="24"/>
+          <w:szCs w:val="24"/>
+        </w:rPr>
+      </w:pPr>
+      <w:r>
+        <w:rPr>
+          <w:b/>
+          <w:bCs/>
+          <w:sz w:val="24"/>
+          <w:szCs w:val="24"/>
+        </w:rPr>
+        <w:t>CONSIGNA 1</w:t>
       </w:r>
     </w:p>
     <w:p>
       <w:pPr>
-        <w:rPr>
-          <w:b/>
-          <w:bCs/>
-          <w:sz w:val="28"/>
-          <w:szCs w:val="28"/>
-        </w:rPr>
-      </w:pPr>
-      <w:r>
-        <w:rPr>
-          <w:b/>
-          <w:bCs/>
-          <w:sz w:val="28"/>
-          <w:szCs w:val="28"/>
-        </w:rPr>
-        <w:t>CONSIGNA 1</w:t>
-      </w:r>
-      <w:r>
-        <w:rPr>
-          <w:b/>
-          <w:bCs/>
-          <w:sz w:val="28"/>
-          <w:szCs w:val="28"/>
-        </w:rPr>
-        <w:t>:</w:t>
-      </w:r>
-    </w:p>
-    <w:p>
-      <w:pPr>
+        <w:ind w:firstLine="284"/>
         <w:jc w:val="both"/>
         <w:rPr>
-          <w:sz w:val="28"/>
-          <w:szCs w:val="28"/>
-        </w:rPr>
-      </w:pPr>
-      <w:r>
-        <w:rPr>
-          <w:sz w:val="28"/>
-          <w:szCs w:val="28"/>
+          <w:sz w:val="24"/>
+          <w:szCs w:val="24"/>
+        </w:rPr>
+      </w:pPr>
+      <w:r>
+        <w:rPr>
+          <w:sz w:val="24"/>
+          <w:szCs w:val="24"/>
         </w:rPr>
         <w:t xml:space="preserve">Para la primera consigna tenemos dos </w:t>
       </w:r>
       <w:r>
         <w:rPr>
-          <w:sz w:val="28"/>
-          <w:szCs w:val="28"/>
+          <w:sz w:val="24"/>
+          <w:szCs w:val="24"/>
         </w:rPr>
         <w:t>imágenes</w:t>
       </w:r>
       <w:r>
         <w:rPr>
-          <w:sz w:val="28"/>
-          <w:szCs w:val="28"/>
-        </w:rPr>
-        <w:t>. El Panel A presenta un histograma, donde la mayoría de las personas tiene menos de 40 años y la frecuencia disminuye con la edad. El Panel B muestra la distribución de Kernel por condición de pobreza, la imagen muestra que las personas pobre</w:t>
-      </w:r>
-      <w:r>
-        <w:rPr>
-          <w:sz w:val="28"/>
-          <w:szCs w:val="28"/>
+          <w:sz w:val="24"/>
+          <w:szCs w:val="24"/>
+        </w:rPr>
+        <w:t xml:space="preserve">. El Panel A presenta un histograma, donde la mayoría de las personas tiene menos de 40 años y la frecuencia disminuye con la edad. El Panel B muestra la distribución de </w:t>
+      </w:r>
+      <w:proofErr w:type="spellStart"/>
+      <w:r>
+        <w:rPr>
+          <w:sz w:val="24"/>
+          <w:szCs w:val="24"/>
+        </w:rPr>
+        <w:t>Kernel</w:t>
+      </w:r>
+      <w:proofErr w:type="spellEnd"/>
+      <w:r>
+        <w:rPr>
+          <w:sz w:val="24"/>
+          <w:szCs w:val="24"/>
+        </w:rPr>
+        <w:t xml:space="preserve"> por condición de pobreza, la imagen muestra que las personas pobre</w:t>
+      </w:r>
+      <w:r>
+        <w:rPr>
+          <w:sz w:val="24"/>
+          <w:szCs w:val="24"/>
         </w:rPr>
         <w:t>s</w:t>
       </w:r>
       <w:r>
         <w:rPr>
-          <w:sz w:val="28"/>
-          <w:szCs w:val="28"/>
+          <w:sz w:val="24"/>
+          <w:szCs w:val="24"/>
         </w:rPr>
         <w:t xml:space="preserve"> (color naranja) tienden a </w:t>
       </w:r>
       <w:r>
         <w:rPr>
-          <w:sz w:val="28"/>
-          <w:szCs w:val="28"/>
+          <w:sz w:val="24"/>
+          <w:szCs w:val="24"/>
         </w:rPr>
         <w:t>concentrarse</w:t>
       </w:r>
       <w:r>
         <w:rPr>
-          <w:sz w:val="28"/>
-          <w:szCs w:val="28"/>
+          <w:sz w:val="24"/>
+          <w:szCs w:val="24"/>
         </w:rPr>
         <w:t xml:space="preserve"> en edades </w:t>
       </w:r>
       <w:r>
         <w:rPr>
-          <w:sz w:val="28"/>
-          <w:szCs w:val="28"/>
+          <w:sz w:val="24"/>
+          <w:szCs w:val="24"/>
         </w:rPr>
         <w:t>más</w:t>
       </w:r>
       <w:r>
         <w:rPr>
-          <w:sz w:val="28"/>
-          <w:szCs w:val="28"/>
+          <w:sz w:val="24"/>
+          <w:szCs w:val="24"/>
         </w:rPr>
         <w:t xml:space="preserve"> jóvenes</w:t>
       </w:r>
       <w:r>
         <w:rPr>
-          <w:sz w:val="28"/>
-          <w:szCs w:val="28"/>
+          <w:sz w:val="24"/>
+          <w:szCs w:val="24"/>
         </w:rPr>
         <w:t xml:space="preserve"> respecto a las personas no pobres.</w:t>
       </w:r>
       <w:r>
         <w:rPr>
-          <w:sz w:val="28"/>
-          <w:szCs w:val="28"/>
+          <w:sz w:val="24"/>
+          <w:szCs w:val="24"/>
         </w:rPr>
         <w:t xml:space="preserve"> </w:t>
       </w:r>
@@ -408,10 +498,10 @@
           <w:szCs w:val="28"/>
         </w:rPr>
         <w:drawing>
-          <wp:inline distT="0" distB="0" distL="0" distR="0" wp14:anchorId="78B6ABEF" wp14:editId="18B938D3">
-            <wp:extent cx="2817019" cy="2600325"/>
+          <wp:inline distT="0" distB="0" distL="0" distR="0" wp14:anchorId="4D4E521D" wp14:editId="7D4C30A9">
+            <wp:extent cx="5731510" cy="2844165"/>
             <wp:effectExtent l="0" t="0" r="2540" b="0"/>
-            <wp:docPr id="1034738350" name="Imagen 1" descr="Gráfico, Histograma&#10;&#10;El contenido generado por IA puede ser incorrecto."/>
+            <wp:docPr id="326119406" name="Imagen 1" descr="Gráfico, Histograma&#10;&#10;El contenido generado por IA puede ser incorrecto."/>
             <wp:cNvGraphicFramePr>
               <a:graphicFrameLocks xmlns:a="http://schemas.openxmlformats.org/drawingml/2006/main" noChangeAspect="1"/>
             </wp:cNvGraphicFramePr>
@@ -419,941 +509,7 @@
               <a:graphicData uri="http://schemas.openxmlformats.org/drawingml/2006/picture">
                 <pic:pic xmlns:pic="http://schemas.openxmlformats.org/drawingml/2006/picture">
                   <pic:nvPicPr>
-                    <pic:cNvPr id="1034738350" name="Imagen 1" descr="Gráfico, Histograma&#10;&#10;El contenido generado por IA puede ser incorrecto."/>
-                    <pic:cNvPicPr/>
-                  </pic:nvPicPr>
-                  <pic:blipFill>
-                    <a:blip r:embed="rId5"/>
-                    <a:stretch>
-                      <a:fillRect/>
-                    </a:stretch>
-                  </pic:blipFill>
-                  <pic:spPr>
-                    <a:xfrm>
-                      <a:off x="0" y="0"/>
-                      <a:ext cx="2822154" cy="2605065"/>
-                    </a:xfrm>
-                    <a:prstGeom prst="rect">
-                      <a:avLst/>
-                    </a:prstGeom>
-                  </pic:spPr>
-                </pic:pic>
-              </a:graphicData>
-            </a:graphic>
-          </wp:inline>
-        </w:drawing>
-      </w:r>
-      <w:r>
-        <w:rPr>
-          <w:b/>
-          <w:bCs/>
-          <w:noProof/>
-          <w:sz w:val="28"/>
-          <w:szCs w:val="28"/>
-        </w:rPr>
-        <w:drawing>
-          <wp:inline distT="0" distB="0" distL="0" distR="0" wp14:anchorId="17488A67" wp14:editId="3F3E6272">
-            <wp:extent cx="2833864" cy="2599690"/>
-            <wp:effectExtent l="0" t="0" r="5080" b="0"/>
-            <wp:docPr id="661391996" name="Imagen 1" descr="Gráfico&#10;&#10;El contenido generado por IA puede ser incorrecto."/>
-            <wp:cNvGraphicFramePr>
-              <a:graphicFrameLocks xmlns:a="http://schemas.openxmlformats.org/drawingml/2006/main" noChangeAspect="1"/>
-            </wp:cNvGraphicFramePr>
-            <a:graphic xmlns:a="http://schemas.openxmlformats.org/drawingml/2006/main">
-              <a:graphicData uri="http://schemas.openxmlformats.org/drawingml/2006/picture">
-                <pic:pic xmlns:pic="http://schemas.openxmlformats.org/drawingml/2006/picture">
-                  <pic:nvPicPr>
-                    <pic:cNvPr id="661391996" name="Imagen 1" descr="Gráfico&#10;&#10;El contenido generado por IA puede ser incorrecto."/>
-                    <pic:cNvPicPr/>
-                  </pic:nvPicPr>
-                  <pic:blipFill>
-                    <a:blip r:embed="rId6"/>
-                    <a:stretch>
-                      <a:fillRect/>
-                    </a:stretch>
-                  </pic:blipFill>
-                  <pic:spPr>
-                    <a:xfrm>
-                      <a:off x="0" y="0"/>
-                      <a:ext cx="2852026" cy="2616351"/>
-                    </a:xfrm>
-                    <a:prstGeom prst="rect">
-                      <a:avLst/>
-                    </a:prstGeom>
-                  </pic:spPr>
-                </pic:pic>
-              </a:graphicData>
-            </a:graphic>
-          </wp:inline>
-        </w:drawing>
-      </w:r>
-    </w:p>
-    <w:p>
-      <w:pPr>
-        <w:rPr>
-          <w:b/>
-          <w:bCs/>
-          <w:sz w:val="28"/>
-          <w:szCs w:val="28"/>
-        </w:rPr>
-      </w:pPr>
-      <w:r>
-        <w:rPr>
-          <w:b/>
-          <w:bCs/>
-          <w:sz w:val="28"/>
-          <w:szCs w:val="28"/>
-        </w:rPr>
-        <w:t>CONSIGNA 2:</w:t>
-      </w:r>
-    </w:p>
-    <w:p>
-      <w:pPr>
-        <w:jc w:val="both"/>
-        <w:rPr>
-          <w:sz w:val="28"/>
-          <w:szCs w:val="28"/>
-        </w:rPr>
-      </w:pPr>
-      <w:r>
-        <w:rPr>
-          <w:sz w:val="28"/>
-          <w:szCs w:val="28"/>
-        </w:rPr>
-        <w:t xml:space="preserve">Los resultados de la variable </w:t>
-      </w:r>
-      <w:r>
-        <w:rPr>
-          <w:sz w:val="28"/>
-          <w:szCs w:val="28"/>
-        </w:rPr>
-        <w:t xml:space="preserve">muestran </w:t>
-      </w:r>
-      <w:r>
-        <w:rPr>
-          <w:sz w:val="28"/>
-          <w:szCs w:val="28"/>
-        </w:rPr>
-        <w:t>las personas tienen en promedio 10 años de educación, con una desviación de +- 5 años. Es decir, la mayor proporción de las personas ronda entre 5 a 15 años educación. El 50% de las personas ronda lo</w:t>
-      </w:r>
-      <w:r>
-        <w:rPr>
-          <w:sz w:val="28"/>
-          <w:szCs w:val="28"/>
-        </w:rPr>
-        <w:t>s</w:t>
-      </w:r>
-      <w:r>
-        <w:rPr>
-          <w:sz w:val="28"/>
-          <w:szCs w:val="28"/>
-        </w:rPr>
-        <w:t xml:space="preserve"> 12 años de educación mientras que el pico más alto es de 20 años. </w:t>
-      </w:r>
-      <w:r>
-        <w:rPr>
-          <w:sz w:val="28"/>
-          <w:szCs w:val="28"/>
-        </w:rPr>
-        <w:t xml:space="preserve"> </w:t>
-      </w:r>
-    </w:p>
-    <w:tbl>
-      <w:tblPr>
-        <w:tblW w:w="5000" w:type="pct"/>
-        <w:tblCellMar>
-          <w:left w:w="70" w:type="dxa"/>
-          <w:right w:w="70" w:type="dxa"/>
-        </w:tblCellMar>
-        <w:tblLook w:val="04A0" w:firstRow="1" w:lastRow="0" w:firstColumn="1" w:lastColumn="0" w:noHBand="0" w:noVBand="1"/>
-      </w:tblPr>
-      <w:tblGrid>
-        <w:gridCol w:w="3948"/>
-        <w:gridCol w:w="5078"/>
-      </w:tblGrid>
-      <w:tr>
-        <w:trPr>
-          <w:trHeight w:val="300"/>
-        </w:trPr>
-        <w:tc>
-          <w:tcPr>
-            <w:tcW w:w="2187" w:type="pct"/>
-            <w:tcBorders>
-              <w:top w:val="single" w:sz="4" w:space="0" w:color="auto"/>
-              <w:left w:val="nil"/>
-              <w:bottom w:val="double" w:sz="6" w:space="0" w:color="auto"/>
-              <w:right w:val="nil"/>
-            </w:tcBorders>
-            <w:shd w:val="clear" w:color="000000" w:fill="DAE9F8"/>
-            <w:noWrap/>
-            <w:vAlign w:val="bottom"/>
-            <w:hideMark/>
-          </w:tcPr>
-          <w:p>
-            <w:pPr>
-              <w:spacing w:after="0" w:line="240" w:lineRule="auto"/>
-              <w:rPr>
-                <w:rFonts w:ascii="Aptos Narrow" w:eastAsia="Times New Roman" w:hAnsi="Aptos Narrow" w:cs="Times New Roman"/>
-                <w:b/>
-                <w:bCs/>
-                <w:color w:val="000000"/>
-                <w:kern w:val="0"/>
-                <w:sz w:val="28"/>
-                <w:szCs w:val="28"/>
-                <w:lang w:val="es-PE" w:eastAsia="es-PE"/>
-                <w14:ligatures w14:val="none"/>
-              </w:rPr>
-            </w:pPr>
-            <w:r>
-              <w:rPr>
-                <w:rFonts w:ascii="Aptos Narrow" w:eastAsia="Times New Roman" w:hAnsi="Aptos Narrow" w:cs="Times New Roman"/>
-                <w:b/>
-                <w:bCs/>
-                <w:color w:val="000000"/>
-                <w:kern w:val="0"/>
-                <w:sz w:val="28"/>
-                <w:szCs w:val="28"/>
-                <w:lang w:val="es-PE" w:eastAsia="es-PE"/>
-                <w14:ligatures w14:val="none"/>
-              </w:rPr>
-              <w:t>Var</w:t>
-            </w:r>
-            <w:r>
-              <w:rPr>
-                <w:rFonts w:ascii="Aptos Narrow" w:eastAsia="Times New Roman" w:hAnsi="Aptos Narrow" w:cs="Times New Roman"/>
-                <w:b/>
-                <w:bCs/>
-                <w:color w:val="000000"/>
-                <w:kern w:val="0"/>
-                <w:sz w:val="28"/>
-                <w:szCs w:val="28"/>
-                <w:lang w:val="es-PE" w:eastAsia="es-PE"/>
-                <w14:ligatures w14:val="none"/>
-              </w:rPr>
-              <w:t>iables</w:t>
-            </w:r>
-          </w:p>
-        </w:tc>
-        <w:tc>
-          <w:tcPr>
-            <w:tcW w:w="2813" w:type="pct"/>
-            <w:tcBorders>
-              <w:top w:val="single" w:sz="4" w:space="0" w:color="auto"/>
-              <w:left w:val="nil"/>
-              <w:bottom w:val="double" w:sz="6" w:space="0" w:color="auto"/>
-              <w:right w:val="nil"/>
-            </w:tcBorders>
-            <w:shd w:val="clear" w:color="000000" w:fill="DAE9F8"/>
-            <w:noWrap/>
-            <w:vAlign w:val="bottom"/>
-            <w:hideMark/>
-          </w:tcPr>
-          <w:p>
-            <w:pPr>
-              <w:spacing w:after="0" w:line="240" w:lineRule="auto"/>
-              <w:jc w:val="center"/>
-              <w:rPr>
-                <w:rFonts w:ascii="Aptos Narrow" w:eastAsia="Times New Roman" w:hAnsi="Aptos Narrow" w:cs="Times New Roman"/>
-                <w:b/>
-                <w:bCs/>
-                <w:color w:val="000000"/>
-                <w:kern w:val="0"/>
-                <w:sz w:val="28"/>
-                <w:szCs w:val="28"/>
-                <w:lang w:val="es-PE" w:eastAsia="es-PE"/>
-                <w14:ligatures w14:val="none"/>
-              </w:rPr>
-            </w:pPr>
-            <w:r>
-              <w:rPr>
-                <w:rFonts w:ascii="Aptos Narrow" w:eastAsia="Times New Roman" w:hAnsi="Aptos Narrow" w:cs="Times New Roman"/>
-                <w:b/>
-                <w:bCs/>
-                <w:color w:val="000000"/>
-                <w:kern w:val="0"/>
-                <w:sz w:val="28"/>
-                <w:szCs w:val="28"/>
-                <w:lang w:val="es-PE" w:eastAsia="es-PE"/>
-                <w14:ligatures w14:val="none"/>
-              </w:rPr>
-              <w:t>Educación</w:t>
-            </w:r>
-          </w:p>
-        </w:tc>
-      </w:tr>
-      <w:tr>
-        <w:trPr>
-          <w:trHeight w:val="300"/>
-        </w:trPr>
-        <w:tc>
-          <w:tcPr>
-            <w:tcW w:w="2187" w:type="pct"/>
-            <w:tcBorders>
-              <w:top w:val="nil"/>
-              <w:left w:val="nil"/>
-              <w:bottom w:val="nil"/>
-              <w:right w:val="nil"/>
-            </w:tcBorders>
-            <w:noWrap/>
-            <w:vAlign w:val="center"/>
-            <w:hideMark/>
-          </w:tcPr>
-          <w:p>
-            <w:pPr>
-              <w:spacing w:after="0" w:line="240" w:lineRule="auto"/>
-              <w:rPr>
-                <w:rFonts w:ascii="Calibri" w:eastAsia="Times New Roman" w:hAnsi="Calibri" w:cs="Calibri"/>
-                <w:color w:val="000000"/>
-                <w:kern w:val="0"/>
-                <w:sz w:val="28"/>
-                <w:szCs w:val="28"/>
-                <w:lang w:val="es-PE" w:eastAsia="es-PE"/>
-                <w14:ligatures w14:val="none"/>
-              </w:rPr>
-            </w:pPr>
-            <w:r>
-              <w:rPr>
-                <w:rFonts w:ascii="Calibri" w:eastAsia="Times New Roman" w:hAnsi="Calibri" w:cs="Calibri"/>
-                <w:color w:val="000000"/>
-                <w:kern w:val="0"/>
-                <w:sz w:val="28"/>
-                <w:szCs w:val="28"/>
-                <w:lang w:val="en-US" w:eastAsia="es-PE"/>
-                <w14:ligatures w14:val="none"/>
-              </w:rPr>
-              <w:t>count</w:t>
-            </w:r>
-          </w:p>
-        </w:tc>
-        <w:tc>
-          <w:tcPr>
-            <w:tcW w:w="2813" w:type="pct"/>
-            <w:tcBorders>
-              <w:top w:val="nil"/>
-              <w:left w:val="nil"/>
-              <w:bottom w:val="nil"/>
-              <w:right w:val="nil"/>
-            </w:tcBorders>
-            <w:noWrap/>
-            <w:vAlign w:val="bottom"/>
-            <w:hideMark/>
-          </w:tcPr>
-          <w:p>
-            <w:pPr>
-              <w:spacing w:after="0" w:line="240" w:lineRule="auto"/>
-              <w:jc w:val="center"/>
-              <w:rPr>
-                <w:rFonts w:ascii="Aptos Narrow" w:eastAsia="Times New Roman" w:hAnsi="Aptos Narrow" w:cs="Times New Roman"/>
-                <w:color w:val="000000"/>
-                <w:kern w:val="0"/>
-                <w:sz w:val="28"/>
-                <w:szCs w:val="28"/>
-                <w:lang w:val="es-PE" w:eastAsia="es-PE"/>
-                <w14:ligatures w14:val="none"/>
-              </w:rPr>
-            </w:pPr>
-            <w:r>
-              <w:rPr>
-                <w:rFonts w:ascii="Aptos Narrow" w:eastAsia="Times New Roman" w:hAnsi="Aptos Narrow" w:cs="Times New Roman"/>
-                <w:color w:val="000000"/>
-                <w:kern w:val="0"/>
-                <w:sz w:val="28"/>
-                <w:szCs w:val="28"/>
-                <w:lang w:val="es-PE" w:eastAsia="es-PE"/>
-                <w14:ligatures w14:val="none"/>
-              </w:rPr>
-              <w:t>81767</w:t>
-            </w:r>
-          </w:p>
-        </w:tc>
-      </w:tr>
-      <w:tr>
-        <w:trPr>
-          <w:trHeight w:val="288"/>
-        </w:trPr>
-        <w:tc>
-          <w:tcPr>
-            <w:tcW w:w="2187" w:type="pct"/>
-            <w:tcBorders>
-              <w:top w:val="nil"/>
-              <w:left w:val="nil"/>
-              <w:bottom w:val="nil"/>
-              <w:right w:val="nil"/>
-            </w:tcBorders>
-            <w:noWrap/>
-            <w:vAlign w:val="center"/>
-            <w:hideMark/>
-          </w:tcPr>
-          <w:p>
-            <w:pPr>
-              <w:spacing w:after="0" w:line="240" w:lineRule="auto"/>
-              <w:rPr>
-                <w:rFonts w:ascii="Calibri" w:eastAsia="Times New Roman" w:hAnsi="Calibri" w:cs="Calibri"/>
-                <w:color w:val="000000"/>
-                <w:kern w:val="0"/>
-                <w:sz w:val="28"/>
-                <w:szCs w:val="28"/>
-                <w:lang w:val="es-PE" w:eastAsia="es-PE"/>
-                <w14:ligatures w14:val="none"/>
-              </w:rPr>
-            </w:pPr>
-            <w:r>
-              <w:rPr>
-                <w:rFonts w:ascii="Calibri" w:eastAsia="Times New Roman" w:hAnsi="Calibri" w:cs="Calibri"/>
-                <w:color w:val="000000"/>
-                <w:kern w:val="0"/>
-                <w:sz w:val="28"/>
-                <w:szCs w:val="28"/>
-                <w:lang w:val="en-US" w:eastAsia="es-PE"/>
-                <w14:ligatures w14:val="none"/>
-              </w:rPr>
-              <w:t>mean</w:t>
-            </w:r>
-          </w:p>
-        </w:tc>
-        <w:tc>
-          <w:tcPr>
-            <w:tcW w:w="2813" w:type="pct"/>
-            <w:tcBorders>
-              <w:top w:val="nil"/>
-              <w:left w:val="nil"/>
-              <w:bottom w:val="nil"/>
-              <w:right w:val="nil"/>
-            </w:tcBorders>
-            <w:noWrap/>
-            <w:vAlign w:val="bottom"/>
-            <w:hideMark/>
-          </w:tcPr>
-          <w:p>
-            <w:pPr>
-              <w:spacing w:after="0" w:line="240" w:lineRule="auto"/>
-              <w:jc w:val="center"/>
-              <w:rPr>
-                <w:rFonts w:ascii="Aptos Narrow" w:eastAsia="Times New Roman" w:hAnsi="Aptos Narrow" w:cs="Times New Roman"/>
-                <w:color w:val="000000"/>
-                <w:kern w:val="0"/>
-                <w:sz w:val="28"/>
-                <w:szCs w:val="28"/>
-                <w:lang w:val="es-PE" w:eastAsia="es-PE"/>
-                <w14:ligatures w14:val="none"/>
-              </w:rPr>
-            </w:pPr>
-            <w:r>
-              <w:rPr>
-                <w:rFonts w:ascii="Aptos Narrow" w:eastAsia="Times New Roman" w:hAnsi="Aptos Narrow" w:cs="Times New Roman"/>
-                <w:color w:val="000000"/>
-                <w:kern w:val="0"/>
-                <w:sz w:val="28"/>
-                <w:szCs w:val="28"/>
-                <w:lang w:val="es-PE" w:eastAsia="es-PE"/>
-                <w14:ligatures w14:val="none"/>
-              </w:rPr>
-              <w:t>9.906209</w:t>
-            </w:r>
-          </w:p>
-        </w:tc>
-      </w:tr>
-      <w:tr>
-        <w:trPr>
-          <w:trHeight w:val="288"/>
-        </w:trPr>
-        <w:tc>
-          <w:tcPr>
-            <w:tcW w:w="2187" w:type="pct"/>
-            <w:tcBorders>
-              <w:top w:val="nil"/>
-              <w:left w:val="nil"/>
-              <w:bottom w:val="nil"/>
-              <w:right w:val="nil"/>
-            </w:tcBorders>
-            <w:noWrap/>
-            <w:vAlign w:val="center"/>
-            <w:hideMark/>
-          </w:tcPr>
-          <w:p>
-            <w:pPr>
-              <w:spacing w:after="0" w:line="240" w:lineRule="auto"/>
-              <w:rPr>
-                <w:rFonts w:ascii="Calibri" w:eastAsia="Times New Roman" w:hAnsi="Calibri" w:cs="Calibri"/>
-                <w:color w:val="000000"/>
-                <w:kern w:val="0"/>
-                <w:sz w:val="28"/>
-                <w:szCs w:val="28"/>
-                <w:lang w:val="es-PE" w:eastAsia="es-PE"/>
-                <w14:ligatures w14:val="none"/>
-              </w:rPr>
-            </w:pPr>
-            <w:r>
-              <w:rPr>
-                <w:rFonts w:ascii="Calibri" w:eastAsia="Times New Roman" w:hAnsi="Calibri" w:cs="Calibri"/>
-                <w:color w:val="000000"/>
-                <w:kern w:val="0"/>
-                <w:sz w:val="28"/>
-                <w:szCs w:val="28"/>
-                <w:lang w:val="en-US" w:eastAsia="es-PE"/>
-                <w14:ligatures w14:val="none"/>
-              </w:rPr>
-              <w:t>std</w:t>
-            </w:r>
-          </w:p>
-        </w:tc>
-        <w:tc>
-          <w:tcPr>
-            <w:tcW w:w="2813" w:type="pct"/>
-            <w:tcBorders>
-              <w:top w:val="nil"/>
-              <w:left w:val="nil"/>
-              <w:bottom w:val="nil"/>
-              <w:right w:val="nil"/>
-            </w:tcBorders>
-            <w:noWrap/>
-            <w:vAlign w:val="bottom"/>
-            <w:hideMark/>
-          </w:tcPr>
-          <w:p>
-            <w:pPr>
-              <w:spacing w:after="0" w:line="240" w:lineRule="auto"/>
-              <w:jc w:val="center"/>
-              <w:rPr>
-                <w:rFonts w:ascii="Aptos Narrow" w:eastAsia="Times New Roman" w:hAnsi="Aptos Narrow" w:cs="Times New Roman"/>
-                <w:color w:val="000000"/>
-                <w:kern w:val="0"/>
-                <w:sz w:val="28"/>
-                <w:szCs w:val="28"/>
-                <w:lang w:val="es-PE" w:eastAsia="es-PE"/>
-                <w14:ligatures w14:val="none"/>
-              </w:rPr>
-            </w:pPr>
-            <w:r>
-              <w:rPr>
-                <w:rFonts w:ascii="Aptos Narrow" w:eastAsia="Times New Roman" w:hAnsi="Aptos Narrow" w:cs="Times New Roman"/>
-                <w:color w:val="000000"/>
-                <w:kern w:val="0"/>
-                <w:sz w:val="28"/>
-                <w:szCs w:val="28"/>
-                <w:lang w:val="es-PE" w:eastAsia="es-PE"/>
-                <w14:ligatures w14:val="none"/>
-              </w:rPr>
-              <w:t>4.500381</w:t>
-            </w:r>
-          </w:p>
-        </w:tc>
-      </w:tr>
-      <w:tr>
-        <w:trPr>
-          <w:trHeight w:val="288"/>
-        </w:trPr>
-        <w:tc>
-          <w:tcPr>
-            <w:tcW w:w="2187" w:type="pct"/>
-            <w:tcBorders>
-              <w:top w:val="nil"/>
-              <w:left w:val="nil"/>
-              <w:bottom w:val="nil"/>
-              <w:right w:val="nil"/>
-            </w:tcBorders>
-            <w:noWrap/>
-            <w:vAlign w:val="center"/>
-            <w:hideMark/>
-          </w:tcPr>
-          <w:p>
-            <w:pPr>
-              <w:spacing w:after="0" w:line="240" w:lineRule="auto"/>
-              <w:rPr>
-                <w:rFonts w:ascii="Calibri" w:eastAsia="Times New Roman" w:hAnsi="Calibri" w:cs="Calibri"/>
-                <w:color w:val="000000"/>
-                <w:kern w:val="0"/>
-                <w:sz w:val="28"/>
-                <w:szCs w:val="28"/>
-                <w:lang w:val="es-PE" w:eastAsia="es-PE"/>
-                <w14:ligatures w14:val="none"/>
-              </w:rPr>
-            </w:pPr>
-            <w:r>
-              <w:rPr>
-                <w:rFonts w:ascii="Calibri" w:eastAsia="Times New Roman" w:hAnsi="Calibri" w:cs="Calibri"/>
-                <w:color w:val="000000"/>
-                <w:kern w:val="0"/>
-                <w:sz w:val="28"/>
-                <w:szCs w:val="28"/>
-                <w:lang w:val="en-US" w:eastAsia="es-PE"/>
-                <w14:ligatures w14:val="none"/>
-              </w:rPr>
-              <w:t>min</w:t>
-            </w:r>
-          </w:p>
-        </w:tc>
-        <w:tc>
-          <w:tcPr>
-            <w:tcW w:w="2813" w:type="pct"/>
-            <w:tcBorders>
-              <w:top w:val="nil"/>
-              <w:left w:val="nil"/>
-              <w:bottom w:val="nil"/>
-              <w:right w:val="nil"/>
-            </w:tcBorders>
-            <w:noWrap/>
-            <w:vAlign w:val="bottom"/>
-            <w:hideMark/>
-          </w:tcPr>
-          <w:p>
-            <w:pPr>
-              <w:spacing w:after="0" w:line="240" w:lineRule="auto"/>
-              <w:jc w:val="center"/>
-              <w:rPr>
-                <w:rFonts w:ascii="Aptos Narrow" w:eastAsia="Times New Roman" w:hAnsi="Aptos Narrow" w:cs="Times New Roman"/>
-                <w:color w:val="000000"/>
-                <w:kern w:val="0"/>
-                <w:sz w:val="28"/>
-                <w:szCs w:val="28"/>
-                <w:lang w:val="es-PE" w:eastAsia="es-PE"/>
-                <w14:ligatures w14:val="none"/>
-              </w:rPr>
-            </w:pPr>
-            <w:r>
-              <w:rPr>
-                <w:rFonts w:ascii="Aptos Narrow" w:eastAsia="Times New Roman" w:hAnsi="Aptos Narrow" w:cs="Times New Roman"/>
-                <w:color w:val="000000"/>
-                <w:kern w:val="0"/>
-                <w:sz w:val="28"/>
-                <w:szCs w:val="28"/>
-                <w:lang w:val="es-PE" w:eastAsia="es-PE"/>
-                <w14:ligatures w14:val="none"/>
-              </w:rPr>
-              <w:t>0</w:t>
-            </w:r>
-          </w:p>
-        </w:tc>
-      </w:tr>
-      <w:tr>
-        <w:trPr>
-          <w:trHeight w:val="288"/>
-        </w:trPr>
-        <w:tc>
-          <w:tcPr>
-            <w:tcW w:w="2187" w:type="pct"/>
-            <w:tcBorders>
-              <w:top w:val="nil"/>
-              <w:left w:val="nil"/>
-              <w:bottom w:val="nil"/>
-              <w:right w:val="nil"/>
-            </w:tcBorders>
-            <w:noWrap/>
-            <w:vAlign w:val="center"/>
-            <w:hideMark/>
-          </w:tcPr>
-          <w:p>
-            <w:pPr>
-              <w:spacing w:after="0" w:line="240" w:lineRule="auto"/>
-              <w:rPr>
-                <w:rFonts w:ascii="Calibri" w:eastAsia="Times New Roman" w:hAnsi="Calibri" w:cs="Calibri"/>
-                <w:color w:val="000000"/>
-                <w:kern w:val="0"/>
-                <w:sz w:val="28"/>
-                <w:szCs w:val="28"/>
-                <w:lang w:val="es-PE" w:eastAsia="es-PE"/>
-                <w14:ligatures w14:val="none"/>
-              </w:rPr>
-            </w:pPr>
-            <w:r>
-              <w:rPr>
-                <w:rFonts w:ascii="Calibri" w:eastAsia="Times New Roman" w:hAnsi="Calibri" w:cs="Calibri"/>
-                <w:color w:val="000000"/>
-                <w:kern w:val="0"/>
-                <w:sz w:val="28"/>
-                <w:szCs w:val="28"/>
-                <w:lang w:val="en-US" w:eastAsia="es-PE"/>
-                <w14:ligatures w14:val="none"/>
-              </w:rPr>
-              <w:t>50%</w:t>
-            </w:r>
-          </w:p>
-        </w:tc>
-        <w:tc>
-          <w:tcPr>
-            <w:tcW w:w="2813" w:type="pct"/>
-            <w:tcBorders>
-              <w:top w:val="nil"/>
-              <w:left w:val="nil"/>
-              <w:bottom w:val="nil"/>
-              <w:right w:val="nil"/>
-            </w:tcBorders>
-            <w:noWrap/>
-            <w:vAlign w:val="bottom"/>
-            <w:hideMark/>
-          </w:tcPr>
-          <w:p>
-            <w:pPr>
-              <w:spacing w:after="0" w:line="240" w:lineRule="auto"/>
-              <w:jc w:val="center"/>
-              <w:rPr>
-                <w:rFonts w:ascii="Aptos Narrow" w:eastAsia="Times New Roman" w:hAnsi="Aptos Narrow" w:cs="Times New Roman"/>
-                <w:color w:val="000000"/>
-                <w:kern w:val="0"/>
-                <w:sz w:val="28"/>
-                <w:szCs w:val="28"/>
-                <w:lang w:val="es-PE" w:eastAsia="es-PE"/>
-                <w14:ligatures w14:val="none"/>
-              </w:rPr>
-            </w:pPr>
-            <w:r>
-              <w:rPr>
-                <w:rFonts w:ascii="Aptos Narrow" w:eastAsia="Times New Roman" w:hAnsi="Aptos Narrow" w:cs="Times New Roman"/>
-                <w:color w:val="000000"/>
-                <w:kern w:val="0"/>
-                <w:sz w:val="28"/>
-                <w:szCs w:val="28"/>
-                <w:lang w:val="es-PE" w:eastAsia="es-PE"/>
-                <w14:ligatures w14:val="none"/>
-              </w:rPr>
-              <w:t>12</w:t>
-            </w:r>
-          </w:p>
-        </w:tc>
-      </w:tr>
-      <w:tr>
-        <w:trPr>
-          <w:trHeight w:val="288"/>
-        </w:trPr>
-        <w:tc>
-          <w:tcPr>
-            <w:tcW w:w="2187" w:type="pct"/>
-            <w:tcBorders>
-              <w:top w:val="nil"/>
-              <w:left w:val="nil"/>
-              <w:bottom w:val="nil"/>
-              <w:right w:val="nil"/>
-            </w:tcBorders>
-            <w:noWrap/>
-            <w:vAlign w:val="center"/>
-            <w:hideMark/>
-          </w:tcPr>
-          <w:p>
-            <w:pPr>
-              <w:spacing w:after="0" w:line="240" w:lineRule="auto"/>
-              <w:rPr>
-                <w:rFonts w:ascii="Calibri" w:eastAsia="Times New Roman" w:hAnsi="Calibri" w:cs="Calibri"/>
-                <w:color w:val="000000"/>
-                <w:kern w:val="0"/>
-                <w:sz w:val="28"/>
-                <w:szCs w:val="28"/>
-                <w:lang w:val="es-PE" w:eastAsia="es-PE"/>
-                <w14:ligatures w14:val="none"/>
-              </w:rPr>
-            </w:pPr>
-            <w:r>
-              <w:rPr>
-                <w:rFonts w:ascii="Calibri" w:eastAsia="Times New Roman" w:hAnsi="Calibri" w:cs="Calibri"/>
-                <w:color w:val="000000"/>
-                <w:kern w:val="0"/>
-                <w:sz w:val="28"/>
-                <w:szCs w:val="28"/>
-                <w:lang w:val="en-US" w:eastAsia="es-PE"/>
-                <w14:ligatures w14:val="none"/>
-              </w:rPr>
-              <w:t>max</w:t>
-            </w:r>
-          </w:p>
-        </w:tc>
-        <w:tc>
-          <w:tcPr>
-            <w:tcW w:w="2813" w:type="pct"/>
-            <w:tcBorders>
-              <w:top w:val="nil"/>
-              <w:left w:val="nil"/>
-              <w:bottom w:val="nil"/>
-              <w:right w:val="nil"/>
-            </w:tcBorders>
-            <w:noWrap/>
-            <w:vAlign w:val="bottom"/>
-            <w:hideMark/>
-          </w:tcPr>
-          <w:p>
-            <w:pPr>
-              <w:spacing w:after="0" w:line="240" w:lineRule="auto"/>
-              <w:jc w:val="center"/>
-              <w:rPr>
-                <w:rFonts w:ascii="Aptos Narrow" w:eastAsia="Times New Roman" w:hAnsi="Aptos Narrow" w:cs="Times New Roman"/>
-                <w:color w:val="000000"/>
-                <w:kern w:val="0"/>
-                <w:sz w:val="28"/>
-                <w:szCs w:val="28"/>
-                <w:lang w:val="es-PE" w:eastAsia="es-PE"/>
-                <w14:ligatures w14:val="none"/>
-              </w:rPr>
-            </w:pPr>
-            <w:r>
-              <w:rPr>
-                <w:rFonts w:ascii="Aptos Narrow" w:eastAsia="Times New Roman" w:hAnsi="Aptos Narrow" w:cs="Times New Roman"/>
-                <w:color w:val="000000"/>
-                <w:kern w:val="0"/>
-                <w:sz w:val="28"/>
-                <w:szCs w:val="28"/>
-                <w:lang w:val="es-PE" w:eastAsia="es-PE"/>
-                <w14:ligatures w14:val="none"/>
-              </w:rPr>
-              <w:t>20</w:t>
-            </w:r>
-          </w:p>
-        </w:tc>
-      </w:tr>
-      <w:tr>
-        <w:trPr>
-          <w:trHeight w:val="288"/>
-        </w:trPr>
-        <w:tc>
-          <w:tcPr>
-            <w:tcW w:w="5000" w:type="pct"/>
-            <w:gridSpan w:val="2"/>
-            <w:tcBorders>
-              <w:top w:val="nil"/>
-              <w:left w:val="nil"/>
-              <w:bottom w:val="nil"/>
-              <w:right w:val="nil"/>
-            </w:tcBorders>
-            <w:noWrap/>
-            <w:vAlign w:val="center"/>
-            <w:hideMark/>
-          </w:tcPr>
-          <w:p>
-            <w:pPr>
-              <w:spacing w:after="0" w:line="240" w:lineRule="auto"/>
-              <w:rPr>
-                <w:rFonts w:ascii="Calibri" w:eastAsia="Times New Roman" w:hAnsi="Calibri" w:cs="Calibri"/>
-                <w:color w:val="000000"/>
-                <w:kern w:val="0"/>
-                <w:sz w:val="28"/>
-                <w:szCs w:val="28"/>
-                <w:lang w:val="es-PE" w:eastAsia="es-PE"/>
-                <w14:ligatures w14:val="none"/>
-              </w:rPr>
-            </w:pPr>
-            <w:r>
-              <w:rPr>
-                <w:rFonts w:ascii="Calibri" w:eastAsia="Times New Roman" w:hAnsi="Calibri" w:cs="Calibri"/>
-                <w:color w:val="000000"/>
-                <w:kern w:val="0"/>
-                <w:sz w:val="28"/>
-                <w:szCs w:val="28"/>
-                <w:lang w:val="en-US" w:eastAsia="es-PE"/>
-                <w14:ligatures w14:val="none"/>
-              </w:rPr>
-              <w:t xml:space="preserve">Name: educ, dtype: </w:t>
-            </w:r>
-            <w:r>
-              <w:rPr>
-                <w:rFonts w:ascii="Calibri" w:eastAsia="Times New Roman" w:hAnsi="Calibri" w:cs="Calibri"/>
-                <w:color w:val="000000"/>
-                <w:kern w:val="0"/>
-                <w:sz w:val="28"/>
-                <w:szCs w:val="28"/>
-                <w:lang w:val="en-US" w:eastAsia="es-PE"/>
-                <w14:ligatures w14:val="none"/>
-              </w:rPr>
-              <w:t>float64</w:t>
-            </w:r>
-          </w:p>
-        </w:tc>
-      </w:tr>
-    </w:tbl>
-    <w:p>
-      <w:pPr>
-        <w:rPr>
-          <w:sz w:val="28"/>
-          <w:szCs w:val="28"/>
-          <w:lang w:val="en-US"/>
-        </w:rPr>
-      </w:pPr>
-    </w:p>
-    <w:p>
-      <w:pPr>
-        <w:rPr>
-          <w:b/>
-          <w:bCs/>
-          <w:sz w:val="28"/>
-          <w:szCs w:val="28"/>
-        </w:rPr>
-      </w:pPr>
-      <w:r>
-        <w:rPr>
-          <w:b/>
-          <w:bCs/>
-          <w:sz w:val="28"/>
-          <w:szCs w:val="28"/>
-        </w:rPr>
-        <w:br w:type="page"/>
-      </w:r>
-    </w:p>
-    <w:p>
-      <w:pPr>
-        <w:rPr>
-          <w:b/>
-          <w:bCs/>
-          <w:sz w:val="28"/>
-          <w:szCs w:val="28"/>
-        </w:rPr>
-      </w:pPr>
-      <w:r>
-        <w:rPr>
-          <w:b/>
-          <w:bCs/>
-          <w:sz w:val="28"/>
-          <w:szCs w:val="28"/>
-        </w:rPr>
-        <w:lastRenderedPageBreak/>
-        <w:t>CONSIGNA 3:</w:t>
-      </w:r>
-    </w:p>
-    <w:p>
-      <w:pPr>
-        <w:jc w:val="both"/>
-        <w:rPr>
-          <w:sz w:val="28"/>
-          <w:szCs w:val="28"/>
-        </w:rPr>
-      </w:pPr>
-      <w:r>
-        <w:rPr>
-          <w:sz w:val="28"/>
-          <w:szCs w:val="28"/>
-        </w:rPr>
-        <w:t>En el Panel A, se observa que la gran mayoría de los hogares se concentra en los niveles más bajos de ingreso, además se evidencia que una porción significativa de la población se encuentra por de la línea de pobreza. En el panel B, se observa que los hogares pobres se concentran por debajo de la línea de pobreza.</w:t>
-      </w:r>
-      <w:r>
-        <w:rPr>
-          <w:sz w:val="28"/>
-          <w:szCs w:val="28"/>
-        </w:rPr>
-        <w:t xml:space="preserve">  </w:t>
-      </w:r>
-    </w:p>
-    <w:p>
-      <w:pPr>
-        <w:jc w:val="both"/>
-        <w:rPr>
-          <w:sz w:val="28"/>
-          <w:szCs w:val="28"/>
-        </w:rPr>
-      </w:pPr>
-      <w:r>
-        <w:rPr>
-          <w:noProof/>
-          <w:sz w:val="28"/>
-          <w:szCs w:val="28"/>
-        </w:rPr>
-        <w:drawing>
-          <wp:inline distT="0" distB="0" distL="0" distR="0" wp14:anchorId="11714090" wp14:editId="168FAD2C">
-            <wp:extent cx="5731510" cy="2330450"/>
-            <wp:effectExtent l="0" t="0" r="2540" b="0"/>
-            <wp:docPr id="1377361854" name="Imagen 1" descr="Gráfico, Histograma&#10;&#10;El contenido generado por IA puede ser incorrecto."/>
-            <wp:cNvGraphicFramePr>
-              <a:graphicFrameLocks xmlns:a="http://schemas.openxmlformats.org/drawingml/2006/main" noChangeAspect="1"/>
-            </wp:cNvGraphicFramePr>
-            <a:graphic xmlns:a="http://schemas.openxmlformats.org/drawingml/2006/main">
-              <a:graphicData uri="http://schemas.openxmlformats.org/drawingml/2006/picture">
-                <pic:pic xmlns:pic="http://schemas.openxmlformats.org/drawingml/2006/picture">
-                  <pic:nvPicPr>
-                    <pic:cNvPr id="1377361854" name="Imagen 1" descr="Gráfico, Histograma&#10;&#10;El contenido generado por IA puede ser incorrecto."/>
+                    <pic:cNvPr id="326119406" name="Imagen 1" descr="Gráfico, Histograma&#10;&#10;El contenido generado por IA puede ser incorrecto."/>
                     <pic:cNvPicPr/>
                   </pic:nvPicPr>
                   <pic:blipFill>
@@ -1365,7 +521,7 @@
                   <pic:spPr>
                     <a:xfrm>
                       <a:off x="0" y="0"/>
-                      <a:ext cx="5731510" cy="2330450"/>
+                      <a:ext cx="5731510" cy="2844165"/>
                     </a:xfrm>
                     <a:prstGeom prst="rect">
                       <a:avLst/>
@@ -1383,39 +539,126 @@
         <w:rPr>
           <w:b/>
           <w:bCs/>
-          <w:sz w:val="28"/>
-          <w:szCs w:val="28"/>
+          <w:sz w:val="24"/>
+          <w:szCs w:val="24"/>
         </w:rPr>
       </w:pPr>
       <w:r>
         <w:rPr>
           <w:b/>
           <w:bCs/>
-          <w:sz w:val="28"/>
-          <w:szCs w:val="28"/>
-        </w:rPr>
-        <w:t>CONSIGNA 4:</w:t>
+          <w:sz w:val="24"/>
+          <w:szCs w:val="24"/>
+        </w:rPr>
+        <w:t>CONSIGNA 2</w:t>
       </w:r>
     </w:p>
     <w:p>
       <w:pPr>
+        <w:ind w:firstLine="284"/>
         <w:jc w:val="both"/>
         <w:rPr>
-          <w:sz w:val="28"/>
-          <w:szCs w:val="28"/>
-        </w:rPr>
-      </w:pPr>
-      <w:r>
-        <w:rPr>
-          <w:sz w:val="28"/>
-          <w:szCs w:val="28"/>
-        </w:rPr>
-        <w:t>Los resultados de la variable muestran que los jefes de hogar trabajan en promedio 24 horas a la semana, sin embargo, se observa una alta variabilidad de 24 horas. Lo cual indica que existe una alta dispersión entre las horas que trabaja semanalmente un jefe de hogar, Teniendo valores extremos como 126 horas de trabajo semanal.</w:t>
+          <w:sz w:val="24"/>
+          <w:szCs w:val="24"/>
+        </w:rPr>
+      </w:pPr>
+      <w:r>
+        <w:rPr>
+          <w:sz w:val="24"/>
+          <w:szCs w:val="24"/>
+        </w:rPr>
+        <w:t xml:space="preserve">Los resultados de la variable </w:t>
+      </w:r>
+      <w:r>
+        <w:rPr>
+          <w:sz w:val="24"/>
+          <w:szCs w:val="24"/>
+        </w:rPr>
+        <w:t>muestran</w:t>
+      </w:r>
+      <w:r>
+        <w:rPr>
+          <w:sz w:val="24"/>
+          <w:szCs w:val="24"/>
+        </w:rPr>
+        <w:t xml:space="preserve"> que</w:t>
+      </w:r>
+      <w:r>
+        <w:rPr>
+          <w:sz w:val="24"/>
+          <w:szCs w:val="24"/>
+        </w:rPr>
+        <w:t xml:space="preserve"> </w:t>
+      </w:r>
+      <w:r>
+        <w:rPr>
+          <w:sz w:val="24"/>
+          <w:szCs w:val="24"/>
+        </w:rPr>
+        <w:t xml:space="preserve">las personas tienen en promedio </w:t>
+      </w:r>
+      <w:r>
+        <w:rPr>
+          <w:sz w:val="24"/>
+          <w:szCs w:val="24"/>
+        </w:rPr>
+        <w:t>9,9</w:t>
+      </w:r>
+      <w:r>
+        <w:rPr>
+          <w:sz w:val="24"/>
+          <w:szCs w:val="24"/>
+        </w:rPr>
+        <w:t xml:space="preserve"> años de educación, con una desviación de +- </w:t>
+      </w:r>
+      <w:r>
+        <w:rPr>
+          <w:sz w:val="24"/>
+          <w:szCs w:val="24"/>
+        </w:rPr>
+        <w:t>4,5</w:t>
+      </w:r>
+      <w:r>
+        <w:rPr>
+          <w:sz w:val="24"/>
+          <w:szCs w:val="24"/>
+        </w:rPr>
+        <w:t xml:space="preserve"> años. Es decir, la mayor proporción de las personas ronda entre 5 a 15 años educación. El 50% de las personas ronda lo</w:t>
+      </w:r>
+      <w:r>
+        <w:rPr>
+          <w:sz w:val="24"/>
+          <w:szCs w:val="24"/>
+        </w:rPr>
+        <w:t>s</w:t>
+      </w:r>
+      <w:r>
+        <w:rPr>
+          <w:sz w:val="24"/>
+          <w:szCs w:val="24"/>
+        </w:rPr>
+        <w:t xml:space="preserve"> 12 años de educación mientras que el pico más alto es de 20 años. </w:t>
+      </w:r>
+      <w:r>
+        <w:rPr>
+          <w:sz w:val="24"/>
+          <w:szCs w:val="24"/>
+        </w:rPr>
+        <w:t xml:space="preserve"> </w:t>
       </w:r>
     </w:p>
     <w:tbl>
       <w:tblPr>
         <w:tblW w:w="5000" w:type="pct"/>
+        <w:jc w:val="center"/>
+        <w:tblBorders>
+          <w:top w:val="single" w:sz="4" w:space="0" w:color="auto"/>
+          <w:left w:val="single" w:sz="4" w:space="0" w:color="auto"/>
+          <w:bottom w:val="single" w:sz="4" w:space="0" w:color="auto"/>
+          <w:right w:val="single" w:sz="4" w:space="0" w:color="auto"/>
+          <w:insideH w:val="single" w:sz="4" w:space="0" w:color="auto"/>
+          <w:insideV w:val="single" w:sz="4" w:space="0" w:color="auto"/>
+        </w:tblBorders>
         <w:tblCellMar>
           <w:left w:w="70" w:type="dxa"/>
           <w:right w:w="70" w:type="dxa"/>
@@ -1423,8 +666,814 @@
         <w:tblLook w:val="04A0" w:firstRow="1" w:lastRow="0" w:firstColumn="1" w:lastColumn="0" w:noHBand="0" w:noVBand="1"/>
       </w:tblPr>
       <w:tblGrid>
-        <w:gridCol w:w="3948"/>
-        <w:gridCol w:w="5078"/>
+        <w:gridCol w:w="3944"/>
+        <w:gridCol w:w="5072"/>
+      </w:tblGrid>
+      <w:tr>
+        <w:trPr>
+          <w:trHeight w:val="300"/>
+          <w:jc w:val="center"/>
+        </w:trPr>
+        <w:tc>
+          <w:tcPr>
+            <w:tcW w:w="2187" w:type="pct"/>
+            <w:shd w:val="clear" w:color="000000" w:fill="DAE9F8"/>
+            <w:noWrap/>
+            <w:vAlign w:val="bottom"/>
+            <w:hideMark/>
+          </w:tcPr>
+          <w:p>
+            <w:pPr>
+              <w:spacing w:after="0" w:line="240" w:lineRule="auto"/>
+              <w:rPr>
+                <w:rFonts w:ascii="Aptos Narrow" w:eastAsia="Times New Roman" w:hAnsi="Aptos Narrow" w:cs="Times New Roman"/>
+                <w:b/>
+                <w:bCs/>
+                <w:color w:val="000000"/>
+                <w:kern w:val="0"/>
+                <w:sz w:val="24"/>
+                <w:szCs w:val="24"/>
+                <w:lang w:val="es-PE" w:eastAsia="es-PE"/>
+                <w14:ligatures w14:val="none"/>
+              </w:rPr>
+            </w:pPr>
+          </w:p>
+        </w:tc>
+        <w:tc>
+          <w:tcPr>
+            <w:tcW w:w="2813" w:type="pct"/>
+            <w:shd w:val="clear" w:color="000000" w:fill="DAE9F8"/>
+            <w:noWrap/>
+            <w:vAlign w:val="bottom"/>
+            <w:hideMark/>
+          </w:tcPr>
+          <w:p>
+            <w:pPr>
+              <w:spacing w:after="0" w:line="240" w:lineRule="auto"/>
+              <w:jc w:val="center"/>
+              <w:rPr>
+                <w:rFonts w:ascii="Aptos Narrow" w:eastAsia="Times New Roman" w:hAnsi="Aptos Narrow" w:cs="Times New Roman"/>
+                <w:b/>
+                <w:bCs/>
+                <w:color w:val="000000"/>
+                <w:kern w:val="0"/>
+                <w:sz w:val="24"/>
+                <w:szCs w:val="24"/>
+                <w:lang w:val="es-PE" w:eastAsia="es-PE"/>
+                <w14:ligatures w14:val="none"/>
+              </w:rPr>
+            </w:pPr>
+            <w:r>
+              <w:rPr>
+                <w:rFonts w:ascii="Aptos Narrow" w:eastAsia="Times New Roman" w:hAnsi="Aptos Narrow" w:cs="Times New Roman"/>
+                <w:b/>
+                <w:bCs/>
+                <w:color w:val="000000"/>
+                <w:kern w:val="0"/>
+                <w:sz w:val="24"/>
+                <w:szCs w:val="24"/>
+                <w:lang w:val="es-PE" w:eastAsia="es-PE"/>
+                <w14:ligatures w14:val="none"/>
+              </w:rPr>
+              <w:t>Educación</w:t>
+            </w:r>
+          </w:p>
+        </w:tc>
+      </w:tr>
+      <w:tr>
+        <w:trPr>
+          <w:trHeight w:val="300"/>
+          <w:jc w:val="center"/>
+        </w:trPr>
+        <w:tc>
+          <w:tcPr>
+            <w:tcW w:w="2187" w:type="pct"/>
+            <w:noWrap/>
+            <w:vAlign w:val="center"/>
+            <w:hideMark/>
+          </w:tcPr>
+          <w:p>
+            <w:pPr>
+              <w:spacing w:after="0" w:line="240" w:lineRule="auto"/>
+              <w:rPr>
+                <w:rFonts w:ascii="Calibri" w:eastAsia="Times New Roman" w:hAnsi="Calibri" w:cs="Calibri"/>
+                <w:color w:val="000000"/>
+                <w:kern w:val="0"/>
+                <w:sz w:val="24"/>
+                <w:szCs w:val="24"/>
+                <w:lang w:val="es-PE" w:eastAsia="es-PE"/>
+                <w14:ligatures w14:val="none"/>
+              </w:rPr>
+            </w:pPr>
+            <w:r>
+              <w:rPr>
+                <w:rFonts w:ascii="Calibri" w:eastAsia="Times New Roman" w:hAnsi="Calibri" w:cs="Calibri"/>
+                <w:color w:val="000000"/>
+                <w:kern w:val="0"/>
+                <w:sz w:val="24"/>
+                <w:szCs w:val="24"/>
+                <w:lang w:val="en-US" w:eastAsia="es-PE"/>
+                <w14:ligatures w14:val="none"/>
+              </w:rPr>
+              <w:t>count</w:t>
+            </w:r>
+          </w:p>
+        </w:tc>
+        <w:tc>
+          <w:tcPr>
+            <w:tcW w:w="2813" w:type="pct"/>
+            <w:noWrap/>
+            <w:vAlign w:val="bottom"/>
+            <w:hideMark/>
+          </w:tcPr>
+          <w:p>
+            <w:pPr>
+              <w:spacing w:after="0" w:line="240" w:lineRule="auto"/>
+              <w:jc w:val="center"/>
+              <w:rPr>
+                <w:rFonts w:ascii="Aptos Narrow" w:eastAsia="Times New Roman" w:hAnsi="Aptos Narrow" w:cs="Times New Roman"/>
+                <w:color w:val="000000"/>
+                <w:kern w:val="0"/>
+                <w:sz w:val="24"/>
+                <w:szCs w:val="24"/>
+                <w:lang w:val="es-PE" w:eastAsia="es-PE"/>
+                <w14:ligatures w14:val="none"/>
+              </w:rPr>
+            </w:pPr>
+            <w:r>
+              <w:rPr>
+                <w:rFonts w:ascii="Aptos Narrow" w:eastAsia="Times New Roman" w:hAnsi="Aptos Narrow" w:cs="Times New Roman"/>
+                <w:color w:val="000000"/>
+                <w:kern w:val="0"/>
+                <w:sz w:val="24"/>
+                <w:szCs w:val="24"/>
+                <w:lang w:val="es-PE" w:eastAsia="es-PE"/>
+                <w14:ligatures w14:val="none"/>
+              </w:rPr>
+              <w:t>81767</w:t>
+            </w:r>
+          </w:p>
+        </w:tc>
+      </w:tr>
+      <w:tr>
+        <w:trPr>
+          <w:trHeight w:val="288"/>
+          <w:jc w:val="center"/>
+        </w:trPr>
+        <w:tc>
+          <w:tcPr>
+            <w:tcW w:w="2187" w:type="pct"/>
+            <w:noWrap/>
+            <w:vAlign w:val="center"/>
+            <w:hideMark/>
+          </w:tcPr>
+          <w:p>
+            <w:pPr>
+              <w:spacing w:after="0" w:line="240" w:lineRule="auto"/>
+              <w:rPr>
+                <w:rFonts w:ascii="Calibri" w:eastAsia="Times New Roman" w:hAnsi="Calibri" w:cs="Calibri"/>
+                <w:color w:val="000000"/>
+                <w:kern w:val="0"/>
+                <w:sz w:val="24"/>
+                <w:szCs w:val="24"/>
+                <w:lang w:val="es-PE" w:eastAsia="es-PE"/>
+                <w14:ligatures w14:val="none"/>
+              </w:rPr>
+            </w:pPr>
+            <w:r>
+              <w:rPr>
+                <w:rFonts w:ascii="Calibri" w:eastAsia="Times New Roman" w:hAnsi="Calibri" w:cs="Calibri"/>
+                <w:color w:val="000000"/>
+                <w:kern w:val="0"/>
+                <w:sz w:val="24"/>
+                <w:szCs w:val="24"/>
+                <w:lang w:val="en-US" w:eastAsia="es-PE"/>
+                <w14:ligatures w14:val="none"/>
+              </w:rPr>
+              <w:t>mean</w:t>
+            </w:r>
+          </w:p>
+        </w:tc>
+        <w:tc>
+          <w:tcPr>
+            <w:tcW w:w="2813" w:type="pct"/>
+            <w:noWrap/>
+            <w:vAlign w:val="bottom"/>
+            <w:hideMark/>
+          </w:tcPr>
+          <w:p>
+            <w:pPr>
+              <w:spacing w:after="0" w:line="240" w:lineRule="auto"/>
+              <w:jc w:val="center"/>
+              <w:rPr>
+                <w:rFonts w:ascii="Aptos Narrow" w:eastAsia="Times New Roman" w:hAnsi="Aptos Narrow" w:cs="Times New Roman"/>
+                <w:color w:val="000000"/>
+                <w:kern w:val="0"/>
+                <w:sz w:val="24"/>
+                <w:szCs w:val="24"/>
+                <w:lang w:val="es-PE" w:eastAsia="es-PE"/>
+                <w14:ligatures w14:val="none"/>
+              </w:rPr>
+            </w:pPr>
+            <w:r>
+              <w:rPr>
+                <w:rFonts w:ascii="Aptos Narrow" w:eastAsia="Times New Roman" w:hAnsi="Aptos Narrow" w:cs="Times New Roman"/>
+                <w:color w:val="000000"/>
+                <w:kern w:val="0"/>
+                <w:sz w:val="24"/>
+                <w:szCs w:val="24"/>
+                <w:lang w:val="es-PE" w:eastAsia="es-PE"/>
+                <w14:ligatures w14:val="none"/>
+              </w:rPr>
+              <w:t>9.906209</w:t>
+            </w:r>
+          </w:p>
+        </w:tc>
+      </w:tr>
+      <w:tr>
+        <w:trPr>
+          <w:trHeight w:val="288"/>
+          <w:jc w:val="center"/>
+        </w:trPr>
+        <w:tc>
+          <w:tcPr>
+            <w:tcW w:w="2187" w:type="pct"/>
+            <w:noWrap/>
+            <w:vAlign w:val="center"/>
+            <w:hideMark/>
+          </w:tcPr>
+          <w:p>
+            <w:pPr>
+              <w:spacing w:after="0" w:line="240" w:lineRule="auto"/>
+              <w:rPr>
+                <w:rFonts w:ascii="Calibri" w:eastAsia="Times New Roman" w:hAnsi="Calibri" w:cs="Calibri"/>
+                <w:color w:val="000000"/>
+                <w:kern w:val="0"/>
+                <w:sz w:val="24"/>
+                <w:szCs w:val="24"/>
+                <w:lang w:val="es-PE" w:eastAsia="es-PE"/>
+                <w14:ligatures w14:val="none"/>
+              </w:rPr>
+            </w:pPr>
+            <w:r>
+              <w:rPr>
+                <w:rFonts w:ascii="Calibri" w:eastAsia="Times New Roman" w:hAnsi="Calibri" w:cs="Calibri"/>
+                <w:color w:val="000000"/>
+                <w:kern w:val="0"/>
+                <w:sz w:val="24"/>
+                <w:szCs w:val="24"/>
+                <w:lang w:val="en-US" w:eastAsia="es-PE"/>
+                <w14:ligatures w14:val="none"/>
+              </w:rPr>
+              <w:t>std</w:t>
+            </w:r>
+          </w:p>
+        </w:tc>
+        <w:tc>
+          <w:tcPr>
+            <w:tcW w:w="2813" w:type="pct"/>
+            <w:noWrap/>
+            <w:vAlign w:val="bottom"/>
+            <w:hideMark/>
+          </w:tcPr>
+          <w:p>
+            <w:pPr>
+              <w:spacing w:after="0" w:line="240" w:lineRule="auto"/>
+              <w:jc w:val="center"/>
+              <w:rPr>
+                <w:rFonts w:ascii="Aptos Narrow" w:eastAsia="Times New Roman" w:hAnsi="Aptos Narrow" w:cs="Times New Roman"/>
+                <w:color w:val="000000"/>
+                <w:kern w:val="0"/>
+                <w:sz w:val="24"/>
+                <w:szCs w:val="24"/>
+                <w:lang w:val="es-PE" w:eastAsia="es-PE"/>
+                <w14:ligatures w14:val="none"/>
+              </w:rPr>
+            </w:pPr>
+            <w:r>
+              <w:rPr>
+                <w:rFonts w:ascii="Aptos Narrow" w:eastAsia="Times New Roman" w:hAnsi="Aptos Narrow" w:cs="Times New Roman"/>
+                <w:color w:val="000000"/>
+                <w:kern w:val="0"/>
+                <w:sz w:val="24"/>
+                <w:szCs w:val="24"/>
+                <w:lang w:val="es-PE" w:eastAsia="es-PE"/>
+                <w14:ligatures w14:val="none"/>
+              </w:rPr>
+              <w:t>4.500381</w:t>
+            </w:r>
+          </w:p>
+        </w:tc>
+      </w:tr>
+      <w:tr>
+        <w:trPr>
+          <w:trHeight w:val="288"/>
+          <w:jc w:val="center"/>
+        </w:trPr>
+        <w:tc>
+          <w:tcPr>
+            <w:tcW w:w="2187" w:type="pct"/>
+            <w:noWrap/>
+            <w:vAlign w:val="center"/>
+            <w:hideMark/>
+          </w:tcPr>
+          <w:p>
+            <w:pPr>
+              <w:spacing w:after="0" w:line="240" w:lineRule="auto"/>
+              <w:rPr>
+                <w:rFonts w:ascii="Calibri" w:eastAsia="Times New Roman" w:hAnsi="Calibri" w:cs="Calibri"/>
+                <w:color w:val="000000"/>
+                <w:kern w:val="0"/>
+                <w:sz w:val="24"/>
+                <w:szCs w:val="24"/>
+                <w:lang w:val="es-PE" w:eastAsia="es-PE"/>
+                <w14:ligatures w14:val="none"/>
+              </w:rPr>
+            </w:pPr>
+            <w:r>
+              <w:rPr>
+                <w:rFonts w:ascii="Calibri" w:eastAsia="Times New Roman" w:hAnsi="Calibri" w:cs="Calibri"/>
+                <w:color w:val="000000"/>
+                <w:kern w:val="0"/>
+                <w:sz w:val="24"/>
+                <w:szCs w:val="24"/>
+                <w:lang w:val="en-US" w:eastAsia="es-PE"/>
+                <w14:ligatures w14:val="none"/>
+              </w:rPr>
+              <w:t>min</w:t>
+            </w:r>
+          </w:p>
+        </w:tc>
+        <w:tc>
+          <w:tcPr>
+            <w:tcW w:w="2813" w:type="pct"/>
+            <w:noWrap/>
+            <w:vAlign w:val="bottom"/>
+            <w:hideMark/>
+          </w:tcPr>
+          <w:p>
+            <w:pPr>
+              <w:spacing w:after="0" w:line="240" w:lineRule="auto"/>
+              <w:jc w:val="center"/>
+              <w:rPr>
+                <w:rFonts w:ascii="Aptos Narrow" w:eastAsia="Times New Roman" w:hAnsi="Aptos Narrow" w:cs="Times New Roman"/>
+                <w:color w:val="000000"/>
+                <w:kern w:val="0"/>
+                <w:sz w:val="24"/>
+                <w:szCs w:val="24"/>
+                <w:lang w:val="es-PE" w:eastAsia="es-PE"/>
+                <w14:ligatures w14:val="none"/>
+              </w:rPr>
+            </w:pPr>
+            <w:r>
+              <w:rPr>
+                <w:rFonts w:ascii="Aptos Narrow" w:eastAsia="Times New Roman" w:hAnsi="Aptos Narrow" w:cs="Times New Roman"/>
+                <w:color w:val="000000"/>
+                <w:kern w:val="0"/>
+                <w:sz w:val="24"/>
+                <w:szCs w:val="24"/>
+                <w:lang w:val="es-PE" w:eastAsia="es-PE"/>
+                <w14:ligatures w14:val="none"/>
+              </w:rPr>
+              <w:t>0</w:t>
+            </w:r>
+          </w:p>
+        </w:tc>
+      </w:tr>
+      <w:tr>
+        <w:trPr>
+          <w:trHeight w:val="288"/>
+          <w:jc w:val="center"/>
+        </w:trPr>
+        <w:tc>
+          <w:tcPr>
+            <w:tcW w:w="2187" w:type="pct"/>
+            <w:noWrap/>
+            <w:vAlign w:val="center"/>
+            <w:hideMark/>
+          </w:tcPr>
+          <w:p>
+            <w:pPr>
+              <w:spacing w:after="0" w:line="240" w:lineRule="auto"/>
+              <w:rPr>
+                <w:rFonts w:ascii="Calibri" w:eastAsia="Times New Roman" w:hAnsi="Calibri" w:cs="Calibri"/>
+                <w:color w:val="000000"/>
+                <w:kern w:val="0"/>
+                <w:sz w:val="24"/>
+                <w:szCs w:val="24"/>
+                <w:lang w:val="es-PE" w:eastAsia="es-PE"/>
+                <w14:ligatures w14:val="none"/>
+              </w:rPr>
+            </w:pPr>
+            <w:r>
+              <w:rPr>
+                <w:rFonts w:ascii="Calibri" w:eastAsia="Times New Roman" w:hAnsi="Calibri" w:cs="Calibri"/>
+                <w:color w:val="000000"/>
+                <w:kern w:val="0"/>
+                <w:sz w:val="24"/>
+                <w:szCs w:val="24"/>
+                <w:lang w:val="en-US" w:eastAsia="es-PE"/>
+                <w14:ligatures w14:val="none"/>
+              </w:rPr>
+              <w:t>50%</w:t>
+            </w:r>
+          </w:p>
+        </w:tc>
+        <w:tc>
+          <w:tcPr>
+            <w:tcW w:w="2813" w:type="pct"/>
+            <w:noWrap/>
+            <w:vAlign w:val="bottom"/>
+            <w:hideMark/>
+          </w:tcPr>
+          <w:p>
+            <w:pPr>
+              <w:spacing w:after="0" w:line="240" w:lineRule="auto"/>
+              <w:jc w:val="center"/>
+              <w:rPr>
+                <w:rFonts w:ascii="Aptos Narrow" w:eastAsia="Times New Roman" w:hAnsi="Aptos Narrow" w:cs="Times New Roman"/>
+                <w:color w:val="000000"/>
+                <w:kern w:val="0"/>
+                <w:sz w:val="24"/>
+                <w:szCs w:val="24"/>
+                <w:lang w:val="es-PE" w:eastAsia="es-PE"/>
+                <w14:ligatures w14:val="none"/>
+              </w:rPr>
+            </w:pPr>
+            <w:r>
+              <w:rPr>
+                <w:rFonts w:ascii="Aptos Narrow" w:eastAsia="Times New Roman" w:hAnsi="Aptos Narrow" w:cs="Times New Roman"/>
+                <w:color w:val="000000"/>
+                <w:kern w:val="0"/>
+                <w:sz w:val="24"/>
+                <w:szCs w:val="24"/>
+                <w:lang w:val="es-PE" w:eastAsia="es-PE"/>
+                <w14:ligatures w14:val="none"/>
+              </w:rPr>
+              <w:t>12</w:t>
+            </w:r>
+          </w:p>
+        </w:tc>
+      </w:tr>
+      <w:tr>
+        <w:trPr>
+          <w:trHeight w:val="288"/>
+          <w:jc w:val="center"/>
+        </w:trPr>
+        <w:tc>
+          <w:tcPr>
+            <w:tcW w:w="2187" w:type="pct"/>
+            <w:noWrap/>
+            <w:vAlign w:val="center"/>
+            <w:hideMark/>
+          </w:tcPr>
+          <w:p>
+            <w:pPr>
+              <w:spacing w:after="0" w:line="240" w:lineRule="auto"/>
+              <w:rPr>
+                <w:rFonts w:ascii="Calibri" w:eastAsia="Times New Roman" w:hAnsi="Calibri" w:cs="Calibri"/>
+                <w:color w:val="000000"/>
+                <w:kern w:val="0"/>
+                <w:sz w:val="24"/>
+                <w:szCs w:val="24"/>
+                <w:lang w:val="es-PE" w:eastAsia="es-PE"/>
+                <w14:ligatures w14:val="none"/>
+              </w:rPr>
+            </w:pPr>
+            <w:r>
+              <w:rPr>
+                <w:rFonts w:ascii="Calibri" w:eastAsia="Times New Roman" w:hAnsi="Calibri" w:cs="Calibri"/>
+                <w:color w:val="000000"/>
+                <w:kern w:val="0"/>
+                <w:sz w:val="24"/>
+                <w:szCs w:val="24"/>
+                <w:lang w:val="en-US" w:eastAsia="es-PE"/>
+                <w14:ligatures w14:val="none"/>
+              </w:rPr>
+              <w:t>max</w:t>
+            </w:r>
+          </w:p>
+        </w:tc>
+        <w:tc>
+          <w:tcPr>
+            <w:tcW w:w="2813" w:type="pct"/>
+            <w:noWrap/>
+            <w:vAlign w:val="bottom"/>
+            <w:hideMark/>
+          </w:tcPr>
+          <w:p>
+            <w:pPr>
+              <w:spacing w:after="0" w:line="240" w:lineRule="auto"/>
+              <w:jc w:val="center"/>
+              <w:rPr>
+                <w:rFonts w:ascii="Aptos Narrow" w:eastAsia="Times New Roman" w:hAnsi="Aptos Narrow" w:cs="Times New Roman"/>
+                <w:color w:val="000000"/>
+                <w:kern w:val="0"/>
+                <w:sz w:val="24"/>
+                <w:szCs w:val="24"/>
+                <w:lang w:val="es-PE" w:eastAsia="es-PE"/>
+                <w14:ligatures w14:val="none"/>
+              </w:rPr>
+            </w:pPr>
+            <w:r>
+              <w:rPr>
+                <w:rFonts w:ascii="Aptos Narrow" w:eastAsia="Times New Roman" w:hAnsi="Aptos Narrow" w:cs="Times New Roman"/>
+                <w:color w:val="000000"/>
+                <w:kern w:val="0"/>
+                <w:sz w:val="24"/>
+                <w:szCs w:val="24"/>
+                <w:lang w:val="es-PE" w:eastAsia="es-PE"/>
+                <w14:ligatures w14:val="none"/>
+              </w:rPr>
+              <w:t>20</w:t>
+            </w:r>
+          </w:p>
+        </w:tc>
+      </w:tr>
+      <w:tr>
+        <w:trPr>
+          <w:trHeight w:val="288"/>
+          <w:jc w:val="center"/>
+        </w:trPr>
+        <w:tc>
+          <w:tcPr>
+            <w:tcW w:w="5000" w:type="pct"/>
+            <w:gridSpan w:val="2"/>
+            <w:noWrap/>
+            <w:vAlign w:val="center"/>
+            <w:hideMark/>
+          </w:tcPr>
+          <w:p>
+            <w:pPr>
+              <w:spacing w:after="0" w:line="240" w:lineRule="auto"/>
+              <w:rPr>
+                <w:rFonts w:ascii="Calibri" w:eastAsia="Times New Roman" w:hAnsi="Calibri" w:cs="Calibri"/>
+                <w:color w:val="000000"/>
+                <w:kern w:val="0"/>
+                <w:sz w:val="24"/>
+                <w:szCs w:val="24"/>
+                <w:lang w:val="es-PE" w:eastAsia="es-PE"/>
+                <w14:ligatures w14:val="none"/>
+              </w:rPr>
+            </w:pPr>
+            <w:r>
+              <w:rPr>
+                <w:rFonts w:ascii="Calibri" w:eastAsia="Times New Roman" w:hAnsi="Calibri" w:cs="Calibri"/>
+                <w:color w:val="000000"/>
+                <w:kern w:val="0"/>
+                <w:sz w:val="24"/>
+                <w:szCs w:val="24"/>
+                <w:lang w:val="en-US" w:eastAsia="es-PE"/>
+                <w14:ligatures w14:val="none"/>
+              </w:rPr>
+              <w:t xml:space="preserve">Name: educ, </w:t>
+            </w:r>
+            <w:proofErr w:type="spellStart"/>
+            <w:r>
+              <w:rPr>
+                <w:rFonts w:ascii="Calibri" w:eastAsia="Times New Roman" w:hAnsi="Calibri" w:cs="Calibri"/>
+                <w:color w:val="000000"/>
+                <w:kern w:val="0"/>
+                <w:sz w:val="24"/>
+                <w:szCs w:val="24"/>
+                <w:lang w:val="en-US" w:eastAsia="es-PE"/>
+                <w14:ligatures w14:val="none"/>
+              </w:rPr>
+              <w:t>dtype</w:t>
+            </w:r>
+            <w:proofErr w:type="spellEnd"/>
+            <w:r>
+              <w:rPr>
+                <w:rFonts w:ascii="Calibri" w:eastAsia="Times New Roman" w:hAnsi="Calibri" w:cs="Calibri"/>
+                <w:color w:val="000000"/>
+                <w:kern w:val="0"/>
+                <w:sz w:val="24"/>
+                <w:szCs w:val="24"/>
+                <w:lang w:val="en-US" w:eastAsia="es-PE"/>
+                <w14:ligatures w14:val="none"/>
+              </w:rPr>
+              <w:t>: float64</w:t>
+            </w:r>
+          </w:p>
+        </w:tc>
+      </w:tr>
+    </w:tbl>
+    <w:p>
+      <w:pPr>
+        <w:rPr>
+          <w:sz w:val="28"/>
+          <w:szCs w:val="28"/>
+          <w:lang w:val="en-US"/>
+        </w:rPr>
+      </w:pPr>
+    </w:p>
+    <w:p>
+      <w:pPr>
+        <w:rPr>
+          <w:b/>
+          <w:bCs/>
+          <w:sz w:val="24"/>
+          <w:szCs w:val="24"/>
+        </w:rPr>
+      </w:pPr>
+      <w:r>
+        <w:rPr>
+          <w:b/>
+          <w:bCs/>
+          <w:sz w:val="24"/>
+          <w:szCs w:val="24"/>
+        </w:rPr>
+        <w:t>CONSIGNA 3</w:t>
+      </w:r>
+    </w:p>
+    <w:p>
+      <w:pPr>
+        <w:ind w:firstLine="284"/>
+        <w:jc w:val="both"/>
+        <w:rPr>
+          <w:sz w:val="24"/>
+          <w:szCs w:val="24"/>
+        </w:rPr>
+      </w:pPr>
+      <w:r>
+        <w:rPr>
+          <w:sz w:val="24"/>
+          <w:szCs w:val="24"/>
+        </w:rPr>
+        <w:t>En el Panel A, se observa que la gran mayoría de los hogares se concentra en los niveles más bajos de ingreso, además se evidencia que una porción significativa de la población se encuentra por de</w:t>
+      </w:r>
+      <w:r>
+        <w:rPr>
+          <w:sz w:val="24"/>
+          <w:szCs w:val="24"/>
+        </w:rPr>
+        <w:t>bajo de</w:t>
+      </w:r>
+      <w:r>
+        <w:rPr>
+          <w:sz w:val="24"/>
+          <w:szCs w:val="24"/>
+        </w:rPr>
+        <w:t xml:space="preserve"> la línea de pobreza. En el panel B, se observa que los hogares pobres se concentran por debajo de la línea de pobreza.</w:t>
+      </w:r>
+      <w:r>
+        <w:rPr>
+          <w:sz w:val="24"/>
+          <w:szCs w:val="24"/>
+        </w:rPr>
+        <w:t xml:space="preserve">  </w:t>
+      </w:r>
+    </w:p>
+    <w:p>
+      <w:pPr>
+        <w:jc w:val="both"/>
+        <w:rPr>
+          <w:sz w:val="28"/>
+          <w:szCs w:val="28"/>
+        </w:rPr>
+      </w:pPr>
+      <w:r>
+        <w:rPr>
+          <w:noProof/>
+          <w:sz w:val="28"/>
+          <w:szCs w:val="28"/>
+        </w:rPr>
+        <w:lastRenderedPageBreak/>
+        <w:drawing>
+          <wp:inline distT="0" distB="0" distL="0" distR="0" wp14:anchorId="30FE9D12" wp14:editId="19EBB9A2">
+            <wp:extent cx="5731510" cy="2844165"/>
+            <wp:effectExtent l="0" t="0" r="2540" b="0"/>
+            <wp:docPr id="297666434" name="Imagen 1" descr="Gráfico, Histograma&#10;&#10;El contenido generado por IA puede ser incorrecto."/>
+            <wp:cNvGraphicFramePr>
+              <a:graphicFrameLocks xmlns:a="http://schemas.openxmlformats.org/drawingml/2006/main" noChangeAspect="1"/>
+            </wp:cNvGraphicFramePr>
+            <a:graphic xmlns:a="http://schemas.openxmlformats.org/drawingml/2006/main">
+              <a:graphicData uri="http://schemas.openxmlformats.org/drawingml/2006/picture">
+                <pic:pic xmlns:pic="http://schemas.openxmlformats.org/drawingml/2006/picture">
+                  <pic:nvPicPr>
+                    <pic:cNvPr id="297666434" name="Imagen 1" descr="Gráfico, Histograma&#10;&#10;El contenido generado por IA puede ser incorrecto."/>
+                    <pic:cNvPicPr/>
+                  </pic:nvPicPr>
+                  <pic:blipFill>
+                    <a:blip r:embed="rId8"/>
+                    <a:stretch>
+                      <a:fillRect/>
+                    </a:stretch>
+                  </pic:blipFill>
+                  <pic:spPr>
+                    <a:xfrm>
+                      <a:off x="0" y="0"/>
+                      <a:ext cx="5731510" cy="2844165"/>
+                    </a:xfrm>
+                    <a:prstGeom prst="rect">
+                      <a:avLst/>
+                    </a:prstGeom>
+                  </pic:spPr>
+                </pic:pic>
+              </a:graphicData>
+            </a:graphic>
+          </wp:inline>
+        </w:drawing>
+      </w:r>
+    </w:p>
+    <w:p>
+      <w:pPr>
+        <w:rPr>
+          <w:b/>
+          <w:bCs/>
+          <w:sz w:val="24"/>
+          <w:szCs w:val="24"/>
+        </w:rPr>
+      </w:pPr>
+      <w:r>
+        <w:rPr>
+          <w:b/>
+          <w:bCs/>
+          <w:sz w:val="24"/>
+          <w:szCs w:val="24"/>
+        </w:rPr>
+        <w:t>CONSIGNA 4</w:t>
+      </w:r>
+    </w:p>
+    <w:p>
+      <w:pPr>
+        <w:ind w:firstLine="284"/>
+        <w:jc w:val="both"/>
+        <w:rPr>
+          <w:sz w:val="24"/>
+          <w:szCs w:val="24"/>
+        </w:rPr>
+      </w:pPr>
+      <w:r>
+        <w:rPr>
+          <w:sz w:val="24"/>
+          <w:szCs w:val="24"/>
+        </w:rPr>
+        <w:t>Los resultados de la variable muestran que los jefes de hogar trabajan en promedio 2</w:t>
+      </w:r>
+      <w:r>
+        <w:rPr>
+          <w:sz w:val="24"/>
+          <w:szCs w:val="24"/>
+        </w:rPr>
+        <w:t>3</w:t>
+      </w:r>
+      <w:r>
+        <w:rPr>
+          <w:sz w:val="24"/>
+          <w:szCs w:val="24"/>
+        </w:rPr>
+        <w:t>,</w:t>
+      </w:r>
+      <w:r>
+        <w:rPr>
+          <w:sz w:val="24"/>
+          <w:szCs w:val="24"/>
+        </w:rPr>
+        <w:t>5</w:t>
+      </w:r>
+      <w:r>
+        <w:rPr>
+          <w:sz w:val="24"/>
+          <w:szCs w:val="24"/>
+        </w:rPr>
+        <w:t xml:space="preserve"> horas a la semana, sin embargo, se observa una alta variabilidad de 24</w:t>
+      </w:r>
+      <w:r>
+        <w:rPr>
+          <w:sz w:val="24"/>
+          <w:szCs w:val="24"/>
+        </w:rPr>
+        <w:t>,7</w:t>
+      </w:r>
+      <w:r>
+        <w:rPr>
+          <w:sz w:val="24"/>
+          <w:szCs w:val="24"/>
+        </w:rPr>
+        <w:t xml:space="preserve"> horas. Lo cual indica que existe una alta dispersión entre las horas que trabaja semanalmente un jefe de hogar, Teniendo valores extremos como 126 horas de trabajo semanal.</w:t>
+      </w:r>
+    </w:p>
+    <w:tbl>
+      <w:tblPr>
+        <w:tblW w:w="5000" w:type="pct"/>
+        <w:tblBorders>
+          <w:top w:val="single" w:sz="4" w:space="0" w:color="auto"/>
+          <w:left w:val="single" w:sz="4" w:space="0" w:color="auto"/>
+          <w:bottom w:val="single" w:sz="4" w:space="0" w:color="auto"/>
+          <w:right w:val="single" w:sz="4" w:space="0" w:color="auto"/>
+          <w:insideH w:val="single" w:sz="4" w:space="0" w:color="auto"/>
+          <w:insideV w:val="single" w:sz="4" w:space="0" w:color="auto"/>
+        </w:tblBorders>
+        <w:tblCellMar>
+          <w:left w:w="70" w:type="dxa"/>
+          <w:right w:w="70" w:type="dxa"/>
+        </w:tblCellMar>
+        <w:tblLook w:val="04A0" w:firstRow="1" w:lastRow="0" w:firstColumn="1" w:lastColumn="0" w:noHBand="0" w:noVBand="1"/>
+      </w:tblPr>
+      <w:tblGrid>
+        <w:gridCol w:w="3944"/>
+        <w:gridCol w:w="5072"/>
       </w:tblGrid>
       <w:tr>
         <w:trPr>
@@ -1433,12 +1482,6 @@
         <w:tc>
           <w:tcPr>
             <w:tcW w:w="2187" w:type="pct"/>
-            <w:tcBorders>
-              <w:top w:val="single" w:sz="4" w:space="0" w:color="auto"/>
-              <w:left w:val="nil"/>
-              <w:bottom w:val="double" w:sz="6" w:space="0" w:color="auto"/>
-              <w:right w:val="nil"/>
-            </w:tcBorders>
             <w:shd w:val="clear" w:color="000000" w:fill="DAE9F8"/>
             <w:noWrap/>
             <w:vAlign w:val="bottom"/>
@@ -1453,8 +1496,8 @@
                 <w:bCs/>
                 <w:color w:val="000000"/>
                 <w:kern w:val="0"/>
-                <w:sz w:val="28"/>
-                <w:szCs w:val="28"/>
+                <w:sz w:val="24"/>
+                <w:szCs w:val="24"/>
                 <w:lang w:val="es-PE" w:eastAsia="es-PE"/>
                 <w14:ligatures w14:val="none"/>
               </w:rPr>
@@ -1466,38 +1509,18 @@
                 <w:bCs/>
                 <w:color w:val="000000"/>
                 <w:kern w:val="0"/>
-                <w:sz w:val="28"/>
-                <w:szCs w:val="28"/>
+                <w:sz w:val="24"/>
+                <w:szCs w:val="24"/>
                 <w:lang w:val="es-PE" w:eastAsia="es-PE"/>
                 <w14:ligatures w14:val="none"/>
               </w:rPr>
-              <w:t>Var</w:t>
-            </w:r>
-            <w:r>
-              <w:rPr>
-                <w:rFonts w:ascii="Aptos Narrow" w:eastAsia="Times New Roman" w:hAnsi="Aptos Narrow" w:cs="Times New Roman"/>
-                <w:b/>
-                <w:bCs/>
-                <w:color w:val="000000"/>
-                <w:kern w:val="0"/>
-                <w:sz w:val="28"/>
-                <w:szCs w:val="28"/>
-                <w:lang w:val="es-PE" w:eastAsia="es-PE"/>
-                <w14:ligatures w14:val="none"/>
-              </w:rPr>
-              <w:t>iables</w:t>
+              <w:t>Variables</w:t>
             </w:r>
           </w:p>
         </w:tc>
         <w:tc>
           <w:tcPr>
             <w:tcW w:w="2813" w:type="pct"/>
-            <w:tcBorders>
-              <w:top w:val="single" w:sz="4" w:space="0" w:color="auto"/>
-              <w:left w:val="nil"/>
-              <w:bottom w:val="double" w:sz="6" w:space="0" w:color="auto"/>
-              <w:right w:val="nil"/>
-            </w:tcBorders>
             <w:shd w:val="clear" w:color="000000" w:fill="DAE9F8"/>
             <w:noWrap/>
             <w:vAlign w:val="bottom"/>
@@ -1513,8 +1536,8 @@
                 <w:bCs/>
                 <w:color w:val="000000"/>
                 <w:kern w:val="0"/>
-                <w:sz w:val="28"/>
-                <w:szCs w:val="28"/>
+                <w:sz w:val="24"/>
+                <w:szCs w:val="24"/>
                 <w:lang w:val="es-PE" w:eastAsia="es-PE"/>
                 <w14:ligatures w14:val="none"/>
               </w:rPr>
@@ -1526,8 +1549,8 @@
                 <w:bCs/>
                 <w:color w:val="000000"/>
                 <w:kern w:val="0"/>
-                <w:sz w:val="28"/>
-                <w:szCs w:val="28"/>
+                <w:sz w:val="24"/>
+                <w:szCs w:val="24"/>
                 <w:lang w:val="es-PE" w:eastAsia="es-PE"/>
                 <w14:ligatures w14:val="none"/>
               </w:rPr>
@@ -1543,12 +1566,6 @@
         <w:tc>
           <w:tcPr>
             <w:tcW w:w="2187" w:type="pct"/>
-            <w:tcBorders>
-              <w:top w:val="nil"/>
-              <w:left w:val="nil"/>
-              <w:bottom w:val="nil"/>
-              <w:right w:val="nil"/>
-            </w:tcBorders>
             <w:noWrap/>
             <w:vAlign w:val="center"/>
             <w:hideMark/>
@@ -1560,8 +1577,8 @@
                 <w:rFonts w:ascii="Calibri" w:eastAsia="Times New Roman" w:hAnsi="Calibri" w:cs="Calibri"/>
                 <w:color w:val="000000"/>
                 <w:kern w:val="0"/>
-                <w:sz w:val="28"/>
-                <w:szCs w:val="28"/>
+                <w:sz w:val="24"/>
+                <w:szCs w:val="24"/>
                 <w:lang w:val="es-PE" w:eastAsia="es-PE"/>
                 <w14:ligatures w14:val="none"/>
               </w:rPr>
@@ -1571,8 +1588,8 @@
                 <w:rFonts w:ascii="Calibri" w:eastAsia="Times New Roman" w:hAnsi="Calibri" w:cs="Calibri"/>
                 <w:color w:val="000000"/>
                 <w:kern w:val="0"/>
-                <w:sz w:val="28"/>
-                <w:szCs w:val="28"/>
+                <w:sz w:val="24"/>
+                <w:szCs w:val="24"/>
                 <w:lang w:val="en-US" w:eastAsia="es-PE"/>
                 <w14:ligatures w14:val="none"/>
               </w:rPr>
@@ -1583,12 +1600,6 @@
         <w:tc>
           <w:tcPr>
             <w:tcW w:w="2813" w:type="pct"/>
-            <w:tcBorders>
-              <w:top w:val="nil"/>
-              <w:left w:val="nil"/>
-              <w:bottom w:val="nil"/>
-              <w:right w:val="nil"/>
-            </w:tcBorders>
             <w:noWrap/>
             <w:vAlign w:val="bottom"/>
             <w:hideMark/>
@@ -1601,8 +1612,8 @@
                 <w:rFonts w:ascii="Aptos Narrow" w:eastAsia="Times New Roman" w:hAnsi="Aptos Narrow" w:cs="Times New Roman"/>
                 <w:color w:val="000000"/>
                 <w:kern w:val="0"/>
-                <w:sz w:val="28"/>
-                <w:szCs w:val="28"/>
+                <w:sz w:val="24"/>
+                <w:szCs w:val="24"/>
                 <w:lang w:val="es-PE" w:eastAsia="es-PE"/>
                 <w14:ligatures w14:val="none"/>
               </w:rPr>
@@ -1612,8 +1623,8 @@
                 <w:rFonts w:ascii="Aptos Narrow" w:eastAsia="Times New Roman" w:hAnsi="Aptos Narrow" w:cs="Times New Roman"/>
                 <w:color w:val="000000"/>
                 <w:kern w:val="0"/>
-                <w:sz w:val="28"/>
-                <w:szCs w:val="28"/>
+                <w:sz w:val="24"/>
+                <w:szCs w:val="24"/>
                 <w:lang w:val="es-PE" w:eastAsia="es-PE"/>
                 <w14:ligatures w14:val="none"/>
               </w:rPr>
@@ -1629,12 +1640,6 @@
         <w:tc>
           <w:tcPr>
             <w:tcW w:w="2187" w:type="pct"/>
-            <w:tcBorders>
-              <w:top w:val="nil"/>
-              <w:left w:val="nil"/>
-              <w:bottom w:val="nil"/>
-              <w:right w:val="nil"/>
-            </w:tcBorders>
             <w:noWrap/>
             <w:vAlign w:val="center"/>
             <w:hideMark/>
@@ -1646,8 +1651,8 @@
                 <w:rFonts w:ascii="Calibri" w:eastAsia="Times New Roman" w:hAnsi="Calibri" w:cs="Calibri"/>
                 <w:color w:val="000000"/>
                 <w:kern w:val="0"/>
-                <w:sz w:val="28"/>
-                <w:szCs w:val="28"/>
+                <w:sz w:val="24"/>
+                <w:szCs w:val="24"/>
                 <w:lang w:val="es-PE" w:eastAsia="es-PE"/>
                 <w14:ligatures w14:val="none"/>
               </w:rPr>
@@ -1657,8 +1662,8 @@
                 <w:rFonts w:ascii="Calibri" w:eastAsia="Times New Roman" w:hAnsi="Calibri" w:cs="Calibri"/>
                 <w:color w:val="000000"/>
                 <w:kern w:val="0"/>
-                <w:sz w:val="28"/>
-                <w:szCs w:val="28"/>
+                <w:sz w:val="24"/>
+                <w:szCs w:val="24"/>
                 <w:lang w:val="en-US" w:eastAsia="es-PE"/>
                 <w14:ligatures w14:val="none"/>
               </w:rPr>
@@ -1669,12 +1674,6 @@
         <w:tc>
           <w:tcPr>
             <w:tcW w:w="2813" w:type="pct"/>
-            <w:tcBorders>
-              <w:top w:val="nil"/>
-              <w:left w:val="nil"/>
-              <w:bottom w:val="nil"/>
-              <w:right w:val="nil"/>
-            </w:tcBorders>
             <w:noWrap/>
             <w:vAlign w:val="bottom"/>
             <w:hideMark/>
@@ -1687,8 +1686,8 @@
                 <w:rFonts w:ascii="Aptos Narrow" w:eastAsia="Times New Roman" w:hAnsi="Aptos Narrow" w:cs="Times New Roman"/>
                 <w:color w:val="000000"/>
                 <w:kern w:val="0"/>
-                <w:sz w:val="28"/>
-                <w:szCs w:val="28"/>
+                <w:sz w:val="24"/>
+                <w:szCs w:val="24"/>
                 <w:lang w:val="es-PE" w:eastAsia="es-PE"/>
                 <w14:ligatures w14:val="none"/>
               </w:rPr>
@@ -1698,8 +1697,8 @@
                 <w:rFonts w:ascii="Aptos Narrow" w:eastAsia="Times New Roman" w:hAnsi="Aptos Narrow" w:cs="Times New Roman"/>
                 <w:color w:val="000000"/>
                 <w:kern w:val="0"/>
-                <w:sz w:val="28"/>
-                <w:szCs w:val="28"/>
+                <w:sz w:val="24"/>
+                <w:szCs w:val="24"/>
                 <w:lang w:val="es-PE" w:eastAsia="es-PE"/>
                 <w14:ligatures w14:val="none"/>
               </w:rPr>
@@ -1715,12 +1714,6 @@
         <w:tc>
           <w:tcPr>
             <w:tcW w:w="2187" w:type="pct"/>
-            <w:tcBorders>
-              <w:top w:val="nil"/>
-              <w:left w:val="nil"/>
-              <w:bottom w:val="nil"/>
-              <w:right w:val="nil"/>
-            </w:tcBorders>
             <w:noWrap/>
             <w:vAlign w:val="center"/>
             <w:hideMark/>
@@ -1732,8 +1725,8 @@
                 <w:rFonts w:ascii="Calibri" w:eastAsia="Times New Roman" w:hAnsi="Calibri" w:cs="Calibri"/>
                 <w:color w:val="000000"/>
                 <w:kern w:val="0"/>
-                <w:sz w:val="28"/>
-                <w:szCs w:val="28"/>
+                <w:sz w:val="24"/>
+                <w:szCs w:val="24"/>
                 <w:lang w:val="es-PE" w:eastAsia="es-PE"/>
                 <w14:ligatures w14:val="none"/>
               </w:rPr>
@@ -1743,8 +1736,8 @@
                 <w:rFonts w:ascii="Calibri" w:eastAsia="Times New Roman" w:hAnsi="Calibri" w:cs="Calibri"/>
                 <w:color w:val="000000"/>
                 <w:kern w:val="0"/>
-                <w:sz w:val="28"/>
-                <w:szCs w:val="28"/>
+                <w:sz w:val="24"/>
+                <w:szCs w:val="24"/>
                 <w:lang w:val="en-US" w:eastAsia="es-PE"/>
                 <w14:ligatures w14:val="none"/>
               </w:rPr>
@@ -1755,12 +1748,6 @@
         <w:tc>
           <w:tcPr>
             <w:tcW w:w="2813" w:type="pct"/>
-            <w:tcBorders>
-              <w:top w:val="nil"/>
-              <w:left w:val="nil"/>
-              <w:bottom w:val="nil"/>
-              <w:right w:val="nil"/>
-            </w:tcBorders>
             <w:noWrap/>
             <w:vAlign w:val="bottom"/>
             <w:hideMark/>
@@ -1773,8 +1760,8 @@
                 <w:rFonts w:ascii="Aptos Narrow" w:eastAsia="Times New Roman" w:hAnsi="Aptos Narrow" w:cs="Times New Roman"/>
                 <w:color w:val="000000"/>
                 <w:kern w:val="0"/>
-                <w:sz w:val="28"/>
-                <w:szCs w:val="28"/>
+                <w:sz w:val="24"/>
+                <w:szCs w:val="24"/>
                 <w:lang w:val="es-PE" w:eastAsia="es-PE"/>
                 <w14:ligatures w14:val="none"/>
               </w:rPr>
@@ -1784,8 +1771,8 @@
                 <w:rFonts w:ascii="Aptos Narrow" w:eastAsia="Times New Roman" w:hAnsi="Aptos Narrow" w:cs="Times New Roman"/>
                 <w:color w:val="000000"/>
                 <w:kern w:val="0"/>
-                <w:sz w:val="28"/>
-                <w:szCs w:val="28"/>
+                <w:sz w:val="24"/>
+                <w:szCs w:val="24"/>
                 <w:lang w:val="es-PE" w:eastAsia="es-PE"/>
                 <w14:ligatures w14:val="none"/>
               </w:rPr>
@@ -1801,12 +1788,6 @@
         <w:tc>
           <w:tcPr>
             <w:tcW w:w="2187" w:type="pct"/>
-            <w:tcBorders>
-              <w:top w:val="nil"/>
-              <w:left w:val="nil"/>
-              <w:bottom w:val="nil"/>
-              <w:right w:val="nil"/>
-            </w:tcBorders>
             <w:noWrap/>
             <w:vAlign w:val="center"/>
             <w:hideMark/>
@@ -1818,8 +1799,8 @@
                 <w:rFonts w:ascii="Calibri" w:eastAsia="Times New Roman" w:hAnsi="Calibri" w:cs="Calibri"/>
                 <w:color w:val="000000"/>
                 <w:kern w:val="0"/>
-                <w:sz w:val="28"/>
-                <w:szCs w:val="28"/>
+                <w:sz w:val="24"/>
+                <w:szCs w:val="24"/>
                 <w:lang w:val="es-PE" w:eastAsia="es-PE"/>
                 <w14:ligatures w14:val="none"/>
               </w:rPr>
@@ -1829,8 +1810,8 @@
                 <w:rFonts w:ascii="Calibri" w:eastAsia="Times New Roman" w:hAnsi="Calibri" w:cs="Calibri"/>
                 <w:color w:val="000000"/>
                 <w:kern w:val="0"/>
-                <w:sz w:val="28"/>
-                <w:szCs w:val="28"/>
+                <w:sz w:val="24"/>
+                <w:szCs w:val="24"/>
                 <w:lang w:val="en-US" w:eastAsia="es-PE"/>
                 <w14:ligatures w14:val="none"/>
               </w:rPr>
@@ -1841,12 +1822,6 @@
         <w:tc>
           <w:tcPr>
             <w:tcW w:w="2813" w:type="pct"/>
-            <w:tcBorders>
-              <w:top w:val="nil"/>
-              <w:left w:val="nil"/>
-              <w:bottom w:val="nil"/>
-              <w:right w:val="nil"/>
-            </w:tcBorders>
             <w:noWrap/>
             <w:vAlign w:val="bottom"/>
             <w:hideMark/>
@@ -1859,8 +1834,8 @@
                 <w:rFonts w:ascii="Aptos Narrow" w:eastAsia="Times New Roman" w:hAnsi="Aptos Narrow" w:cs="Times New Roman"/>
                 <w:color w:val="000000"/>
                 <w:kern w:val="0"/>
-                <w:sz w:val="28"/>
-                <w:szCs w:val="28"/>
+                <w:sz w:val="24"/>
+                <w:szCs w:val="24"/>
                 <w:lang w:val="es-PE" w:eastAsia="es-PE"/>
                 <w14:ligatures w14:val="none"/>
               </w:rPr>
@@ -1870,8 +1845,8 @@
                 <w:rFonts w:ascii="Aptos Narrow" w:eastAsia="Times New Roman" w:hAnsi="Aptos Narrow" w:cs="Times New Roman"/>
                 <w:color w:val="000000"/>
                 <w:kern w:val="0"/>
-                <w:sz w:val="28"/>
-                <w:szCs w:val="28"/>
+                <w:sz w:val="24"/>
+                <w:szCs w:val="24"/>
                 <w:lang w:val="es-PE" w:eastAsia="es-PE"/>
                 <w14:ligatures w14:val="none"/>
               </w:rPr>
@@ -1887,12 +1862,6 @@
         <w:tc>
           <w:tcPr>
             <w:tcW w:w="2187" w:type="pct"/>
-            <w:tcBorders>
-              <w:top w:val="nil"/>
-              <w:left w:val="nil"/>
-              <w:bottom w:val="nil"/>
-              <w:right w:val="nil"/>
-            </w:tcBorders>
             <w:noWrap/>
             <w:vAlign w:val="center"/>
             <w:hideMark/>
@@ -1904,8 +1873,8 @@
                 <w:rFonts w:ascii="Calibri" w:eastAsia="Times New Roman" w:hAnsi="Calibri" w:cs="Calibri"/>
                 <w:color w:val="000000"/>
                 <w:kern w:val="0"/>
-                <w:sz w:val="28"/>
-                <w:szCs w:val="28"/>
+                <w:sz w:val="24"/>
+                <w:szCs w:val="24"/>
                 <w:lang w:val="es-PE" w:eastAsia="es-PE"/>
                 <w14:ligatures w14:val="none"/>
               </w:rPr>
@@ -1915,8 +1884,8 @@
                 <w:rFonts w:ascii="Calibri" w:eastAsia="Times New Roman" w:hAnsi="Calibri" w:cs="Calibri"/>
                 <w:color w:val="000000"/>
                 <w:kern w:val="0"/>
-                <w:sz w:val="28"/>
-                <w:szCs w:val="28"/>
+                <w:sz w:val="24"/>
+                <w:szCs w:val="24"/>
                 <w:lang w:val="en-US" w:eastAsia="es-PE"/>
                 <w14:ligatures w14:val="none"/>
               </w:rPr>
@@ -1927,12 +1896,6 @@
         <w:tc>
           <w:tcPr>
             <w:tcW w:w="2813" w:type="pct"/>
-            <w:tcBorders>
-              <w:top w:val="nil"/>
-              <w:left w:val="nil"/>
-              <w:bottom w:val="nil"/>
-              <w:right w:val="nil"/>
-            </w:tcBorders>
             <w:noWrap/>
             <w:vAlign w:val="bottom"/>
             <w:hideMark/>
@@ -1945,8 +1908,8 @@
                 <w:rFonts w:ascii="Aptos Narrow" w:eastAsia="Times New Roman" w:hAnsi="Aptos Narrow" w:cs="Times New Roman"/>
                 <w:color w:val="000000"/>
                 <w:kern w:val="0"/>
-                <w:sz w:val="28"/>
-                <w:szCs w:val="28"/>
+                <w:sz w:val="24"/>
+                <w:szCs w:val="24"/>
                 <w:lang w:val="es-PE" w:eastAsia="es-PE"/>
                 <w14:ligatures w14:val="none"/>
               </w:rPr>
@@ -1956,8 +1919,8 @@
                 <w:rFonts w:ascii="Aptos Narrow" w:eastAsia="Times New Roman" w:hAnsi="Aptos Narrow" w:cs="Times New Roman"/>
                 <w:color w:val="000000"/>
                 <w:kern w:val="0"/>
-                <w:sz w:val="28"/>
-                <w:szCs w:val="28"/>
+                <w:sz w:val="24"/>
+                <w:szCs w:val="24"/>
                 <w:lang w:val="es-PE" w:eastAsia="es-PE"/>
                 <w14:ligatures w14:val="none"/>
               </w:rPr>
@@ -1973,12 +1936,6 @@
         <w:tc>
           <w:tcPr>
             <w:tcW w:w="2187" w:type="pct"/>
-            <w:tcBorders>
-              <w:top w:val="nil"/>
-              <w:left w:val="nil"/>
-              <w:bottom w:val="nil"/>
-              <w:right w:val="nil"/>
-            </w:tcBorders>
             <w:noWrap/>
             <w:vAlign w:val="center"/>
             <w:hideMark/>
@@ -1990,8 +1947,8 @@
                 <w:rFonts w:ascii="Calibri" w:eastAsia="Times New Roman" w:hAnsi="Calibri" w:cs="Calibri"/>
                 <w:color w:val="000000"/>
                 <w:kern w:val="0"/>
-                <w:sz w:val="28"/>
-                <w:szCs w:val="28"/>
+                <w:sz w:val="24"/>
+                <w:szCs w:val="24"/>
                 <w:lang w:val="es-PE" w:eastAsia="es-PE"/>
                 <w14:ligatures w14:val="none"/>
               </w:rPr>
@@ -2001,8 +1958,8 @@
                 <w:rFonts w:ascii="Calibri" w:eastAsia="Times New Roman" w:hAnsi="Calibri" w:cs="Calibri"/>
                 <w:color w:val="000000"/>
                 <w:kern w:val="0"/>
-                <w:sz w:val="28"/>
-                <w:szCs w:val="28"/>
+                <w:sz w:val="24"/>
+                <w:szCs w:val="24"/>
                 <w:lang w:val="en-US" w:eastAsia="es-PE"/>
                 <w14:ligatures w14:val="none"/>
               </w:rPr>
@@ -2013,12 +1970,6 @@
         <w:tc>
           <w:tcPr>
             <w:tcW w:w="2813" w:type="pct"/>
-            <w:tcBorders>
-              <w:top w:val="nil"/>
-              <w:left w:val="nil"/>
-              <w:bottom w:val="nil"/>
-              <w:right w:val="nil"/>
-            </w:tcBorders>
             <w:noWrap/>
             <w:vAlign w:val="bottom"/>
             <w:hideMark/>
@@ -2031,8 +1982,8 @@
                 <w:rFonts w:ascii="Aptos Narrow" w:eastAsia="Times New Roman" w:hAnsi="Aptos Narrow" w:cs="Times New Roman"/>
                 <w:color w:val="000000"/>
                 <w:kern w:val="0"/>
-                <w:sz w:val="28"/>
-                <w:szCs w:val="28"/>
+                <w:sz w:val="24"/>
+                <w:szCs w:val="24"/>
                 <w:lang w:val="es-PE" w:eastAsia="es-PE"/>
                 <w14:ligatures w14:val="none"/>
               </w:rPr>
@@ -2042,8 +1993,8 @@
                 <w:rFonts w:ascii="Aptos Narrow" w:eastAsia="Times New Roman" w:hAnsi="Aptos Narrow" w:cs="Times New Roman"/>
                 <w:color w:val="000000"/>
                 <w:kern w:val="0"/>
-                <w:sz w:val="28"/>
-                <w:szCs w:val="28"/>
+                <w:sz w:val="24"/>
+                <w:szCs w:val="24"/>
                 <w:lang w:val="es-PE" w:eastAsia="es-PE"/>
                 <w14:ligatures w14:val="none"/>
               </w:rPr>
@@ -2060,12 +2011,6 @@
           <w:tcPr>
             <w:tcW w:w="5000" w:type="pct"/>
             <w:gridSpan w:val="2"/>
-            <w:tcBorders>
-              <w:top w:val="nil"/>
-              <w:left w:val="nil"/>
-              <w:bottom w:val="nil"/>
-              <w:right w:val="nil"/>
-            </w:tcBorders>
             <w:noWrap/>
             <w:vAlign w:val="center"/>
             <w:hideMark/>
@@ -2077,8 +2022,8 @@
                 <w:rFonts w:ascii="Calibri" w:eastAsia="Times New Roman" w:hAnsi="Calibri" w:cs="Calibri"/>
                 <w:color w:val="000000"/>
                 <w:kern w:val="0"/>
-                <w:sz w:val="28"/>
-                <w:szCs w:val="28"/>
+                <w:sz w:val="24"/>
+                <w:szCs w:val="24"/>
                 <w:lang w:val="es-PE" w:eastAsia="es-PE"/>
                 <w14:ligatures w14:val="none"/>
               </w:rPr>
@@ -2088,24 +2033,64 @@
                 <w:rFonts w:ascii="Calibri" w:eastAsia="Times New Roman" w:hAnsi="Calibri" w:cs="Calibri"/>
                 <w:color w:val="000000"/>
                 <w:kern w:val="0"/>
-                <w:sz w:val="28"/>
-                <w:szCs w:val="28"/>
+                <w:sz w:val="24"/>
+                <w:szCs w:val="24"/>
                 <w:lang w:val="en-US" w:eastAsia="es-PE"/>
                 <w14:ligatures w14:val="none"/>
               </w:rPr>
-              <w:t xml:space="preserve">Name: educ, dtype: </w:t>
-            </w:r>
+              <w:t xml:space="preserve">Name: </w:t>
+            </w:r>
+            <w:proofErr w:type="spellStart"/>
             <w:r>
               <w:rPr>
                 <w:rFonts w:ascii="Calibri" w:eastAsia="Times New Roman" w:hAnsi="Calibri" w:cs="Calibri"/>
                 <w:color w:val="000000"/>
                 <w:kern w:val="0"/>
-                <w:sz w:val="28"/>
-                <w:szCs w:val="28"/>
+                <w:sz w:val="24"/>
+                <w:szCs w:val="24"/>
                 <w:lang w:val="en-US" w:eastAsia="es-PE"/>
                 <w14:ligatures w14:val="none"/>
               </w:rPr>
-              <w:t>float64</w:t>
+              <w:t>horastrab</w:t>
+            </w:r>
+            <w:proofErr w:type="spellEnd"/>
+            <w:r>
+              <w:rPr>
+                <w:rFonts w:ascii="Calibri" w:eastAsia="Times New Roman" w:hAnsi="Calibri" w:cs="Calibri"/>
+                <w:color w:val="000000"/>
+                <w:kern w:val="0"/>
+                <w:sz w:val="24"/>
+                <w:szCs w:val="24"/>
+                <w:lang w:val="en-US" w:eastAsia="es-PE"/>
+                <w14:ligatures w14:val="none"/>
+              </w:rPr>
+              <w:t xml:space="preserve">, </w:t>
+            </w:r>
+            <w:proofErr w:type="spellStart"/>
+            <w:r>
+              <w:rPr>
+                <w:rFonts w:ascii="Calibri" w:eastAsia="Times New Roman" w:hAnsi="Calibri" w:cs="Calibri"/>
+                <w:color w:val="000000"/>
+                <w:kern w:val="0"/>
+                <w:sz w:val="24"/>
+                <w:szCs w:val="24"/>
+                <w:lang w:val="en-US" w:eastAsia="es-PE"/>
+                <w14:ligatures w14:val="none"/>
+              </w:rPr>
+              <w:t>dtype</w:t>
+            </w:r>
+            <w:proofErr w:type="spellEnd"/>
+            <w:r>
+              <w:rPr>
+                <w:rFonts w:ascii="Calibri" w:eastAsia="Times New Roman" w:hAnsi="Calibri" w:cs="Calibri"/>
+                <w:color w:val="000000"/>
+                <w:kern w:val="0"/>
+                <w:sz w:val="24"/>
+                <w:szCs w:val="24"/>
+                <w:lang w:val="en-US" w:eastAsia="es-PE"/>
+                <w14:ligatures w14:val="none"/>
+              </w:rPr>
+              <w:t>: float64</w:t>
             </w:r>
           </w:p>
         </w:tc>
@@ -2114,8 +2099,8 @@
     <w:p>
       <w:pPr>
         <w:rPr>
-          <w:sz w:val="28"/>
-          <w:szCs w:val="28"/>
+          <w:sz w:val="24"/>
+          <w:szCs w:val="24"/>
         </w:rPr>
       </w:pPr>
     </w:p>
@@ -2124,91 +2109,82 @@
         <w:rPr>
           <w:b/>
           <w:bCs/>
-          <w:sz w:val="28"/>
-          <w:szCs w:val="28"/>
+          <w:sz w:val="24"/>
+          <w:szCs w:val="24"/>
         </w:rPr>
       </w:pPr>
       <w:r>
         <w:rPr>
           <w:b/>
           <w:bCs/>
-          <w:sz w:val="28"/>
-          <w:szCs w:val="28"/>
-        </w:rPr>
-        <w:br w:type="page"/>
+          <w:sz w:val="24"/>
+          <w:szCs w:val="24"/>
+        </w:rPr>
+        <w:t>CONSIGNA 5</w:t>
       </w:r>
     </w:p>
     <w:p>
       <w:pPr>
-        <w:rPr>
-          <w:b/>
-          <w:bCs/>
-          <w:sz w:val="28"/>
-          <w:szCs w:val="28"/>
-        </w:rPr>
-      </w:pPr>
-      <w:r>
-        <w:rPr>
-          <w:b/>
-          <w:bCs/>
-          <w:sz w:val="28"/>
-          <w:szCs w:val="28"/>
-        </w:rPr>
-        <w:lastRenderedPageBreak/>
-        <w:t xml:space="preserve">CONSIGNA </w:t>
-      </w:r>
-      <w:r>
-        <w:rPr>
-          <w:b/>
-          <w:bCs/>
-          <w:sz w:val="28"/>
-          <w:szCs w:val="28"/>
-        </w:rPr>
-        <w:t>5</w:t>
-      </w:r>
-      <w:r>
-        <w:rPr>
-          <w:b/>
-          <w:bCs/>
-          <w:sz w:val="28"/>
-          <w:szCs w:val="28"/>
-        </w:rPr>
-        <w:t>:</w:t>
-      </w:r>
-    </w:p>
-    <w:p>
-      <w:pPr>
+        <w:ind w:firstLine="284"/>
         <w:jc w:val="both"/>
         <w:rPr>
-          <w:sz w:val="28"/>
-          <w:szCs w:val="28"/>
-        </w:rPr>
-      </w:pPr>
-      <w:r>
-        <w:rPr>
-          <w:sz w:val="28"/>
-          <w:szCs w:val="28"/>
-        </w:rPr>
-        <w:t>A continuación se muestra una tabla resumen de la base final desarrollada hasta este punto</w:t>
-      </w:r>
-      <w:r>
-        <w:rPr>
-          <w:sz w:val="28"/>
-          <w:szCs w:val="28"/>
+          <w:sz w:val="24"/>
+          <w:szCs w:val="24"/>
+        </w:rPr>
+      </w:pPr>
+      <w:r>
+        <w:rPr>
+          <w:sz w:val="24"/>
+          <w:szCs w:val="24"/>
+        </w:rPr>
+        <w:t xml:space="preserve">A </w:t>
+      </w:r>
+      <w:r>
+        <w:rPr>
+          <w:sz w:val="24"/>
+          <w:szCs w:val="24"/>
+        </w:rPr>
+        <w:t>continuación,</w:t>
+      </w:r>
+      <w:r>
+        <w:rPr>
+          <w:sz w:val="24"/>
+          <w:szCs w:val="24"/>
+        </w:rPr>
+        <w:t xml:space="preserve"> se muestra una tabla resumen de la base final desarrollada hasta este punto</w:t>
+      </w:r>
+      <w:r>
+        <w:rPr>
+          <w:sz w:val="24"/>
+          <w:szCs w:val="24"/>
         </w:rPr>
         <w:t>.</w:t>
       </w:r>
       <w:r>
         <w:rPr>
-          <w:sz w:val="28"/>
-          <w:szCs w:val="28"/>
-        </w:rPr>
-        <w:t xml:space="preserve"> Las cantidad de variables limpias y homogeneizadas tiene la misma cantidad debido a que fueron previamente limpiadas y revisadas desde el TP1.</w:t>
+          <w:sz w:val="24"/>
+          <w:szCs w:val="24"/>
+        </w:rPr>
+        <w:t xml:space="preserve"> </w:t>
+      </w:r>
+      <w:r>
+        <w:rPr>
+          <w:sz w:val="24"/>
+          <w:szCs w:val="24"/>
+        </w:rPr>
+        <w:t>La cantidad</w:t>
+      </w:r>
+      <w:r>
+        <w:rPr>
+          <w:sz w:val="24"/>
+          <w:szCs w:val="24"/>
+        </w:rPr>
+        <w:t xml:space="preserve"> de variables limpias y homogeneizadas tiene la misma cantidad debido a que fueron previamente limpiadas y revisadas desde el TP1.</w:t>
       </w:r>
     </w:p>
     <w:tbl>
       <w:tblPr>
-        <w:tblW w:w="8641" w:type="dxa"/>
+        <w:tblW w:w="0" w:type="auto"/>
         <w:tblBorders>
           <w:top w:val="single" w:sz="4" w:space="0" w:color="000000"/>
           <w:left w:val="single" w:sz="4" w:space="0" w:color="000000"/>
@@ -2217,14 +2193,13 @@
           <w:insideH w:val="single" w:sz="4" w:space="0" w:color="000000"/>
           <w:insideV w:val="single" w:sz="4" w:space="0" w:color="000000"/>
         </w:tblBorders>
-        <w:tblLayout w:type="fixed"/>
         <w:tblLook w:val="0400" w:firstRow="0" w:lastRow="0" w:firstColumn="0" w:lastColumn="0" w:noHBand="0" w:noVBand="1"/>
       </w:tblPr>
       <w:tblGrid>
-        <w:gridCol w:w="3049"/>
-        <w:gridCol w:w="1864"/>
-        <w:gridCol w:w="1864"/>
-        <w:gridCol w:w="1864"/>
+        <w:gridCol w:w="5807"/>
+        <w:gridCol w:w="1134"/>
+        <w:gridCol w:w="992"/>
+        <w:gridCol w:w="1083"/>
       </w:tblGrid>
       <w:tr>
         <w:trPr>
@@ -2232,17 +2207,23 @@
         </w:trPr>
         <w:tc>
           <w:tcPr>
-            <w:tcW w:w="3049" w:type="dxa"/>
-          </w:tcPr>
-          <w:p>
-            <w:pPr>
+            <w:tcW w:w="5807" w:type="dxa"/>
+          </w:tcPr>
+          <w:p>
+            <w:pPr>
+              <w:spacing w:after="0" w:line="240" w:lineRule="auto"/>
+              <w:contextualSpacing/>
               <w:rPr>
                 <w:rFonts w:ascii="Century Schoolbook" w:eastAsia="Century Schoolbook" w:hAnsi="Century Schoolbook" w:cs="Century Schoolbook"/>
+                <w:sz w:val="24"/>
+                <w:szCs w:val="24"/>
               </w:rPr>
             </w:pPr>
             <w:r>
               <w:rPr>
                 <w:rFonts w:ascii="Century Schoolbook" w:eastAsia="Century Schoolbook" w:hAnsi="Century Schoolbook" w:cs="Century Schoolbook"/>
+                <w:sz w:val="24"/>
+                <w:szCs w:val="24"/>
               </w:rPr>
               <w:t>Región: Noroeste</w:t>
             </w:r>
@@ -2250,20 +2231,27 @@
         </w:tc>
         <w:tc>
           <w:tcPr>
-            <w:tcW w:w="1864" w:type="dxa"/>
-          </w:tcPr>
-          <w:p>
-            <w:pPr>
+            <w:tcW w:w="1134" w:type="dxa"/>
+            <w:vAlign w:val="center"/>
+          </w:tcPr>
+          <w:p>
+            <w:pPr>
+              <w:spacing w:after="0" w:line="240" w:lineRule="auto"/>
+              <w:contextualSpacing/>
               <w:jc w:val="center"/>
               <w:rPr>
                 <w:rFonts w:ascii="Century Schoolbook" w:eastAsia="Century Schoolbook" w:hAnsi="Century Schoolbook" w:cs="Century Schoolbook"/>
                 <w:b/>
+                <w:sz w:val="24"/>
+                <w:szCs w:val="24"/>
               </w:rPr>
             </w:pPr>
             <w:r>
               <w:rPr>
                 <w:rFonts w:ascii="Century Schoolbook" w:eastAsia="Century Schoolbook" w:hAnsi="Century Schoolbook" w:cs="Century Schoolbook"/>
                 <w:b/>
+                <w:sz w:val="24"/>
+                <w:szCs w:val="24"/>
               </w:rPr>
               <w:t>2005</w:t>
             </w:r>
@@ -2271,20 +2259,27 @@
         </w:tc>
         <w:tc>
           <w:tcPr>
-            <w:tcW w:w="1864" w:type="dxa"/>
-          </w:tcPr>
-          <w:p>
-            <w:pPr>
+            <w:tcW w:w="992" w:type="dxa"/>
+            <w:vAlign w:val="center"/>
+          </w:tcPr>
+          <w:p>
+            <w:pPr>
+              <w:spacing w:after="0" w:line="240" w:lineRule="auto"/>
+              <w:contextualSpacing/>
               <w:jc w:val="center"/>
               <w:rPr>
                 <w:rFonts w:ascii="Century Schoolbook" w:eastAsia="Century Schoolbook" w:hAnsi="Century Schoolbook" w:cs="Century Schoolbook"/>
                 <w:b/>
+                <w:sz w:val="24"/>
+                <w:szCs w:val="24"/>
               </w:rPr>
             </w:pPr>
             <w:r>
               <w:rPr>
                 <w:rFonts w:ascii="Century Schoolbook" w:eastAsia="Century Schoolbook" w:hAnsi="Century Schoolbook" w:cs="Century Schoolbook"/>
                 <w:b/>
+                <w:sz w:val="24"/>
+                <w:szCs w:val="24"/>
               </w:rPr>
               <w:t>2025</w:t>
             </w:r>
@@ -2292,20 +2287,27 @@
         </w:tc>
         <w:tc>
           <w:tcPr>
-            <w:tcW w:w="1864" w:type="dxa"/>
-          </w:tcPr>
-          <w:p>
-            <w:pPr>
+            <w:tcW w:w="1083" w:type="dxa"/>
+            <w:vAlign w:val="center"/>
+          </w:tcPr>
+          <w:p>
+            <w:pPr>
+              <w:spacing w:after="0" w:line="240" w:lineRule="auto"/>
+              <w:contextualSpacing/>
               <w:jc w:val="center"/>
               <w:rPr>
                 <w:rFonts w:ascii="Century Schoolbook" w:eastAsia="Century Schoolbook" w:hAnsi="Century Schoolbook" w:cs="Century Schoolbook"/>
                 <w:b/>
+                <w:sz w:val="24"/>
+                <w:szCs w:val="24"/>
               </w:rPr>
             </w:pPr>
             <w:r>
               <w:rPr>
                 <w:rFonts w:ascii="Century Schoolbook" w:eastAsia="Century Schoolbook" w:hAnsi="Century Schoolbook" w:cs="Century Schoolbook"/>
                 <w:b/>
+                <w:sz w:val="24"/>
+                <w:szCs w:val="24"/>
               </w:rPr>
               <w:t>Total</w:t>
             </w:r>
@@ -2314,39 +2316,53 @@
       </w:tr>
       <w:tr>
         <w:trPr>
-          <w:trHeight w:val="588"/>
+          <w:trHeight w:val="379"/>
         </w:trPr>
         <w:tc>
           <w:tcPr>
-            <w:tcW w:w="3049" w:type="dxa"/>
-          </w:tcPr>
-          <w:p>
-            <w:pPr>
+            <w:tcW w:w="5807" w:type="dxa"/>
+          </w:tcPr>
+          <w:p>
+            <w:pPr>
+              <w:spacing w:after="0" w:line="240" w:lineRule="auto"/>
+              <w:contextualSpacing/>
               <w:rPr>
                 <w:rFonts w:ascii="Century Schoolbook" w:eastAsia="Century Schoolbook" w:hAnsi="Century Schoolbook" w:cs="Century Schoolbook"/>
+                <w:sz w:val="24"/>
+                <w:szCs w:val="24"/>
               </w:rPr>
             </w:pPr>
             <w:r>
               <w:rPr>
                 <w:rFonts w:ascii="Century Schoolbook" w:eastAsia="Century Schoolbook" w:hAnsi="Century Schoolbook" w:cs="Century Schoolbook"/>
-              </w:rPr>
-              <w:t xml:space="preserve">Cantidad observaciones </w:t>
-            </w:r>
-          </w:p>
-        </w:tc>
-        <w:tc>
-          <w:tcPr>
-            <w:tcW w:w="1864" w:type="dxa"/>
-          </w:tcPr>
-          <w:p>
-            <w:pPr>
+                <w:sz w:val="24"/>
+                <w:szCs w:val="24"/>
+              </w:rPr>
+              <w:t>Cantidad observaciones</w:t>
+            </w:r>
+          </w:p>
+        </w:tc>
+        <w:tc>
+          <w:tcPr>
+            <w:tcW w:w="1134" w:type="dxa"/>
+            <w:vAlign w:val="center"/>
+          </w:tcPr>
+          <w:p>
+            <w:pPr>
+              <w:spacing w:after="0" w:line="240" w:lineRule="auto"/>
+              <w:contextualSpacing/>
+              <w:jc w:val="center"/>
               <w:rPr>
                 <w:rFonts w:ascii="Century Schoolbook" w:eastAsia="Century Schoolbook" w:hAnsi="Century Schoolbook" w:cs="Century Schoolbook"/>
+                <w:sz w:val="24"/>
+                <w:szCs w:val="24"/>
               </w:rPr>
             </w:pPr>
             <w:r>
               <w:rPr>
                 <w:rFonts w:ascii="Century Schoolbook" w:eastAsia="Century Schoolbook" w:hAnsi="Century Schoolbook" w:cs="Century Schoolbook"/>
+                <w:sz w:val="24"/>
+                <w:szCs w:val="24"/>
               </w:rPr>
               <w:t>49156</w:t>
             </w:r>
@@ -2354,17 +2370,25 @@
         </w:tc>
         <w:tc>
           <w:tcPr>
-            <w:tcW w:w="1864" w:type="dxa"/>
-          </w:tcPr>
-          <w:p>
-            <w:pPr>
+            <w:tcW w:w="992" w:type="dxa"/>
+            <w:vAlign w:val="center"/>
+          </w:tcPr>
+          <w:p>
+            <w:pPr>
+              <w:spacing w:after="0" w:line="240" w:lineRule="auto"/>
+              <w:contextualSpacing/>
+              <w:jc w:val="center"/>
               <w:rPr>
                 <w:rFonts w:ascii="Century Schoolbook" w:eastAsia="Century Schoolbook" w:hAnsi="Century Schoolbook" w:cs="Century Schoolbook"/>
+                <w:sz w:val="24"/>
+                <w:szCs w:val="24"/>
               </w:rPr>
             </w:pPr>
             <w:r>
               <w:rPr>
                 <w:rFonts w:ascii="Century Schoolbook" w:eastAsia="Century Schoolbook" w:hAnsi="Century Schoolbook" w:cs="Century Schoolbook"/>
+                <w:sz w:val="24"/>
+                <w:szCs w:val="24"/>
               </w:rPr>
               <w:t>37242</w:t>
             </w:r>
@@ -2372,17 +2396,25 @@
         </w:tc>
         <w:tc>
           <w:tcPr>
-            <w:tcW w:w="1864" w:type="dxa"/>
-          </w:tcPr>
-          <w:p>
-            <w:pPr>
+            <w:tcW w:w="1083" w:type="dxa"/>
+            <w:vAlign w:val="center"/>
+          </w:tcPr>
+          <w:p>
+            <w:pPr>
+              <w:spacing w:after="0" w:line="240" w:lineRule="auto"/>
+              <w:contextualSpacing/>
+              <w:jc w:val="center"/>
               <w:rPr>
                 <w:rFonts w:ascii="Century Schoolbook" w:eastAsia="Century Schoolbook" w:hAnsi="Century Schoolbook" w:cs="Century Schoolbook"/>
+                <w:sz w:val="24"/>
+                <w:szCs w:val="24"/>
               </w:rPr>
             </w:pPr>
             <w:r>
               <w:rPr>
                 <w:rFonts w:ascii="Century Schoolbook" w:eastAsia="Century Schoolbook" w:hAnsi="Century Schoolbook" w:cs="Century Schoolbook"/>
+                <w:sz w:val="24"/>
+                <w:szCs w:val="24"/>
               </w:rPr>
               <w:t>86398</w:t>
             </w:r>
@@ -2395,35 +2427,67 @@
         </w:trPr>
         <w:tc>
           <w:tcPr>
-            <w:tcW w:w="3049" w:type="dxa"/>
-          </w:tcPr>
-          <w:p>
-            <w:pPr>
+            <w:tcW w:w="5807" w:type="dxa"/>
+          </w:tcPr>
+          <w:p>
+            <w:pPr>
+              <w:spacing w:after="0" w:line="240" w:lineRule="auto"/>
+              <w:contextualSpacing/>
               <w:rPr>
                 <w:rFonts w:ascii="Century Schoolbook" w:eastAsia="Century Schoolbook" w:hAnsi="Century Schoolbook" w:cs="Century Schoolbook"/>
+                <w:sz w:val="24"/>
+                <w:szCs w:val="24"/>
               </w:rPr>
             </w:pPr>
             <w:r>
               <w:rPr>
                 <w:rFonts w:ascii="Century Schoolbook" w:eastAsia="Century Schoolbook" w:hAnsi="Century Schoolbook" w:cs="Century Schoolbook"/>
-              </w:rPr>
-              <w:t>Cantidad de observaciones con NAs en la variable “Pobre”</w:t>
-            </w:r>
-          </w:p>
-        </w:tc>
-        <w:tc>
-          <w:tcPr>
-            <w:tcW w:w="1864" w:type="dxa"/>
-          </w:tcPr>
-          <w:p>
-            <w:pPr>
+                <w:sz w:val="24"/>
+                <w:szCs w:val="24"/>
+              </w:rPr>
+              <w:t xml:space="preserve">Cantidad de observaciones con </w:t>
+            </w:r>
+            <w:proofErr w:type="spellStart"/>
+            <w:r>
               <w:rPr>
                 <w:rFonts w:ascii="Century Schoolbook" w:eastAsia="Century Schoolbook" w:hAnsi="Century Schoolbook" w:cs="Century Schoolbook"/>
-              </w:rPr>
-            </w:pPr>
+                <w:sz w:val="24"/>
+                <w:szCs w:val="24"/>
+              </w:rPr>
+              <w:t>NAs</w:t>
+            </w:r>
+            <w:proofErr w:type="spellEnd"/>
             <w:r>
               <w:rPr>
                 <w:rFonts w:ascii="Century Schoolbook" w:eastAsia="Century Schoolbook" w:hAnsi="Century Schoolbook" w:cs="Century Schoolbook"/>
+                <w:sz w:val="24"/>
+                <w:szCs w:val="24"/>
+              </w:rPr>
+              <w:t xml:space="preserve"> en la variable “Pobre”</w:t>
+            </w:r>
+          </w:p>
+        </w:tc>
+        <w:tc>
+          <w:tcPr>
+            <w:tcW w:w="1134" w:type="dxa"/>
+            <w:vAlign w:val="center"/>
+          </w:tcPr>
+          <w:p>
+            <w:pPr>
+              <w:spacing w:after="0" w:line="240" w:lineRule="auto"/>
+              <w:contextualSpacing/>
+              <w:jc w:val="center"/>
+              <w:rPr>
+                <w:rFonts w:ascii="Century Schoolbook" w:eastAsia="Century Schoolbook" w:hAnsi="Century Schoolbook" w:cs="Century Schoolbook"/>
+                <w:sz w:val="24"/>
+                <w:szCs w:val="24"/>
+              </w:rPr>
+            </w:pPr>
+            <w:r>
+              <w:rPr>
+                <w:rFonts w:ascii="Century Schoolbook" w:eastAsia="Century Schoolbook" w:hAnsi="Century Schoolbook" w:cs="Century Schoolbook"/>
+                <w:sz w:val="24"/>
+                <w:szCs w:val="24"/>
               </w:rPr>
               <w:t>70</w:t>
             </w:r>
@@ -2431,17 +2495,25 @@
         </w:tc>
         <w:tc>
           <w:tcPr>
-            <w:tcW w:w="1864" w:type="dxa"/>
-          </w:tcPr>
-          <w:p>
-            <w:pPr>
+            <w:tcW w:w="992" w:type="dxa"/>
+            <w:vAlign w:val="center"/>
+          </w:tcPr>
+          <w:p>
+            <w:pPr>
+              <w:spacing w:after="0" w:line="240" w:lineRule="auto"/>
+              <w:contextualSpacing/>
+              <w:jc w:val="center"/>
               <w:rPr>
                 <w:rFonts w:ascii="Century Schoolbook" w:eastAsia="Century Schoolbook" w:hAnsi="Century Schoolbook" w:cs="Century Schoolbook"/>
+                <w:sz w:val="24"/>
+                <w:szCs w:val="24"/>
               </w:rPr>
             </w:pPr>
             <w:r>
               <w:rPr>
                 <w:rFonts w:ascii="Century Schoolbook" w:eastAsia="Century Schoolbook" w:hAnsi="Century Schoolbook" w:cs="Century Schoolbook"/>
+                <w:sz w:val="24"/>
+                <w:szCs w:val="24"/>
               </w:rPr>
               <w:t>1047</w:t>
             </w:r>
@@ -2449,17 +2521,25 @@
         </w:tc>
         <w:tc>
           <w:tcPr>
-            <w:tcW w:w="1864" w:type="dxa"/>
-          </w:tcPr>
-          <w:p>
-            <w:pPr>
+            <w:tcW w:w="1083" w:type="dxa"/>
+            <w:vAlign w:val="center"/>
+          </w:tcPr>
+          <w:p>
+            <w:pPr>
+              <w:spacing w:after="0" w:line="240" w:lineRule="auto"/>
+              <w:contextualSpacing/>
+              <w:jc w:val="center"/>
               <w:rPr>
                 <w:rFonts w:ascii="Century Schoolbook" w:eastAsia="Century Schoolbook" w:hAnsi="Century Schoolbook" w:cs="Century Schoolbook"/>
+                <w:sz w:val="24"/>
+                <w:szCs w:val="24"/>
               </w:rPr>
             </w:pPr>
             <w:r>
               <w:rPr>
                 <w:rFonts w:ascii="Century Schoolbook" w:eastAsia="Century Schoolbook" w:hAnsi="Century Schoolbook" w:cs="Century Schoolbook"/>
+                <w:sz w:val="24"/>
+                <w:szCs w:val="24"/>
               </w:rPr>
               <w:t>1117</w:t>
             </w:r>
@@ -2472,17 +2552,23 @@
         </w:trPr>
         <w:tc>
           <w:tcPr>
-            <w:tcW w:w="3049" w:type="dxa"/>
-          </w:tcPr>
-          <w:p>
-            <w:pPr>
+            <w:tcW w:w="5807" w:type="dxa"/>
+          </w:tcPr>
+          <w:p>
+            <w:pPr>
+              <w:spacing w:after="0" w:line="240" w:lineRule="auto"/>
+              <w:contextualSpacing/>
               <w:rPr>
                 <w:rFonts w:ascii="Century Schoolbook" w:eastAsia="Century Schoolbook" w:hAnsi="Century Schoolbook" w:cs="Century Schoolbook"/>
+                <w:sz w:val="24"/>
+                <w:szCs w:val="24"/>
               </w:rPr>
             </w:pPr>
             <w:r>
               <w:rPr>
                 <w:rFonts w:ascii="Century Schoolbook" w:eastAsia="Century Schoolbook" w:hAnsi="Century Schoolbook" w:cs="Century Schoolbook"/>
+                <w:sz w:val="24"/>
+                <w:szCs w:val="24"/>
               </w:rPr>
               <w:t>Cantidad de Pobres</w:t>
             </w:r>
@@ -2490,17 +2576,25 @@
         </w:tc>
         <w:tc>
           <w:tcPr>
-            <w:tcW w:w="1864" w:type="dxa"/>
-          </w:tcPr>
-          <w:p>
-            <w:pPr>
+            <w:tcW w:w="1134" w:type="dxa"/>
+            <w:vAlign w:val="center"/>
+          </w:tcPr>
+          <w:p>
+            <w:pPr>
+              <w:spacing w:after="0" w:line="240" w:lineRule="auto"/>
+              <w:contextualSpacing/>
+              <w:jc w:val="center"/>
               <w:rPr>
                 <w:rFonts w:ascii="Century Schoolbook" w:eastAsia="Century Schoolbook" w:hAnsi="Century Schoolbook" w:cs="Century Schoolbook"/>
+                <w:sz w:val="24"/>
+                <w:szCs w:val="24"/>
               </w:rPr>
             </w:pPr>
             <w:r>
               <w:rPr>
                 <w:rFonts w:ascii="Century Schoolbook" w:eastAsia="Century Schoolbook" w:hAnsi="Century Schoolbook" w:cs="Century Schoolbook"/>
+                <w:sz w:val="24"/>
+                <w:szCs w:val="24"/>
               </w:rPr>
               <w:t>25506</w:t>
             </w:r>
@@ -2508,17 +2602,25 @@
         </w:tc>
         <w:tc>
           <w:tcPr>
-            <w:tcW w:w="1864" w:type="dxa"/>
-          </w:tcPr>
-          <w:p>
-            <w:pPr>
+            <w:tcW w:w="992" w:type="dxa"/>
+            <w:vAlign w:val="center"/>
+          </w:tcPr>
+          <w:p>
+            <w:pPr>
+              <w:spacing w:after="0" w:line="240" w:lineRule="auto"/>
+              <w:contextualSpacing/>
+              <w:jc w:val="center"/>
               <w:rPr>
                 <w:rFonts w:ascii="Century Schoolbook" w:eastAsia="Century Schoolbook" w:hAnsi="Century Schoolbook" w:cs="Century Schoolbook"/>
+                <w:sz w:val="24"/>
+                <w:szCs w:val="24"/>
               </w:rPr>
             </w:pPr>
             <w:r>
               <w:rPr>
                 <w:rFonts w:ascii="Century Schoolbook" w:eastAsia="Century Schoolbook" w:hAnsi="Century Schoolbook" w:cs="Century Schoolbook"/>
+                <w:sz w:val="24"/>
+                <w:szCs w:val="24"/>
               </w:rPr>
               <w:t>18856</w:t>
             </w:r>
@@ -2526,17 +2628,25 @@
         </w:tc>
         <w:tc>
           <w:tcPr>
-            <w:tcW w:w="1864" w:type="dxa"/>
-          </w:tcPr>
-          <w:p>
-            <w:pPr>
+            <w:tcW w:w="1083" w:type="dxa"/>
+            <w:vAlign w:val="center"/>
+          </w:tcPr>
+          <w:p>
+            <w:pPr>
+              <w:spacing w:after="0" w:line="240" w:lineRule="auto"/>
+              <w:contextualSpacing/>
+              <w:jc w:val="center"/>
               <w:rPr>
                 <w:rFonts w:ascii="Century Schoolbook" w:eastAsia="Century Schoolbook" w:hAnsi="Century Schoolbook" w:cs="Century Schoolbook"/>
+                <w:sz w:val="24"/>
+                <w:szCs w:val="24"/>
               </w:rPr>
             </w:pPr>
             <w:r>
               <w:rPr>
                 <w:rFonts w:ascii="Century Schoolbook" w:eastAsia="Century Schoolbook" w:hAnsi="Century Schoolbook" w:cs="Century Schoolbook"/>
+                <w:sz w:val="24"/>
+                <w:szCs w:val="24"/>
               </w:rPr>
               <w:t>44362</w:t>
             </w:r>
@@ -2549,17 +2659,23 @@
         </w:trPr>
         <w:tc>
           <w:tcPr>
-            <w:tcW w:w="3049" w:type="dxa"/>
-          </w:tcPr>
-          <w:p>
-            <w:pPr>
+            <w:tcW w:w="5807" w:type="dxa"/>
+          </w:tcPr>
+          <w:p>
+            <w:pPr>
+              <w:spacing w:after="0" w:line="240" w:lineRule="auto"/>
+              <w:contextualSpacing/>
               <w:rPr>
                 <w:rFonts w:ascii="Century Schoolbook" w:eastAsia="Century Schoolbook" w:hAnsi="Century Schoolbook" w:cs="Century Schoolbook"/>
+                <w:sz w:val="24"/>
+                <w:szCs w:val="24"/>
               </w:rPr>
             </w:pPr>
             <w:r>
               <w:rPr>
                 <w:rFonts w:ascii="Century Schoolbook" w:eastAsia="Century Schoolbook" w:hAnsi="Century Schoolbook" w:cs="Century Schoolbook"/>
+                <w:sz w:val="24"/>
+                <w:szCs w:val="24"/>
               </w:rPr>
               <w:t>Cantidad de No Pobres</w:t>
             </w:r>
@@ -2567,17 +2683,25 @@
         </w:tc>
         <w:tc>
           <w:tcPr>
-            <w:tcW w:w="1864" w:type="dxa"/>
-          </w:tcPr>
-          <w:p>
-            <w:pPr>
+            <w:tcW w:w="1134" w:type="dxa"/>
+            <w:vAlign w:val="center"/>
+          </w:tcPr>
+          <w:p>
+            <w:pPr>
+              <w:spacing w:after="0" w:line="240" w:lineRule="auto"/>
+              <w:contextualSpacing/>
+              <w:jc w:val="center"/>
               <w:rPr>
                 <w:rFonts w:ascii="Century Schoolbook" w:eastAsia="Century Schoolbook" w:hAnsi="Century Schoolbook" w:cs="Century Schoolbook"/>
+                <w:sz w:val="24"/>
+                <w:szCs w:val="24"/>
               </w:rPr>
             </w:pPr>
             <w:r>
               <w:rPr>
                 <w:rFonts w:ascii="Century Schoolbook" w:eastAsia="Century Schoolbook" w:hAnsi="Century Schoolbook" w:cs="Century Schoolbook"/>
+                <w:sz w:val="24"/>
+                <w:szCs w:val="24"/>
               </w:rPr>
               <w:t>23650</w:t>
             </w:r>
@@ -2585,17 +2709,25 @@
         </w:tc>
         <w:tc>
           <w:tcPr>
-            <w:tcW w:w="1864" w:type="dxa"/>
-          </w:tcPr>
-          <w:p>
-            <w:pPr>
+            <w:tcW w:w="992" w:type="dxa"/>
+            <w:vAlign w:val="center"/>
+          </w:tcPr>
+          <w:p>
+            <w:pPr>
+              <w:spacing w:after="0" w:line="240" w:lineRule="auto"/>
+              <w:contextualSpacing/>
+              <w:jc w:val="center"/>
               <w:rPr>
                 <w:rFonts w:ascii="Century Schoolbook" w:eastAsia="Century Schoolbook" w:hAnsi="Century Schoolbook" w:cs="Century Schoolbook"/>
+                <w:sz w:val="24"/>
+                <w:szCs w:val="24"/>
               </w:rPr>
             </w:pPr>
             <w:r>
               <w:rPr>
                 <w:rFonts w:ascii="Century Schoolbook" w:eastAsia="Century Schoolbook" w:hAnsi="Century Schoolbook" w:cs="Century Schoolbook"/>
+                <w:sz w:val="24"/>
+                <w:szCs w:val="24"/>
               </w:rPr>
               <w:t>18386</w:t>
             </w:r>
@@ -2603,17 +2735,25 @@
         </w:tc>
         <w:tc>
           <w:tcPr>
-            <w:tcW w:w="1864" w:type="dxa"/>
-          </w:tcPr>
-          <w:p>
-            <w:pPr>
+            <w:tcW w:w="1083" w:type="dxa"/>
+            <w:vAlign w:val="center"/>
+          </w:tcPr>
+          <w:p>
+            <w:pPr>
+              <w:spacing w:after="0" w:line="240" w:lineRule="auto"/>
+              <w:contextualSpacing/>
+              <w:jc w:val="center"/>
               <w:rPr>
                 <w:rFonts w:ascii="Century Schoolbook" w:eastAsia="Century Schoolbook" w:hAnsi="Century Schoolbook" w:cs="Century Schoolbook"/>
+                <w:sz w:val="24"/>
+                <w:szCs w:val="24"/>
               </w:rPr>
             </w:pPr>
             <w:r>
               <w:rPr>
                 <w:rFonts w:ascii="Century Schoolbook" w:eastAsia="Century Schoolbook" w:hAnsi="Century Schoolbook" w:cs="Century Schoolbook"/>
+                <w:sz w:val="24"/>
+                <w:szCs w:val="24"/>
               </w:rPr>
               <w:t>42036</w:t>
             </w:r>
@@ -2626,17 +2766,23 @@
         </w:trPr>
         <w:tc>
           <w:tcPr>
-            <w:tcW w:w="3049" w:type="dxa"/>
-          </w:tcPr>
-          <w:p>
-            <w:pPr>
+            <w:tcW w:w="5807" w:type="dxa"/>
+          </w:tcPr>
+          <w:p>
+            <w:pPr>
+              <w:spacing w:after="0" w:line="240" w:lineRule="auto"/>
+              <w:contextualSpacing/>
               <w:rPr>
                 <w:rFonts w:ascii="Century Schoolbook" w:eastAsia="Century Schoolbook" w:hAnsi="Century Schoolbook" w:cs="Century Schoolbook"/>
+                <w:sz w:val="24"/>
+                <w:szCs w:val="24"/>
               </w:rPr>
             </w:pPr>
             <w:r>
               <w:rPr>
                 <w:rFonts w:ascii="Century Schoolbook" w:eastAsia="Century Schoolbook" w:hAnsi="Century Schoolbook" w:cs="Century Schoolbook"/>
+                <w:sz w:val="24"/>
+                <w:szCs w:val="24"/>
               </w:rPr>
               <w:t>Cantidad de variables limpias y homogeneizadas</w:t>
             </w:r>
@@ -2644,23 +2790,33 @@
         </w:tc>
         <w:tc>
           <w:tcPr>
-            <w:tcW w:w="1864" w:type="dxa"/>
-          </w:tcPr>
-          <w:p>
-            <w:pPr>
+            <w:tcW w:w="1134" w:type="dxa"/>
+            <w:vAlign w:val="center"/>
+          </w:tcPr>
+          <w:p>
+            <w:pPr>
+              <w:spacing w:after="0" w:line="240" w:lineRule="auto"/>
+              <w:contextualSpacing/>
+              <w:jc w:val="center"/>
               <w:rPr>
                 <w:rFonts w:ascii="Century Schoolbook" w:eastAsia="Century Schoolbook" w:hAnsi="Century Schoolbook" w:cs="Century Schoolbook"/>
+                <w:sz w:val="24"/>
+                <w:szCs w:val="24"/>
               </w:rPr>
             </w:pPr>
             <w:r>
               <w:rPr>
                 <w:rFonts w:ascii="Century Schoolbook" w:eastAsia="Century Schoolbook" w:hAnsi="Century Schoolbook" w:cs="Century Schoolbook"/>
+                <w:sz w:val="24"/>
+                <w:szCs w:val="24"/>
               </w:rPr>
               <w:t>3</w:t>
             </w:r>
             <w:r>
               <w:rPr>
                 <w:rFonts w:ascii="Century Schoolbook" w:eastAsia="Century Schoolbook" w:hAnsi="Century Schoolbook" w:cs="Century Schoolbook"/>
+                <w:sz w:val="24"/>
+                <w:szCs w:val="24"/>
               </w:rPr>
               <w:t>2</w:t>
             </w:r>
@@ -2668,23 +2824,33 @@
         </w:tc>
         <w:tc>
           <w:tcPr>
-            <w:tcW w:w="1864" w:type="dxa"/>
-          </w:tcPr>
-          <w:p>
-            <w:pPr>
+            <w:tcW w:w="992" w:type="dxa"/>
+            <w:vAlign w:val="center"/>
+          </w:tcPr>
+          <w:p>
+            <w:pPr>
+              <w:spacing w:after="0" w:line="240" w:lineRule="auto"/>
+              <w:contextualSpacing/>
+              <w:jc w:val="center"/>
               <w:rPr>
                 <w:rFonts w:ascii="Century Schoolbook" w:eastAsia="Century Schoolbook" w:hAnsi="Century Schoolbook" w:cs="Century Schoolbook"/>
+                <w:sz w:val="24"/>
+                <w:szCs w:val="24"/>
               </w:rPr>
             </w:pPr>
             <w:r>
               <w:rPr>
                 <w:rFonts w:ascii="Century Schoolbook" w:eastAsia="Century Schoolbook" w:hAnsi="Century Schoolbook" w:cs="Century Schoolbook"/>
+                <w:sz w:val="24"/>
+                <w:szCs w:val="24"/>
               </w:rPr>
               <w:t>3</w:t>
             </w:r>
             <w:r>
               <w:rPr>
                 <w:rFonts w:ascii="Century Schoolbook" w:eastAsia="Century Schoolbook" w:hAnsi="Century Schoolbook" w:cs="Century Schoolbook"/>
+                <w:sz w:val="24"/>
+                <w:szCs w:val="24"/>
               </w:rPr>
               <w:t>2</w:t>
             </w:r>
@@ -2692,23 +2858,33 @@
         </w:tc>
         <w:tc>
           <w:tcPr>
-            <w:tcW w:w="1864" w:type="dxa"/>
-          </w:tcPr>
-          <w:p>
-            <w:pPr>
+            <w:tcW w:w="1083" w:type="dxa"/>
+            <w:vAlign w:val="center"/>
+          </w:tcPr>
+          <w:p>
+            <w:pPr>
+              <w:spacing w:after="0" w:line="240" w:lineRule="auto"/>
+              <w:contextualSpacing/>
+              <w:jc w:val="center"/>
               <w:rPr>
                 <w:rFonts w:ascii="Century Schoolbook" w:eastAsia="Century Schoolbook" w:hAnsi="Century Schoolbook" w:cs="Century Schoolbook"/>
+                <w:sz w:val="24"/>
+                <w:szCs w:val="24"/>
               </w:rPr>
             </w:pPr>
             <w:r>
               <w:rPr>
                 <w:rFonts w:ascii="Century Schoolbook" w:eastAsia="Century Schoolbook" w:hAnsi="Century Schoolbook" w:cs="Century Schoolbook"/>
+                <w:sz w:val="24"/>
+                <w:szCs w:val="24"/>
               </w:rPr>
               <w:t>3</w:t>
             </w:r>
             <w:r>
               <w:rPr>
                 <w:rFonts w:ascii="Century Schoolbook" w:eastAsia="Century Schoolbook" w:hAnsi="Century Schoolbook" w:cs="Century Schoolbook"/>
+                <w:sz w:val="24"/>
+                <w:szCs w:val="24"/>
               </w:rPr>
               <w:t>2</w:t>
             </w:r>
@@ -2716,15 +2892,6 @@
         </w:tc>
       </w:tr>
     </w:tbl>
-    <w:p>
-      <w:pPr>
-        <w:jc w:val="both"/>
-        <w:rPr>
-          <w:sz w:val="28"/>
-          <w:szCs w:val="28"/>
-        </w:rPr>
-      </w:pPr>
-    </w:p>
     <w:p>
       <w:pPr>
         <w:rPr>
@@ -2735,110 +2902,93 @@
           <w:szCs w:val="32"/>
         </w:rPr>
       </w:pPr>
-      <w:r>
+    </w:p>
+    <w:p>
+      <w:pPr>
         <w:rPr>
           <w:b/>
           <w:bCs/>
           <w:color w:val="002060"/>
-          <w:sz w:val="32"/>
-          <w:szCs w:val="32"/>
-        </w:rPr>
-        <w:br w:type="page"/>
-      </w:r>
-    </w:p>
-    <w:p>
-      <w:pPr>
+          <w:sz w:val="24"/>
+          <w:szCs w:val="24"/>
+        </w:rPr>
+      </w:pPr>
+      <w:r>
         <w:rPr>
           <w:b/>
           <w:bCs/>
           <w:color w:val="002060"/>
-          <w:sz w:val="32"/>
-          <w:szCs w:val="32"/>
-        </w:rPr>
-      </w:pPr>
-      <w:r>
+          <w:sz w:val="24"/>
+          <w:szCs w:val="24"/>
+        </w:rPr>
+        <w:lastRenderedPageBreak/>
+        <w:t>PARTE 2</w:t>
+      </w:r>
+    </w:p>
+    <w:p>
+      <w:pPr>
         <w:rPr>
           <w:b/>
           <w:bCs/>
-          <w:color w:val="002060"/>
-          <w:sz w:val="32"/>
-          <w:szCs w:val="32"/>
-        </w:rPr>
-        <w:lastRenderedPageBreak/>
-        <w:t>PARTE 2</w:t>
+          <w:sz w:val="24"/>
+          <w:szCs w:val="24"/>
+        </w:rPr>
+      </w:pPr>
+      <w:r>
+        <w:rPr>
+          <w:b/>
+          <w:bCs/>
+          <w:sz w:val="24"/>
+          <w:szCs w:val="24"/>
+        </w:rPr>
+        <w:t>CONSIGNA 1</w:t>
       </w:r>
     </w:p>
     <w:p>
       <w:pPr>
+        <w:ind w:firstLine="284"/>
+        <w:jc w:val="both"/>
         <w:rPr>
           <w:b/>
           <w:bCs/>
+          <w:sz w:val="24"/>
+          <w:szCs w:val="24"/>
+        </w:rPr>
+      </w:pPr>
+      <w:r>
+        <w:rPr>
+          <w:sz w:val="24"/>
+          <w:szCs w:val="24"/>
+        </w:rPr>
+        <w:t xml:space="preserve">La matriz de correlaciones generada para las variables que entraran al proceso de PCA muestran altos niveles de correlación negativa entre la edad y la cantidad de miembros del hogar. Adicionalmente se observa correlación exacta entre ch06 y </w:t>
+      </w:r>
+      <w:proofErr w:type="gramStart"/>
+      <w:r>
+        <w:rPr>
+          <w:sz w:val="24"/>
+          <w:szCs w:val="24"/>
+        </w:rPr>
+        <w:t>edad2</w:t>
+      </w:r>
+      <w:proofErr w:type="gramEnd"/>
+      <w:r>
+        <w:rPr>
+          <w:sz w:val="24"/>
+          <w:szCs w:val="24"/>
+        </w:rPr>
+        <w:t xml:space="preserve"> pero esto es debido a que la primera es una transformación lineal de la segunda por lo cual produce este tipo de resultados.</w:t>
+      </w:r>
+    </w:p>
+    <w:p>
+      <w:pPr>
+        <w:rPr>
           <w:sz w:val="28"/>
           <w:szCs w:val="28"/>
         </w:rPr>
       </w:pPr>
       <w:r>
         <w:rPr>
-          <w:b/>
-          <w:bCs/>
-          <w:sz w:val="28"/>
-          <w:szCs w:val="28"/>
-        </w:rPr>
-        <w:t xml:space="preserve">CONSIGNA </w:t>
-      </w:r>
-      <w:r>
-        <w:rPr>
-          <w:b/>
-          <w:bCs/>
-          <w:sz w:val="28"/>
-          <w:szCs w:val="28"/>
-        </w:rPr>
-        <w:t>1</w:t>
-      </w:r>
-      <w:r>
-        <w:rPr>
-          <w:b/>
-          <w:bCs/>
-          <w:sz w:val="28"/>
-          <w:szCs w:val="28"/>
-        </w:rPr>
-        <w:t>:</w:t>
-      </w:r>
-    </w:p>
-    <w:p>
-      <w:pPr>
-        <w:jc w:val="both"/>
-        <w:rPr>
-          <w:b/>
-          <w:bCs/>
-          <w:sz w:val="28"/>
-          <w:szCs w:val="28"/>
-        </w:rPr>
-      </w:pPr>
-      <w:r>
-        <w:rPr>
-          <w:sz w:val="28"/>
-          <w:szCs w:val="28"/>
-        </w:rPr>
-        <w:t>L</w:t>
-      </w:r>
-      <w:r>
-        <w:rPr>
-          <w:sz w:val="28"/>
-          <w:szCs w:val="28"/>
-        </w:rPr>
-        <w:t>a matriz de correlaciones generada para las variables que entraran al proceso de PCA muestran altos niveles de correlación negativa entre la edad y la cantidad de miembros del hogar. Adicionalmente se observa correlación exacta entre ch06 y edad2 pero esto es debido a que la primera es una transformación lineal de la segunda por lo cual produce este tipo de resultados.</w:t>
-      </w:r>
-    </w:p>
-    <w:p>
-      <w:pPr>
-        <w:rPr>
-          <w:sz w:val="28"/>
-          <w:szCs w:val="28"/>
-        </w:rPr>
-      </w:pPr>
-      <w:r>
-        <w:rPr>
+          <w:noProof/>
           <w:sz w:val="28"/>
           <w:szCs w:val="28"/>
         </w:rPr>
@@ -2858,7 +3008,7 @@
                     <pic:cNvPicPr/>
                   </pic:nvPicPr>
                   <pic:blipFill>
-                    <a:blip r:embed="rId8"/>
+                    <a:blip r:embed="rId9"/>
                     <a:stretch>
                       <a:fillRect/>
                     </a:stretch>
@@ -2881,6 +3031,28 @@
     </w:p>
     <w:p>
       <w:pPr>
+        <w:jc w:val="both"/>
+        <w:rPr>
+          <w:b/>
+          <w:bCs/>
+          <w:sz w:val="24"/>
+          <w:szCs w:val="24"/>
+        </w:rPr>
+      </w:pPr>
+      <w:r>
+        <w:rPr>
+          <w:b/>
+          <w:bCs/>
+          <w:sz w:val="24"/>
+          <w:szCs w:val="24"/>
+        </w:rPr>
+        <w:t>CONSIGNA 2</w:t>
+      </w:r>
+    </w:p>
+    <w:p>
+      <w:pPr>
+        <w:ind w:firstLine="284"/>
+        <w:jc w:val="both"/>
         <w:rPr>
           <w:b/>
           <w:bCs/>
@@ -2890,73 +3062,27 @@
       </w:pPr>
       <w:r>
         <w:rPr>
+          <w:sz w:val="24"/>
+          <w:szCs w:val="24"/>
+        </w:rPr>
+        <w:t xml:space="preserve">El análisis de componentes principales muestra que el primer componente captura la mayor parte de la variabilidad de los datos y está fuertemente asociado al nivel de ingresos y la educación, mientras que el segundo componente refleja diferencias vinculadas principalmente con la edad y la estructura del hogar. En el gráfico de dispersión de los dos primeros componentes se observa que los individuos se concentran en una nube relativamente compacta, aunque con algunos casos más alejados que representan situaciones atípicas en ingresos u horas trabajadas. La representación en dos dimensiones permite visualizar que las variables socioeconómicas se encuentran interrelacionadas, pero no existe </w:t>
+      </w:r>
+      <w:r>
+        <w:rPr>
+          <w:sz w:val="24"/>
+          <w:szCs w:val="24"/>
+        </w:rPr>
+        <w:lastRenderedPageBreak/>
+        <w:t>una separación clara entre pobres y no pobres en estos ejes principales.</w:t>
+      </w:r>
+      <w:r>
+        <w:rPr>
           <w:b/>
           <w:bCs/>
+          <w:noProof/>
           <w:sz w:val="28"/>
           <w:szCs w:val="28"/>
         </w:rPr>
-        <w:t xml:space="preserve">CONSIGNA </w:t>
-      </w:r>
-      <w:r>
-        <w:rPr>
-          <w:b/>
-          <w:bCs/>
-          <w:sz w:val="28"/>
-          <w:szCs w:val="28"/>
-        </w:rPr>
-        <w:t>2</w:t>
-      </w:r>
-      <w:r>
-        <w:rPr>
-          <w:b/>
-          <w:bCs/>
-          <w:sz w:val="28"/>
-          <w:szCs w:val="28"/>
-        </w:rPr>
-        <w:t>:</w:t>
-      </w:r>
-    </w:p>
-    <w:p>
-      <w:pPr>
-        <w:jc w:val="both"/>
-        <w:rPr>
-          <w:sz w:val="28"/>
-          <w:szCs w:val="28"/>
-        </w:rPr>
-      </w:pPr>
-      <w:r>
-        <w:rPr>
-          <w:sz w:val="28"/>
-          <w:szCs w:val="28"/>
-        </w:rPr>
-        <w:t>XXXXXXXXXXXXXXXXXXXX</w:t>
-      </w:r>
-      <w:r>
-        <w:rPr>
-          <w:sz w:val="28"/>
-          <w:szCs w:val="28"/>
-        </w:rPr>
-        <w:t>.</w:t>
-      </w:r>
-    </w:p>
-    <w:p>
-      <w:pPr>
-        <w:jc w:val="both"/>
-        <w:rPr>
-          <w:b/>
-          <w:bCs/>
-          <w:sz w:val="28"/>
-          <w:szCs w:val="28"/>
-        </w:rPr>
-      </w:pPr>
-      <w:r>
-        <w:rPr>
-          <w:b/>
-          <w:bCs/>
-          <w:sz w:val="28"/>
-          <w:szCs w:val="28"/>
-        </w:rPr>
-        <w:lastRenderedPageBreak/>
         <w:drawing>
           <wp:inline distT="0" distB="0" distL="0" distR="0" wp14:anchorId="3621C785" wp14:editId="0D892A45">
             <wp:extent cx="5731510" cy="4200525"/>
@@ -2973,7 +3099,7 @@
                     <pic:cNvPicPr/>
                   </pic:nvPicPr>
                   <pic:blipFill>
-                    <a:blip r:embed="rId9"/>
+                    <a:blip r:embed="rId10"/>
                     <a:stretch>
                       <a:fillRect/>
                     </a:stretch>
@@ -2996,6 +3122,76 @@
     </w:p>
     <w:p>
       <w:pPr>
+        <w:jc w:val="both"/>
+        <w:rPr>
+          <w:b/>
+          <w:bCs/>
+          <w:sz w:val="24"/>
+          <w:szCs w:val="24"/>
+        </w:rPr>
+      </w:pPr>
+      <w:r>
+        <w:rPr>
+          <w:b/>
+          <w:bCs/>
+          <w:sz w:val="24"/>
+          <w:szCs w:val="24"/>
+        </w:rPr>
+        <w:t>CONSIGNA 3</w:t>
+      </w:r>
+    </w:p>
+    <w:p>
+      <w:pPr>
+        <w:ind w:firstLine="284"/>
+        <w:jc w:val="both"/>
+        <w:rPr>
+          <w:sz w:val="24"/>
+          <w:szCs w:val="24"/>
+        </w:rPr>
+      </w:pPr>
+      <w:r>
+        <w:rPr>
+          <w:sz w:val="24"/>
+          <w:szCs w:val="24"/>
+        </w:rPr>
+        <w:t xml:space="preserve">El </w:t>
+      </w:r>
+      <w:proofErr w:type="spellStart"/>
+      <w:r>
+        <w:rPr>
+          <w:sz w:val="24"/>
+          <w:szCs w:val="24"/>
+        </w:rPr>
+        <w:t>biplot</w:t>
+      </w:r>
+      <w:proofErr w:type="spellEnd"/>
+      <w:r>
+        <w:rPr>
+          <w:sz w:val="24"/>
+          <w:szCs w:val="24"/>
+        </w:rPr>
+        <w:t xml:space="preserve"> de </w:t>
+      </w:r>
+      <w:proofErr w:type="spellStart"/>
+      <w:r>
+        <w:rPr>
+          <w:sz w:val="24"/>
+          <w:szCs w:val="24"/>
+        </w:rPr>
+        <w:t>loadings</w:t>
+      </w:r>
+      <w:proofErr w:type="spellEnd"/>
+      <w:r>
+        <w:rPr>
+          <w:sz w:val="24"/>
+          <w:szCs w:val="24"/>
+        </w:rPr>
+        <w:t xml:space="preserve"> permite interpretar qué variables tienen mayor peso en la construcción de los componentes principales. Se observa que el primer componente está explicado principalmente por la edad y su cuadrado, reflejando diferencias etarias en la muestra, mientras que el segundo componente está fuertemente asociado al ingreso total familiar y la cantidad de integrantes del hogar. A su vez, la educación y las horas trabajadas contribuyen de manera intermedia en ambos ejes. En conjunto, esto muestra que los factores demográficos y laborales se combinan con los ingresos para explicar la mayor parte de la variabilidad socioeconómica de los hogares.</w:t>
+      </w:r>
+    </w:p>
+    <w:p>
+      <w:pPr>
+        <w:jc w:val="both"/>
         <w:rPr>
           <w:b/>
           <w:bCs/>
@@ -3007,60 +3203,7 @@
         <w:rPr>
           <w:b/>
           <w:bCs/>
-          <w:sz w:val="28"/>
-          <w:szCs w:val="28"/>
-        </w:rPr>
-        <w:t xml:space="preserve">CONSIGNA </w:t>
-      </w:r>
-      <w:r>
-        <w:rPr>
-          <w:b/>
-          <w:bCs/>
-          <w:sz w:val="28"/>
-          <w:szCs w:val="28"/>
-        </w:rPr>
-        <w:t>3</w:t>
-      </w:r>
-      <w:r>
-        <w:rPr>
-          <w:b/>
-          <w:bCs/>
-          <w:sz w:val="28"/>
-          <w:szCs w:val="28"/>
-        </w:rPr>
-        <w:t>:</w:t>
-      </w:r>
-    </w:p>
-    <w:p>
-      <w:pPr>
-        <w:jc w:val="both"/>
-        <w:rPr>
-          <w:sz w:val="28"/>
-          <w:szCs w:val="28"/>
-        </w:rPr>
-      </w:pPr>
-      <w:r>
-        <w:rPr>
-          <w:sz w:val="28"/>
-          <w:szCs w:val="28"/>
-        </w:rPr>
-        <w:t>XXXXXXXXXXXXXXXXXXXX.</w:t>
-      </w:r>
-    </w:p>
-    <w:p>
-      <w:pPr>
-        <w:jc w:val="both"/>
-        <w:rPr>
-          <w:b/>
-          <w:bCs/>
-          <w:sz w:val="28"/>
-          <w:szCs w:val="28"/>
-        </w:rPr>
-      </w:pPr>
-      <w:r>
-        <w:rPr>
-          <w:b/>
-          <w:bCs/>
+          <w:noProof/>
           <w:sz w:val="28"/>
           <w:szCs w:val="28"/>
         </w:rPr>
@@ -3081,7 +3224,7 @@
                     <pic:cNvPicPr/>
                   </pic:nvPicPr>
                   <pic:blipFill>
-                    <a:blip r:embed="rId10"/>
+                    <a:blip r:embed="rId11"/>
                     <a:stretch>
                       <a:fillRect/>
                     </a:stretch>
@@ -3104,6 +3247,44 @@
     </w:p>
     <w:p>
       <w:pPr>
+        <w:jc w:val="both"/>
+        <w:rPr>
+          <w:b/>
+          <w:bCs/>
+          <w:sz w:val="24"/>
+          <w:szCs w:val="24"/>
+        </w:rPr>
+      </w:pPr>
+      <w:r>
+        <w:rPr>
+          <w:b/>
+          <w:bCs/>
+          <w:sz w:val="24"/>
+          <w:szCs w:val="24"/>
+        </w:rPr>
+        <w:t>CONSIGNA 4</w:t>
+      </w:r>
+    </w:p>
+    <w:p>
+      <w:pPr>
+        <w:ind w:firstLine="284"/>
+        <w:jc w:val="both"/>
+        <w:rPr>
+          <w:sz w:val="24"/>
+          <w:szCs w:val="24"/>
+        </w:rPr>
+      </w:pPr>
+      <w:r>
+        <w:rPr>
+          <w:sz w:val="24"/>
+          <w:szCs w:val="24"/>
+        </w:rPr>
+        <w:t>El gráfico muestra la proporción de varianza explicada por cada componente principal y su acumulado. Se observa que el primer componente explica alrededor del 35% de la variabilidad total, mientras que los dos primeros en conjunto superan el 55%. A partir del tercer componente, la ganancia marginal de varianza explicada es menor, aunque con los cinco primeros se alcanza casi el 100%. Esto indica que una gran parte de la información contenida en las variables originales puede resumirse en los dos o tres primeros componentes, lo cual permite reducir la dimensionalidad del problema sin perder demasiada información relevante.</w:t>
+      </w:r>
+    </w:p>
+    <w:p>
+      <w:pPr>
+        <w:jc w:val="both"/>
         <w:rPr>
           <w:b/>
           <w:bCs/>
@@ -3113,60 +3294,11 @@
       </w:pPr>
       <w:r>
         <w:rPr>
-          <w:b/>
-          <w:bCs/>
+          <w:noProof/>
           <w:sz w:val="28"/>
           <w:szCs w:val="28"/>
         </w:rPr>
-        <w:t xml:space="preserve">CONSIGNA </w:t>
-      </w:r>
-      <w:r>
-        <w:rPr>
-          <w:b/>
-          <w:bCs/>
-          <w:sz w:val="28"/>
-          <w:szCs w:val="28"/>
-        </w:rPr>
-        <w:t>4</w:t>
-      </w:r>
-      <w:r>
-        <w:rPr>
-          <w:b/>
-          <w:bCs/>
-          <w:sz w:val="28"/>
-          <w:szCs w:val="28"/>
-        </w:rPr>
-        <w:t>:</w:t>
-      </w:r>
-    </w:p>
-    <w:p>
-      <w:pPr>
-        <w:jc w:val="both"/>
-        <w:rPr>
-          <w:b/>
-          <w:bCs/>
-          <w:sz w:val="28"/>
-          <w:szCs w:val="28"/>
-        </w:rPr>
-      </w:pPr>
-      <w:r>
-        <w:rPr>
-          <w:sz w:val="28"/>
-          <w:szCs w:val="28"/>
-        </w:rPr>
-        <w:t>XXXXXXXXXXXXXXXXXXXX.</w:t>
-      </w:r>
-      <w:r>
-        <w:rPr>
-          <w:noProof/>
-        </w:rPr>
-        <w:t xml:space="preserve"> </w:t>
-      </w:r>
-      <w:r>
-        <w:rPr>
-          <w:sz w:val="28"/>
-          <w:szCs w:val="28"/>
-        </w:rPr>
+        <w:lastRenderedPageBreak/>
         <w:drawing>
           <wp:inline distT="0" distB="0" distL="0" distR="0" wp14:anchorId="73466887" wp14:editId="22D4DBCD">
             <wp:extent cx="5456393" cy="3596952"/>
@@ -3183,7 +3315,7 @@
                     <pic:cNvPicPr/>
                   </pic:nvPicPr>
                   <pic:blipFill>
-                    <a:blip r:embed="rId11"/>
+                    <a:blip r:embed="rId12"/>
                     <a:stretch>
                       <a:fillRect/>
                     </a:stretch>
@@ -3207,19 +3339,636 @@
     <w:p>
       <w:pPr>
         <w:rPr>
+          <w:b/>
+          <w:bCs/>
+          <w:sz w:val="24"/>
+          <w:szCs w:val="24"/>
+        </w:rPr>
+      </w:pPr>
+      <w:r>
+        <w:rPr>
+          <w:b/>
+          <w:bCs/>
+          <w:sz w:val="24"/>
+          <w:szCs w:val="24"/>
+        </w:rPr>
+        <w:t xml:space="preserve">CONSIGNA </w:t>
+      </w:r>
+      <w:r>
+        <w:rPr>
+          <w:b/>
+          <w:bCs/>
+          <w:sz w:val="24"/>
+          <w:szCs w:val="24"/>
+        </w:rPr>
+        <w:t>5</w:t>
+      </w:r>
+    </w:p>
+    <w:p>
+      <w:pPr>
+        <w:ind w:firstLine="284"/>
+        <w:jc w:val="both"/>
+        <w:rPr>
+          <w:sz w:val="24"/>
+          <w:szCs w:val="24"/>
+        </w:rPr>
+      </w:pPr>
+      <w:r>
+        <w:rPr>
+          <w:sz w:val="24"/>
+          <w:szCs w:val="24"/>
+        </w:rPr>
+        <w:t>Los resultados de la clasificación mediante K-</w:t>
+      </w:r>
+      <w:proofErr w:type="spellStart"/>
+      <w:r>
+        <w:rPr>
+          <w:sz w:val="24"/>
+          <w:szCs w:val="24"/>
+        </w:rPr>
+        <w:t>means</w:t>
+      </w:r>
+      <w:proofErr w:type="spellEnd"/>
+      <w:r>
+        <w:rPr>
+          <w:sz w:val="24"/>
+          <w:szCs w:val="24"/>
+        </w:rPr>
+        <w:t xml:space="preserve"> muestran cómo la partición de los individuos depende de la cantidad de </w:t>
+      </w:r>
+      <w:proofErr w:type="spellStart"/>
+      <w:proofErr w:type="gramStart"/>
+      <w:r>
+        <w:rPr>
+          <w:sz w:val="24"/>
+          <w:szCs w:val="24"/>
+        </w:rPr>
+        <w:t>clusters</w:t>
+      </w:r>
+      <w:proofErr w:type="spellEnd"/>
+      <w:proofErr w:type="gramEnd"/>
+      <w:r>
+        <w:rPr>
+          <w:sz w:val="24"/>
+          <w:szCs w:val="24"/>
+        </w:rPr>
+        <w:t xml:space="preserve"> definidos. Con dos grupos, la segmentación es muy general y básicamente divide a la población en jóvenes y adultos, sin capturar diferencias de ingresos. Con cuatro </w:t>
+      </w:r>
+      <w:proofErr w:type="spellStart"/>
+      <w:proofErr w:type="gramStart"/>
+      <w:r>
+        <w:rPr>
+          <w:sz w:val="24"/>
+          <w:szCs w:val="24"/>
+        </w:rPr>
+        <w:t>clusters</w:t>
+      </w:r>
+      <w:proofErr w:type="spellEnd"/>
+      <w:proofErr w:type="gramEnd"/>
+      <w:r>
+        <w:rPr>
+          <w:sz w:val="24"/>
+          <w:szCs w:val="24"/>
+        </w:rPr>
+        <w:t xml:space="preserve"> se observa una segmentación más rica que permite distinguir subgrupos etarios con distintos niveles de ingreso, aportando mayor heterogeneidad. Finalmente, con diez </w:t>
+      </w:r>
+      <w:proofErr w:type="spellStart"/>
+      <w:proofErr w:type="gramStart"/>
+      <w:r>
+        <w:rPr>
+          <w:sz w:val="24"/>
+          <w:szCs w:val="24"/>
+        </w:rPr>
+        <w:t>clusters</w:t>
+      </w:r>
+      <w:proofErr w:type="spellEnd"/>
+      <w:proofErr w:type="gramEnd"/>
+      <w:r>
+        <w:rPr>
+          <w:sz w:val="24"/>
+          <w:szCs w:val="24"/>
+        </w:rPr>
+        <w:t xml:space="preserve"> la clasificación se vuelve más fragmentada, identificando perfiles muy </w:t>
+      </w:r>
+      <w:r>
+        <w:rPr>
+          <w:sz w:val="24"/>
+          <w:szCs w:val="24"/>
+        </w:rPr>
+        <w:t>específicos,</w:t>
+      </w:r>
+      <w:r>
+        <w:rPr>
+          <w:sz w:val="24"/>
+          <w:szCs w:val="24"/>
+        </w:rPr>
+        <w:t xml:space="preserve"> pero perdiendo claridad interpretativa. En conjunto, los resultados sugieren que una partición intermedia (por ejemplo, cuatro </w:t>
+      </w:r>
+      <w:proofErr w:type="spellStart"/>
+      <w:proofErr w:type="gramStart"/>
+      <w:r>
+        <w:rPr>
+          <w:sz w:val="24"/>
+          <w:szCs w:val="24"/>
+        </w:rPr>
+        <w:t>clusters</w:t>
+      </w:r>
+      <w:proofErr w:type="spellEnd"/>
+      <w:proofErr w:type="gramEnd"/>
+      <w:r>
+        <w:rPr>
+          <w:sz w:val="24"/>
+          <w:szCs w:val="24"/>
+        </w:rPr>
+        <w:t>) resulta más adecuada para representar la diversidad socioeconómica sin perder simplicidad en la interpretación.</w:t>
+      </w:r>
+    </w:p>
+    <w:p>
+      <w:pPr>
+        <w:rPr>
+          <w:b/>
+          <w:bCs/>
           <w:sz w:val="28"/>
           <w:szCs w:val="28"/>
         </w:rPr>
       </w:pPr>
+      <w:r>
+        <w:rPr>
+          <w:b/>
+          <w:bCs/>
+          <w:sz w:val="28"/>
+          <w:szCs w:val="28"/>
+        </w:rPr>
+        <w:drawing>
+          <wp:inline distT="0" distB="0" distL="0" distR="0" wp14:anchorId="1E6EF612" wp14:editId="3473AD9F">
+            <wp:extent cx="5731510" cy="1569085"/>
+            <wp:effectExtent l="0" t="0" r="2540" b="0"/>
+            <wp:docPr id="364235548" name="Imagen 1" descr="Gráfico, Gráfico de dispersión&#10;&#10;El contenido generado por IA puede ser incorrecto."/>
+            <wp:cNvGraphicFramePr>
+              <a:graphicFrameLocks xmlns:a="http://schemas.openxmlformats.org/drawingml/2006/main" noChangeAspect="1"/>
+            </wp:cNvGraphicFramePr>
+            <a:graphic xmlns:a="http://schemas.openxmlformats.org/drawingml/2006/main">
+              <a:graphicData uri="http://schemas.openxmlformats.org/drawingml/2006/picture">
+                <pic:pic xmlns:pic="http://schemas.openxmlformats.org/drawingml/2006/picture">
+                  <pic:nvPicPr>
+                    <pic:cNvPr id="364235548" name="Imagen 1" descr="Gráfico, Gráfico de dispersión&#10;&#10;El contenido generado por IA puede ser incorrecto."/>
+                    <pic:cNvPicPr/>
+                  </pic:nvPicPr>
+                  <pic:blipFill>
+                    <a:blip r:embed="rId13"/>
+                    <a:stretch>
+                      <a:fillRect/>
+                    </a:stretch>
+                  </pic:blipFill>
+                  <pic:spPr>
+                    <a:xfrm>
+                      <a:off x="0" y="0"/>
+                      <a:ext cx="5731510" cy="1569085"/>
+                    </a:xfrm>
+                    <a:prstGeom prst="rect">
+                      <a:avLst/>
+                    </a:prstGeom>
+                  </pic:spPr>
+                </pic:pic>
+              </a:graphicData>
+            </a:graphic>
+          </wp:inline>
+        </w:drawing>
+      </w:r>
+    </w:p>
+    <w:p>
+      <w:pPr>
+        <w:ind w:firstLine="284"/>
+        <w:jc w:val="both"/>
+        <w:rPr>
+          <w:sz w:val="24"/>
+          <w:szCs w:val="24"/>
+        </w:rPr>
+      </w:pPr>
+      <w:r>
+        <w:rPr>
+          <w:sz w:val="24"/>
+          <w:szCs w:val="24"/>
+        </w:rPr>
+        <w:t xml:space="preserve">El gráfico del método </w:t>
+      </w:r>
+      <w:proofErr w:type="spellStart"/>
+      <w:r>
+        <w:rPr>
+          <w:sz w:val="24"/>
+          <w:szCs w:val="24"/>
+        </w:rPr>
+        <w:t>Elbow</w:t>
+      </w:r>
+      <w:proofErr w:type="spellEnd"/>
+      <w:r>
+        <w:rPr>
+          <w:sz w:val="24"/>
+          <w:szCs w:val="24"/>
+        </w:rPr>
+        <w:t xml:space="preserve"> muestra que la inercia disminuye fuertemente hasta alrededor de k = 3 o k = 4, a partir de lo cual la reducción es cada vez más marginal. Esto sugiere que el número óptimo de </w:t>
+      </w:r>
+      <w:proofErr w:type="spellStart"/>
+      <w:proofErr w:type="gramStart"/>
+      <w:r>
+        <w:rPr>
+          <w:sz w:val="24"/>
+          <w:szCs w:val="24"/>
+        </w:rPr>
+        <w:t>clusters</w:t>
+      </w:r>
+      <w:proofErr w:type="spellEnd"/>
+      <w:proofErr w:type="gramEnd"/>
+      <w:r>
+        <w:rPr>
+          <w:sz w:val="24"/>
+          <w:szCs w:val="24"/>
+        </w:rPr>
+        <w:t xml:space="preserve"> en la región se encuentra entre 3 y 4. Con solo dos </w:t>
+      </w:r>
+      <w:proofErr w:type="spellStart"/>
+      <w:proofErr w:type="gramStart"/>
+      <w:r>
+        <w:rPr>
+          <w:sz w:val="24"/>
+          <w:szCs w:val="24"/>
+        </w:rPr>
+        <w:t>clusters</w:t>
+      </w:r>
+      <w:proofErr w:type="spellEnd"/>
+      <w:proofErr w:type="gramEnd"/>
+      <w:r>
+        <w:rPr>
+          <w:sz w:val="24"/>
+          <w:szCs w:val="24"/>
+        </w:rPr>
+        <w:t xml:space="preserve">, la separación es muy general y no coincide plenamente con la línea de pobreza, mientras que con 3 o 4 grupos es posible capturar mejor la heterogeneidad socioeconómica de la población, distinguiendo hogares pobres de no pobres y, dentro de estos, subgrupos con diferentes </w:t>
+      </w:r>
+      <w:r>
+        <w:rPr>
+          <w:sz w:val="24"/>
+          <w:szCs w:val="24"/>
+        </w:rPr>
+        <w:lastRenderedPageBreak/>
+        <w:t>niveles de ingreso y características laborales. En consecuencia, una partición intermedia resulta más informativa para identificar distintas clases socioeconómicas que el esquema binario de pobreza/no pobreza.</w:t>
+      </w:r>
+    </w:p>
+    <w:p>
+      <w:pPr>
+        <w:rPr>
+          <w:sz w:val="28"/>
+          <w:szCs w:val="28"/>
+        </w:rPr>
+      </w:pPr>
+      <w:r>
+        <w:rPr>
+          <w:sz w:val="28"/>
+          <w:szCs w:val="28"/>
+        </w:rPr>
+        <w:drawing>
+          <wp:inline distT="0" distB="0" distL="0" distR="0" wp14:anchorId="53497E20" wp14:editId="36583612">
+            <wp:extent cx="5400675" cy="4486275"/>
+            <wp:effectExtent l="0" t="0" r="9525" b="9525"/>
+            <wp:docPr id="128970875" name="Imagen 1" descr="Gráfico, Gráfico de líneas&#10;&#10;El contenido generado por IA puede ser incorrecto."/>
+            <wp:cNvGraphicFramePr>
+              <a:graphicFrameLocks xmlns:a="http://schemas.openxmlformats.org/drawingml/2006/main" noChangeAspect="1"/>
+            </wp:cNvGraphicFramePr>
+            <a:graphic xmlns:a="http://schemas.openxmlformats.org/drawingml/2006/main">
+              <a:graphicData uri="http://schemas.openxmlformats.org/drawingml/2006/picture">
+                <pic:pic xmlns:pic="http://schemas.openxmlformats.org/drawingml/2006/picture">
+                  <pic:nvPicPr>
+                    <pic:cNvPr id="128970875" name="Imagen 1" descr="Gráfico, Gráfico de líneas&#10;&#10;El contenido generado por IA puede ser incorrecto."/>
+                    <pic:cNvPicPr/>
+                  </pic:nvPicPr>
+                  <pic:blipFill>
+                    <a:blip r:embed="rId14"/>
+                    <a:stretch>
+                      <a:fillRect/>
+                    </a:stretch>
+                  </pic:blipFill>
+                  <pic:spPr>
+                    <a:xfrm>
+                      <a:off x="0" y="0"/>
+                      <a:ext cx="5400675" cy="4486275"/>
+                    </a:xfrm>
+                    <a:prstGeom prst="rect">
+                      <a:avLst/>
+                    </a:prstGeom>
+                  </pic:spPr>
+                </pic:pic>
+              </a:graphicData>
+            </a:graphic>
+          </wp:inline>
+        </w:drawing>
+      </w:r>
+    </w:p>
+    <w:p>
+      <w:pPr>
+        <w:rPr>
+          <w:b/>
+          <w:bCs/>
+          <w:sz w:val="24"/>
+          <w:szCs w:val="24"/>
+        </w:rPr>
+      </w:pPr>
+      <w:r>
+        <w:rPr>
+          <w:b/>
+          <w:bCs/>
+          <w:sz w:val="24"/>
+          <w:szCs w:val="24"/>
+        </w:rPr>
+        <w:t xml:space="preserve">CONSIGNA </w:t>
+      </w:r>
+      <w:r>
+        <w:rPr>
+          <w:b/>
+          <w:bCs/>
+          <w:sz w:val="24"/>
+          <w:szCs w:val="24"/>
+        </w:rPr>
+        <w:t>6</w:t>
+      </w:r>
+    </w:p>
+    <w:p>
+      <w:pPr>
+        <w:ind w:firstLine="284"/>
+        <w:jc w:val="both"/>
+        <w:rPr>
+          <w:sz w:val="24"/>
+          <w:szCs w:val="24"/>
+        </w:rPr>
+      </w:pPr>
+      <w:r>
+        <w:rPr>
+          <w:sz w:val="24"/>
+          <w:szCs w:val="24"/>
+        </w:rPr>
+        <w:t xml:space="preserve">El </w:t>
+      </w:r>
+      <w:proofErr w:type="spellStart"/>
+      <w:r>
+        <w:rPr>
+          <w:sz w:val="24"/>
+          <w:szCs w:val="24"/>
+        </w:rPr>
+        <w:t>dendrograma</w:t>
+      </w:r>
+      <w:proofErr w:type="spellEnd"/>
+      <w:r>
+        <w:rPr>
+          <w:sz w:val="24"/>
+          <w:szCs w:val="24"/>
+        </w:rPr>
+        <w:t xml:space="preserve"> del </w:t>
+      </w:r>
+      <w:proofErr w:type="spellStart"/>
+      <w:r>
+        <w:rPr>
+          <w:sz w:val="24"/>
+          <w:szCs w:val="24"/>
+        </w:rPr>
+        <w:t>clustering</w:t>
+      </w:r>
+      <w:proofErr w:type="spellEnd"/>
+      <w:r>
+        <w:rPr>
+          <w:sz w:val="24"/>
+          <w:szCs w:val="24"/>
+        </w:rPr>
+        <w:t xml:space="preserve"> jerárquico permite observar cómo se agrupan las observaciones en función de su similitud. Se aprecia que a niveles bajos de disimilitud se forman numerosos grupos pequeños, que luego se van unificando en conglomerados más grandes. Al cortar el árbol en un punto intermedio de la escala (por ejemplo, disimilitud ≈ 4), se obtendrían dos grandes </w:t>
+      </w:r>
+      <w:proofErr w:type="spellStart"/>
+      <w:proofErr w:type="gramStart"/>
+      <w:r>
+        <w:rPr>
+          <w:sz w:val="24"/>
+          <w:szCs w:val="24"/>
+        </w:rPr>
+        <w:t>clusters</w:t>
+      </w:r>
+      <w:proofErr w:type="spellEnd"/>
+      <w:proofErr w:type="gramEnd"/>
+      <w:r>
+        <w:rPr>
+          <w:sz w:val="24"/>
+          <w:szCs w:val="24"/>
+        </w:rPr>
+        <w:t xml:space="preserve"> que dividen a la muestra en grupos relativamente diferenciados. Sin embargo, al igual que en K-</w:t>
+      </w:r>
+      <w:proofErr w:type="spellStart"/>
+      <w:r>
+        <w:rPr>
+          <w:sz w:val="24"/>
+          <w:szCs w:val="24"/>
+        </w:rPr>
+        <w:t>means</w:t>
+      </w:r>
+      <w:proofErr w:type="spellEnd"/>
+      <w:r>
+        <w:rPr>
+          <w:sz w:val="24"/>
+          <w:szCs w:val="24"/>
+        </w:rPr>
+        <w:t>, la separación no coincide de manera exacta con la condición de pobreza, sino que refleja más bien diferencias generales en edad, educación y nivel de ingresos. Esto indica que el método jerárquico resulta útil para explorar la estructura socioeconómica de la población, aunque no constituye un sustituto directo de la clasificación binaria pobres/no pobres.</w:t>
+      </w:r>
+    </w:p>
+    <w:p>
+      <w:pPr>
+        <w:rPr>
+          <w:b/>
+          <w:bCs/>
+          <w:sz w:val="28"/>
+          <w:szCs w:val="28"/>
+        </w:rPr>
+      </w:pPr>
+      <w:r>
+        <w:rPr>
+          <w:b/>
+          <w:bCs/>
+          <w:sz w:val="28"/>
+          <w:szCs w:val="28"/>
+        </w:rPr>
+        <w:lastRenderedPageBreak/>
+        <w:drawing>
+          <wp:inline distT="0" distB="0" distL="0" distR="0" wp14:anchorId="406FDDC0" wp14:editId="5C60BDE7">
+            <wp:extent cx="5731510" cy="3178810"/>
+            <wp:effectExtent l="0" t="0" r="2540" b="2540"/>
+            <wp:docPr id="360086251" name="Imagen 1" descr="Gráfico, Histograma&#10;&#10;El contenido generado por IA puede ser incorrecto."/>
+            <wp:cNvGraphicFramePr>
+              <a:graphicFrameLocks xmlns:a="http://schemas.openxmlformats.org/drawingml/2006/main" noChangeAspect="1"/>
+            </wp:cNvGraphicFramePr>
+            <a:graphic xmlns:a="http://schemas.openxmlformats.org/drawingml/2006/main">
+              <a:graphicData uri="http://schemas.openxmlformats.org/drawingml/2006/picture">
+                <pic:pic xmlns:pic="http://schemas.openxmlformats.org/drawingml/2006/picture">
+                  <pic:nvPicPr>
+                    <pic:cNvPr id="360086251" name="Imagen 1" descr="Gráfico, Histograma&#10;&#10;El contenido generado por IA puede ser incorrecto."/>
+                    <pic:cNvPicPr/>
+                  </pic:nvPicPr>
+                  <pic:blipFill>
+                    <a:blip r:embed="rId15"/>
+                    <a:stretch>
+                      <a:fillRect/>
+                    </a:stretch>
+                  </pic:blipFill>
+                  <pic:spPr>
+                    <a:xfrm>
+                      <a:off x="0" y="0"/>
+                      <a:ext cx="5731510" cy="3178810"/>
+                    </a:xfrm>
+                    <a:prstGeom prst="rect">
+                      <a:avLst/>
+                    </a:prstGeom>
+                  </pic:spPr>
+                </pic:pic>
+              </a:graphicData>
+            </a:graphic>
+          </wp:inline>
+        </w:drawing>
+      </w:r>
+    </w:p>
+    <w:p>
+      <w:pPr>
+        <w:rPr>
+          <w:sz w:val="28"/>
+          <w:szCs w:val="28"/>
+        </w:rPr>
+      </w:pPr>
+    </w:p>
+    <w:p>
+      <w:pPr>
+        <w:rPr>
+          <w:sz w:val="28"/>
+          <w:szCs w:val="28"/>
+        </w:rPr>
+      </w:pPr>
     </w:p>
     <w:sectPr>
+      <w:headerReference w:type="default" r:id="rId16"/>
+      <w:footerReference w:type="default" r:id="rId17"/>
       <w:pgSz w:w="11906" w:h="16838"/>
       <w:pgMar w:top="1440" w:right="1440" w:bottom="1440" w:left="1440" w:header="708" w:footer="708" w:gutter="0"/>
       <w:cols w:space="708"/>
+      <w:titlePg/>
       <w:docGrid w:linePitch="360"/>
     </w:sectPr>
   </w:body>
 </w:document>
+</file>
+
+<file path=word/endnotes.xml><?xml version="1.0" encoding="utf-8"?>
+<w:endnotes xmlns:wpc="http://schemas.microsoft.com/office/word/2010/wordprocessingCanvas" xmlns:cx="http://schemas.microsoft.com/office/drawing/2014/chartex" xmlns:cx1="http://schemas.microsoft.com/office/drawing/2015/9/8/chartex" xmlns:cx2="http://schemas.microsoft.com/office/drawing/2015/10/21/chartex" xmlns:cx3="http://schemas.microsoft.com/office/drawing/2016/5/9/chartex" xmlns:cx4="http://schemas.microsoft.com/office/drawing/2016/5/10/chartex" xmlns:cx5="http://schemas.microsoft.com/office/drawing/2016/5/11/chartex" xmlns:cx6="http://schemas.microsoft.com/office/drawing/2016/5/12/chartex" xmlns:cx7="http://schemas.microsoft.com/office/drawing/2016/5/13/chartex" xmlns:cx8="http://schemas.microsoft.com/office/drawing/2016/5/14/chartex" xmlns:mc="http://schemas.openxmlformats.org/markup-compatibility/2006" xmlns:aink="http://schemas.microsoft.com/office/drawing/2016/ink" xmlns:am3d="http://schemas.microsoft.com/office/drawing/2017/model3d" xmlns:o="urn:schemas-microsoft-com:office:office" xmlns:oel="http://schemas.microsoft.com/office/2019/extlst" xmlns:r="http://schemas.openxmlformats.org/officeDocument/2006/relationships" xmlns:m="http://schemas.openxmlformats.org/officeDocument/2006/math" xmlns:v="urn:schemas-microsoft-com:vml" xmlns:wp14="http://schemas.microsoft.com/office/word/2010/wordprocessingDrawing" xmlns:wp="http://schemas.openxmlformats.org/drawingml/2006/wordprocessingDrawing" xmlns:w10="urn:schemas-microsoft-com:office:word" xmlns:w="http://schemas.openxmlformats.org/wordprocessingml/2006/main" xmlns:w14="http://schemas.microsoft.com/office/word/2010/wordml" xmlns:w15="http://schemas.microsoft.com/office/word/2012/wordml" xmlns:w16cex="http://schemas.microsoft.com/office/word/2018/wordml/cex" xmlns:w16cid="http://schemas.microsoft.com/office/word/2016/wordml/cid" xmlns:w16="http://schemas.microsoft.com/office/word/2018/wordml" xmlns:w16du="http://schemas.microsoft.com/office/word/2023/wordml/word16du" xmlns:w16sdtdh="http://schemas.microsoft.com/office/word/2020/wordml/sdtdatahash" xmlns:w16sdtfl="http://schemas.microsoft.com/office/word/2024/wordml/sdtformatlock" xmlns:w16se="http://schemas.microsoft.com/office/word/2015/wordml/symex" xmlns:wpg="http://schemas.microsoft.com/office/word/2010/wordprocessingGroup" xmlns:wpi="http://schemas.microsoft.com/office/word/2010/wordprocessingInk" xmlns:wne="http://schemas.microsoft.com/office/word/2006/wordml" xmlns:wps="http://schemas.microsoft.com/office/word/2010/wordprocessingShape" mc:Ignorable="w14 w15 w16se w16cid w16 w16cex w16sdtdh w16sdtfl w16du wp14">
+  <w:endnote w:type="separator" w:id="-1">
+    <w:p>
+      <w:pPr>
+        <w:spacing w:after="0" w:line="240" w:lineRule="auto"/>
+      </w:pPr>
+      <w:r>
+        <w:separator/>
+      </w:r>
+    </w:p>
+  </w:endnote>
+  <w:endnote w:type="continuationSeparator" w:id="0">
+    <w:p>
+      <w:pPr>
+        <w:spacing w:after="0" w:line="240" w:lineRule="auto"/>
+      </w:pPr>
+      <w:r>
+        <w:continuationSeparator/>
+      </w:r>
+    </w:p>
+  </w:endnote>
+</w:endnotes>
+</file>
+
+<file path=word/footer1.xml><?xml version="1.0" encoding="utf-8"?>
+<w:ftr xmlns:wpc="http://schemas.microsoft.com/office/word/2010/wordprocessingCanvas" xmlns:cx="http://schemas.microsoft.com/office/drawing/2014/chartex" xmlns:cx1="http://schemas.microsoft.com/office/drawing/2015/9/8/chartex" xmlns:cx2="http://schemas.microsoft.com/office/drawing/2015/10/21/chartex" xmlns:cx3="http://schemas.microsoft.com/office/drawing/2016/5/9/chartex" xmlns:cx4="http://schemas.microsoft.com/office/drawing/2016/5/10/chartex" xmlns:cx5="http://schemas.microsoft.com/office/drawing/2016/5/11/chartex" xmlns:cx6="http://schemas.microsoft.com/office/drawing/2016/5/12/chartex" xmlns:cx7="http://schemas.microsoft.com/office/drawing/2016/5/13/chartex" xmlns:cx8="http://schemas.microsoft.com/office/drawing/2016/5/14/chartex" xmlns:mc="http://schemas.openxmlformats.org/markup-compatibility/2006" xmlns:aink="http://schemas.microsoft.com/office/drawing/2016/ink" xmlns:am3d="http://schemas.microsoft.com/office/drawing/2017/model3d" xmlns:o="urn:schemas-microsoft-com:office:office" xmlns:oel="http://schemas.microsoft.com/office/2019/extlst" xmlns:r="http://schemas.openxmlformats.org/officeDocument/2006/relationships" xmlns:m="http://schemas.openxmlformats.org/officeDocument/2006/math" xmlns:v="urn:schemas-microsoft-com:vml" xmlns:wp14="http://schemas.microsoft.com/office/word/2010/wordprocessingDrawing" xmlns:wp="http://schemas.openxmlformats.org/drawingml/2006/wordprocessingDrawing" xmlns:w10="urn:schemas-microsoft-com:office:word" xmlns:w="http://schemas.openxmlformats.org/wordprocessingml/2006/main" xmlns:w14="http://schemas.microsoft.com/office/word/2010/wordml" xmlns:w15="http://schemas.microsoft.com/office/word/2012/wordml" xmlns:w16cex="http://schemas.microsoft.com/office/word/2018/wordml/cex" xmlns:w16cid="http://schemas.microsoft.com/office/word/2016/wordml/cid" xmlns:w16="http://schemas.microsoft.com/office/word/2018/wordml" xmlns:w16du="http://schemas.microsoft.com/office/word/2023/wordml/word16du" xmlns:w16sdtdh="http://schemas.microsoft.com/office/word/2020/wordml/sdtdatahash" xmlns:w16sdtfl="http://schemas.microsoft.com/office/word/2024/wordml/sdtformatlock" xmlns:w16se="http://schemas.microsoft.com/office/word/2015/wordml/symex" xmlns:wpg="http://schemas.microsoft.com/office/word/2010/wordprocessingGroup" xmlns:wpi="http://schemas.microsoft.com/office/word/2010/wordprocessingInk" xmlns:wne="http://schemas.microsoft.com/office/word/2006/wordml" xmlns:wps="http://schemas.microsoft.com/office/word/2010/wordprocessingShape" mc:Ignorable="w14 w15 w16se w16cid w16 w16cex w16sdtdh w16sdtfl w16du wp14">
+  <w:sdt>
+    <w:sdtPr>
+      <w:id w:val="140308974"/>
+      <w:docPartObj>
+        <w:docPartGallery w:val="Page Numbers (Bottom of Page)"/>
+        <w:docPartUnique/>
+      </w:docPartObj>
+    </w:sdtPr>
+    <w:sdtContent>
+      <w:p>
+        <w:pPr>
+          <w:pStyle w:val="Piedepgina"/>
+          <w:jc w:val="right"/>
+        </w:pPr>
+        <w:r>
+          <w:fldChar w:fldCharType="begin"/>
+        </w:r>
+        <w:r>
+          <w:instrText>PAGE   \* MERGEFORMAT</w:instrText>
+        </w:r>
+        <w:r>
+          <w:fldChar w:fldCharType="separate"/>
+        </w:r>
+        <w:r>
+          <w:rPr>
+            <w:lang w:val="es-ES"/>
+          </w:rPr>
+          <w:t>2</w:t>
+        </w:r>
+        <w:r>
+          <w:fldChar w:fldCharType="end"/>
+        </w:r>
+      </w:p>
+    </w:sdtContent>
+  </w:sdt>
+  <w:p>
+    <w:pPr>
+      <w:pStyle w:val="Piedepgina"/>
+    </w:pPr>
+  </w:p>
+</w:ftr>
+</file>
+
+<file path=word/footnotes.xml><?xml version="1.0" encoding="utf-8"?>
+<w:footnotes xmlns:wpc="http://schemas.microsoft.com/office/word/2010/wordprocessingCanvas" xmlns:cx="http://schemas.microsoft.com/office/drawing/2014/chartex" xmlns:cx1="http://schemas.microsoft.com/office/drawing/2015/9/8/chartex" xmlns:cx2="http://schemas.microsoft.com/office/drawing/2015/10/21/chartex" xmlns:cx3="http://schemas.microsoft.com/office/drawing/2016/5/9/chartex" xmlns:cx4="http://schemas.microsoft.com/office/drawing/2016/5/10/chartex" xmlns:cx5="http://schemas.microsoft.com/office/drawing/2016/5/11/chartex" xmlns:cx6="http://schemas.microsoft.com/office/drawing/2016/5/12/chartex" xmlns:cx7="http://schemas.microsoft.com/office/drawing/2016/5/13/chartex" xmlns:cx8="http://schemas.microsoft.com/office/drawing/2016/5/14/chartex" xmlns:mc="http://schemas.openxmlformats.org/markup-compatibility/2006" xmlns:aink="http://schemas.microsoft.com/office/drawing/2016/ink" xmlns:am3d="http://schemas.microsoft.com/office/drawing/2017/model3d" xmlns:o="urn:schemas-microsoft-com:office:office" xmlns:oel="http://schemas.microsoft.com/office/2019/extlst" xmlns:r="http://schemas.openxmlformats.org/officeDocument/2006/relationships" xmlns:m="http://schemas.openxmlformats.org/officeDocument/2006/math" xmlns:v="urn:schemas-microsoft-com:vml" xmlns:wp14="http://schemas.microsoft.com/office/word/2010/wordprocessingDrawing" xmlns:wp="http://schemas.openxmlformats.org/drawingml/2006/wordprocessingDrawing" xmlns:w10="urn:schemas-microsoft-com:office:word" xmlns:w="http://schemas.openxmlformats.org/wordprocessingml/2006/main" xmlns:w14="http://schemas.microsoft.com/office/word/2010/wordml" xmlns:w15="http://schemas.microsoft.com/office/word/2012/wordml" xmlns:w16cex="http://schemas.microsoft.com/office/word/2018/wordml/cex" xmlns:w16cid="http://schemas.microsoft.com/office/word/2016/wordml/cid" xmlns:w16="http://schemas.microsoft.com/office/word/2018/wordml" xmlns:w16du="http://schemas.microsoft.com/office/word/2023/wordml/word16du" xmlns:w16sdtdh="http://schemas.microsoft.com/office/word/2020/wordml/sdtdatahash" xmlns:w16sdtfl="http://schemas.microsoft.com/office/word/2024/wordml/sdtformatlock" xmlns:w16se="http://schemas.microsoft.com/office/word/2015/wordml/symex" xmlns:wpg="http://schemas.microsoft.com/office/word/2010/wordprocessingGroup" xmlns:wpi="http://schemas.microsoft.com/office/word/2010/wordprocessingInk" xmlns:wne="http://schemas.microsoft.com/office/word/2006/wordml" xmlns:wps="http://schemas.microsoft.com/office/word/2010/wordprocessingShape" mc:Ignorable="w14 w15 w16se w16cid w16 w16cex w16sdtdh w16sdtfl w16du wp14">
+  <w:footnote w:type="separator" w:id="-1">
+    <w:p>
+      <w:pPr>
+        <w:spacing w:after="0" w:line="240" w:lineRule="auto"/>
+      </w:pPr>
+      <w:r>
+        <w:separator/>
+      </w:r>
+    </w:p>
+  </w:footnote>
+  <w:footnote w:type="continuationSeparator" w:id="0">
+    <w:p>
+      <w:pPr>
+        <w:spacing w:after="0" w:line="240" w:lineRule="auto"/>
+      </w:pPr>
+      <w:r>
+        <w:continuationSeparator/>
+      </w:r>
+    </w:p>
+  </w:footnote>
+</w:footnotes>
+</file>
+
+<file path=word/header1.xml><?xml version="1.0" encoding="utf-8"?>
+<w:hdr xmlns:wpc="http://schemas.microsoft.com/office/word/2010/wordprocessingCanvas" xmlns:cx="http://schemas.microsoft.com/office/drawing/2014/chartex" xmlns:cx1="http://schemas.microsoft.com/office/drawing/2015/9/8/chartex" xmlns:cx2="http://schemas.microsoft.com/office/drawing/2015/10/21/chartex" xmlns:cx3="http://schemas.microsoft.com/office/drawing/2016/5/9/chartex" xmlns:cx4="http://schemas.microsoft.com/office/drawing/2016/5/10/chartex" xmlns:cx5="http://schemas.microsoft.com/office/drawing/2016/5/11/chartex" xmlns:cx6="http://schemas.microsoft.com/office/drawing/2016/5/12/chartex" xmlns:cx7="http://schemas.microsoft.com/office/drawing/2016/5/13/chartex" xmlns:cx8="http://schemas.microsoft.com/office/drawing/2016/5/14/chartex" xmlns:mc="http://schemas.openxmlformats.org/markup-compatibility/2006" xmlns:aink="http://schemas.microsoft.com/office/drawing/2016/ink" xmlns:am3d="http://schemas.microsoft.com/office/drawing/2017/model3d" xmlns:o="urn:schemas-microsoft-com:office:office" xmlns:oel="http://schemas.microsoft.com/office/2019/extlst" xmlns:r="http://schemas.openxmlformats.org/officeDocument/2006/relationships" xmlns:m="http://schemas.openxmlformats.org/officeDocument/2006/math" xmlns:v="urn:schemas-microsoft-com:vml" xmlns:wp14="http://schemas.microsoft.com/office/word/2010/wordprocessingDrawing" xmlns:wp="http://schemas.openxmlformats.org/drawingml/2006/wordprocessingDrawing" xmlns:w10="urn:schemas-microsoft-com:office:word" xmlns:w="http://schemas.openxmlformats.org/wordprocessingml/2006/main" xmlns:w14="http://schemas.microsoft.com/office/word/2010/wordml" xmlns:w15="http://schemas.microsoft.com/office/word/2012/wordml" xmlns:w16cex="http://schemas.microsoft.com/office/word/2018/wordml/cex" xmlns:w16cid="http://schemas.microsoft.com/office/word/2016/wordml/cid" xmlns:w16="http://schemas.microsoft.com/office/word/2018/wordml" xmlns:w16du="http://schemas.microsoft.com/office/word/2023/wordml/word16du" xmlns:w16sdtdh="http://schemas.microsoft.com/office/word/2020/wordml/sdtdatahash" xmlns:w16sdtfl="http://schemas.microsoft.com/office/word/2024/wordml/sdtformatlock" xmlns:w16se="http://schemas.microsoft.com/office/word/2015/wordml/symex" xmlns:wpg="http://schemas.microsoft.com/office/word/2010/wordprocessingGroup" xmlns:wpi="http://schemas.microsoft.com/office/word/2010/wordprocessingInk" xmlns:wne="http://schemas.microsoft.com/office/word/2006/wordml" xmlns:wps="http://schemas.microsoft.com/office/word/2010/wordprocessingShape" mc:Ignorable="w14 w15 w16se w16cid w16 w16cex w16sdtdh w16sdtfl w16du wp14">
+  <w:p>
+    <w:pPr>
+      <w:pStyle w:val="Encabezado"/>
+      <w:jc w:val="right"/>
+    </w:pPr>
+    <w:r>
+      <w:t xml:space="preserve">INFORME TP </w:t>
+    </w:r>
+    <w:r>
+      <w:t>2</w:t>
+    </w:r>
+    <w:r>
+      <w:t xml:space="preserve"> – Godino, Sulca y Alvarez</w:t>
+    </w:r>
+  </w:p>
+</w:hdr>
 </file>
 
 <file path=word/styles.xml><?xml version="1.0" encoding="utf-8"?>
@@ -4138,6 +4887,50 @@
       <w:spacing w:val="5"/>
     </w:rPr>
   </w:style>
+  <w:style w:type="paragraph" w:styleId="Encabezado">
+    <w:name w:val="header"/>
+    <w:basedOn w:val="Normal"/>
+    <w:link w:val="EncabezadoCar"/>
+    <w:uiPriority w:val="99"/>
+    <w:unhideWhenUsed/>
+    <w:rsid w:val="00537F93"/>
+    <w:pPr>
+      <w:tabs>
+        <w:tab w:val="center" w:pos="4513"/>
+        <w:tab w:val="right" w:pos="9026"/>
+      </w:tabs>
+      <w:spacing w:after="0" w:line="240" w:lineRule="auto"/>
+    </w:pPr>
+  </w:style>
+  <w:style w:type="character" w:customStyle="1" w:styleId="EncabezadoCar">
+    <w:name w:val="Encabezado Car"/>
+    <w:basedOn w:val="Fuentedeprrafopredeter"/>
+    <w:link w:val="Encabezado"/>
+    <w:uiPriority w:val="99"/>
+    <w:rsid w:val="00537F93"/>
+  </w:style>
+  <w:style w:type="paragraph" w:styleId="Piedepgina">
+    <w:name w:val="footer"/>
+    <w:basedOn w:val="Normal"/>
+    <w:link w:val="PiedepginaCar"/>
+    <w:uiPriority w:val="99"/>
+    <w:unhideWhenUsed/>
+    <w:rsid w:val="00537F93"/>
+    <w:pPr>
+      <w:tabs>
+        <w:tab w:val="center" w:pos="4513"/>
+        <w:tab w:val="right" w:pos="9026"/>
+      </w:tabs>
+      <w:spacing w:after="0" w:line="240" w:lineRule="auto"/>
+    </w:pPr>
+  </w:style>
+  <w:style w:type="character" w:customStyle="1" w:styleId="PiedepginaCar">
+    <w:name w:val="Pie de página Car"/>
+    <w:basedOn w:val="Fuentedeprrafopredeter"/>
+    <w:link w:val="Piedepgina"/>
+    <w:uiPriority w:val="99"/>
+    <w:rsid w:val="00537F93"/>
+  </w:style>
 </w:styles>
 </file>
 

--- a/TP2/Program_TP2_Grupo2.docx
+++ b/TP2/Program_TP2_Grupo2.docx
@@ -360,128 +360,147 @@
     </w:p>
     <w:p>
       <w:pPr>
+        <w:ind w:firstLine="284"/>
+        <w:jc w:val="both"/>
+        <w:rPr>
+          <w:sz w:val="24"/>
+          <w:szCs w:val="24"/>
+        </w:rPr>
+      </w:pPr>
+      <w:r>
         <w:rPr>
           <w:b/>
           <w:bCs/>
           <w:sz w:val="24"/>
           <w:szCs w:val="24"/>
         </w:rPr>
-      </w:pPr>
-      <w:r>
-        <w:rPr>
-          <w:b/>
-          <w:bCs/>
-          <w:sz w:val="24"/>
-          <w:szCs w:val="24"/>
-        </w:rPr>
-        <w:t>CONSIGNA 1</w:t>
+        <w:t xml:space="preserve">1. </w:t>
+      </w:r>
+      <w:r>
+        <w:rPr>
+          <w:sz w:val="24"/>
+          <w:szCs w:val="24"/>
+        </w:rPr>
+        <w:t>El Panel A presenta un histograma</w:t>
+      </w:r>
+      <w:r>
+        <w:rPr>
+          <w:sz w:val="24"/>
+          <w:szCs w:val="24"/>
+        </w:rPr>
+        <w:t xml:space="preserve"> de la edad</w:t>
+      </w:r>
+      <w:r>
+        <w:rPr>
+          <w:sz w:val="24"/>
+          <w:szCs w:val="24"/>
+        </w:rPr>
+        <w:t xml:space="preserve">, donde la mayoría de las personas tiene menos de 40 años y la frecuencia disminuye con la edad. El Panel B muestra la distribución </w:t>
+      </w:r>
+      <w:proofErr w:type="spellStart"/>
+      <w:r>
+        <w:rPr>
+          <w:sz w:val="24"/>
+          <w:szCs w:val="24"/>
+        </w:rPr>
+        <w:t>k</w:t>
+      </w:r>
+      <w:r>
+        <w:rPr>
+          <w:sz w:val="24"/>
+          <w:szCs w:val="24"/>
+        </w:rPr>
+        <w:t>ernel</w:t>
+      </w:r>
+      <w:proofErr w:type="spellEnd"/>
+      <w:r>
+        <w:rPr>
+          <w:sz w:val="24"/>
+          <w:szCs w:val="24"/>
+        </w:rPr>
+        <w:t xml:space="preserve"> por condición de pobreza</w:t>
+      </w:r>
+      <w:r>
+        <w:rPr>
+          <w:sz w:val="24"/>
+          <w:szCs w:val="24"/>
+        </w:rPr>
+        <w:t xml:space="preserve">: </w:t>
+      </w:r>
+      <w:r>
+        <w:rPr>
+          <w:sz w:val="24"/>
+          <w:szCs w:val="24"/>
+        </w:rPr>
+        <w:t>las personas pobre</w:t>
+      </w:r>
+      <w:r>
+        <w:rPr>
+          <w:sz w:val="24"/>
+          <w:szCs w:val="24"/>
+        </w:rPr>
+        <w:t>s</w:t>
+      </w:r>
+      <w:r>
+        <w:rPr>
+          <w:sz w:val="24"/>
+          <w:szCs w:val="24"/>
+        </w:rPr>
+        <w:t xml:space="preserve"> tienden a </w:t>
+      </w:r>
+      <w:r>
+        <w:rPr>
+          <w:sz w:val="24"/>
+          <w:szCs w:val="24"/>
+        </w:rPr>
+        <w:t>concentrarse</w:t>
+      </w:r>
+      <w:r>
+        <w:rPr>
+          <w:sz w:val="24"/>
+          <w:szCs w:val="24"/>
+        </w:rPr>
+        <w:t xml:space="preserve"> en edades </w:t>
+      </w:r>
+      <w:r>
+        <w:rPr>
+          <w:sz w:val="24"/>
+          <w:szCs w:val="24"/>
+        </w:rPr>
+        <w:t>más</w:t>
+      </w:r>
+      <w:r>
+        <w:rPr>
+          <w:sz w:val="24"/>
+          <w:szCs w:val="24"/>
+        </w:rPr>
+        <w:t xml:space="preserve"> jóvenes</w:t>
+      </w:r>
+      <w:r>
+        <w:rPr>
+          <w:sz w:val="24"/>
+          <w:szCs w:val="24"/>
+        </w:rPr>
+        <w:t xml:space="preserve"> respecto a las personas no pobres.</w:t>
+      </w:r>
+      <w:r>
+        <w:rPr>
+          <w:sz w:val="24"/>
+          <w:szCs w:val="24"/>
+        </w:rPr>
+        <w:t xml:space="preserve"> </w:t>
+      </w:r>
+      <w:r>
+        <w:rPr>
+          <w:sz w:val="24"/>
+          <w:szCs w:val="24"/>
+        </w:rPr>
+        <w:t>A partir de los 30 años aproximadamente, la proporción de personas en pobreza es menor que la de personas fuera de ella. Los adultos mayores (a partir de 65 años) están mayormente fuera de la pobreza, probablemente resultado de la cobertura de seguridad social.</w:t>
       </w:r>
     </w:p>
     <w:p>
       <w:pPr>
-        <w:ind w:firstLine="284"/>
-        <w:jc w:val="both"/>
-        <w:rPr>
-          <w:sz w:val="24"/>
-          <w:szCs w:val="24"/>
-        </w:rPr>
-      </w:pPr>
-      <w:r>
-        <w:rPr>
-          <w:sz w:val="24"/>
-          <w:szCs w:val="24"/>
-        </w:rPr>
-        <w:t xml:space="preserve">Para la primera consigna tenemos dos </w:t>
-      </w:r>
-      <w:r>
-        <w:rPr>
-          <w:sz w:val="24"/>
-          <w:szCs w:val="24"/>
-        </w:rPr>
-        <w:t>imágenes</w:t>
-      </w:r>
-      <w:r>
-        <w:rPr>
-          <w:sz w:val="24"/>
-          <w:szCs w:val="24"/>
-        </w:rPr>
-        <w:t xml:space="preserve">. El Panel A presenta un histograma, donde la mayoría de las personas tiene menos de 40 años y la frecuencia disminuye con la edad. El Panel B muestra la distribución de </w:t>
-      </w:r>
-      <w:proofErr w:type="spellStart"/>
-      <w:r>
-        <w:rPr>
-          <w:sz w:val="24"/>
-          <w:szCs w:val="24"/>
-        </w:rPr>
-        <w:t>Kernel</w:t>
-      </w:r>
-      <w:proofErr w:type="spellEnd"/>
-      <w:r>
-        <w:rPr>
-          <w:sz w:val="24"/>
-          <w:szCs w:val="24"/>
-        </w:rPr>
-        <w:t xml:space="preserve"> por condición de pobreza, la imagen muestra que las personas pobre</w:t>
-      </w:r>
-      <w:r>
-        <w:rPr>
-          <w:sz w:val="24"/>
-          <w:szCs w:val="24"/>
-        </w:rPr>
-        <w:t>s</w:t>
-      </w:r>
-      <w:r>
-        <w:rPr>
-          <w:sz w:val="24"/>
-          <w:szCs w:val="24"/>
-        </w:rPr>
-        <w:t xml:space="preserve"> (color naranja) tienden a </w:t>
-      </w:r>
-      <w:r>
-        <w:rPr>
-          <w:sz w:val="24"/>
-          <w:szCs w:val="24"/>
-        </w:rPr>
-        <w:t>concentrarse</w:t>
-      </w:r>
-      <w:r>
-        <w:rPr>
-          <w:sz w:val="24"/>
-          <w:szCs w:val="24"/>
-        </w:rPr>
-        <w:t xml:space="preserve"> en edades </w:t>
-      </w:r>
-      <w:r>
-        <w:rPr>
-          <w:sz w:val="24"/>
-          <w:szCs w:val="24"/>
-        </w:rPr>
-        <w:t>más</w:t>
-      </w:r>
-      <w:r>
-        <w:rPr>
-          <w:sz w:val="24"/>
-          <w:szCs w:val="24"/>
-        </w:rPr>
-        <w:t xml:space="preserve"> jóvenes</w:t>
-      </w:r>
-      <w:r>
-        <w:rPr>
-          <w:sz w:val="24"/>
-          <w:szCs w:val="24"/>
-        </w:rPr>
-        <w:t xml:space="preserve"> respecto a las personas no pobres.</w:t>
-      </w:r>
-      <w:r>
-        <w:rPr>
-          <w:sz w:val="24"/>
-          <w:szCs w:val="24"/>
-        </w:rPr>
-        <w:t xml:space="preserve"> </w:t>
-      </w:r>
-    </w:p>
-    <w:p>
-      <w:pPr>
+        <w:jc w:val="center"/>
         <w:rPr>
           <w:b/>
           <w:bCs/>
@@ -498,9 +517,9 @@
           <w:szCs w:val="28"/>
         </w:rPr>
         <w:drawing>
-          <wp:inline distT="0" distB="0" distL="0" distR="0" wp14:anchorId="4D4E521D" wp14:editId="7D4C30A9">
-            <wp:extent cx="5731510" cy="2844165"/>
-            <wp:effectExtent l="0" t="0" r="2540" b="0"/>
+          <wp:inline distT="0" distB="0" distL="0" distR="0" wp14:anchorId="4D4E521D" wp14:editId="551543BC">
+            <wp:extent cx="5113444" cy="2537460"/>
+            <wp:effectExtent l="0" t="0" r="0" b="0"/>
             <wp:docPr id="326119406" name="Imagen 1" descr="Gráfico, Histograma&#10;&#10;El contenido generado por IA puede ser incorrecto."/>
             <wp:cNvGraphicFramePr>
               <a:graphicFrameLocks xmlns:a="http://schemas.openxmlformats.org/drawingml/2006/main" noChangeAspect="1"/>
@@ -521,7 +540,7 @@
                   <pic:spPr>
                     <a:xfrm>
                       <a:off x="0" y="0"/>
-                      <a:ext cx="5731510" cy="2844165"/>
+                      <a:ext cx="5118233" cy="2539837"/>
                     </a:xfrm>
                     <a:prstGeom prst="rect">
                       <a:avLst/>
@@ -536,32 +555,29 @@
     </w:p>
     <w:p>
       <w:pPr>
+        <w:ind w:firstLine="284"/>
+        <w:jc w:val="both"/>
+        <w:rPr>
+          <w:sz w:val="24"/>
+          <w:szCs w:val="24"/>
+        </w:rPr>
+      </w:pPr>
+      <w:r>
         <w:rPr>
           <w:b/>
           <w:bCs/>
           <w:sz w:val="24"/>
           <w:szCs w:val="24"/>
         </w:rPr>
-      </w:pPr>
-      <w:r>
-        <w:rPr>
-          <w:b/>
-          <w:bCs/>
-          <w:sz w:val="24"/>
-          <w:szCs w:val="24"/>
-        </w:rPr>
-        <w:t>CONSIGNA 2</w:t>
-      </w:r>
-    </w:p>
-    <w:p>
-      <w:pPr>
-        <w:ind w:firstLine="284"/>
-        <w:jc w:val="both"/>
-        <w:rPr>
-          <w:sz w:val="24"/>
-          <w:szCs w:val="24"/>
-        </w:rPr>
-      </w:pPr>
+        <w:t>2.</w:t>
+      </w:r>
+      <w:r>
+        <w:rPr>
+          <w:sz w:val="24"/>
+          <w:szCs w:val="24"/>
+        </w:rPr>
+        <w:t xml:space="preserve"> </w:t>
+      </w:r>
       <w:r>
         <w:rPr>
           <w:sz w:val="24"/>
@@ -659,6 +675,7 @@
           <w:insideH w:val="single" w:sz="4" w:space="0" w:color="auto"/>
           <w:insideV w:val="single" w:sz="4" w:space="0" w:color="auto"/>
         </w:tblBorders>
+        <w:tblLayout w:type="fixed"/>
         <w:tblCellMar>
           <w:left w:w="70" w:type="dxa"/>
           <w:right w:w="70" w:type="dxa"/>
@@ -666,8 +683,11 @@
         <w:tblLook w:val="04A0" w:firstRow="1" w:lastRow="0" w:firstColumn="1" w:lastColumn="0" w:noHBand="0" w:noVBand="1"/>
       </w:tblPr>
       <w:tblGrid>
-        <w:gridCol w:w="3944"/>
-        <w:gridCol w:w="5072"/>
+        <w:gridCol w:w="2197"/>
+        <w:gridCol w:w="2196"/>
+        <w:gridCol w:w="160"/>
+        <w:gridCol w:w="2232"/>
+        <w:gridCol w:w="2231"/>
       </w:tblGrid>
       <w:tr>
         <w:trPr>
@@ -676,8 +696,8 @@
         </w:trPr>
         <w:tc>
           <w:tcPr>
-            <w:tcW w:w="2187" w:type="pct"/>
-            <w:shd w:val="clear" w:color="000000" w:fill="DAE9F8"/>
+            <w:tcW w:w="1218" w:type="pct"/>
+            <w:shd w:val="clear" w:color="auto" w:fill="B4C6E7" w:themeFill="accent1" w:themeFillTint="66"/>
             <w:noWrap/>
             <w:vAlign w:val="bottom"/>
             <w:hideMark/>
@@ -691,18 +711,31 @@
                 <w:bCs/>
                 <w:color w:val="000000"/>
                 <w:kern w:val="0"/>
-                <w:sz w:val="24"/>
-                <w:szCs w:val="24"/>
                 <w:lang w:val="es-PE" w:eastAsia="es-PE"/>
                 <w14:ligatures w14:val="none"/>
               </w:rPr>
             </w:pPr>
-          </w:p>
-        </w:tc>
-        <w:tc>
-          <w:tcPr>
-            <w:tcW w:w="2813" w:type="pct"/>
-            <w:shd w:val="clear" w:color="000000" w:fill="DAE9F8"/>
+            <w:r>
+              <w:rPr>
+                <w:rFonts w:ascii="Aptos Narrow" w:eastAsia="Times New Roman" w:hAnsi="Aptos Narrow" w:cs="Times New Roman"/>
+                <w:b/>
+                <w:bCs/>
+                <w:color w:val="000000"/>
+                <w:kern w:val="0"/>
+                <w:lang w:val="es-PE" w:eastAsia="es-PE"/>
+                <w14:ligatures w14:val="none"/>
+              </w:rPr>
+              <w:t>Estadística</w:t>
+            </w:r>
+          </w:p>
+        </w:tc>
+        <w:tc>
+          <w:tcPr>
+            <w:tcW w:w="1218" w:type="pct"/>
+            <w:tcBorders>
+              <w:right w:val="single" w:sz="4" w:space="0" w:color="auto"/>
+            </w:tcBorders>
+            <w:shd w:val="clear" w:color="auto" w:fill="B4C6E7" w:themeFill="accent1" w:themeFillTint="66"/>
             <w:noWrap/>
             <w:vAlign w:val="bottom"/>
             <w:hideMark/>
@@ -717,8 +750,6 @@
                 <w:bCs/>
                 <w:color w:val="000000"/>
                 <w:kern w:val="0"/>
-                <w:sz w:val="24"/>
-                <w:szCs w:val="24"/>
                 <w:lang w:val="es-PE" w:eastAsia="es-PE"/>
                 <w14:ligatures w14:val="none"/>
               </w:rPr>
@@ -730,8 +761,103 @@
                 <w:bCs/>
                 <w:color w:val="000000"/>
                 <w:kern w:val="0"/>
-                <w:sz w:val="24"/>
-                <w:szCs w:val="24"/>
+                <w:lang w:val="es-PE" w:eastAsia="es-PE"/>
+                <w14:ligatures w14:val="none"/>
+              </w:rPr>
+              <w:t>Educación</w:t>
+            </w:r>
+          </w:p>
+        </w:tc>
+        <w:tc>
+          <w:tcPr>
+            <w:tcW w:w="89" w:type="pct"/>
+            <w:tcBorders>
+              <w:top w:val="nil"/>
+              <w:left w:val="single" w:sz="4" w:space="0" w:color="auto"/>
+              <w:bottom w:val="nil"/>
+              <w:right w:val="single" w:sz="4" w:space="0" w:color="auto"/>
+            </w:tcBorders>
+          </w:tcPr>
+          <w:p>
+            <w:pPr>
+              <w:spacing w:after="0" w:line="240" w:lineRule="auto"/>
+              <w:jc w:val="center"/>
+              <w:rPr>
+                <w:rFonts w:ascii="Aptos Narrow" w:eastAsia="Times New Roman" w:hAnsi="Aptos Narrow" w:cs="Times New Roman"/>
+                <w:b/>
+                <w:bCs/>
+                <w:color w:val="000000"/>
+                <w:kern w:val="0"/>
+                <w:lang w:val="es-PE" w:eastAsia="es-PE"/>
+                <w14:ligatures w14:val="none"/>
+              </w:rPr>
+            </w:pPr>
+          </w:p>
+        </w:tc>
+        <w:tc>
+          <w:tcPr>
+            <w:tcW w:w="1238" w:type="pct"/>
+            <w:tcBorders>
+              <w:left w:val="single" w:sz="4" w:space="0" w:color="auto"/>
+            </w:tcBorders>
+            <w:shd w:val="clear" w:color="auto" w:fill="B4C6E7" w:themeFill="accent1" w:themeFillTint="66"/>
+            <w:vAlign w:val="bottom"/>
+          </w:tcPr>
+          <w:p>
+            <w:pPr>
+              <w:spacing w:after="0" w:line="240" w:lineRule="auto"/>
+              <w:jc w:val="center"/>
+              <w:rPr>
+                <w:rFonts w:ascii="Aptos Narrow" w:eastAsia="Times New Roman" w:hAnsi="Aptos Narrow" w:cs="Times New Roman"/>
+                <w:b/>
+                <w:bCs/>
+                <w:color w:val="000000"/>
+                <w:kern w:val="0"/>
+                <w:lang w:val="es-PE" w:eastAsia="es-PE"/>
+                <w14:ligatures w14:val="none"/>
+              </w:rPr>
+            </w:pPr>
+            <w:r>
+              <w:rPr>
+                <w:rFonts w:ascii="Aptos Narrow" w:eastAsia="Times New Roman" w:hAnsi="Aptos Narrow" w:cs="Times New Roman"/>
+                <w:b/>
+                <w:bCs/>
+                <w:color w:val="000000"/>
+                <w:kern w:val="0"/>
+                <w:lang w:val="es-PE" w:eastAsia="es-PE"/>
+                <w14:ligatures w14:val="none"/>
+              </w:rPr>
+              <w:t>Estadística</w:t>
+            </w:r>
+          </w:p>
+        </w:tc>
+        <w:tc>
+          <w:tcPr>
+            <w:tcW w:w="1237" w:type="pct"/>
+            <w:shd w:val="clear" w:color="auto" w:fill="B4C6E7" w:themeFill="accent1" w:themeFillTint="66"/>
+            <w:vAlign w:val="bottom"/>
+          </w:tcPr>
+          <w:p>
+            <w:pPr>
+              <w:spacing w:after="0" w:line="240" w:lineRule="auto"/>
+              <w:jc w:val="center"/>
+              <w:rPr>
+                <w:rFonts w:ascii="Aptos Narrow" w:eastAsia="Times New Roman" w:hAnsi="Aptos Narrow" w:cs="Times New Roman"/>
+                <w:b/>
+                <w:bCs/>
+                <w:color w:val="000000"/>
+                <w:kern w:val="0"/>
+                <w:lang w:val="es-PE" w:eastAsia="es-PE"/>
+                <w14:ligatures w14:val="none"/>
+              </w:rPr>
+            </w:pPr>
+            <w:r>
+              <w:rPr>
+                <w:rFonts w:ascii="Aptos Narrow" w:eastAsia="Times New Roman" w:hAnsi="Aptos Narrow" w:cs="Times New Roman"/>
+                <w:b/>
+                <w:bCs/>
+                <w:color w:val="000000"/>
+                <w:kern w:val="0"/>
                 <w:lang w:val="es-PE" w:eastAsia="es-PE"/>
                 <w14:ligatures w14:val="none"/>
               </w:rPr>
@@ -747,7 +873,7 @@
         </w:trPr>
         <w:tc>
           <w:tcPr>
-            <w:tcW w:w="2187" w:type="pct"/>
+            <w:tcW w:w="1218" w:type="pct"/>
             <w:noWrap/>
             <w:vAlign w:val="center"/>
             <w:hideMark/>
@@ -759,8 +885,6 @@
                 <w:rFonts w:ascii="Calibri" w:eastAsia="Times New Roman" w:hAnsi="Calibri" w:cs="Calibri"/>
                 <w:color w:val="000000"/>
                 <w:kern w:val="0"/>
-                <w:sz w:val="24"/>
-                <w:szCs w:val="24"/>
                 <w:lang w:val="es-PE" w:eastAsia="es-PE"/>
                 <w14:ligatures w14:val="none"/>
               </w:rPr>
@@ -770,8 +894,6 @@
                 <w:rFonts w:ascii="Calibri" w:eastAsia="Times New Roman" w:hAnsi="Calibri" w:cs="Calibri"/>
                 <w:color w:val="000000"/>
                 <w:kern w:val="0"/>
-                <w:sz w:val="24"/>
-                <w:szCs w:val="24"/>
                 <w:lang w:val="en-US" w:eastAsia="es-PE"/>
                 <w14:ligatures w14:val="none"/>
               </w:rPr>
@@ -781,7 +903,10 @@
         </w:tc>
         <w:tc>
           <w:tcPr>
-            <w:tcW w:w="2813" w:type="pct"/>
+            <w:tcW w:w="1218" w:type="pct"/>
+            <w:tcBorders>
+              <w:right w:val="single" w:sz="4" w:space="0" w:color="auto"/>
+            </w:tcBorders>
             <w:noWrap/>
             <w:vAlign w:val="bottom"/>
             <w:hideMark/>
@@ -794,8 +919,6 @@
                 <w:rFonts w:ascii="Aptos Narrow" w:eastAsia="Times New Roman" w:hAnsi="Aptos Narrow" w:cs="Times New Roman"/>
                 <w:color w:val="000000"/>
                 <w:kern w:val="0"/>
-                <w:sz w:val="24"/>
-                <w:szCs w:val="24"/>
                 <w:lang w:val="es-PE" w:eastAsia="es-PE"/>
                 <w14:ligatures w14:val="none"/>
               </w:rPr>
@@ -805,12 +928,95 @@
                 <w:rFonts w:ascii="Aptos Narrow" w:eastAsia="Times New Roman" w:hAnsi="Aptos Narrow" w:cs="Times New Roman"/>
                 <w:color w:val="000000"/>
                 <w:kern w:val="0"/>
-                <w:sz w:val="24"/>
-                <w:szCs w:val="24"/>
                 <w:lang w:val="es-PE" w:eastAsia="es-PE"/>
                 <w14:ligatures w14:val="none"/>
               </w:rPr>
               <w:t>81767</w:t>
+            </w:r>
+          </w:p>
+        </w:tc>
+        <w:tc>
+          <w:tcPr>
+            <w:tcW w:w="89" w:type="pct"/>
+            <w:tcBorders>
+              <w:top w:val="nil"/>
+              <w:left w:val="single" w:sz="4" w:space="0" w:color="auto"/>
+              <w:bottom w:val="nil"/>
+              <w:right w:val="single" w:sz="4" w:space="0" w:color="auto"/>
+            </w:tcBorders>
+          </w:tcPr>
+          <w:p>
+            <w:pPr>
+              <w:spacing w:after="0" w:line="240" w:lineRule="auto"/>
+              <w:jc w:val="center"/>
+              <w:rPr>
+                <w:rFonts w:ascii="Aptos Narrow" w:eastAsia="Times New Roman" w:hAnsi="Aptos Narrow" w:cs="Times New Roman"/>
+                <w:color w:val="000000"/>
+                <w:kern w:val="0"/>
+                <w:lang w:val="es-PE" w:eastAsia="es-PE"/>
+                <w14:ligatures w14:val="none"/>
+              </w:rPr>
+            </w:pPr>
+          </w:p>
+        </w:tc>
+        <w:tc>
+          <w:tcPr>
+            <w:tcW w:w="1238" w:type="pct"/>
+            <w:tcBorders>
+              <w:left w:val="single" w:sz="4" w:space="0" w:color="auto"/>
+            </w:tcBorders>
+            <w:vAlign w:val="center"/>
+          </w:tcPr>
+          <w:p>
+            <w:pPr>
+              <w:spacing w:after="0" w:line="240" w:lineRule="auto"/>
+              <w:jc w:val="center"/>
+              <w:rPr>
+                <w:rFonts w:ascii="Aptos Narrow" w:eastAsia="Times New Roman" w:hAnsi="Aptos Narrow" w:cs="Times New Roman"/>
+                <w:color w:val="000000"/>
+                <w:kern w:val="0"/>
+                <w:lang w:val="es-PE" w:eastAsia="es-PE"/>
+                <w14:ligatures w14:val="none"/>
+              </w:rPr>
+            </w:pPr>
+            <w:r>
+              <w:rPr>
+                <w:rFonts w:ascii="Calibri" w:eastAsia="Times New Roman" w:hAnsi="Calibri" w:cs="Calibri"/>
+                <w:color w:val="000000"/>
+                <w:kern w:val="0"/>
+                <w:lang w:val="en-US" w:eastAsia="es-PE"/>
+                <w14:ligatures w14:val="none"/>
+              </w:rPr>
+              <w:t>min</w:t>
+            </w:r>
+          </w:p>
+        </w:tc>
+        <w:tc>
+          <w:tcPr>
+            <w:tcW w:w="1237" w:type="pct"/>
+            <w:vAlign w:val="bottom"/>
+          </w:tcPr>
+          <w:p>
+            <w:pPr>
+              <w:spacing w:after="0" w:line="240" w:lineRule="auto"/>
+              <w:jc w:val="center"/>
+              <w:rPr>
+                <w:rFonts w:ascii="Aptos Narrow" w:eastAsia="Times New Roman" w:hAnsi="Aptos Narrow" w:cs="Times New Roman"/>
+                <w:color w:val="000000"/>
+                <w:kern w:val="0"/>
+                <w:lang w:val="es-PE" w:eastAsia="es-PE"/>
+                <w14:ligatures w14:val="none"/>
+              </w:rPr>
+            </w:pPr>
+            <w:r>
+              <w:rPr>
+                <w:rFonts w:ascii="Aptos Narrow" w:eastAsia="Times New Roman" w:hAnsi="Aptos Narrow" w:cs="Times New Roman"/>
+                <w:color w:val="000000"/>
+                <w:kern w:val="0"/>
+                <w:lang w:val="es-PE" w:eastAsia="es-PE"/>
+                <w14:ligatures w14:val="none"/>
+              </w:rPr>
+              <w:t>0</w:t>
             </w:r>
           </w:p>
         </w:tc>
@@ -822,7 +1028,7 @@
         </w:trPr>
         <w:tc>
           <w:tcPr>
-            <w:tcW w:w="2187" w:type="pct"/>
+            <w:tcW w:w="1218" w:type="pct"/>
             <w:noWrap/>
             <w:vAlign w:val="center"/>
             <w:hideMark/>
@@ -834,8 +1040,6 @@
                 <w:rFonts w:ascii="Calibri" w:eastAsia="Times New Roman" w:hAnsi="Calibri" w:cs="Calibri"/>
                 <w:color w:val="000000"/>
                 <w:kern w:val="0"/>
-                <w:sz w:val="24"/>
-                <w:szCs w:val="24"/>
                 <w:lang w:val="es-PE" w:eastAsia="es-PE"/>
                 <w14:ligatures w14:val="none"/>
               </w:rPr>
@@ -845,8 +1049,6 @@
                 <w:rFonts w:ascii="Calibri" w:eastAsia="Times New Roman" w:hAnsi="Calibri" w:cs="Calibri"/>
                 <w:color w:val="000000"/>
                 <w:kern w:val="0"/>
-                <w:sz w:val="24"/>
-                <w:szCs w:val="24"/>
                 <w:lang w:val="en-US" w:eastAsia="es-PE"/>
                 <w14:ligatures w14:val="none"/>
               </w:rPr>
@@ -856,7 +1058,10 @@
         </w:tc>
         <w:tc>
           <w:tcPr>
-            <w:tcW w:w="2813" w:type="pct"/>
+            <w:tcW w:w="1218" w:type="pct"/>
+            <w:tcBorders>
+              <w:right w:val="single" w:sz="4" w:space="0" w:color="auto"/>
+            </w:tcBorders>
             <w:noWrap/>
             <w:vAlign w:val="bottom"/>
             <w:hideMark/>
@@ -869,8 +1074,6 @@
                 <w:rFonts w:ascii="Aptos Narrow" w:eastAsia="Times New Roman" w:hAnsi="Aptos Narrow" w:cs="Times New Roman"/>
                 <w:color w:val="000000"/>
                 <w:kern w:val="0"/>
-                <w:sz w:val="24"/>
-                <w:szCs w:val="24"/>
                 <w:lang w:val="es-PE" w:eastAsia="es-PE"/>
                 <w14:ligatures w14:val="none"/>
               </w:rPr>
@@ -880,12 +1083,95 @@
                 <w:rFonts w:ascii="Aptos Narrow" w:eastAsia="Times New Roman" w:hAnsi="Aptos Narrow" w:cs="Times New Roman"/>
                 <w:color w:val="000000"/>
                 <w:kern w:val="0"/>
-                <w:sz w:val="24"/>
-                <w:szCs w:val="24"/>
                 <w:lang w:val="es-PE" w:eastAsia="es-PE"/>
                 <w14:ligatures w14:val="none"/>
               </w:rPr>
               <w:t>9.906209</w:t>
+            </w:r>
+          </w:p>
+        </w:tc>
+        <w:tc>
+          <w:tcPr>
+            <w:tcW w:w="89" w:type="pct"/>
+            <w:tcBorders>
+              <w:top w:val="nil"/>
+              <w:left w:val="single" w:sz="4" w:space="0" w:color="auto"/>
+              <w:bottom w:val="nil"/>
+              <w:right w:val="single" w:sz="4" w:space="0" w:color="auto"/>
+            </w:tcBorders>
+          </w:tcPr>
+          <w:p>
+            <w:pPr>
+              <w:spacing w:after="0" w:line="240" w:lineRule="auto"/>
+              <w:jc w:val="center"/>
+              <w:rPr>
+                <w:rFonts w:ascii="Aptos Narrow" w:eastAsia="Times New Roman" w:hAnsi="Aptos Narrow" w:cs="Times New Roman"/>
+                <w:color w:val="000000"/>
+                <w:kern w:val="0"/>
+                <w:lang w:val="es-PE" w:eastAsia="es-PE"/>
+                <w14:ligatures w14:val="none"/>
+              </w:rPr>
+            </w:pPr>
+          </w:p>
+        </w:tc>
+        <w:tc>
+          <w:tcPr>
+            <w:tcW w:w="1238" w:type="pct"/>
+            <w:tcBorders>
+              <w:left w:val="single" w:sz="4" w:space="0" w:color="auto"/>
+            </w:tcBorders>
+            <w:vAlign w:val="center"/>
+          </w:tcPr>
+          <w:p>
+            <w:pPr>
+              <w:spacing w:after="0" w:line="240" w:lineRule="auto"/>
+              <w:jc w:val="center"/>
+              <w:rPr>
+                <w:rFonts w:ascii="Aptos Narrow" w:eastAsia="Times New Roman" w:hAnsi="Aptos Narrow" w:cs="Times New Roman"/>
+                <w:color w:val="000000"/>
+                <w:kern w:val="0"/>
+                <w:lang w:val="es-PE" w:eastAsia="es-PE"/>
+                <w14:ligatures w14:val="none"/>
+              </w:rPr>
+            </w:pPr>
+            <w:r>
+              <w:rPr>
+                <w:rFonts w:ascii="Calibri" w:eastAsia="Times New Roman" w:hAnsi="Calibri" w:cs="Calibri"/>
+                <w:color w:val="000000"/>
+                <w:kern w:val="0"/>
+                <w:lang w:val="en-US" w:eastAsia="es-PE"/>
+                <w14:ligatures w14:val="none"/>
+              </w:rPr>
+              <w:t>50%</w:t>
+            </w:r>
+          </w:p>
+        </w:tc>
+        <w:tc>
+          <w:tcPr>
+            <w:tcW w:w="1237" w:type="pct"/>
+            <w:vAlign w:val="bottom"/>
+          </w:tcPr>
+          <w:p>
+            <w:pPr>
+              <w:spacing w:after="0" w:line="240" w:lineRule="auto"/>
+              <w:jc w:val="center"/>
+              <w:rPr>
+                <w:rFonts w:ascii="Aptos Narrow" w:eastAsia="Times New Roman" w:hAnsi="Aptos Narrow" w:cs="Times New Roman"/>
+                <w:color w:val="000000"/>
+                <w:kern w:val="0"/>
+                <w:lang w:val="es-PE" w:eastAsia="es-PE"/>
+                <w14:ligatures w14:val="none"/>
+              </w:rPr>
+            </w:pPr>
+            <w:r>
+              <w:rPr>
+                <w:rFonts w:ascii="Aptos Narrow" w:eastAsia="Times New Roman" w:hAnsi="Aptos Narrow" w:cs="Times New Roman"/>
+                <w:color w:val="000000"/>
+                <w:kern w:val="0"/>
+                <w:lang w:val="es-PE" w:eastAsia="es-PE"/>
+                <w14:ligatures w14:val="none"/>
+              </w:rPr>
+              <w:t>12</w:t>
             </w:r>
           </w:p>
         </w:tc>
@@ -897,7 +1183,7 @@
         </w:trPr>
         <w:tc>
           <w:tcPr>
-            <w:tcW w:w="2187" w:type="pct"/>
+            <w:tcW w:w="1218" w:type="pct"/>
             <w:noWrap/>
             <w:vAlign w:val="center"/>
             <w:hideMark/>
@@ -909,8 +1195,6 @@
                 <w:rFonts w:ascii="Calibri" w:eastAsia="Times New Roman" w:hAnsi="Calibri" w:cs="Calibri"/>
                 <w:color w:val="000000"/>
                 <w:kern w:val="0"/>
-                <w:sz w:val="24"/>
-                <w:szCs w:val="24"/>
                 <w:lang w:val="es-PE" w:eastAsia="es-PE"/>
                 <w14:ligatures w14:val="none"/>
               </w:rPr>
@@ -920,8 +1204,6 @@
                 <w:rFonts w:ascii="Calibri" w:eastAsia="Times New Roman" w:hAnsi="Calibri" w:cs="Calibri"/>
                 <w:color w:val="000000"/>
                 <w:kern w:val="0"/>
-                <w:sz w:val="24"/>
-                <w:szCs w:val="24"/>
                 <w:lang w:val="en-US" w:eastAsia="es-PE"/>
                 <w14:ligatures w14:val="none"/>
               </w:rPr>
@@ -931,7 +1213,10 @@
         </w:tc>
         <w:tc>
           <w:tcPr>
-            <w:tcW w:w="2813" w:type="pct"/>
+            <w:tcW w:w="1218" w:type="pct"/>
+            <w:tcBorders>
+              <w:right w:val="single" w:sz="4" w:space="0" w:color="auto"/>
+            </w:tcBorders>
             <w:noWrap/>
             <w:vAlign w:val="bottom"/>
             <w:hideMark/>
@@ -944,8 +1229,6 @@
                 <w:rFonts w:ascii="Aptos Narrow" w:eastAsia="Times New Roman" w:hAnsi="Aptos Narrow" w:cs="Times New Roman"/>
                 <w:color w:val="000000"/>
                 <w:kern w:val="0"/>
-                <w:sz w:val="24"/>
-                <w:szCs w:val="24"/>
                 <w:lang w:val="es-PE" w:eastAsia="es-PE"/>
                 <w14:ligatures w14:val="none"/>
               </w:rPr>
@@ -955,8 +1238,6 @@
                 <w:rFonts w:ascii="Aptos Narrow" w:eastAsia="Times New Roman" w:hAnsi="Aptos Narrow" w:cs="Times New Roman"/>
                 <w:color w:val="000000"/>
                 <w:kern w:val="0"/>
-                <w:sz w:val="24"/>
-                <w:szCs w:val="24"/>
                 <w:lang w:val="es-PE" w:eastAsia="es-PE"/>
                 <w14:ligatures w14:val="none"/>
               </w:rPr>
@@ -964,295 +1245,88 @@
             </w:r>
           </w:p>
         </w:tc>
-      </w:tr>
-      <w:tr>
-        <w:trPr>
-          <w:trHeight w:val="288"/>
-          <w:jc w:val="center"/>
-        </w:trPr>
-        <w:tc>
-          <w:tcPr>
-            <w:tcW w:w="2187" w:type="pct"/>
-            <w:noWrap/>
+        <w:tc>
+          <w:tcPr>
+            <w:tcW w:w="89" w:type="pct"/>
+            <w:tcBorders>
+              <w:top w:val="nil"/>
+              <w:left w:val="single" w:sz="4" w:space="0" w:color="auto"/>
+              <w:bottom w:val="nil"/>
+              <w:right w:val="single" w:sz="4" w:space="0" w:color="auto"/>
+            </w:tcBorders>
+          </w:tcPr>
+          <w:p>
+            <w:pPr>
+              <w:spacing w:after="0" w:line="240" w:lineRule="auto"/>
+              <w:jc w:val="center"/>
+              <w:rPr>
+                <w:rFonts w:ascii="Aptos Narrow" w:eastAsia="Times New Roman" w:hAnsi="Aptos Narrow" w:cs="Times New Roman"/>
+                <w:color w:val="000000"/>
+                <w:kern w:val="0"/>
+                <w:lang w:val="es-PE" w:eastAsia="es-PE"/>
+                <w14:ligatures w14:val="none"/>
+              </w:rPr>
+            </w:pPr>
+          </w:p>
+        </w:tc>
+        <w:tc>
+          <w:tcPr>
+            <w:tcW w:w="1238" w:type="pct"/>
+            <w:tcBorders>
+              <w:left w:val="single" w:sz="4" w:space="0" w:color="auto"/>
+            </w:tcBorders>
             <w:vAlign w:val="center"/>
-            <w:hideMark/>
-          </w:tcPr>
-          <w:p>
-            <w:pPr>
-              <w:spacing w:after="0" w:line="240" w:lineRule="auto"/>
+          </w:tcPr>
+          <w:p>
+            <w:pPr>
+              <w:spacing w:after="0" w:line="240" w:lineRule="auto"/>
+              <w:jc w:val="center"/>
+              <w:rPr>
+                <w:rFonts w:ascii="Aptos Narrow" w:eastAsia="Times New Roman" w:hAnsi="Aptos Narrow" w:cs="Times New Roman"/>
+                <w:color w:val="000000"/>
+                <w:kern w:val="0"/>
+                <w:lang w:val="es-PE" w:eastAsia="es-PE"/>
+                <w14:ligatures w14:val="none"/>
+              </w:rPr>
+            </w:pPr>
+            <w:r>
               <w:rPr>
                 <w:rFonts w:ascii="Calibri" w:eastAsia="Times New Roman" w:hAnsi="Calibri" w:cs="Calibri"/>
                 <w:color w:val="000000"/>
                 <w:kern w:val="0"/>
-                <w:sz w:val="24"/>
-                <w:szCs w:val="24"/>
+                <w:lang w:val="en-US" w:eastAsia="es-PE"/>
+                <w14:ligatures w14:val="none"/>
+              </w:rPr>
+              <w:t>max</w:t>
+            </w:r>
+          </w:p>
+        </w:tc>
+        <w:tc>
+          <w:tcPr>
+            <w:tcW w:w="1237" w:type="pct"/>
+            <w:vAlign w:val="bottom"/>
+          </w:tcPr>
+          <w:p>
+            <w:pPr>
+              <w:spacing w:after="0" w:line="240" w:lineRule="auto"/>
+              <w:jc w:val="center"/>
+              <w:rPr>
+                <w:rFonts w:ascii="Aptos Narrow" w:eastAsia="Times New Roman" w:hAnsi="Aptos Narrow" w:cs="Times New Roman"/>
+                <w:color w:val="000000"/>
+                <w:kern w:val="0"/>
                 <w:lang w:val="es-PE" w:eastAsia="es-PE"/>
                 <w14:ligatures w14:val="none"/>
               </w:rPr>
             </w:pPr>
             <w:r>
               <w:rPr>
-                <w:rFonts w:ascii="Calibri" w:eastAsia="Times New Roman" w:hAnsi="Calibri" w:cs="Calibri"/>
-                <w:color w:val="000000"/>
-                <w:kern w:val="0"/>
-                <w:sz w:val="24"/>
-                <w:szCs w:val="24"/>
-                <w:lang w:val="en-US" w:eastAsia="es-PE"/>
-                <w14:ligatures w14:val="none"/>
-              </w:rPr>
-              <w:t>min</w:t>
-            </w:r>
-          </w:p>
-        </w:tc>
-        <w:tc>
-          <w:tcPr>
-            <w:tcW w:w="2813" w:type="pct"/>
-            <w:noWrap/>
-            <w:vAlign w:val="bottom"/>
-            <w:hideMark/>
-          </w:tcPr>
-          <w:p>
-            <w:pPr>
-              <w:spacing w:after="0" w:line="240" w:lineRule="auto"/>
-              <w:jc w:val="center"/>
-              <w:rPr>
                 <w:rFonts w:ascii="Aptos Narrow" w:eastAsia="Times New Roman" w:hAnsi="Aptos Narrow" w:cs="Times New Roman"/>
                 <w:color w:val="000000"/>
                 <w:kern w:val="0"/>
-                <w:sz w:val="24"/>
-                <w:szCs w:val="24"/>
                 <w:lang w:val="es-PE" w:eastAsia="es-PE"/>
                 <w14:ligatures w14:val="none"/>
               </w:rPr>
-            </w:pPr>
-            <w:r>
-              <w:rPr>
-                <w:rFonts w:ascii="Aptos Narrow" w:eastAsia="Times New Roman" w:hAnsi="Aptos Narrow" w:cs="Times New Roman"/>
-                <w:color w:val="000000"/>
-                <w:kern w:val="0"/>
-                <w:sz w:val="24"/>
-                <w:szCs w:val="24"/>
-                <w:lang w:val="es-PE" w:eastAsia="es-PE"/>
-                <w14:ligatures w14:val="none"/>
-              </w:rPr>
-              <w:t>0</w:t>
-            </w:r>
-          </w:p>
-        </w:tc>
-      </w:tr>
-      <w:tr>
-        <w:trPr>
-          <w:trHeight w:val="288"/>
-          <w:jc w:val="center"/>
-        </w:trPr>
-        <w:tc>
-          <w:tcPr>
-            <w:tcW w:w="2187" w:type="pct"/>
-            <w:noWrap/>
-            <w:vAlign w:val="center"/>
-            <w:hideMark/>
-          </w:tcPr>
-          <w:p>
-            <w:pPr>
-              <w:spacing w:after="0" w:line="240" w:lineRule="auto"/>
-              <w:rPr>
-                <w:rFonts w:ascii="Calibri" w:eastAsia="Times New Roman" w:hAnsi="Calibri" w:cs="Calibri"/>
-                <w:color w:val="000000"/>
-                <w:kern w:val="0"/>
-                <w:sz w:val="24"/>
-                <w:szCs w:val="24"/>
-                <w:lang w:val="es-PE" w:eastAsia="es-PE"/>
-                <w14:ligatures w14:val="none"/>
-              </w:rPr>
-            </w:pPr>
-            <w:r>
-              <w:rPr>
-                <w:rFonts w:ascii="Calibri" w:eastAsia="Times New Roman" w:hAnsi="Calibri" w:cs="Calibri"/>
-                <w:color w:val="000000"/>
-                <w:kern w:val="0"/>
-                <w:sz w:val="24"/>
-                <w:szCs w:val="24"/>
-                <w:lang w:val="en-US" w:eastAsia="es-PE"/>
-                <w14:ligatures w14:val="none"/>
-              </w:rPr>
-              <w:t>50%</w:t>
-            </w:r>
-          </w:p>
-        </w:tc>
-        <w:tc>
-          <w:tcPr>
-            <w:tcW w:w="2813" w:type="pct"/>
-            <w:noWrap/>
-            <w:vAlign w:val="bottom"/>
-            <w:hideMark/>
-          </w:tcPr>
-          <w:p>
-            <w:pPr>
-              <w:spacing w:after="0" w:line="240" w:lineRule="auto"/>
-              <w:jc w:val="center"/>
-              <w:rPr>
-                <w:rFonts w:ascii="Aptos Narrow" w:eastAsia="Times New Roman" w:hAnsi="Aptos Narrow" w:cs="Times New Roman"/>
-                <w:color w:val="000000"/>
-                <w:kern w:val="0"/>
-                <w:sz w:val="24"/>
-                <w:szCs w:val="24"/>
-                <w:lang w:val="es-PE" w:eastAsia="es-PE"/>
-                <w14:ligatures w14:val="none"/>
-              </w:rPr>
-            </w:pPr>
-            <w:r>
-              <w:rPr>
-                <w:rFonts w:ascii="Aptos Narrow" w:eastAsia="Times New Roman" w:hAnsi="Aptos Narrow" w:cs="Times New Roman"/>
-                <w:color w:val="000000"/>
-                <w:kern w:val="0"/>
-                <w:sz w:val="24"/>
-                <w:szCs w:val="24"/>
-                <w:lang w:val="es-PE" w:eastAsia="es-PE"/>
-                <w14:ligatures w14:val="none"/>
-              </w:rPr>
-              <w:t>12</w:t>
-            </w:r>
-          </w:p>
-        </w:tc>
-      </w:tr>
-      <w:tr>
-        <w:trPr>
-          <w:trHeight w:val="288"/>
-          <w:jc w:val="center"/>
-        </w:trPr>
-        <w:tc>
-          <w:tcPr>
-            <w:tcW w:w="2187" w:type="pct"/>
-            <w:noWrap/>
-            <w:vAlign w:val="center"/>
-            <w:hideMark/>
-          </w:tcPr>
-          <w:p>
-            <w:pPr>
-              <w:spacing w:after="0" w:line="240" w:lineRule="auto"/>
-              <w:rPr>
-                <w:rFonts w:ascii="Calibri" w:eastAsia="Times New Roman" w:hAnsi="Calibri" w:cs="Calibri"/>
-                <w:color w:val="000000"/>
-                <w:kern w:val="0"/>
-                <w:sz w:val="24"/>
-                <w:szCs w:val="24"/>
-                <w:lang w:val="es-PE" w:eastAsia="es-PE"/>
-                <w14:ligatures w14:val="none"/>
-              </w:rPr>
-            </w:pPr>
-            <w:r>
-              <w:rPr>
-                <w:rFonts w:ascii="Calibri" w:eastAsia="Times New Roman" w:hAnsi="Calibri" w:cs="Calibri"/>
-                <w:color w:val="000000"/>
-                <w:kern w:val="0"/>
-                <w:sz w:val="24"/>
-                <w:szCs w:val="24"/>
-                <w:lang w:val="en-US" w:eastAsia="es-PE"/>
-                <w14:ligatures w14:val="none"/>
-              </w:rPr>
-              <w:t>max</w:t>
-            </w:r>
-          </w:p>
-        </w:tc>
-        <w:tc>
-          <w:tcPr>
-            <w:tcW w:w="2813" w:type="pct"/>
-            <w:noWrap/>
-            <w:vAlign w:val="bottom"/>
-            <w:hideMark/>
-          </w:tcPr>
-          <w:p>
-            <w:pPr>
-              <w:spacing w:after="0" w:line="240" w:lineRule="auto"/>
-              <w:jc w:val="center"/>
-              <w:rPr>
-                <w:rFonts w:ascii="Aptos Narrow" w:eastAsia="Times New Roman" w:hAnsi="Aptos Narrow" w:cs="Times New Roman"/>
-                <w:color w:val="000000"/>
-                <w:kern w:val="0"/>
-                <w:sz w:val="24"/>
-                <w:szCs w:val="24"/>
-                <w:lang w:val="es-PE" w:eastAsia="es-PE"/>
-                <w14:ligatures w14:val="none"/>
-              </w:rPr>
-            </w:pPr>
-            <w:r>
-              <w:rPr>
-                <w:rFonts w:ascii="Aptos Narrow" w:eastAsia="Times New Roman" w:hAnsi="Aptos Narrow" w:cs="Times New Roman"/>
-                <w:color w:val="000000"/>
-                <w:kern w:val="0"/>
-                <w:sz w:val="24"/>
-                <w:szCs w:val="24"/>
-                <w:lang w:val="es-PE" w:eastAsia="es-PE"/>
-                <w14:ligatures w14:val="none"/>
-              </w:rPr>
               <w:t>20</w:t>
-            </w:r>
-          </w:p>
-        </w:tc>
-      </w:tr>
-      <w:tr>
-        <w:trPr>
-          <w:trHeight w:val="288"/>
-          <w:jc w:val="center"/>
-        </w:trPr>
-        <w:tc>
-          <w:tcPr>
-            <w:tcW w:w="5000" w:type="pct"/>
-            <w:gridSpan w:val="2"/>
-            <w:noWrap/>
-            <w:vAlign w:val="center"/>
-            <w:hideMark/>
-          </w:tcPr>
-          <w:p>
-            <w:pPr>
-              <w:spacing w:after="0" w:line="240" w:lineRule="auto"/>
-              <w:rPr>
-                <w:rFonts w:ascii="Calibri" w:eastAsia="Times New Roman" w:hAnsi="Calibri" w:cs="Calibri"/>
-                <w:color w:val="000000"/>
-                <w:kern w:val="0"/>
-                <w:sz w:val="24"/>
-                <w:szCs w:val="24"/>
-                <w:lang w:val="es-PE" w:eastAsia="es-PE"/>
-                <w14:ligatures w14:val="none"/>
-              </w:rPr>
-            </w:pPr>
-            <w:r>
-              <w:rPr>
-                <w:rFonts w:ascii="Calibri" w:eastAsia="Times New Roman" w:hAnsi="Calibri" w:cs="Calibri"/>
-                <w:color w:val="000000"/>
-                <w:kern w:val="0"/>
-                <w:sz w:val="24"/>
-                <w:szCs w:val="24"/>
-                <w:lang w:val="en-US" w:eastAsia="es-PE"/>
-                <w14:ligatures w14:val="none"/>
-              </w:rPr>
-              <w:t xml:space="preserve">Name: educ, </w:t>
-            </w:r>
-            <w:proofErr w:type="spellStart"/>
-            <w:r>
-              <w:rPr>
-                <w:rFonts w:ascii="Calibri" w:eastAsia="Times New Roman" w:hAnsi="Calibri" w:cs="Calibri"/>
-                <w:color w:val="000000"/>
-                <w:kern w:val="0"/>
-                <w:sz w:val="24"/>
-                <w:szCs w:val="24"/>
-                <w:lang w:val="en-US" w:eastAsia="es-PE"/>
-                <w14:ligatures w14:val="none"/>
-              </w:rPr>
-              <w:t>dtype</w:t>
-            </w:r>
-            <w:proofErr w:type="spellEnd"/>
-            <w:r>
-              <w:rPr>
-                <w:rFonts w:ascii="Calibri" w:eastAsia="Times New Roman" w:hAnsi="Calibri" w:cs="Calibri"/>
-                <w:color w:val="000000"/>
-                <w:kern w:val="0"/>
-                <w:sz w:val="24"/>
-                <w:szCs w:val="24"/>
-                <w:lang w:val="en-US" w:eastAsia="es-PE"/>
-                <w14:ligatures w14:val="none"/>
-              </w:rPr>
-              <w:t>: float64</w:t>
             </w:r>
           </w:p>
         </w:tc>
@@ -1260,88 +1334,39 @@
     </w:tbl>
     <w:p>
       <w:pPr>
-        <w:rPr>
-          <w:sz w:val="28"/>
-          <w:szCs w:val="28"/>
-          <w:lang w:val="en-US"/>
+        <w:spacing w:before="240"/>
+        <w:ind w:firstLine="284"/>
+        <w:jc w:val="both"/>
+        <w:rPr>
+          <w:sz w:val="24"/>
+          <w:szCs w:val="24"/>
         </w:rPr>
       </w:pPr>
-    </w:p>
-    <w:p>
-      <w:pPr>
+      <w:r>
         <w:rPr>
           <w:b/>
           <w:bCs/>
           <w:sz w:val="24"/>
           <w:szCs w:val="24"/>
         </w:rPr>
-      </w:pPr>
-      <w:r>
-        <w:rPr>
-          <w:b/>
-          <w:bCs/>
-          <w:sz w:val="24"/>
-          <w:szCs w:val="24"/>
-        </w:rPr>
-        <w:t>CONSIGNA 3</w:t>
-      </w:r>
-    </w:p>
-    <w:p>
-      <w:pPr>
-        <w:ind w:firstLine="284"/>
-        <w:jc w:val="both"/>
-        <w:rPr>
-          <w:sz w:val="24"/>
-          <w:szCs w:val="24"/>
-        </w:rPr>
-      </w:pPr>
-      <w:r>
-        <w:rPr>
-          <w:sz w:val="24"/>
-          <w:szCs w:val="24"/>
-        </w:rPr>
-        <w:t>En el Panel A, se observa que la gran mayoría de los hogares se concentra en los niveles más bajos de ingreso, además se evidencia que una porción significativa de la población se encuentra por de</w:t>
-      </w:r>
-      <w:r>
-        <w:rPr>
-          <w:sz w:val="24"/>
-          <w:szCs w:val="24"/>
-        </w:rPr>
-        <w:t>bajo de</w:t>
-      </w:r>
-      <w:r>
-        <w:rPr>
-          <w:sz w:val="24"/>
-          <w:szCs w:val="24"/>
-        </w:rPr>
-        <w:t xml:space="preserve"> la línea de pobreza. En el panel B, se observa que los hogares pobres se concentran por debajo de la línea de pobreza.</w:t>
-      </w:r>
-      <w:r>
-        <w:rPr>
-          <w:sz w:val="24"/>
-          <w:szCs w:val="24"/>
-        </w:rPr>
-        <w:t xml:space="preserve">  </w:t>
-      </w:r>
-    </w:p>
-    <w:p>
-      <w:pPr>
-        <w:jc w:val="both"/>
-        <w:rPr>
-          <w:sz w:val="28"/>
-          <w:szCs w:val="28"/>
-        </w:rPr>
-      </w:pPr>
+        <w:t>3.</w:t>
+      </w:r>
+      <w:r>
+        <w:rPr>
+          <w:sz w:val="24"/>
+          <w:szCs w:val="24"/>
+        </w:rPr>
+        <w:t xml:space="preserve"> </w:t>
+      </w:r>
       <w:r>
         <w:rPr>
           <w:noProof/>
           <w:sz w:val="28"/>
           <w:szCs w:val="28"/>
         </w:rPr>
-        <w:lastRenderedPageBreak/>
         <w:drawing>
-          <wp:inline distT="0" distB="0" distL="0" distR="0" wp14:anchorId="30FE9D12" wp14:editId="19EBB9A2">
-            <wp:extent cx="5731510" cy="2844165"/>
+          <wp:inline distT="0" distB="0" distL="0" distR="0" wp14:anchorId="0A6F4427" wp14:editId="4DD27641">
+            <wp:extent cx="5731510" cy="2324100"/>
             <wp:effectExtent l="0" t="0" r="2540" b="0"/>
             <wp:docPr id="297666434" name="Imagen 1" descr="Gráfico, Histograma&#10;&#10;El contenido generado por IA puede ser incorrecto."/>
             <wp:cNvGraphicFramePr>
@@ -1363,7 +1388,7 @@
                   <pic:spPr>
                     <a:xfrm>
                       <a:off x="0" y="0"/>
-                      <a:ext cx="5731510" cy="2844165"/>
+                      <a:ext cx="5731510" cy="2324100"/>
                     </a:xfrm>
                     <a:prstGeom prst="rect">
                       <a:avLst/>
@@ -1378,21 +1403,119 @@
     </w:p>
     <w:p>
       <w:pPr>
-        <w:rPr>
-          <w:b/>
-          <w:bCs/>
+        <w:spacing w:before="240"/>
+        <w:ind w:firstLine="284"/>
+        <w:jc w:val="both"/>
+        <w:rPr>
           <w:sz w:val="24"/>
           <w:szCs w:val="24"/>
         </w:rPr>
       </w:pPr>
       <w:r>
         <w:rPr>
-          <w:b/>
-          <w:bCs/>
-          <w:sz w:val="24"/>
-          <w:szCs w:val="24"/>
-        </w:rPr>
-        <w:t>CONSIGNA 4</w:t>
+          <w:sz w:val="24"/>
+          <w:szCs w:val="24"/>
+        </w:rPr>
+        <w:lastRenderedPageBreak/>
+        <w:t>En el Panel A, se observa que la gran mayoría de l</w:t>
+      </w:r>
+      <w:r>
+        <w:rPr>
+          <w:sz w:val="24"/>
+          <w:szCs w:val="24"/>
+        </w:rPr>
+        <w:t xml:space="preserve">as personas </w:t>
+      </w:r>
+      <w:r>
+        <w:rPr>
+          <w:sz w:val="24"/>
+          <w:szCs w:val="24"/>
+        </w:rPr>
+        <w:t>se concentra en los niveles más bajos de ingreso</w:t>
+      </w:r>
+      <w:r>
+        <w:rPr>
+          <w:sz w:val="24"/>
+          <w:szCs w:val="24"/>
+        </w:rPr>
+        <w:t xml:space="preserve"> (por debajo de los $2.000.000 de pesos de 2025). A</w:t>
+      </w:r>
+      <w:r>
+        <w:rPr>
+          <w:sz w:val="24"/>
+          <w:szCs w:val="24"/>
+        </w:rPr>
+        <w:t>demás,</w:t>
+      </w:r>
+      <w:r>
+        <w:rPr>
+          <w:sz w:val="24"/>
+          <w:szCs w:val="24"/>
+        </w:rPr>
+        <w:t xml:space="preserve"> se evidencia que una porción significativa de la población se encuentra por de</w:t>
+      </w:r>
+      <w:r>
+        <w:rPr>
+          <w:sz w:val="24"/>
+          <w:szCs w:val="24"/>
+        </w:rPr>
+        <w:t>bajo de</w:t>
+      </w:r>
+      <w:r>
+        <w:rPr>
+          <w:sz w:val="24"/>
+          <w:szCs w:val="24"/>
+        </w:rPr>
+        <w:t xml:space="preserve"> la línea de pobreza. En el panel B, se observa que l</w:t>
+      </w:r>
+      <w:r>
+        <w:rPr>
+          <w:sz w:val="24"/>
+          <w:szCs w:val="24"/>
+        </w:rPr>
+        <w:t xml:space="preserve">as personas </w:t>
+      </w:r>
+      <w:r>
+        <w:rPr>
+          <w:sz w:val="24"/>
+          <w:szCs w:val="24"/>
+        </w:rPr>
+        <w:t xml:space="preserve">pobres se concentran </w:t>
+      </w:r>
+      <w:r>
+        <w:rPr>
+          <w:sz w:val="24"/>
+          <w:szCs w:val="24"/>
+        </w:rPr>
+        <w:t xml:space="preserve">naturalmente </w:t>
+      </w:r>
+      <w:r>
+        <w:rPr>
+          <w:sz w:val="24"/>
+          <w:szCs w:val="24"/>
+        </w:rPr>
+        <w:t>por debajo de la línea de pobreza.</w:t>
+      </w:r>
+      <w:r>
+        <w:rPr>
+          <w:sz w:val="24"/>
+          <w:szCs w:val="24"/>
+        </w:rPr>
+        <w:t xml:space="preserve"> </w:t>
+      </w:r>
+      <w:r>
+        <w:rPr>
+          <w:sz w:val="24"/>
+          <w:szCs w:val="24"/>
+        </w:rPr>
+        <w:t>Es importante destacar que la comparativa entre ITF y línea de pobreza es inexacta. La línea de pobreza está medida por la CBT de un adulto equivalente, mientras que el ITF concentra todos los ingresos de un grupo familiar, de allí que haya personas pobres, pero con un ITF mayor a la línea de pobreza: esta línea no esta ajustada por el número de personas en ese hogar ni sus características, como edad o género.</w:t>
+      </w:r>
+      <w:r>
+        <w:rPr>
+          <w:sz w:val="24"/>
+          <w:szCs w:val="24"/>
+        </w:rPr>
+        <w:t xml:space="preserve"> </w:t>
       </w:r>
     </w:p>
     <w:p>
@@ -1406,6 +1529,22 @@
       </w:pPr>
       <w:r>
         <w:rPr>
+          <w:b/>
+          <w:bCs/>
+          <w:sz w:val="24"/>
+          <w:szCs w:val="24"/>
+        </w:rPr>
+        <w:t>4.</w:t>
+      </w:r>
+      <w:r>
+        <w:rPr>
+          <w:sz w:val="24"/>
+          <w:szCs w:val="24"/>
+        </w:rPr>
+        <w:t xml:space="preserve"> </w:t>
+      </w:r>
+      <w:r>
+        <w:rPr>
           <w:sz w:val="24"/>
           <w:szCs w:val="24"/>
         </w:rPr>
@@ -1451,12 +1590,27 @@
           <w:sz w:val="24"/>
           <w:szCs w:val="24"/>
         </w:rPr>
-        <w:t xml:space="preserve"> horas. Lo cual indica que existe una alta dispersión entre las horas que trabaja semanalmente un jefe de hogar, Teniendo valores extremos como 126 horas de trabajo semanal.</w:t>
+        <w:t xml:space="preserve"> horas. Lo cual indica que existe una alta dispersión entre las horas que trabaja semanalmente un jefe de hogar, Teniendo valores extremos como 126 horas de trabajo semanal</w:t>
+      </w:r>
+      <w:r>
+        <w:rPr>
+          <w:sz w:val="24"/>
+          <w:szCs w:val="24"/>
+        </w:rPr>
+        <w:t>, un promedio de 18hs por día</w:t>
+      </w:r>
+      <w:r>
+        <w:rPr>
+          <w:sz w:val="24"/>
+          <w:szCs w:val="24"/>
+        </w:rPr>
+        <w:t>.</w:t>
       </w:r>
     </w:p>
     <w:tbl>
       <w:tblPr>
         <w:tblW w:w="5000" w:type="pct"/>
+        <w:jc w:val="center"/>
         <w:tblBorders>
           <w:top w:val="single" w:sz="4" w:space="0" w:color="auto"/>
           <w:left w:val="single" w:sz="4" w:space="0" w:color="auto"/>
@@ -1465,6 +1619,7 @@
           <w:insideH w:val="single" w:sz="4" w:space="0" w:color="auto"/>
           <w:insideV w:val="single" w:sz="4" w:space="0" w:color="auto"/>
         </w:tblBorders>
+        <w:tblLayout w:type="fixed"/>
         <w:tblCellMar>
           <w:left w:w="70" w:type="dxa"/>
           <w:right w:w="70" w:type="dxa"/>
@@ -1472,17 +1627,21 @@
         <w:tblLook w:val="04A0" w:firstRow="1" w:lastRow="0" w:firstColumn="1" w:lastColumn="0" w:noHBand="0" w:noVBand="1"/>
       </w:tblPr>
       <w:tblGrid>
-        <w:gridCol w:w="3944"/>
-        <w:gridCol w:w="5072"/>
+        <w:gridCol w:w="2197"/>
+        <w:gridCol w:w="2196"/>
+        <w:gridCol w:w="160"/>
+        <w:gridCol w:w="2232"/>
+        <w:gridCol w:w="2231"/>
       </w:tblGrid>
       <w:tr>
         <w:trPr>
           <w:trHeight w:val="300"/>
+          <w:jc w:val="center"/>
         </w:trPr>
         <w:tc>
           <w:tcPr>
-            <w:tcW w:w="2187" w:type="pct"/>
-            <w:shd w:val="clear" w:color="000000" w:fill="DAE9F8"/>
+            <w:tcW w:w="1218" w:type="pct"/>
+            <w:shd w:val="clear" w:color="auto" w:fill="B4C6E7" w:themeFill="accent1" w:themeFillTint="66"/>
             <w:noWrap/>
             <w:vAlign w:val="bottom"/>
             <w:hideMark/>
@@ -1496,8 +1655,6 @@
                 <w:bCs/>
                 <w:color w:val="000000"/>
                 <w:kern w:val="0"/>
-                <w:sz w:val="24"/>
-                <w:szCs w:val="24"/>
                 <w:lang w:val="es-PE" w:eastAsia="es-PE"/>
                 <w14:ligatures w14:val="none"/>
               </w:rPr>
@@ -1509,19 +1666,20 @@
                 <w:bCs/>
                 <w:color w:val="000000"/>
                 <w:kern w:val="0"/>
-                <w:sz w:val="24"/>
-                <w:szCs w:val="24"/>
                 <w:lang w:val="es-PE" w:eastAsia="es-PE"/>
                 <w14:ligatures w14:val="none"/>
               </w:rPr>
-              <w:t>Variables</w:t>
-            </w:r>
-          </w:p>
-        </w:tc>
-        <w:tc>
-          <w:tcPr>
-            <w:tcW w:w="2813" w:type="pct"/>
-            <w:shd w:val="clear" w:color="000000" w:fill="DAE9F8"/>
+              <w:t>Estadística</w:t>
+            </w:r>
+          </w:p>
+        </w:tc>
+        <w:tc>
+          <w:tcPr>
+            <w:tcW w:w="1218" w:type="pct"/>
+            <w:tcBorders>
+              <w:right w:val="single" w:sz="4" w:space="0" w:color="auto"/>
+            </w:tcBorders>
+            <w:shd w:val="clear" w:color="auto" w:fill="B4C6E7" w:themeFill="accent1" w:themeFillTint="66"/>
             <w:noWrap/>
             <w:vAlign w:val="bottom"/>
             <w:hideMark/>
@@ -1536,8 +1694,6 @@
                 <w:bCs/>
                 <w:color w:val="000000"/>
                 <w:kern w:val="0"/>
-                <w:sz w:val="24"/>
-                <w:szCs w:val="24"/>
                 <w:lang w:val="es-PE" w:eastAsia="es-PE"/>
                 <w14:ligatures w14:val="none"/>
               </w:rPr>
@@ -1549,8 +1705,103 @@
                 <w:bCs/>
                 <w:color w:val="000000"/>
                 <w:kern w:val="0"/>
-                <w:sz w:val="24"/>
-                <w:szCs w:val="24"/>
+                <w:lang w:val="es-PE" w:eastAsia="es-PE"/>
+                <w14:ligatures w14:val="none"/>
+              </w:rPr>
+              <w:t>Horas de trabajo</w:t>
+            </w:r>
+          </w:p>
+        </w:tc>
+        <w:tc>
+          <w:tcPr>
+            <w:tcW w:w="89" w:type="pct"/>
+            <w:tcBorders>
+              <w:top w:val="nil"/>
+              <w:left w:val="single" w:sz="4" w:space="0" w:color="auto"/>
+              <w:bottom w:val="nil"/>
+              <w:right w:val="single" w:sz="4" w:space="0" w:color="auto"/>
+            </w:tcBorders>
+          </w:tcPr>
+          <w:p>
+            <w:pPr>
+              <w:spacing w:after="0" w:line="240" w:lineRule="auto"/>
+              <w:jc w:val="center"/>
+              <w:rPr>
+                <w:rFonts w:ascii="Aptos Narrow" w:eastAsia="Times New Roman" w:hAnsi="Aptos Narrow" w:cs="Times New Roman"/>
+                <w:b/>
+                <w:bCs/>
+                <w:color w:val="000000"/>
+                <w:kern w:val="0"/>
+                <w:lang w:val="es-PE" w:eastAsia="es-PE"/>
+                <w14:ligatures w14:val="none"/>
+              </w:rPr>
+            </w:pPr>
+          </w:p>
+        </w:tc>
+        <w:tc>
+          <w:tcPr>
+            <w:tcW w:w="1238" w:type="pct"/>
+            <w:tcBorders>
+              <w:left w:val="single" w:sz="4" w:space="0" w:color="auto"/>
+            </w:tcBorders>
+            <w:shd w:val="clear" w:color="auto" w:fill="B4C6E7" w:themeFill="accent1" w:themeFillTint="66"/>
+            <w:vAlign w:val="bottom"/>
+          </w:tcPr>
+          <w:p>
+            <w:pPr>
+              <w:spacing w:after="0" w:line="240" w:lineRule="auto"/>
+              <w:jc w:val="center"/>
+              <w:rPr>
+                <w:rFonts w:ascii="Aptos Narrow" w:eastAsia="Times New Roman" w:hAnsi="Aptos Narrow" w:cs="Times New Roman"/>
+                <w:b/>
+                <w:bCs/>
+                <w:color w:val="000000"/>
+                <w:kern w:val="0"/>
+                <w:lang w:val="es-PE" w:eastAsia="es-PE"/>
+                <w14:ligatures w14:val="none"/>
+              </w:rPr>
+            </w:pPr>
+            <w:r>
+              <w:rPr>
+                <w:rFonts w:ascii="Aptos Narrow" w:eastAsia="Times New Roman" w:hAnsi="Aptos Narrow" w:cs="Times New Roman"/>
+                <w:b/>
+                <w:bCs/>
+                <w:color w:val="000000"/>
+                <w:kern w:val="0"/>
+                <w:lang w:val="es-PE" w:eastAsia="es-PE"/>
+                <w14:ligatures w14:val="none"/>
+              </w:rPr>
+              <w:t>Estadística</w:t>
+            </w:r>
+          </w:p>
+        </w:tc>
+        <w:tc>
+          <w:tcPr>
+            <w:tcW w:w="1237" w:type="pct"/>
+            <w:shd w:val="clear" w:color="auto" w:fill="B4C6E7" w:themeFill="accent1" w:themeFillTint="66"/>
+            <w:vAlign w:val="bottom"/>
+          </w:tcPr>
+          <w:p>
+            <w:pPr>
+              <w:spacing w:after="0" w:line="240" w:lineRule="auto"/>
+              <w:jc w:val="center"/>
+              <w:rPr>
+                <w:rFonts w:ascii="Aptos Narrow" w:eastAsia="Times New Roman" w:hAnsi="Aptos Narrow" w:cs="Times New Roman"/>
+                <w:b/>
+                <w:bCs/>
+                <w:color w:val="000000"/>
+                <w:kern w:val="0"/>
+                <w:lang w:val="es-PE" w:eastAsia="es-PE"/>
+                <w14:ligatures w14:val="none"/>
+              </w:rPr>
+            </w:pPr>
+            <w:r>
+              <w:rPr>
+                <w:rFonts w:ascii="Aptos Narrow" w:eastAsia="Times New Roman" w:hAnsi="Aptos Narrow" w:cs="Times New Roman"/>
+                <w:b/>
+                <w:bCs/>
+                <w:color w:val="000000"/>
+                <w:kern w:val="0"/>
                 <w:lang w:val="es-PE" w:eastAsia="es-PE"/>
                 <w14:ligatures w14:val="none"/>
               </w:rPr>
@@ -1562,10 +1813,11 @@
       <w:tr>
         <w:trPr>
           <w:trHeight w:val="300"/>
+          <w:jc w:val="center"/>
         </w:trPr>
         <w:tc>
           <w:tcPr>
-            <w:tcW w:w="2187" w:type="pct"/>
+            <w:tcW w:w="1218" w:type="pct"/>
             <w:noWrap/>
             <w:vAlign w:val="center"/>
             <w:hideMark/>
@@ -1577,8 +1829,6 @@
                 <w:rFonts w:ascii="Calibri" w:eastAsia="Times New Roman" w:hAnsi="Calibri" w:cs="Calibri"/>
                 <w:color w:val="000000"/>
                 <w:kern w:val="0"/>
-                <w:sz w:val="24"/>
-                <w:szCs w:val="24"/>
                 <w:lang w:val="es-PE" w:eastAsia="es-PE"/>
                 <w14:ligatures w14:val="none"/>
               </w:rPr>
@@ -1588,8 +1838,6 @@
                 <w:rFonts w:ascii="Calibri" w:eastAsia="Times New Roman" w:hAnsi="Calibri" w:cs="Calibri"/>
                 <w:color w:val="000000"/>
                 <w:kern w:val="0"/>
-                <w:sz w:val="24"/>
-                <w:szCs w:val="24"/>
                 <w:lang w:val="en-US" w:eastAsia="es-PE"/>
                 <w14:ligatures w14:val="none"/>
               </w:rPr>
@@ -1599,9 +1847,11 @@
         </w:tc>
         <w:tc>
           <w:tcPr>
-            <w:tcW w:w="2813" w:type="pct"/>
+            <w:tcW w:w="1218" w:type="pct"/>
+            <w:tcBorders>
+              <w:right w:val="single" w:sz="4" w:space="0" w:color="auto"/>
+            </w:tcBorders>
             <w:noWrap/>
-            <w:vAlign w:val="bottom"/>
             <w:hideMark/>
           </w:tcPr>
           <w:p>
@@ -1612,23 +1862,89 @@
                 <w:rFonts w:ascii="Aptos Narrow" w:eastAsia="Times New Roman" w:hAnsi="Aptos Narrow" w:cs="Times New Roman"/>
                 <w:color w:val="000000"/>
                 <w:kern w:val="0"/>
-                <w:sz w:val="24"/>
-                <w:szCs w:val="24"/>
                 <w:lang w:val="es-PE" w:eastAsia="es-PE"/>
                 <w14:ligatures w14:val="none"/>
               </w:rPr>
             </w:pPr>
             <w:r>
+              <w:t>5385</w:t>
+            </w:r>
+          </w:p>
+        </w:tc>
+        <w:tc>
+          <w:tcPr>
+            <w:tcW w:w="89" w:type="pct"/>
+            <w:tcBorders>
+              <w:top w:val="nil"/>
+              <w:left w:val="single" w:sz="4" w:space="0" w:color="auto"/>
+              <w:bottom w:val="nil"/>
+              <w:right w:val="single" w:sz="4" w:space="0" w:color="auto"/>
+            </w:tcBorders>
+          </w:tcPr>
+          <w:p>
+            <w:pPr>
+              <w:spacing w:after="0" w:line="240" w:lineRule="auto"/>
+              <w:jc w:val="center"/>
               <w:rPr>
                 <w:rFonts w:ascii="Aptos Narrow" w:eastAsia="Times New Roman" w:hAnsi="Aptos Narrow" w:cs="Times New Roman"/>
                 <w:color w:val="000000"/>
                 <w:kern w:val="0"/>
-                <w:sz w:val="24"/>
-                <w:szCs w:val="24"/>
                 <w:lang w:val="es-PE" w:eastAsia="es-PE"/>
                 <w14:ligatures w14:val="none"/>
               </w:rPr>
-              <w:t>5385</w:t>
+            </w:pPr>
+          </w:p>
+        </w:tc>
+        <w:tc>
+          <w:tcPr>
+            <w:tcW w:w="1238" w:type="pct"/>
+            <w:tcBorders>
+              <w:left w:val="single" w:sz="4" w:space="0" w:color="auto"/>
+            </w:tcBorders>
+            <w:vAlign w:val="center"/>
+          </w:tcPr>
+          <w:p>
+            <w:pPr>
+              <w:spacing w:after="0" w:line="240" w:lineRule="auto"/>
+              <w:jc w:val="center"/>
+              <w:rPr>
+                <w:rFonts w:ascii="Aptos Narrow" w:eastAsia="Times New Roman" w:hAnsi="Aptos Narrow" w:cs="Times New Roman"/>
+                <w:color w:val="000000"/>
+                <w:kern w:val="0"/>
+                <w:lang w:val="es-PE" w:eastAsia="es-PE"/>
+                <w14:ligatures w14:val="none"/>
+              </w:rPr>
+            </w:pPr>
+            <w:r>
+              <w:rPr>
+                <w:rFonts w:ascii="Calibri" w:eastAsia="Times New Roman" w:hAnsi="Calibri" w:cs="Calibri"/>
+                <w:color w:val="000000"/>
+                <w:kern w:val="0"/>
+                <w:lang w:val="en-US" w:eastAsia="es-PE"/>
+                <w14:ligatures w14:val="none"/>
+              </w:rPr>
+              <w:t>min</w:t>
+            </w:r>
+          </w:p>
+        </w:tc>
+        <w:tc>
+          <w:tcPr>
+            <w:tcW w:w="1237" w:type="pct"/>
+          </w:tcPr>
+          <w:p>
+            <w:pPr>
+              <w:spacing w:after="0" w:line="240" w:lineRule="auto"/>
+              <w:jc w:val="center"/>
+              <w:rPr>
+                <w:rFonts w:ascii="Aptos Narrow" w:eastAsia="Times New Roman" w:hAnsi="Aptos Narrow" w:cs="Times New Roman"/>
+                <w:color w:val="000000"/>
+                <w:kern w:val="0"/>
+                <w:lang w:val="es-PE" w:eastAsia="es-PE"/>
+                <w14:ligatures w14:val="none"/>
+              </w:rPr>
+            </w:pPr>
+            <w:r>
+              <w:t>0</w:t>
             </w:r>
           </w:p>
         </w:tc>
@@ -1636,10 +1952,11 @@
       <w:tr>
         <w:trPr>
           <w:trHeight w:val="288"/>
+          <w:jc w:val="center"/>
         </w:trPr>
         <w:tc>
           <w:tcPr>
-            <w:tcW w:w="2187" w:type="pct"/>
+            <w:tcW w:w="1218" w:type="pct"/>
             <w:noWrap/>
             <w:vAlign w:val="center"/>
             <w:hideMark/>
@@ -1651,8 +1968,6 @@
                 <w:rFonts w:ascii="Calibri" w:eastAsia="Times New Roman" w:hAnsi="Calibri" w:cs="Calibri"/>
                 <w:color w:val="000000"/>
                 <w:kern w:val="0"/>
-                <w:sz w:val="24"/>
-                <w:szCs w:val="24"/>
                 <w:lang w:val="es-PE" w:eastAsia="es-PE"/>
                 <w14:ligatures w14:val="none"/>
               </w:rPr>
@@ -1662,8 +1977,6 @@
                 <w:rFonts w:ascii="Calibri" w:eastAsia="Times New Roman" w:hAnsi="Calibri" w:cs="Calibri"/>
                 <w:color w:val="000000"/>
                 <w:kern w:val="0"/>
-                <w:sz w:val="24"/>
-                <w:szCs w:val="24"/>
                 <w:lang w:val="en-US" w:eastAsia="es-PE"/>
                 <w14:ligatures w14:val="none"/>
               </w:rPr>
@@ -1673,9 +1986,11 @@
         </w:tc>
         <w:tc>
           <w:tcPr>
-            <w:tcW w:w="2813" w:type="pct"/>
+            <w:tcW w:w="1218" w:type="pct"/>
+            <w:tcBorders>
+              <w:right w:val="single" w:sz="4" w:space="0" w:color="auto"/>
+            </w:tcBorders>
             <w:noWrap/>
-            <w:vAlign w:val="bottom"/>
             <w:hideMark/>
           </w:tcPr>
           <w:p>
@@ -1686,23 +2001,89 @@
                 <w:rFonts w:ascii="Aptos Narrow" w:eastAsia="Times New Roman" w:hAnsi="Aptos Narrow" w:cs="Times New Roman"/>
                 <w:color w:val="000000"/>
                 <w:kern w:val="0"/>
-                <w:sz w:val="24"/>
-                <w:szCs w:val="24"/>
                 <w:lang w:val="es-PE" w:eastAsia="es-PE"/>
                 <w14:ligatures w14:val="none"/>
               </w:rPr>
             </w:pPr>
             <w:r>
+              <w:t>23.561560</w:t>
+            </w:r>
+          </w:p>
+        </w:tc>
+        <w:tc>
+          <w:tcPr>
+            <w:tcW w:w="89" w:type="pct"/>
+            <w:tcBorders>
+              <w:top w:val="nil"/>
+              <w:left w:val="single" w:sz="4" w:space="0" w:color="auto"/>
+              <w:bottom w:val="nil"/>
+              <w:right w:val="single" w:sz="4" w:space="0" w:color="auto"/>
+            </w:tcBorders>
+          </w:tcPr>
+          <w:p>
+            <w:pPr>
+              <w:spacing w:after="0" w:line="240" w:lineRule="auto"/>
+              <w:jc w:val="center"/>
               <w:rPr>
                 <w:rFonts w:ascii="Aptos Narrow" w:eastAsia="Times New Roman" w:hAnsi="Aptos Narrow" w:cs="Times New Roman"/>
                 <w:color w:val="000000"/>
                 <w:kern w:val="0"/>
-                <w:sz w:val="24"/>
-                <w:szCs w:val="24"/>
                 <w:lang w:val="es-PE" w:eastAsia="es-PE"/>
                 <w14:ligatures w14:val="none"/>
               </w:rPr>
-              <w:t>23.561560</w:t>
+            </w:pPr>
+          </w:p>
+        </w:tc>
+        <w:tc>
+          <w:tcPr>
+            <w:tcW w:w="1238" w:type="pct"/>
+            <w:tcBorders>
+              <w:left w:val="single" w:sz="4" w:space="0" w:color="auto"/>
+            </w:tcBorders>
+            <w:vAlign w:val="center"/>
+          </w:tcPr>
+          <w:p>
+            <w:pPr>
+              <w:spacing w:after="0" w:line="240" w:lineRule="auto"/>
+              <w:jc w:val="center"/>
+              <w:rPr>
+                <w:rFonts w:ascii="Aptos Narrow" w:eastAsia="Times New Roman" w:hAnsi="Aptos Narrow" w:cs="Times New Roman"/>
+                <w:color w:val="000000"/>
+                <w:kern w:val="0"/>
+                <w:lang w:val="es-PE" w:eastAsia="es-PE"/>
+                <w14:ligatures w14:val="none"/>
+              </w:rPr>
+            </w:pPr>
+            <w:r>
+              <w:rPr>
+                <w:rFonts w:ascii="Calibri" w:eastAsia="Times New Roman" w:hAnsi="Calibri" w:cs="Calibri"/>
+                <w:color w:val="000000"/>
+                <w:kern w:val="0"/>
+                <w:lang w:val="en-US" w:eastAsia="es-PE"/>
+                <w14:ligatures w14:val="none"/>
+              </w:rPr>
+              <w:t>50%</w:t>
+            </w:r>
+          </w:p>
+        </w:tc>
+        <w:tc>
+          <w:tcPr>
+            <w:tcW w:w="1237" w:type="pct"/>
+          </w:tcPr>
+          <w:p>
+            <w:pPr>
+              <w:spacing w:after="0" w:line="240" w:lineRule="auto"/>
+              <w:jc w:val="center"/>
+              <w:rPr>
+                <w:rFonts w:ascii="Aptos Narrow" w:eastAsia="Times New Roman" w:hAnsi="Aptos Narrow" w:cs="Times New Roman"/>
+                <w:color w:val="000000"/>
+                <w:kern w:val="0"/>
+                <w:lang w:val="es-PE" w:eastAsia="es-PE"/>
+                <w14:ligatures w14:val="none"/>
+              </w:rPr>
+            </w:pPr>
+            <w:r>
+              <w:t>20</w:t>
             </w:r>
           </w:p>
         </w:tc>
@@ -1710,10 +2091,11 @@
       <w:tr>
         <w:trPr>
           <w:trHeight w:val="288"/>
+          <w:jc w:val="center"/>
         </w:trPr>
         <w:tc>
           <w:tcPr>
-            <w:tcW w:w="2187" w:type="pct"/>
+            <w:tcW w:w="1218" w:type="pct"/>
             <w:noWrap/>
             <w:vAlign w:val="center"/>
             <w:hideMark/>
@@ -1725,8 +2107,6 @@
                 <w:rFonts w:ascii="Calibri" w:eastAsia="Times New Roman" w:hAnsi="Calibri" w:cs="Calibri"/>
                 <w:color w:val="000000"/>
                 <w:kern w:val="0"/>
-                <w:sz w:val="24"/>
-                <w:szCs w:val="24"/>
                 <w:lang w:val="es-PE" w:eastAsia="es-PE"/>
                 <w14:ligatures w14:val="none"/>
               </w:rPr>
@@ -1736,8 +2116,6 @@
                 <w:rFonts w:ascii="Calibri" w:eastAsia="Times New Roman" w:hAnsi="Calibri" w:cs="Calibri"/>
                 <w:color w:val="000000"/>
                 <w:kern w:val="0"/>
-                <w:sz w:val="24"/>
-                <w:szCs w:val="24"/>
                 <w:lang w:val="en-US" w:eastAsia="es-PE"/>
                 <w14:ligatures w14:val="none"/>
               </w:rPr>
@@ -1747,9 +2125,11 @@
         </w:tc>
         <w:tc>
           <w:tcPr>
-            <w:tcW w:w="2813" w:type="pct"/>
+            <w:tcW w:w="1218" w:type="pct"/>
+            <w:tcBorders>
+              <w:right w:val="single" w:sz="4" w:space="0" w:color="auto"/>
+            </w:tcBorders>
             <w:noWrap/>
-            <w:vAlign w:val="bottom"/>
             <w:hideMark/>
           </w:tcPr>
           <w:p>
@@ -1760,337 +2140,89 @@
                 <w:rFonts w:ascii="Aptos Narrow" w:eastAsia="Times New Roman" w:hAnsi="Aptos Narrow" w:cs="Times New Roman"/>
                 <w:color w:val="000000"/>
                 <w:kern w:val="0"/>
-                <w:sz w:val="24"/>
-                <w:szCs w:val="24"/>
                 <w:lang w:val="es-PE" w:eastAsia="es-PE"/>
                 <w14:ligatures w14:val="none"/>
               </w:rPr>
             </w:pPr>
             <w:r>
+              <w:t>24.765294</w:t>
+            </w:r>
+          </w:p>
+        </w:tc>
+        <w:tc>
+          <w:tcPr>
+            <w:tcW w:w="89" w:type="pct"/>
+            <w:tcBorders>
+              <w:top w:val="nil"/>
+              <w:left w:val="single" w:sz="4" w:space="0" w:color="auto"/>
+              <w:bottom w:val="nil"/>
+              <w:right w:val="single" w:sz="4" w:space="0" w:color="auto"/>
+            </w:tcBorders>
+          </w:tcPr>
+          <w:p>
+            <w:pPr>
+              <w:spacing w:after="0" w:line="240" w:lineRule="auto"/>
+              <w:jc w:val="center"/>
               <w:rPr>
                 <w:rFonts w:ascii="Aptos Narrow" w:eastAsia="Times New Roman" w:hAnsi="Aptos Narrow" w:cs="Times New Roman"/>
                 <w:color w:val="000000"/>
                 <w:kern w:val="0"/>
-                <w:sz w:val="24"/>
-                <w:szCs w:val="24"/>
                 <w:lang w:val="es-PE" w:eastAsia="es-PE"/>
                 <w14:ligatures w14:val="none"/>
               </w:rPr>
-              <w:t>24.765294</w:t>
-            </w:r>
-          </w:p>
-        </w:tc>
-      </w:tr>
-      <w:tr>
-        <w:trPr>
-          <w:trHeight w:val="288"/>
-        </w:trPr>
-        <w:tc>
-          <w:tcPr>
-            <w:tcW w:w="2187" w:type="pct"/>
-            <w:noWrap/>
+            </w:pPr>
+          </w:p>
+        </w:tc>
+        <w:tc>
+          <w:tcPr>
+            <w:tcW w:w="1238" w:type="pct"/>
+            <w:tcBorders>
+              <w:left w:val="single" w:sz="4" w:space="0" w:color="auto"/>
+            </w:tcBorders>
             <w:vAlign w:val="center"/>
-            <w:hideMark/>
-          </w:tcPr>
-          <w:p>
-            <w:pPr>
-              <w:spacing w:after="0" w:line="240" w:lineRule="auto"/>
+          </w:tcPr>
+          <w:p>
+            <w:pPr>
+              <w:spacing w:after="0" w:line="240" w:lineRule="auto"/>
+              <w:jc w:val="center"/>
+              <w:rPr>
+                <w:rFonts w:ascii="Aptos Narrow" w:eastAsia="Times New Roman" w:hAnsi="Aptos Narrow" w:cs="Times New Roman"/>
+                <w:color w:val="000000"/>
+                <w:kern w:val="0"/>
+                <w:lang w:val="es-PE" w:eastAsia="es-PE"/>
+                <w14:ligatures w14:val="none"/>
+              </w:rPr>
+            </w:pPr>
+            <w:r>
               <w:rPr>
                 <w:rFonts w:ascii="Calibri" w:eastAsia="Times New Roman" w:hAnsi="Calibri" w:cs="Calibri"/>
                 <w:color w:val="000000"/>
                 <w:kern w:val="0"/>
-                <w:sz w:val="24"/>
-                <w:szCs w:val="24"/>
+                <w:lang w:val="en-US" w:eastAsia="es-PE"/>
+                <w14:ligatures w14:val="none"/>
+              </w:rPr>
+              <w:t>max</w:t>
+            </w:r>
+          </w:p>
+        </w:tc>
+        <w:tc>
+          <w:tcPr>
+            <w:tcW w:w="1237" w:type="pct"/>
+          </w:tcPr>
+          <w:p>
+            <w:pPr>
+              <w:spacing w:after="0" w:line="240" w:lineRule="auto"/>
+              <w:jc w:val="center"/>
+              <w:rPr>
+                <w:rFonts w:ascii="Aptos Narrow" w:eastAsia="Times New Roman" w:hAnsi="Aptos Narrow" w:cs="Times New Roman"/>
+                <w:color w:val="000000"/>
+                <w:kern w:val="0"/>
                 <w:lang w:val="es-PE" w:eastAsia="es-PE"/>
                 <w14:ligatures w14:val="none"/>
               </w:rPr>
             </w:pPr>
             <w:r>
-              <w:rPr>
-                <w:rFonts w:ascii="Calibri" w:eastAsia="Times New Roman" w:hAnsi="Calibri" w:cs="Calibri"/>
-                <w:color w:val="000000"/>
-                <w:kern w:val="0"/>
-                <w:sz w:val="24"/>
-                <w:szCs w:val="24"/>
-                <w:lang w:val="en-US" w:eastAsia="es-PE"/>
-                <w14:ligatures w14:val="none"/>
-              </w:rPr>
-              <w:t>min</w:t>
-            </w:r>
-          </w:p>
-        </w:tc>
-        <w:tc>
-          <w:tcPr>
-            <w:tcW w:w="2813" w:type="pct"/>
-            <w:noWrap/>
-            <w:vAlign w:val="bottom"/>
-            <w:hideMark/>
-          </w:tcPr>
-          <w:p>
-            <w:pPr>
-              <w:spacing w:after="0" w:line="240" w:lineRule="auto"/>
-              <w:jc w:val="center"/>
-              <w:rPr>
-                <w:rFonts w:ascii="Aptos Narrow" w:eastAsia="Times New Roman" w:hAnsi="Aptos Narrow" w:cs="Times New Roman"/>
-                <w:color w:val="000000"/>
-                <w:kern w:val="0"/>
-                <w:sz w:val="24"/>
-                <w:szCs w:val="24"/>
-                <w:lang w:val="es-PE" w:eastAsia="es-PE"/>
-                <w14:ligatures w14:val="none"/>
-              </w:rPr>
-            </w:pPr>
-            <w:r>
-              <w:rPr>
-                <w:rFonts w:ascii="Aptos Narrow" w:eastAsia="Times New Roman" w:hAnsi="Aptos Narrow" w:cs="Times New Roman"/>
-                <w:color w:val="000000"/>
-                <w:kern w:val="0"/>
-                <w:sz w:val="24"/>
-                <w:szCs w:val="24"/>
-                <w:lang w:val="es-PE" w:eastAsia="es-PE"/>
-                <w14:ligatures w14:val="none"/>
-              </w:rPr>
-              <w:t>0</w:t>
-            </w:r>
-          </w:p>
-        </w:tc>
-      </w:tr>
-      <w:tr>
-        <w:trPr>
-          <w:trHeight w:val="288"/>
-        </w:trPr>
-        <w:tc>
-          <w:tcPr>
-            <w:tcW w:w="2187" w:type="pct"/>
-            <w:noWrap/>
-            <w:vAlign w:val="center"/>
-            <w:hideMark/>
-          </w:tcPr>
-          <w:p>
-            <w:pPr>
-              <w:spacing w:after="0" w:line="240" w:lineRule="auto"/>
-              <w:rPr>
-                <w:rFonts w:ascii="Calibri" w:eastAsia="Times New Roman" w:hAnsi="Calibri" w:cs="Calibri"/>
-                <w:color w:val="000000"/>
-                <w:kern w:val="0"/>
-                <w:sz w:val="24"/>
-                <w:szCs w:val="24"/>
-                <w:lang w:val="es-PE" w:eastAsia="es-PE"/>
-                <w14:ligatures w14:val="none"/>
-              </w:rPr>
-            </w:pPr>
-            <w:r>
-              <w:rPr>
-                <w:rFonts w:ascii="Calibri" w:eastAsia="Times New Roman" w:hAnsi="Calibri" w:cs="Calibri"/>
-                <w:color w:val="000000"/>
-                <w:kern w:val="0"/>
-                <w:sz w:val="24"/>
-                <w:szCs w:val="24"/>
-                <w:lang w:val="en-US" w:eastAsia="es-PE"/>
-                <w14:ligatures w14:val="none"/>
-              </w:rPr>
-              <w:t>50%</w:t>
-            </w:r>
-          </w:p>
-        </w:tc>
-        <w:tc>
-          <w:tcPr>
-            <w:tcW w:w="2813" w:type="pct"/>
-            <w:noWrap/>
-            <w:vAlign w:val="bottom"/>
-            <w:hideMark/>
-          </w:tcPr>
-          <w:p>
-            <w:pPr>
-              <w:spacing w:after="0" w:line="240" w:lineRule="auto"/>
-              <w:jc w:val="center"/>
-              <w:rPr>
-                <w:rFonts w:ascii="Aptos Narrow" w:eastAsia="Times New Roman" w:hAnsi="Aptos Narrow" w:cs="Times New Roman"/>
-                <w:color w:val="000000"/>
-                <w:kern w:val="0"/>
-                <w:sz w:val="24"/>
-                <w:szCs w:val="24"/>
-                <w:lang w:val="es-PE" w:eastAsia="es-PE"/>
-                <w14:ligatures w14:val="none"/>
-              </w:rPr>
-            </w:pPr>
-            <w:r>
-              <w:rPr>
-                <w:rFonts w:ascii="Aptos Narrow" w:eastAsia="Times New Roman" w:hAnsi="Aptos Narrow" w:cs="Times New Roman"/>
-                <w:color w:val="000000"/>
-                <w:kern w:val="0"/>
-                <w:sz w:val="24"/>
-                <w:szCs w:val="24"/>
-                <w:lang w:val="es-PE" w:eastAsia="es-PE"/>
-                <w14:ligatures w14:val="none"/>
-              </w:rPr>
-              <w:t>20</w:t>
-            </w:r>
-          </w:p>
-        </w:tc>
-      </w:tr>
-      <w:tr>
-        <w:trPr>
-          <w:trHeight w:val="288"/>
-        </w:trPr>
-        <w:tc>
-          <w:tcPr>
-            <w:tcW w:w="2187" w:type="pct"/>
-            <w:noWrap/>
-            <w:vAlign w:val="center"/>
-            <w:hideMark/>
-          </w:tcPr>
-          <w:p>
-            <w:pPr>
-              <w:spacing w:after="0" w:line="240" w:lineRule="auto"/>
-              <w:rPr>
-                <w:rFonts w:ascii="Calibri" w:eastAsia="Times New Roman" w:hAnsi="Calibri" w:cs="Calibri"/>
-                <w:color w:val="000000"/>
-                <w:kern w:val="0"/>
-                <w:sz w:val="24"/>
-                <w:szCs w:val="24"/>
-                <w:lang w:val="es-PE" w:eastAsia="es-PE"/>
-                <w14:ligatures w14:val="none"/>
-              </w:rPr>
-            </w:pPr>
-            <w:r>
-              <w:rPr>
-                <w:rFonts w:ascii="Calibri" w:eastAsia="Times New Roman" w:hAnsi="Calibri" w:cs="Calibri"/>
-                <w:color w:val="000000"/>
-                <w:kern w:val="0"/>
-                <w:sz w:val="24"/>
-                <w:szCs w:val="24"/>
-                <w:lang w:val="en-US" w:eastAsia="es-PE"/>
-                <w14:ligatures w14:val="none"/>
-              </w:rPr>
-              <w:t>max</w:t>
-            </w:r>
-          </w:p>
-        </w:tc>
-        <w:tc>
-          <w:tcPr>
-            <w:tcW w:w="2813" w:type="pct"/>
-            <w:noWrap/>
-            <w:vAlign w:val="bottom"/>
-            <w:hideMark/>
-          </w:tcPr>
-          <w:p>
-            <w:pPr>
-              <w:spacing w:after="0" w:line="240" w:lineRule="auto"/>
-              <w:jc w:val="center"/>
-              <w:rPr>
-                <w:rFonts w:ascii="Aptos Narrow" w:eastAsia="Times New Roman" w:hAnsi="Aptos Narrow" w:cs="Times New Roman"/>
-                <w:color w:val="000000"/>
-                <w:kern w:val="0"/>
-                <w:sz w:val="24"/>
-                <w:szCs w:val="24"/>
-                <w:lang w:val="es-PE" w:eastAsia="es-PE"/>
-                <w14:ligatures w14:val="none"/>
-              </w:rPr>
-            </w:pPr>
-            <w:r>
-              <w:rPr>
-                <w:rFonts w:ascii="Aptos Narrow" w:eastAsia="Times New Roman" w:hAnsi="Aptos Narrow" w:cs="Times New Roman"/>
-                <w:color w:val="000000"/>
-                <w:kern w:val="0"/>
-                <w:sz w:val="24"/>
-                <w:szCs w:val="24"/>
-                <w:lang w:val="es-PE" w:eastAsia="es-PE"/>
-                <w14:ligatures w14:val="none"/>
-              </w:rPr>
               <w:t>126</w:t>
-            </w:r>
-          </w:p>
-        </w:tc>
-      </w:tr>
-      <w:tr>
-        <w:trPr>
-          <w:trHeight w:val="288"/>
-        </w:trPr>
-        <w:tc>
-          <w:tcPr>
-            <w:tcW w:w="5000" w:type="pct"/>
-            <w:gridSpan w:val="2"/>
-            <w:noWrap/>
-            <w:vAlign w:val="center"/>
-            <w:hideMark/>
-          </w:tcPr>
-          <w:p>
-            <w:pPr>
-              <w:spacing w:after="0" w:line="240" w:lineRule="auto"/>
-              <w:rPr>
-                <w:rFonts w:ascii="Calibri" w:eastAsia="Times New Roman" w:hAnsi="Calibri" w:cs="Calibri"/>
-                <w:color w:val="000000"/>
-                <w:kern w:val="0"/>
-                <w:sz w:val="24"/>
-                <w:szCs w:val="24"/>
-                <w:lang w:val="es-PE" w:eastAsia="es-PE"/>
-                <w14:ligatures w14:val="none"/>
-              </w:rPr>
-            </w:pPr>
-            <w:r>
-              <w:rPr>
-                <w:rFonts w:ascii="Calibri" w:eastAsia="Times New Roman" w:hAnsi="Calibri" w:cs="Calibri"/>
-                <w:color w:val="000000"/>
-                <w:kern w:val="0"/>
-                <w:sz w:val="24"/>
-                <w:szCs w:val="24"/>
-                <w:lang w:val="en-US" w:eastAsia="es-PE"/>
-                <w14:ligatures w14:val="none"/>
-              </w:rPr>
-              <w:t xml:space="preserve">Name: </w:t>
-            </w:r>
-            <w:proofErr w:type="spellStart"/>
-            <w:r>
-              <w:rPr>
-                <w:rFonts w:ascii="Calibri" w:eastAsia="Times New Roman" w:hAnsi="Calibri" w:cs="Calibri"/>
-                <w:color w:val="000000"/>
-                <w:kern w:val="0"/>
-                <w:sz w:val="24"/>
-                <w:szCs w:val="24"/>
-                <w:lang w:val="en-US" w:eastAsia="es-PE"/>
-                <w14:ligatures w14:val="none"/>
-              </w:rPr>
-              <w:t>horastrab</w:t>
-            </w:r>
-            <w:proofErr w:type="spellEnd"/>
-            <w:r>
-              <w:rPr>
-                <w:rFonts w:ascii="Calibri" w:eastAsia="Times New Roman" w:hAnsi="Calibri" w:cs="Calibri"/>
-                <w:color w:val="000000"/>
-                <w:kern w:val="0"/>
-                <w:sz w:val="24"/>
-                <w:szCs w:val="24"/>
-                <w:lang w:val="en-US" w:eastAsia="es-PE"/>
-                <w14:ligatures w14:val="none"/>
-              </w:rPr>
-              <w:t xml:space="preserve">, </w:t>
-            </w:r>
-            <w:proofErr w:type="spellStart"/>
-            <w:r>
-              <w:rPr>
-                <w:rFonts w:ascii="Calibri" w:eastAsia="Times New Roman" w:hAnsi="Calibri" w:cs="Calibri"/>
-                <w:color w:val="000000"/>
-                <w:kern w:val="0"/>
-                <w:sz w:val="24"/>
-                <w:szCs w:val="24"/>
-                <w:lang w:val="en-US" w:eastAsia="es-PE"/>
-                <w14:ligatures w14:val="none"/>
-              </w:rPr>
-              <w:t>dtype</w:t>
-            </w:r>
-            <w:proofErr w:type="spellEnd"/>
-            <w:r>
-              <w:rPr>
-                <w:rFonts w:ascii="Calibri" w:eastAsia="Times New Roman" w:hAnsi="Calibri" w:cs="Calibri"/>
-                <w:color w:val="000000"/>
-                <w:kern w:val="0"/>
-                <w:sz w:val="24"/>
-                <w:szCs w:val="24"/>
-                <w:lang w:val="en-US" w:eastAsia="es-PE"/>
-                <w14:ligatures w14:val="none"/>
-              </w:rPr>
-              <w:t>: float64</w:t>
             </w:r>
           </w:p>
         </w:tc>
@@ -2098,40 +2230,30 @@
     </w:tbl>
     <w:p>
       <w:pPr>
+        <w:spacing w:before="240"/>
+        <w:ind w:firstLine="284"/>
+        <w:jc w:val="both"/>
         <w:rPr>
           <w:sz w:val="24"/>
           <w:szCs w:val="24"/>
         </w:rPr>
       </w:pPr>
-    </w:p>
-    <w:p>
-      <w:pPr>
+      <w:r>
         <w:rPr>
           <w:b/>
           <w:bCs/>
           <w:sz w:val="24"/>
           <w:szCs w:val="24"/>
         </w:rPr>
-      </w:pPr>
-      <w:r>
-        <w:rPr>
-          <w:b/>
-          <w:bCs/>
-          <w:sz w:val="24"/>
-          <w:szCs w:val="24"/>
-        </w:rPr>
-        <w:t>CONSIGNA 5</w:t>
-      </w:r>
-    </w:p>
-    <w:p>
-      <w:pPr>
-        <w:ind w:firstLine="284"/>
-        <w:jc w:val="both"/>
-        <w:rPr>
-          <w:sz w:val="24"/>
-          <w:szCs w:val="24"/>
-        </w:rPr>
-      </w:pPr>
+        <w:t>5.</w:t>
+      </w:r>
+      <w:r>
+        <w:rPr>
+          <w:sz w:val="24"/>
+          <w:szCs w:val="24"/>
+        </w:rPr>
+        <w:t xml:space="preserve"> </w:t>
+      </w:r>
       <w:r>
         <w:rPr>
           <w:sz w:val="24"/>
@@ -2214,16 +2336,16 @@
               <w:spacing w:after="0" w:line="240" w:lineRule="auto"/>
               <w:contextualSpacing/>
               <w:rPr>
-                <w:rFonts w:ascii="Century Schoolbook" w:eastAsia="Century Schoolbook" w:hAnsi="Century Schoolbook" w:cs="Century Schoolbook"/>
-                <w:sz w:val="24"/>
-                <w:szCs w:val="24"/>
-              </w:rPr>
-            </w:pPr>
-            <w:r>
-              <w:rPr>
-                <w:rFonts w:ascii="Century Schoolbook" w:eastAsia="Century Schoolbook" w:hAnsi="Century Schoolbook" w:cs="Century Schoolbook"/>
-                <w:sz w:val="24"/>
-                <w:szCs w:val="24"/>
+                <w:rFonts w:eastAsia="Century Schoolbook" w:cstheme="minorHAnsi"/>
+                <w:b/>
+                <w:bCs/>
+              </w:rPr>
+            </w:pPr>
+            <w:r>
+              <w:rPr>
+                <w:rFonts w:eastAsia="Century Schoolbook" w:cstheme="minorHAnsi"/>
+                <w:b/>
+                <w:bCs/>
               </w:rPr>
               <w:t>Región: Noroeste</w:t>
             </w:r>
@@ -2240,18 +2362,16 @@
               <w:contextualSpacing/>
               <w:jc w:val="center"/>
               <w:rPr>
-                <w:rFonts w:ascii="Century Schoolbook" w:eastAsia="Century Schoolbook" w:hAnsi="Century Schoolbook" w:cs="Century Schoolbook"/>
+                <w:rFonts w:eastAsia="Century Schoolbook" w:cstheme="minorHAnsi"/>
                 <w:b/>
-                <w:sz w:val="24"/>
-                <w:szCs w:val="24"/>
-              </w:rPr>
-            </w:pPr>
-            <w:r>
-              <w:rPr>
-                <w:rFonts w:ascii="Century Schoolbook" w:eastAsia="Century Schoolbook" w:hAnsi="Century Schoolbook" w:cs="Century Schoolbook"/>
+                <w:bCs/>
+              </w:rPr>
+            </w:pPr>
+            <w:r>
+              <w:rPr>
+                <w:rFonts w:eastAsia="Century Schoolbook" w:cstheme="minorHAnsi"/>
                 <w:b/>
-                <w:sz w:val="24"/>
-                <w:szCs w:val="24"/>
+                <w:bCs/>
               </w:rPr>
               <w:t>2005</w:t>
             </w:r>
@@ -2268,18 +2388,16 @@
               <w:contextualSpacing/>
               <w:jc w:val="center"/>
               <w:rPr>
-                <w:rFonts w:ascii="Century Schoolbook" w:eastAsia="Century Schoolbook" w:hAnsi="Century Schoolbook" w:cs="Century Schoolbook"/>
+                <w:rFonts w:eastAsia="Century Schoolbook" w:cstheme="minorHAnsi"/>
                 <w:b/>
-                <w:sz w:val="24"/>
-                <w:szCs w:val="24"/>
-              </w:rPr>
-            </w:pPr>
-            <w:r>
-              <w:rPr>
-                <w:rFonts w:ascii="Century Schoolbook" w:eastAsia="Century Schoolbook" w:hAnsi="Century Schoolbook" w:cs="Century Schoolbook"/>
+                <w:bCs/>
+              </w:rPr>
+            </w:pPr>
+            <w:r>
+              <w:rPr>
+                <w:rFonts w:eastAsia="Century Schoolbook" w:cstheme="minorHAnsi"/>
                 <w:b/>
-                <w:sz w:val="24"/>
-                <w:szCs w:val="24"/>
+                <w:bCs/>
               </w:rPr>
               <w:t>2025</w:t>
             </w:r>
@@ -2296,18 +2414,16 @@
               <w:contextualSpacing/>
               <w:jc w:val="center"/>
               <w:rPr>
-                <w:rFonts w:ascii="Century Schoolbook" w:eastAsia="Century Schoolbook" w:hAnsi="Century Schoolbook" w:cs="Century Schoolbook"/>
+                <w:rFonts w:eastAsia="Century Schoolbook" w:cstheme="minorHAnsi"/>
                 <w:b/>
-                <w:sz w:val="24"/>
-                <w:szCs w:val="24"/>
-              </w:rPr>
-            </w:pPr>
-            <w:r>
-              <w:rPr>
-                <w:rFonts w:ascii="Century Schoolbook" w:eastAsia="Century Schoolbook" w:hAnsi="Century Schoolbook" w:cs="Century Schoolbook"/>
+                <w:bCs/>
+              </w:rPr>
+            </w:pPr>
+            <w:r>
+              <w:rPr>
+                <w:rFonts w:eastAsia="Century Schoolbook" w:cstheme="minorHAnsi"/>
                 <w:b/>
-                <w:sz w:val="24"/>
-                <w:szCs w:val="24"/>
+                <w:bCs/>
               </w:rPr>
               <w:t>Total</w:t>
             </w:r>
@@ -2327,16 +2443,12 @@
               <w:spacing w:after="0" w:line="240" w:lineRule="auto"/>
               <w:contextualSpacing/>
               <w:rPr>
-                <w:rFonts w:ascii="Century Schoolbook" w:eastAsia="Century Schoolbook" w:hAnsi="Century Schoolbook" w:cs="Century Schoolbook"/>
-                <w:sz w:val="24"/>
-                <w:szCs w:val="24"/>
-              </w:rPr>
-            </w:pPr>
-            <w:r>
-              <w:rPr>
-                <w:rFonts w:ascii="Century Schoolbook" w:eastAsia="Century Schoolbook" w:hAnsi="Century Schoolbook" w:cs="Century Schoolbook"/>
-                <w:sz w:val="24"/>
-                <w:szCs w:val="24"/>
+                <w:rFonts w:eastAsia="Century Schoolbook" w:cstheme="minorHAnsi"/>
+              </w:rPr>
+            </w:pPr>
+            <w:r>
+              <w:rPr>
+                <w:rFonts w:eastAsia="Century Schoolbook" w:cstheme="minorHAnsi"/>
               </w:rPr>
               <w:t>Cantidad observaciones</w:t>
             </w:r>
@@ -2353,16 +2465,12 @@
               <w:contextualSpacing/>
               <w:jc w:val="center"/>
               <w:rPr>
-                <w:rFonts w:ascii="Century Schoolbook" w:eastAsia="Century Schoolbook" w:hAnsi="Century Schoolbook" w:cs="Century Schoolbook"/>
-                <w:sz w:val="24"/>
-                <w:szCs w:val="24"/>
-              </w:rPr>
-            </w:pPr>
-            <w:r>
-              <w:rPr>
-                <w:rFonts w:ascii="Century Schoolbook" w:eastAsia="Century Schoolbook" w:hAnsi="Century Schoolbook" w:cs="Century Schoolbook"/>
-                <w:sz w:val="24"/>
-                <w:szCs w:val="24"/>
+                <w:rFonts w:eastAsia="Century Schoolbook" w:cstheme="minorHAnsi"/>
+              </w:rPr>
+            </w:pPr>
+            <w:r>
+              <w:rPr>
+                <w:rFonts w:eastAsia="Century Schoolbook" w:cstheme="minorHAnsi"/>
               </w:rPr>
               <w:t>49156</w:t>
             </w:r>
@@ -2379,16 +2487,12 @@
               <w:contextualSpacing/>
               <w:jc w:val="center"/>
               <w:rPr>
-                <w:rFonts w:ascii="Century Schoolbook" w:eastAsia="Century Schoolbook" w:hAnsi="Century Schoolbook" w:cs="Century Schoolbook"/>
-                <w:sz w:val="24"/>
-                <w:szCs w:val="24"/>
-              </w:rPr>
-            </w:pPr>
-            <w:r>
-              <w:rPr>
-                <w:rFonts w:ascii="Century Schoolbook" w:eastAsia="Century Schoolbook" w:hAnsi="Century Schoolbook" w:cs="Century Schoolbook"/>
-                <w:sz w:val="24"/>
-                <w:szCs w:val="24"/>
+                <w:rFonts w:eastAsia="Century Schoolbook" w:cstheme="minorHAnsi"/>
+              </w:rPr>
+            </w:pPr>
+            <w:r>
+              <w:rPr>
+                <w:rFonts w:eastAsia="Century Schoolbook" w:cstheme="minorHAnsi"/>
               </w:rPr>
               <w:t>37242</w:t>
             </w:r>
@@ -2405,16 +2509,12 @@
               <w:contextualSpacing/>
               <w:jc w:val="center"/>
               <w:rPr>
-                <w:rFonts w:ascii="Century Schoolbook" w:eastAsia="Century Schoolbook" w:hAnsi="Century Schoolbook" w:cs="Century Schoolbook"/>
-                <w:sz w:val="24"/>
-                <w:szCs w:val="24"/>
-              </w:rPr>
-            </w:pPr>
-            <w:r>
-              <w:rPr>
-                <w:rFonts w:ascii="Century Schoolbook" w:eastAsia="Century Schoolbook" w:hAnsi="Century Schoolbook" w:cs="Century Schoolbook"/>
-                <w:sz w:val="24"/>
-                <w:szCs w:val="24"/>
+                <w:rFonts w:eastAsia="Century Schoolbook" w:cstheme="minorHAnsi"/>
+              </w:rPr>
+            </w:pPr>
+            <w:r>
+              <w:rPr>
+                <w:rFonts w:eastAsia="Century Schoolbook" w:cstheme="minorHAnsi"/>
               </w:rPr>
               <w:t>86398</w:t>
             </w:r>
@@ -2434,34 +2534,26 @@
               <w:spacing w:after="0" w:line="240" w:lineRule="auto"/>
               <w:contextualSpacing/>
               <w:rPr>
-                <w:rFonts w:ascii="Century Schoolbook" w:eastAsia="Century Schoolbook" w:hAnsi="Century Schoolbook" w:cs="Century Schoolbook"/>
-                <w:sz w:val="24"/>
-                <w:szCs w:val="24"/>
-              </w:rPr>
-            </w:pPr>
-            <w:r>
-              <w:rPr>
-                <w:rFonts w:ascii="Century Schoolbook" w:eastAsia="Century Schoolbook" w:hAnsi="Century Schoolbook" w:cs="Century Schoolbook"/>
-                <w:sz w:val="24"/>
-                <w:szCs w:val="24"/>
+                <w:rFonts w:eastAsia="Century Schoolbook" w:cstheme="minorHAnsi"/>
+              </w:rPr>
+            </w:pPr>
+            <w:r>
+              <w:rPr>
+                <w:rFonts w:eastAsia="Century Schoolbook" w:cstheme="minorHAnsi"/>
               </w:rPr>
               <w:t xml:space="preserve">Cantidad de observaciones con </w:t>
             </w:r>
             <w:proofErr w:type="spellStart"/>
             <w:r>
               <w:rPr>
-                <w:rFonts w:ascii="Century Schoolbook" w:eastAsia="Century Schoolbook" w:hAnsi="Century Schoolbook" w:cs="Century Schoolbook"/>
-                <w:sz w:val="24"/>
-                <w:szCs w:val="24"/>
+                <w:rFonts w:eastAsia="Century Schoolbook" w:cstheme="minorHAnsi"/>
               </w:rPr>
               <w:t>NAs</w:t>
             </w:r>
             <w:proofErr w:type="spellEnd"/>
             <w:r>
               <w:rPr>
-                <w:rFonts w:ascii="Century Schoolbook" w:eastAsia="Century Schoolbook" w:hAnsi="Century Schoolbook" w:cs="Century Schoolbook"/>
-                <w:sz w:val="24"/>
-                <w:szCs w:val="24"/>
+                <w:rFonts w:eastAsia="Century Schoolbook" w:cstheme="minorHAnsi"/>
               </w:rPr>
               <w:t xml:space="preserve"> en la variable “Pobre”</w:t>
             </w:r>
@@ -2478,16 +2570,12 @@
               <w:contextualSpacing/>
               <w:jc w:val="center"/>
               <w:rPr>
-                <w:rFonts w:ascii="Century Schoolbook" w:eastAsia="Century Schoolbook" w:hAnsi="Century Schoolbook" w:cs="Century Schoolbook"/>
-                <w:sz w:val="24"/>
-                <w:szCs w:val="24"/>
-              </w:rPr>
-            </w:pPr>
-            <w:r>
-              <w:rPr>
-                <w:rFonts w:ascii="Century Schoolbook" w:eastAsia="Century Schoolbook" w:hAnsi="Century Schoolbook" w:cs="Century Schoolbook"/>
-                <w:sz w:val="24"/>
-                <w:szCs w:val="24"/>
+                <w:rFonts w:eastAsia="Century Schoolbook" w:cstheme="minorHAnsi"/>
+              </w:rPr>
+            </w:pPr>
+            <w:r>
+              <w:rPr>
+                <w:rFonts w:eastAsia="Century Schoolbook" w:cstheme="minorHAnsi"/>
               </w:rPr>
               <w:t>70</w:t>
             </w:r>
@@ -2504,16 +2592,12 @@
               <w:contextualSpacing/>
               <w:jc w:val="center"/>
               <w:rPr>
-                <w:rFonts w:ascii="Century Schoolbook" w:eastAsia="Century Schoolbook" w:hAnsi="Century Schoolbook" w:cs="Century Schoolbook"/>
-                <w:sz w:val="24"/>
-                <w:szCs w:val="24"/>
-              </w:rPr>
-            </w:pPr>
-            <w:r>
-              <w:rPr>
-                <w:rFonts w:ascii="Century Schoolbook" w:eastAsia="Century Schoolbook" w:hAnsi="Century Schoolbook" w:cs="Century Schoolbook"/>
-                <w:sz w:val="24"/>
-                <w:szCs w:val="24"/>
+                <w:rFonts w:eastAsia="Century Schoolbook" w:cstheme="minorHAnsi"/>
+              </w:rPr>
+            </w:pPr>
+            <w:r>
+              <w:rPr>
+                <w:rFonts w:eastAsia="Century Schoolbook" w:cstheme="minorHAnsi"/>
               </w:rPr>
               <w:t>1047</w:t>
             </w:r>
@@ -2530,16 +2614,12 @@
               <w:contextualSpacing/>
               <w:jc w:val="center"/>
               <w:rPr>
-                <w:rFonts w:ascii="Century Schoolbook" w:eastAsia="Century Schoolbook" w:hAnsi="Century Schoolbook" w:cs="Century Schoolbook"/>
-                <w:sz w:val="24"/>
-                <w:szCs w:val="24"/>
-              </w:rPr>
-            </w:pPr>
-            <w:r>
-              <w:rPr>
-                <w:rFonts w:ascii="Century Schoolbook" w:eastAsia="Century Schoolbook" w:hAnsi="Century Schoolbook" w:cs="Century Schoolbook"/>
-                <w:sz w:val="24"/>
-                <w:szCs w:val="24"/>
+                <w:rFonts w:eastAsia="Century Schoolbook" w:cstheme="minorHAnsi"/>
+              </w:rPr>
+            </w:pPr>
+            <w:r>
+              <w:rPr>
+                <w:rFonts w:eastAsia="Century Schoolbook" w:cstheme="minorHAnsi"/>
               </w:rPr>
               <w:t>1117</w:t>
             </w:r>
@@ -2559,16 +2639,12 @@
               <w:spacing w:after="0" w:line="240" w:lineRule="auto"/>
               <w:contextualSpacing/>
               <w:rPr>
-                <w:rFonts w:ascii="Century Schoolbook" w:eastAsia="Century Schoolbook" w:hAnsi="Century Schoolbook" w:cs="Century Schoolbook"/>
-                <w:sz w:val="24"/>
-                <w:szCs w:val="24"/>
-              </w:rPr>
-            </w:pPr>
-            <w:r>
-              <w:rPr>
-                <w:rFonts w:ascii="Century Schoolbook" w:eastAsia="Century Schoolbook" w:hAnsi="Century Schoolbook" w:cs="Century Schoolbook"/>
-                <w:sz w:val="24"/>
-                <w:szCs w:val="24"/>
+                <w:rFonts w:eastAsia="Century Schoolbook" w:cstheme="minorHAnsi"/>
+              </w:rPr>
+            </w:pPr>
+            <w:r>
+              <w:rPr>
+                <w:rFonts w:eastAsia="Century Schoolbook" w:cstheme="minorHAnsi"/>
               </w:rPr>
               <w:t>Cantidad de Pobres</w:t>
             </w:r>
@@ -2585,16 +2661,12 @@
               <w:contextualSpacing/>
               <w:jc w:val="center"/>
               <w:rPr>
-                <w:rFonts w:ascii="Century Schoolbook" w:eastAsia="Century Schoolbook" w:hAnsi="Century Schoolbook" w:cs="Century Schoolbook"/>
-                <w:sz w:val="24"/>
-                <w:szCs w:val="24"/>
-              </w:rPr>
-            </w:pPr>
-            <w:r>
-              <w:rPr>
-                <w:rFonts w:ascii="Century Schoolbook" w:eastAsia="Century Schoolbook" w:hAnsi="Century Schoolbook" w:cs="Century Schoolbook"/>
-                <w:sz w:val="24"/>
-                <w:szCs w:val="24"/>
+                <w:rFonts w:eastAsia="Century Schoolbook" w:cstheme="minorHAnsi"/>
+              </w:rPr>
+            </w:pPr>
+            <w:r>
+              <w:rPr>
+                <w:rFonts w:eastAsia="Century Schoolbook" w:cstheme="minorHAnsi"/>
               </w:rPr>
               <w:t>25506</w:t>
             </w:r>
@@ -2611,16 +2683,12 @@
               <w:contextualSpacing/>
               <w:jc w:val="center"/>
               <w:rPr>
-                <w:rFonts w:ascii="Century Schoolbook" w:eastAsia="Century Schoolbook" w:hAnsi="Century Schoolbook" w:cs="Century Schoolbook"/>
-                <w:sz w:val="24"/>
-                <w:szCs w:val="24"/>
-              </w:rPr>
-            </w:pPr>
-            <w:r>
-              <w:rPr>
-                <w:rFonts w:ascii="Century Schoolbook" w:eastAsia="Century Schoolbook" w:hAnsi="Century Schoolbook" w:cs="Century Schoolbook"/>
-                <w:sz w:val="24"/>
-                <w:szCs w:val="24"/>
+                <w:rFonts w:eastAsia="Century Schoolbook" w:cstheme="minorHAnsi"/>
+              </w:rPr>
+            </w:pPr>
+            <w:r>
+              <w:rPr>
+                <w:rFonts w:eastAsia="Century Schoolbook" w:cstheme="minorHAnsi"/>
               </w:rPr>
               <w:t>18856</w:t>
             </w:r>
@@ -2637,16 +2705,12 @@
               <w:contextualSpacing/>
               <w:jc w:val="center"/>
               <w:rPr>
-                <w:rFonts w:ascii="Century Schoolbook" w:eastAsia="Century Schoolbook" w:hAnsi="Century Schoolbook" w:cs="Century Schoolbook"/>
-                <w:sz w:val="24"/>
-                <w:szCs w:val="24"/>
-              </w:rPr>
-            </w:pPr>
-            <w:r>
-              <w:rPr>
-                <w:rFonts w:ascii="Century Schoolbook" w:eastAsia="Century Schoolbook" w:hAnsi="Century Schoolbook" w:cs="Century Schoolbook"/>
-                <w:sz w:val="24"/>
-                <w:szCs w:val="24"/>
+                <w:rFonts w:eastAsia="Century Schoolbook" w:cstheme="minorHAnsi"/>
+              </w:rPr>
+            </w:pPr>
+            <w:r>
+              <w:rPr>
+                <w:rFonts w:eastAsia="Century Schoolbook" w:cstheme="minorHAnsi"/>
               </w:rPr>
               <w:t>44362</w:t>
             </w:r>
@@ -2666,16 +2730,12 @@
               <w:spacing w:after="0" w:line="240" w:lineRule="auto"/>
               <w:contextualSpacing/>
               <w:rPr>
-                <w:rFonts w:ascii="Century Schoolbook" w:eastAsia="Century Schoolbook" w:hAnsi="Century Schoolbook" w:cs="Century Schoolbook"/>
-                <w:sz w:val="24"/>
-                <w:szCs w:val="24"/>
-              </w:rPr>
-            </w:pPr>
-            <w:r>
-              <w:rPr>
-                <w:rFonts w:ascii="Century Schoolbook" w:eastAsia="Century Schoolbook" w:hAnsi="Century Schoolbook" w:cs="Century Schoolbook"/>
-                <w:sz w:val="24"/>
-                <w:szCs w:val="24"/>
+                <w:rFonts w:eastAsia="Century Schoolbook" w:cstheme="minorHAnsi"/>
+              </w:rPr>
+            </w:pPr>
+            <w:r>
+              <w:rPr>
+                <w:rFonts w:eastAsia="Century Schoolbook" w:cstheme="minorHAnsi"/>
               </w:rPr>
               <w:t>Cantidad de No Pobres</w:t>
             </w:r>
@@ -2692,16 +2752,12 @@
               <w:contextualSpacing/>
               <w:jc w:val="center"/>
               <w:rPr>
-                <w:rFonts w:ascii="Century Schoolbook" w:eastAsia="Century Schoolbook" w:hAnsi="Century Schoolbook" w:cs="Century Schoolbook"/>
-                <w:sz w:val="24"/>
-                <w:szCs w:val="24"/>
-              </w:rPr>
-            </w:pPr>
-            <w:r>
-              <w:rPr>
-                <w:rFonts w:ascii="Century Schoolbook" w:eastAsia="Century Schoolbook" w:hAnsi="Century Schoolbook" w:cs="Century Schoolbook"/>
-                <w:sz w:val="24"/>
-                <w:szCs w:val="24"/>
+                <w:rFonts w:eastAsia="Century Schoolbook" w:cstheme="minorHAnsi"/>
+              </w:rPr>
+            </w:pPr>
+            <w:r>
+              <w:rPr>
+                <w:rFonts w:eastAsia="Century Schoolbook" w:cstheme="minorHAnsi"/>
               </w:rPr>
               <w:t>23650</w:t>
             </w:r>
@@ -2718,16 +2774,12 @@
               <w:contextualSpacing/>
               <w:jc w:val="center"/>
               <w:rPr>
-                <w:rFonts w:ascii="Century Schoolbook" w:eastAsia="Century Schoolbook" w:hAnsi="Century Schoolbook" w:cs="Century Schoolbook"/>
-                <w:sz w:val="24"/>
-                <w:szCs w:val="24"/>
-              </w:rPr>
-            </w:pPr>
-            <w:r>
-              <w:rPr>
-                <w:rFonts w:ascii="Century Schoolbook" w:eastAsia="Century Schoolbook" w:hAnsi="Century Schoolbook" w:cs="Century Schoolbook"/>
-                <w:sz w:val="24"/>
-                <w:szCs w:val="24"/>
+                <w:rFonts w:eastAsia="Century Schoolbook" w:cstheme="minorHAnsi"/>
+              </w:rPr>
+            </w:pPr>
+            <w:r>
+              <w:rPr>
+                <w:rFonts w:eastAsia="Century Schoolbook" w:cstheme="minorHAnsi"/>
               </w:rPr>
               <w:t>18386</w:t>
             </w:r>
@@ -2744,16 +2796,12 @@
               <w:contextualSpacing/>
               <w:jc w:val="center"/>
               <w:rPr>
-                <w:rFonts w:ascii="Century Schoolbook" w:eastAsia="Century Schoolbook" w:hAnsi="Century Schoolbook" w:cs="Century Schoolbook"/>
-                <w:sz w:val="24"/>
-                <w:szCs w:val="24"/>
-              </w:rPr>
-            </w:pPr>
-            <w:r>
-              <w:rPr>
-                <w:rFonts w:ascii="Century Schoolbook" w:eastAsia="Century Schoolbook" w:hAnsi="Century Schoolbook" w:cs="Century Schoolbook"/>
-                <w:sz w:val="24"/>
-                <w:szCs w:val="24"/>
+                <w:rFonts w:eastAsia="Century Schoolbook" w:cstheme="minorHAnsi"/>
+              </w:rPr>
+            </w:pPr>
+            <w:r>
+              <w:rPr>
+                <w:rFonts w:eastAsia="Century Schoolbook" w:cstheme="minorHAnsi"/>
               </w:rPr>
               <w:t>42036</w:t>
             </w:r>
@@ -2773,16 +2821,12 @@
               <w:spacing w:after="0" w:line="240" w:lineRule="auto"/>
               <w:contextualSpacing/>
               <w:rPr>
-                <w:rFonts w:ascii="Century Schoolbook" w:eastAsia="Century Schoolbook" w:hAnsi="Century Schoolbook" w:cs="Century Schoolbook"/>
-                <w:sz w:val="24"/>
-                <w:szCs w:val="24"/>
-              </w:rPr>
-            </w:pPr>
-            <w:r>
-              <w:rPr>
-                <w:rFonts w:ascii="Century Schoolbook" w:eastAsia="Century Schoolbook" w:hAnsi="Century Schoolbook" w:cs="Century Schoolbook"/>
-                <w:sz w:val="24"/>
-                <w:szCs w:val="24"/>
+                <w:rFonts w:eastAsia="Century Schoolbook" w:cstheme="minorHAnsi"/>
+              </w:rPr>
+            </w:pPr>
+            <w:r>
+              <w:rPr>
+                <w:rFonts w:eastAsia="Century Schoolbook" w:cstheme="minorHAnsi"/>
               </w:rPr>
               <w:t>Cantidad de variables limpias y homogeneizadas</w:t>
             </w:r>
@@ -2799,24 +2843,18 @@
               <w:contextualSpacing/>
               <w:jc w:val="center"/>
               <w:rPr>
-                <w:rFonts w:ascii="Century Schoolbook" w:eastAsia="Century Schoolbook" w:hAnsi="Century Schoolbook" w:cs="Century Schoolbook"/>
-                <w:sz w:val="24"/>
-                <w:szCs w:val="24"/>
-              </w:rPr>
-            </w:pPr>
-            <w:r>
-              <w:rPr>
-                <w:rFonts w:ascii="Century Schoolbook" w:eastAsia="Century Schoolbook" w:hAnsi="Century Schoolbook" w:cs="Century Schoolbook"/>
-                <w:sz w:val="24"/>
-                <w:szCs w:val="24"/>
+                <w:rFonts w:eastAsia="Century Schoolbook" w:cstheme="minorHAnsi"/>
+              </w:rPr>
+            </w:pPr>
+            <w:r>
+              <w:rPr>
+                <w:rFonts w:eastAsia="Century Schoolbook" w:cstheme="minorHAnsi"/>
               </w:rPr>
               <w:t>3</w:t>
             </w:r>
             <w:r>
               <w:rPr>
-                <w:rFonts w:ascii="Century Schoolbook" w:eastAsia="Century Schoolbook" w:hAnsi="Century Schoolbook" w:cs="Century Schoolbook"/>
-                <w:sz w:val="24"/>
-                <w:szCs w:val="24"/>
+                <w:rFonts w:eastAsia="Century Schoolbook" w:cstheme="minorHAnsi"/>
               </w:rPr>
               <w:t>2</w:t>
             </w:r>
@@ -2833,24 +2871,18 @@
               <w:contextualSpacing/>
               <w:jc w:val="center"/>
               <w:rPr>
-                <w:rFonts w:ascii="Century Schoolbook" w:eastAsia="Century Schoolbook" w:hAnsi="Century Schoolbook" w:cs="Century Schoolbook"/>
-                <w:sz w:val="24"/>
-                <w:szCs w:val="24"/>
-              </w:rPr>
-            </w:pPr>
-            <w:r>
-              <w:rPr>
-                <w:rFonts w:ascii="Century Schoolbook" w:eastAsia="Century Schoolbook" w:hAnsi="Century Schoolbook" w:cs="Century Schoolbook"/>
-                <w:sz w:val="24"/>
-                <w:szCs w:val="24"/>
+                <w:rFonts w:eastAsia="Century Schoolbook" w:cstheme="minorHAnsi"/>
+              </w:rPr>
+            </w:pPr>
+            <w:r>
+              <w:rPr>
+                <w:rFonts w:eastAsia="Century Schoolbook" w:cstheme="minorHAnsi"/>
               </w:rPr>
               <w:t>3</w:t>
             </w:r>
             <w:r>
               <w:rPr>
-                <w:rFonts w:ascii="Century Schoolbook" w:eastAsia="Century Schoolbook" w:hAnsi="Century Schoolbook" w:cs="Century Schoolbook"/>
-                <w:sz w:val="24"/>
-                <w:szCs w:val="24"/>
+                <w:rFonts w:eastAsia="Century Schoolbook" w:cstheme="minorHAnsi"/>
               </w:rPr>
               <w:t>2</w:t>
             </w:r>
@@ -2867,24 +2899,18 @@
               <w:contextualSpacing/>
               <w:jc w:val="center"/>
               <w:rPr>
-                <w:rFonts w:ascii="Century Schoolbook" w:eastAsia="Century Schoolbook" w:hAnsi="Century Schoolbook" w:cs="Century Schoolbook"/>
-                <w:sz w:val="24"/>
-                <w:szCs w:val="24"/>
-              </w:rPr>
-            </w:pPr>
-            <w:r>
-              <w:rPr>
-                <w:rFonts w:ascii="Century Schoolbook" w:eastAsia="Century Schoolbook" w:hAnsi="Century Schoolbook" w:cs="Century Schoolbook"/>
-                <w:sz w:val="24"/>
-                <w:szCs w:val="24"/>
+                <w:rFonts w:eastAsia="Century Schoolbook" w:cstheme="minorHAnsi"/>
+              </w:rPr>
+            </w:pPr>
+            <w:r>
+              <w:rPr>
+                <w:rFonts w:eastAsia="Century Schoolbook" w:cstheme="minorHAnsi"/>
               </w:rPr>
               <w:t>3</w:t>
             </w:r>
             <w:r>
               <w:rPr>
-                <w:rFonts w:ascii="Century Schoolbook" w:eastAsia="Century Schoolbook" w:hAnsi="Century Schoolbook" w:cs="Century Schoolbook"/>
-                <w:sz w:val="24"/>
-                <w:szCs w:val="24"/>
+                <w:rFonts w:eastAsia="Century Schoolbook" w:cstheme="minorHAnsi"/>
               </w:rPr>
               <w:t>2</w:t>
             </w:r>
@@ -2894,17 +2920,16 @@
     </w:tbl>
     <w:p>
       <w:pPr>
+        <w:spacing w:before="240"/>
         <w:rPr>
           <w:b/>
           <w:bCs/>
           <w:color w:val="002060"/>
-          <w:sz w:val="32"/>
-          <w:szCs w:val="32"/>
+          <w:sz w:val="24"/>
+          <w:szCs w:val="24"/>
         </w:rPr>
       </w:pPr>
-    </w:p>
-    <w:p>
-      <w:pPr>
+      <w:r>
         <w:rPr>
           <w:b/>
           <w:bCs/>
@@ -2912,169 +2937,236 @@
           <w:sz w:val="24"/>
           <w:szCs w:val="24"/>
         </w:rPr>
-      </w:pPr>
-      <w:r>
-        <w:rPr>
-          <w:b/>
-          <w:bCs/>
-          <w:color w:val="002060"/>
-          <w:sz w:val="24"/>
-          <w:szCs w:val="24"/>
-        </w:rPr>
-        <w:lastRenderedPageBreak/>
         <w:t>PARTE 2</w:t>
       </w:r>
     </w:p>
-    <w:p>
-      <w:pPr>
-        <w:rPr>
-          <w:b/>
-          <w:bCs/>
-          <w:sz w:val="24"/>
-          <w:szCs w:val="24"/>
-        </w:rPr>
-      </w:pPr>
-      <w:r>
-        <w:rPr>
-          <w:b/>
-          <w:bCs/>
-          <w:sz w:val="24"/>
-          <w:szCs w:val="24"/>
-        </w:rPr>
-        <w:t>CONSIGNA 1</w:t>
-      </w:r>
-    </w:p>
+    <w:tbl>
+      <w:tblPr>
+        <w:tblStyle w:val="Tablaconcuadrcula"/>
+        <w:tblW w:w="0" w:type="auto"/>
+        <w:tblBorders>
+          <w:top w:val="single" w:sz="4" w:space="0" w:color="FFFFFF" w:themeColor="background1"/>
+          <w:left w:val="single" w:sz="4" w:space="0" w:color="FFFFFF" w:themeColor="background1"/>
+          <w:bottom w:val="single" w:sz="4" w:space="0" w:color="FFFFFF" w:themeColor="background1"/>
+          <w:right w:val="single" w:sz="4" w:space="0" w:color="FFFFFF" w:themeColor="background1"/>
+          <w:insideH w:val="single" w:sz="4" w:space="0" w:color="FFFFFF" w:themeColor="background1"/>
+          <w:insideV w:val="single" w:sz="4" w:space="0" w:color="FFFFFF" w:themeColor="background1"/>
+        </w:tblBorders>
+        <w:tblLook w:val="04A0" w:firstRow="1" w:lastRow="0" w:firstColumn="1" w:lastColumn="0" w:noHBand="0" w:noVBand="1"/>
+      </w:tblPr>
+      <w:tblGrid>
+        <w:gridCol w:w="4390"/>
+        <w:gridCol w:w="4626"/>
+      </w:tblGrid>
+      <w:tr>
+        <w:tc>
+          <w:tcPr>
+            <w:tcW w:w="4390" w:type="dxa"/>
+          </w:tcPr>
+          <w:p>
+            <w:pPr>
+              <w:ind w:firstLine="284"/>
+              <w:jc w:val="both"/>
+              <w:rPr>
+                <w:b/>
+                <w:bCs/>
+                <w:sz w:val="24"/>
+                <w:szCs w:val="24"/>
+              </w:rPr>
+            </w:pPr>
+            <w:r>
+              <w:rPr>
+                <w:b/>
+                <w:bCs/>
+                <w:sz w:val="24"/>
+                <w:szCs w:val="24"/>
+              </w:rPr>
+              <w:t>1.</w:t>
+            </w:r>
+            <w:r>
+              <w:rPr>
+                <w:sz w:val="24"/>
+                <w:szCs w:val="24"/>
+              </w:rPr>
+              <w:t xml:space="preserve"> </w:t>
+            </w:r>
+            <w:r>
+              <w:rPr>
+                <w:sz w:val="24"/>
+                <w:szCs w:val="24"/>
+              </w:rPr>
+              <w:t>La matriz de correlaciones generada para las variables que entraran al proceso de PCA muestran altos niveles de correlación negativa entre la edad y la cantidad de miembros del hogar</w:t>
+            </w:r>
+            <w:r>
+              <w:rPr>
+                <w:sz w:val="24"/>
+                <w:szCs w:val="24"/>
+              </w:rPr>
+              <w:t xml:space="preserve"> (-0.8)</w:t>
+            </w:r>
+            <w:r>
+              <w:rPr>
+                <w:sz w:val="24"/>
+                <w:szCs w:val="24"/>
+              </w:rPr>
+              <w:t xml:space="preserve">. Adicionalmente se observa correlación exacta entre ch06 y </w:t>
+            </w:r>
+            <w:proofErr w:type="gramStart"/>
+            <w:r>
+              <w:rPr>
+                <w:sz w:val="24"/>
+                <w:szCs w:val="24"/>
+              </w:rPr>
+              <w:t>edad2</w:t>
+            </w:r>
+            <w:proofErr w:type="gramEnd"/>
+            <w:r>
+              <w:rPr>
+                <w:sz w:val="24"/>
+                <w:szCs w:val="24"/>
+              </w:rPr>
+              <w:t xml:space="preserve"> pero esto es debido a que la primera es una transformación lineal de la segunda.</w:t>
+            </w:r>
+            <w:r>
+              <w:rPr>
+                <w:sz w:val="24"/>
+                <w:szCs w:val="24"/>
+              </w:rPr>
+              <w:t xml:space="preserve"> Otras relaciones interesantes se ven entre </w:t>
+            </w:r>
+            <w:r>
+              <w:rPr>
+                <w:sz w:val="24"/>
+                <w:szCs w:val="24"/>
+              </w:rPr>
+              <w:t xml:space="preserve">ITF y horas trabajadas (baja y </w:t>
+            </w:r>
+            <w:r>
+              <w:rPr>
+                <w:i/>
+                <w:iCs/>
+                <w:sz w:val="24"/>
+                <w:szCs w:val="24"/>
+              </w:rPr>
+              <w:t>negativa</w:t>
+            </w:r>
+            <w:r>
+              <w:rPr>
+                <w:sz w:val="24"/>
+                <w:szCs w:val="24"/>
+              </w:rPr>
+              <w:t xml:space="preserve">, -0.2) y entre educación e ITF </w:t>
+            </w:r>
+            <w:r>
+              <w:rPr>
+                <w:sz w:val="24"/>
+                <w:szCs w:val="24"/>
+              </w:rPr>
+              <w:t xml:space="preserve">(baja y </w:t>
+            </w:r>
+            <w:r>
+              <w:rPr>
+                <w:i/>
+                <w:iCs/>
+                <w:sz w:val="24"/>
+                <w:szCs w:val="24"/>
+              </w:rPr>
+              <w:t>negativa</w:t>
+            </w:r>
+            <w:r>
+              <w:rPr>
+                <w:sz w:val="24"/>
+                <w:szCs w:val="24"/>
+              </w:rPr>
+              <w:t>, -0.2)</w:t>
+            </w:r>
+            <w:r>
+              <w:rPr>
+                <w:sz w:val="24"/>
+                <w:szCs w:val="24"/>
+              </w:rPr>
+              <w:t xml:space="preserve">. </w:t>
+            </w:r>
+          </w:p>
+        </w:tc>
+        <w:tc>
+          <w:tcPr>
+            <w:tcW w:w="4626" w:type="dxa"/>
+          </w:tcPr>
+          <w:p>
+            <w:pPr>
+              <w:jc w:val="center"/>
+              <w:rPr>
+                <w:b/>
+                <w:bCs/>
+                <w:sz w:val="24"/>
+                <w:szCs w:val="24"/>
+              </w:rPr>
+            </w:pPr>
+            <w:r>
+              <w:rPr>
+                <w:noProof/>
+                <w:sz w:val="28"/>
+                <w:szCs w:val="28"/>
+              </w:rPr>
+              <w:drawing>
+                <wp:inline distT="0" distB="0" distL="0" distR="0" wp14:anchorId="599CAB63" wp14:editId="6EC5B352">
+                  <wp:extent cx="2750820" cy="2738397"/>
+                  <wp:effectExtent l="0" t="0" r="0" b="5080"/>
+                  <wp:docPr id="583948564" name="Imagen 1" descr="Gráfico"/>
+                  <wp:cNvGraphicFramePr>
+                    <a:graphicFrameLocks xmlns:a="http://schemas.openxmlformats.org/drawingml/2006/main" noChangeAspect="1"/>
+                  </wp:cNvGraphicFramePr>
+                  <a:graphic xmlns:a="http://schemas.openxmlformats.org/drawingml/2006/main">
+                    <a:graphicData uri="http://schemas.openxmlformats.org/drawingml/2006/picture">
+                      <pic:pic xmlns:pic="http://schemas.openxmlformats.org/drawingml/2006/picture">
+                        <pic:nvPicPr>
+                          <pic:cNvPr id="583948564" name="Imagen 1" descr="Gráfico"/>
+                          <pic:cNvPicPr/>
+                        </pic:nvPicPr>
+                        <pic:blipFill rotWithShape="1">
+                          <a:blip r:embed="rId9"/>
+                          <a:srcRect t="9817" r="14114"/>
+                          <a:stretch>
+                            <a:fillRect/>
+                          </a:stretch>
+                        </pic:blipFill>
+                        <pic:spPr bwMode="auto">
+                          <a:xfrm>
+                            <a:off x="0" y="0"/>
+                            <a:ext cx="2751520" cy="2739094"/>
+                          </a:xfrm>
+                          <a:prstGeom prst="rect">
+                            <a:avLst/>
+                          </a:prstGeom>
+                          <a:ln>
+                            <a:noFill/>
+                          </a:ln>
+                          <a:extLst>
+                            <a:ext uri="{53640926-AAD7-44D8-BBD7-CCE9431645EC}">
+                              <a14:shadowObscured xmlns:a14="http://schemas.microsoft.com/office/drawing/2010/main"/>
+                            </a:ext>
+                          </a:extLst>
+                        </pic:spPr>
+                      </pic:pic>
+                    </a:graphicData>
+                  </a:graphic>
+                </wp:inline>
+              </w:drawing>
+            </w:r>
+          </w:p>
+        </w:tc>
+      </w:tr>
+    </w:tbl>
     <w:p>
       <w:pPr>
         <w:ind w:firstLine="284"/>
         <w:jc w:val="both"/>
         <w:rPr>
-          <w:b/>
-          <w:bCs/>
           <w:sz w:val="24"/>
           <w:szCs w:val="24"/>
         </w:rPr>
       </w:pPr>
-      <w:r>
-        <w:rPr>
-          <w:sz w:val="24"/>
-          <w:szCs w:val="24"/>
-        </w:rPr>
-        <w:t xml:space="preserve">La matriz de correlaciones generada para las variables que entraran al proceso de PCA muestran altos niveles de correlación negativa entre la edad y la cantidad de miembros del hogar. Adicionalmente se observa correlación exacta entre ch06 y </w:t>
-      </w:r>
-      <w:proofErr w:type="gramStart"/>
-      <w:r>
-        <w:rPr>
-          <w:sz w:val="24"/>
-          <w:szCs w:val="24"/>
-        </w:rPr>
-        <w:t>edad2</w:t>
-      </w:r>
-      <w:proofErr w:type="gramEnd"/>
-      <w:r>
-        <w:rPr>
-          <w:sz w:val="24"/>
-          <w:szCs w:val="24"/>
-        </w:rPr>
-        <w:t xml:space="preserve"> pero esto es debido a que la primera es una transformación lineal de la segunda por lo cual produce este tipo de resultados.</w:t>
-      </w:r>
-    </w:p>
-    <w:p>
-      <w:pPr>
-        <w:rPr>
-          <w:sz w:val="28"/>
-          <w:szCs w:val="28"/>
-        </w:rPr>
-      </w:pPr>
-      <w:r>
-        <w:rPr>
-          <w:noProof/>
-          <w:sz w:val="28"/>
-          <w:szCs w:val="28"/>
-        </w:rPr>
-        <w:drawing>
-          <wp:inline distT="0" distB="0" distL="0" distR="0" wp14:anchorId="3493D40E" wp14:editId="1F59DA38">
-            <wp:extent cx="5731510" cy="4939030"/>
-            <wp:effectExtent l="0" t="0" r="2540" b="0"/>
-            <wp:docPr id="31052019" name="Imagen 1" descr="Gráfico, Gráfico de barras&#10;&#10;El contenido generado por IA puede ser incorrecto."/>
-            <wp:cNvGraphicFramePr>
-              <a:graphicFrameLocks xmlns:a="http://schemas.openxmlformats.org/drawingml/2006/main" noChangeAspect="1"/>
-            </wp:cNvGraphicFramePr>
-            <a:graphic xmlns:a="http://schemas.openxmlformats.org/drawingml/2006/main">
-              <a:graphicData uri="http://schemas.openxmlformats.org/drawingml/2006/picture">
-                <pic:pic xmlns:pic="http://schemas.openxmlformats.org/drawingml/2006/picture">
-                  <pic:nvPicPr>
-                    <pic:cNvPr id="31052019" name="Imagen 1" descr="Gráfico, Gráfico de barras&#10;&#10;El contenido generado por IA puede ser incorrecto."/>
-                    <pic:cNvPicPr/>
-                  </pic:nvPicPr>
-                  <pic:blipFill>
-                    <a:blip r:embed="rId9"/>
-                    <a:stretch>
-                      <a:fillRect/>
-                    </a:stretch>
-                  </pic:blipFill>
-                  <pic:spPr>
-                    <a:xfrm>
-                      <a:off x="0" y="0"/>
-                      <a:ext cx="5731510" cy="4939030"/>
-                    </a:xfrm>
-                    <a:prstGeom prst="rect">
-                      <a:avLst/>
-                    </a:prstGeom>
-                  </pic:spPr>
-                </pic:pic>
-              </a:graphicData>
-            </a:graphic>
-          </wp:inline>
-        </w:drawing>
-      </w:r>
-    </w:p>
-    <w:p>
-      <w:pPr>
-        <w:jc w:val="both"/>
-        <w:rPr>
-          <w:b/>
-          <w:bCs/>
-          <w:sz w:val="24"/>
-          <w:szCs w:val="24"/>
-        </w:rPr>
-      </w:pPr>
-      <w:r>
-        <w:rPr>
-          <w:b/>
-          <w:bCs/>
-          <w:sz w:val="24"/>
-          <w:szCs w:val="24"/>
-        </w:rPr>
-        <w:t>CONSIGNA 2</w:t>
-      </w:r>
-    </w:p>
-    <w:p>
-      <w:pPr>
-        <w:ind w:firstLine="284"/>
-        <w:jc w:val="both"/>
-        <w:rPr>
-          <w:b/>
-          <w:bCs/>
-          <w:sz w:val="28"/>
-          <w:szCs w:val="28"/>
-        </w:rPr>
-      </w:pPr>
-      <w:r>
-        <w:rPr>
-          <w:sz w:val="24"/>
-          <w:szCs w:val="24"/>
-        </w:rPr>
-        <w:t xml:space="preserve">El análisis de componentes principales muestra que el primer componente captura la mayor parte de la variabilidad de los datos y está fuertemente asociado al nivel de ingresos y la educación, mientras que el segundo componente refleja diferencias vinculadas principalmente con la edad y la estructura del hogar. En el gráfico de dispersión de los dos primeros componentes se observa que los individuos se concentran en una nube relativamente compacta, aunque con algunos casos más alejados que representan situaciones atípicas en ingresos u horas trabajadas. La representación en dos dimensiones permite visualizar que las variables socioeconómicas se encuentran interrelacionadas, pero no existe </w:t>
-      </w:r>
-      <w:r>
-        <w:rPr>
-          <w:sz w:val="24"/>
-          <w:szCs w:val="24"/>
-        </w:rPr>
-        <w:lastRenderedPageBreak/>
-        <w:t>una separación clara entre pobres y no pobres en estos ejes principales.</w:t>
-      </w:r>
       <w:r>
         <w:rPr>
           <w:b/>
@@ -3083,10 +3175,19 @@
           <w:sz w:val="28"/>
           <w:szCs w:val="28"/>
         </w:rPr>
+        <w:lastRenderedPageBreak/>
         <w:drawing>
-          <wp:inline distT="0" distB="0" distL="0" distR="0" wp14:anchorId="3621C785" wp14:editId="0D892A45">
-            <wp:extent cx="5731510" cy="4200525"/>
-            <wp:effectExtent l="0" t="0" r="2540" b="9525"/>
+          <wp:anchor distT="0" distB="0" distL="114300" distR="114300" simplePos="0" relativeHeight="251658240" behindDoc="0" locked="0" layoutInCell="1" allowOverlap="1" wp14:anchorId="3621C785" wp14:editId="4083897C">
+            <wp:simplePos x="0" y="0"/>
+            <wp:positionH relativeFrom="margin">
+              <wp:align>right</wp:align>
+            </wp:positionH>
+            <wp:positionV relativeFrom="paragraph">
+              <wp:posOffset>45720</wp:posOffset>
+            </wp:positionV>
+            <wp:extent cx="3438476" cy="2520000"/>
+            <wp:effectExtent l="0" t="0" r="0" b="0"/>
+            <wp:wrapSquare wrapText="bothSides"/>
             <wp:docPr id="1013582402" name="Imagen 1"/>
             <wp:cNvGraphicFramePr>
               <a:graphicFrameLocks xmlns:a="http://schemas.openxmlformats.org/drawingml/2006/main" noChangeAspect="1"/>
@@ -3099,7 +3200,13 @@
                     <pic:cNvPicPr/>
                   </pic:nvPicPr>
                   <pic:blipFill>
-                    <a:blip r:embed="rId10"/>
+                    <a:blip r:embed="rId10" cstate="print">
+                      <a:extLst>
+                        <a:ext uri="{28A0092B-C50C-407E-A947-70E740481C1C}">
+                          <a14:useLocalDpi xmlns:a14="http://schemas.microsoft.com/office/drawing/2010/main" val="0"/>
+                        </a:ext>
+                      </a:extLst>
+                    </a:blip>
                     <a:stretch>
                       <a:fillRect/>
                     </a:stretch>
@@ -3107,7 +3214,7 @@
                   <pic:spPr>
                     <a:xfrm>
                       <a:off x="0" y="0"/>
-                      <a:ext cx="5731510" cy="4200525"/>
+                      <a:ext cx="3438476" cy="2520000"/>
                     </a:xfrm>
                     <a:prstGeom prst="rect">
                       <a:avLst/>
@@ -3116,28 +3223,65 @@
                 </pic:pic>
               </a:graphicData>
             </a:graphic>
-          </wp:inline>
+            <wp14:sizeRelH relativeFrom="margin">
+              <wp14:pctWidth>0</wp14:pctWidth>
+            </wp14:sizeRelH>
+            <wp14:sizeRelV relativeFrom="margin">
+              <wp14:pctHeight>0</wp14:pctHeight>
+            </wp14:sizeRelV>
+          </wp:anchor>
         </w:drawing>
       </w:r>
-    </w:p>
-    <w:p>
-      <w:pPr>
-        <w:jc w:val="both"/>
+      <w:r>
         <w:rPr>
           <w:b/>
           <w:bCs/>
           <w:sz w:val="24"/>
           <w:szCs w:val="24"/>
         </w:rPr>
-      </w:pPr>
-      <w:r>
-        <w:rPr>
-          <w:b/>
-          <w:bCs/>
-          <w:sz w:val="24"/>
-          <w:szCs w:val="24"/>
-        </w:rPr>
-        <w:t>CONSIGNA 3</w:t>
+        <w:t>2.</w:t>
+      </w:r>
+      <w:r>
+        <w:rPr>
+          <w:sz w:val="24"/>
+          <w:szCs w:val="24"/>
+        </w:rPr>
+        <w:t xml:space="preserve"> L</w:t>
+      </w:r>
+      <w:r>
+        <w:rPr>
+          <w:sz w:val="24"/>
+          <w:szCs w:val="24"/>
+        </w:rPr>
+        <w:t>os individuos se concentran en una nube relativamente compacta</w:t>
+      </w:r>
+      <w:r>
+        <w:rPr>
+          <w:sz w:val="24"/>
+          <w:szCs w:val="24"/>
+        </w:rPr>
+        <w:t xml:space="preserve"> en el gráfico de dispersión</w:t>
+      </w:r>
+      <w:r>
+        <w:rPr>
+          <w:sz w:val="24"/>
+          <w:szCs w:val="24"/>
+        </w:rPr>
+        <w:t xml:space="preserve">, aunque con algunos casos más alejados que representan situaciones atípicas en ingresos u horas trabajadas. La representación en dos dimensiones permite visualizar que las variables socioeconómicas se encuentran </w:t>
+      </w:r>
+      <w:r>
+        <w:rPr>
+          <w:sz w:val="24"/>
+          <w:szCs w:val="24"/>
+        </w:rPr>
+        <w:t xml:space="preserve">muy </w:t>
+      </w:r>
+      <w:r>
+        <w:rPr>
+          <w:sz w:val="24"/>
+          <w:szCs w:val="24"/>
+        </w:rPr>
+        <w:t>interrelacionadas, pero no existe una separación clara entre pobres y no pobres en estos ejes principales.</w:t>
       </w:r>
     </w:p>
     <w:p>
@@ -3151,67 +3295,24 @@
       </w:pPr>
       <w:r>
         <w:rPr>
-          <w:sz w:val="24"/>
-          <w:szCs w:val="24"/>
-        </w:rPr>
-        <w:t xml:space="preserve">El </w:t>
-      </w:r>
-      <w:proofErr w:type="spellStart"/>
-      <w:r>
-        <w:rPr>
-          <w:sz w:val="24"/>
-          <w:szCs w:val="24"/>
-        </w:rPr>
-        <w:t>biplot</w:t>
-      </w:r>
-      <w:proofErr w:type="spellEnd"/>
-      <w:r>
-        <w:rPr>
-          <w:sz w:val="24"/>
-          <w:szCs w:val="24"/>
-        </w:rPr>
-        <w:t xml:space="preserve"> de </w:t>
-      </w:r>
-      <w:proofErr w:type="spellStart"/>
-      <w:r>
-        <w:rPr>
-          <w:sz w:val="24"/>
-          <w:szCs w:val="24"/>
-        </w:rPr>
-        <w:t>loadings</w:t>
-      </w:r>
-      <w:proofErr w:type="spellEnd"/>
-      <w:r>
-        <w:rPr>
-          <w:sz w:val="24"/>
-          <w:szCs w:val="24"/>
-        </w:rPr>
-        <w:t xml:space="preserve"> permite interpretar qué variables tienen mayor peso en la construcción de los componentes principales. Se observa que el primer componente está explicado principalmente por la edad y su cuadrado, reflejando diferencias etarias en la muestra, mientras que el segundo componente está fuertemente asociado al ingreso total familiar y la cantidad de integrantes del hogar. A su vez, la educación y las horas trabajadas contribuyen de manera intermedia en ambos ejes. En conjunto, esto muestra que los factores demográficos y laborales se combinan con los ingresos para explicar la mayor parte de la variabilidad socioeconómica de los hogares.</w:t>
-      </w:r>
-    </w:p>
-    <w:p>
-      <w:pPr>
-        <w:jc w:val="both"/>
-        <w:rPr>
-          <w:b/>
-          <w:bCs/>
-          <w:sz w:val="28"/>
-          <w:szCs w:val="28"/>
-        </w:rPr>
-      </w:pPr>
-      <w:r>
-        <w:rPr>
           <w:b/>
           <w:bCs/>
           <w:noProof/>
           <w:sz w:val="28"/>
           <w:szCs w:val="28"/>
         </w:rPr>
-        <w:lastRenderedPageBreak/>
         <w:drawing>
-          <wp:inline distT="0" distB="0" distL="0" distR="0" wp14:anchorId="110B6AE8" wp14:editId="7B7416A1">
-            <wp:extent cx="5731510" cy="4524375"/>
-            <wp:effectExtent l="0" t="0" r="2540" b="9525"/>
+          <wp:anchor distT="0" distB="0" distL="114300" distR="114300" simplePos="0" relativeHeight="251659264" behindDoc="0" locked="0" layoutInCell="1" allowOverlap="1" wp14:anchorId="110B6AE8" wp14:editId="53C17A74">
+            <wp:simplePos x="0" y="0"/>
+            <wp:positionH relativeFrom="margin">
+              <wp:align>right</wp:align>
+            </wp:positionH>
+            <wp:positionV relativeFrom="paragraph">
+              <wp:posOffset>8255</wp:posOffset>
+            </wp:positionV>
+            <wp:extent cx="3071316" cy="2520000"/>
+            <wp:effectExtent l="0" t="0" r="0" b="0"/>
+            <wp:wrapSquare wrapText="bothSides"/>
             <wp:docPr id="2036793555" name="Imagen 1" descr="Gráfico, Gráfico de líneas&#10;&#10;El contenido generado por IA puede ser incorrecto."/>
             <wp:cNvGraphicFramePr>
               <a:graphicFrameLocks xmlns:a="http://schemas.openxmlformats.org/drawingml/2006/main" noChangeAspect="1"/>
@@ -3223,46 +3324,102 @@
                     <pic:cNvPr id="2036793555" name="Imagen 1" descr="Gráfico, Gráfico de líneas&#10;&#10;El contenido generado por IA puede ser incorrecto."/>
                     <pic:cNvPicPr/>
                   </pic:nvPicPr>
-                  <pic:blipFill>
-                    <a:blip r:embed="rId11"/>
+                  <pic:blipFill rotWithShape="1">
+                    <a:blip r:embed="rId11" cstate="print">
+                      <a:extLst>
+                        <a:ext uri="{28A0092B-C50C-407E-A947-70E740481C1C}">
+                          <a14:useLocalDpi xmlns:a14="http://schemas.microsoft.com/office/drawing/2010/main" val="0"/>
+                        </a:ext>
+                      </a:extLst>
+                    </a:blip>
+                    <a:srcRect l="2959" t="1" r="2387" b="1620"/>
                     <a:stretch>
                       <a:fillRect/>
                     </a:stretch>
                   </pic:blipFill>
-                  <pic:spPr>
+                  <pic:spPr bwMode="auto">
                     <a:xfrm>
                       <a:off x="0" y="0"/>
-                      <a:ext cx="5731510" cy="4524375"/>
+                      <a:ext cx="3071316" cy="2520000"/>
                     </a:xfrm>
                     <a:prstGeom prst="rect">
                       <a:avLst/>
                     </a:prstGeom>
+                    <a:ln>
+                      <a:noFill/>
+                    </a:ln>
+                    <a:extLst>
+                      <a:ext uri="{53640926-AAD7-44D8-BBD7-CCE9431645EC}">
+                        <a14:shadowObscured xmlns:a14="http://schemas.microsoft.com/office/drawing/2010/main"/>
+                      </a:ext>
+                    </a:extLst>
                   </pic:spPr>
                 </pic:pic>
               </a:graphicData>
             </a:graphic>
-          </wp:inline>
+            <wp14:sizeRelH relativeFrom="margin">
+              <wp14:pctWidth>0</wp14:pctWidth>
+            </wp14:sizeRelH>
+            <wp14:sizeRelV relativeFrom="margin">
+              <wp14:pctHeight>0</wp14:pctHeight>
+            </wp14:sizeRelV>
+          </wp:anchor>
         </w:drawing>
       </w:r>
-    </w:p>
-    <w:p>
-      <w:pPr>
-        <w:jc w:val="both"/>
+      <w:r>
         <w:rPr>
           <w:b/>
           <w:bCs/>
           <w:sz w:val="24"/>
           <w:szCs w:val="24"/>
         </w:rPr>
-      </w:pPr>
-      <w:r>
-        <w:rPr>
-          <w:b/>
-          <w:bCs/>
-          <w:sz w:val="24"/>
-          <w:szCs w:val="24"/>
-        </w:rPr>
-        <w:t>CONSIGNA 4</w:t>
+        <w:t>3.</w:t>
+      </w:r>
+      <w:r>
+        <w:rPr>
+          <w:sz w:val="24"/>
+          <w:szCs w:val="24"/>
+        </w:rPr>
+        <w:t xml:space="preserve"> </w:t>
+      </w:r>
+      <w:r>
+        <w:rPr>
+          <w:sz w:val="24"/>
+          <w:szCs w:val="24"/>
+        </w:rPr>
+        <w:t xml:space="preserve">El </w:t>
+      </w:r>
+      <w:proofErr w:type="spellStart"/>
+      <w:r>
+        <w:rPr>
+          <w:sz w:val="24"/>
+          <w:szCs w:val="24"/>
+        </w:rPr>
+        <w:t>biplot</w:t>
+      </w:r>
+      <w:proofErr w:type="spellEnd"/>
+      <w:r>
+        <w:rPr>
+          <w:sz w:val="24"/>
+          <w:szCs w:val="24"/>
+        </w:rPr>
+        <w:t xml:space="preserve"> de </w:t>
+      </w:r>
+      <w:proofErr w:type="spellStart"/>
+      <w:r>
+        <w:rPr>
+          <w:sz w:val="24"/>
+          <w:szCs w:val="24"/>
+        </w:rPr>
+        <w:t>loadings</w:t>
+      </w:r>
+      <w:proofErr w:type="spellEnd"/>
+      <w:r>
+        <w:rPr>
+          <w:sz w:val="24"/>
+          <w:szCs w:val="24"/>
+        </w:rPr>
+        <w:t xml:space="preserve"> permite interpretar qué variables tienen mayor peso en la construcción de los componentes principales. Se observa que el primer componente está explicado principalmente por la edad y su cuadrado, reflejando diferencias etarias en la muestra, mientras que el segundo componente está fuertemente asociado al ingreso total familiar y la cantidad de integrantes del hogar. A su vez, la educación y las horas trabajadas contribuyen de manera intermedia en ambos ejes. En conjunto, esto muestra que los factores demográficos y laborales se combinan con los ingresos para explicar la mayor parte de la variabilidad socioeconómica de los hogares.</w:t>
       </w:r>
     </w:p>
     <w:p>
@@ -3276,33 +3433,22 @@
       </w:pPr>
       <w:r>
         <w:rPr>
-          <w:sz w:val="24"/>
-          <w:szCs w:val="24"/>
-        </w:rPr>
-        <w:t>El gráfico muestra la proporción de varianza explicada por cada componente principal y su acumulado. Se observa que el primer componente explica alrededor del 35% de la variabilidad total, mientras que los dos primeros en conjunto superan el 55%. A partir del tercer componente, la ganancia marginal de varianza explicada es menor, aunque con los cinco primeros se alcanza casi el 100%. Esto indica que una gran parte de la información contenida en las variables originales puede resumirse en los dos o tres primeros componentes, lo cual permite reducir la dimensionalidad del problema sin perder demasiada información relevante.</w:t>
-      </w:r>
-    </w:p>
-    <w:p>
-      <w:pPr>
-        <w:jc w:val="both"/>
-        <w:rPr>
-          <w:b/>
-          <w:bCs/>
-          <w:sz w:val="28"/>
-          <w:szCs w:val="28"/>
-        </w:rPr>
-      </w:pPr>
-      <w:r>
-        <w:rPr>
           <w:noProof/>
           <w:sz w:val="28"/>
           <w:szCs w:val="28"/>
         </w:rPr>
-        <w:lastRenderedPageBreak/>
         <w:drawing>
-          <wp:inline distT="0" distB="0" distL="0" distR="0" wp14:anchorId="73466887" wp14:editId="22D4DBCD">
-            <wp:extent cx="5456393" cy="3596952"/>
-            <wp:effectExtent l="0" t="0" r="0" b="3810"/>
+          <wp:anchor distT="0" distB="0" distL="114300" distR="114300" simplePos="0" relativeHeight="251660288" behindDoc="0" locked="0" layoutInCell="1" allowOverlap="1" wp14:anchorId="73466887" wp14:editId="2682D780">
+            <wp:simplePos x="0" y="0"/>
+            <wp:positionH relativeFrom="margin">
+              <wp:align>right</wp:align>
+            </wp:positionH>
+            <wp:positionV relativeFrom="paragraph">
+              <wp:posOffset>62865</wp:posOffset>
+            </wp:positionV>
+            <wp:extent cx="3600000" cy="2372727"/>
+            <wp:effectExtent l="0" t="0" r="635" b="8890"/>
+            <wp:wrapSquare wrapText="bothSides"/>
             <wp:docPr id="1639511055" name="Imagen 1" descr="Gráfico, Gráfico de líneas&#10;&#10;El contenido generado por IA puede ser incorrecto."/>
             <wp:cNvGraphicFramePr>
               <a:graphicFrameLocks xmlns:a="http://schemas.openxmlformats.org/drawingml/2006/main" noChangeAspect="1"/>
@@ -3315,7 +3461,13 @@
                     <pic:cNvPicPr/>
                   </pic:nvPicPr>
                   <pic:blipFill>
-                    <a:blip r:embed="rId12"/>
+                    <a:blip r:embed="rId12">
+                      <a:extLst>
+                        <a:ext uri="{28A0092B-C50C-407E-A947-70E740481C1C}">
+                          <a14:useLocalDpi xmlns:a14="http://schemas.microsoft.com/office/drawing/2010/main" val="0"/>
+                        </a:ext>
+                      </a:extLst>
+                    </a:blip>
                     <a:stretch>
                       <a:fillRect/>
                     </a:stretch>
@@ -3323,7 +3475,7 @@
                   <pic:spPr>
                     <a:xfrm>
                       <a:off x="0" y="0"/>
-                      <a:ext cx="5456393" cy="3596952"/>
+                      <a:ext cx="3600000" cy="2372727"/>
                     </a:xfrm>
                     <a:prstGeom prst="rect">
                       <a:avLst/>
@@ -3332,37 +3484,91 @@
                 </pic:pic>
               </a:graphicData>
             </a:graphic>
-          </wp:inline>
+            <wp14:sizeRelH relativeFrom="margin">
+              <wp14:pctWidth>0</wp14:pctWidth>
+            </wp14:sizeRelH>
+            <wp14:sizeRelV relativeFrom="margin">
+              <wp14:pctHeight>0</wp14:pctHeight>
+            </wp14:sizeRelV>
+          </wp:anchor>
         </w:drawing>
+      </w:r>
+      <w:r>
+        <w:rPr>
+          <w:b/>
+          <w:bCs/>
+          <w:sz w:val="24"/>
+          <w:szCs w:val="24"/>
+        </w:rPr>
+        <w:t>4.</w:t>
+      </w:r>
+      <w:r>
+        <w:rPr>
+          <w:sz w:val="24"/>
+          <w:szCs w:val="24"/>
+        </w:rPr>
+        <w:t xml:space="preserve"> E</w:t>
+      </w:r>
+      <w:r>
+        <w:rPr>
+          <w:sz w:val="24"/>
+          <w:szCs w:val="24"/>
+        </w:rPr>
+        <w:t>l primer componente explica alrededor del 3</w:t>
+      </w:r>
+      <w:r>
+        <w:rPr>
+          <w:sz w:val="24"/>
+          <w:szCs w:val="24"/>
+        </w:rPr>
+        <w:t>7</w:t>
+      </w:r>
+      <w:r>
+        <w:rPr>
+          <w:sz w:val="24"/>
+          <w:szCs w:val="24"/>
+        </w:rPr>
+        <w:t xml:space="preserve">% de la variabilidad total, mientras que los dos primeros en conjunto superan el 55%. </w:t>
+      </w:r>
+      <w:r>
+        <w:rPr>
+          <w:sz w:val="24"/>
+          <w:szCs w:val="24"/>
+        </w:rPr>
+        <w:t>Luego</w:t>
+      </w:r>
+      <w:r>
+        <w:rPr>
+          <w:sz w:val="24"/>
+          <w:szCs w:val="24"/>
+        </w:rPr>
+        <w:t xml:space="preserve">, la ganancia marginal de varianza explicada es menor, aunque con los cinco primeros se alcanza casi el 100%. </w:t>
+      </w:r>
+      <w:r>
+        <w:rPr>
+          <w:sz w:val="24"/>
+          <w:szCs w:val="24"/>
+        </w:rPr>
+        <w:t>U</w:t>
+      </w:r>
+      <w:r>
+        <w:rPr>
+          <w:sz w:val="24"/>
+          <w:szCs w:val="24"/>
+        </w:rPr>
+        <w:t>na gran parte de la información contenida en las variables puede resumirse en los dos o tres primeros componentes, lo cual permite reducir la dimensionalidad del problema sin perder demasiada información relevante.</w:t>
       </w:r>
     </w:p>
     <w:p>
       <w:pPr>
+        <w:jc w:val="center"/>
         <w:rPr>
           <w:b/>
           <w:bCs/>
-          <w:sz w:val="24"/>
-          <w:szCs w:val="24"/>
+          <w:sz w:val="28"/>
+          <w:szCs w:val="28"/>
         </w:rPr>
       </w:pPr>
-      <w:r>
-        <w:rPr>
-          <w:b/>
-          <w:bCs/>
-          <w:sz w:val="24"/>
-          <w:szCs w:val="24"/>
-        </w:rPr>
-        <w:t xml:space="preserve">CONSIGNA </w:t>
-      </w:r>
-      <w:r>
-        <w:rPr>
-          <w:b/>
-          <w:bCs/>
-          <w:sz w:val="24"/>
-          <w:szCs w:val="24"/>
-        </w:rPr>
-        <w:t>5</w:t>
-      </w:r>
     </w:p>
     <w:p>
       <w:pPr>
@@ -3375,26 +3581,35 @@
       </w:pPr>
       <w:r>
         <w:rPr>
-          <w:sz w:val="24"/>
-          <w:szCs w:val="24"/>
-        </w:rPr>
-        <w:t>Los resultados de la clasificación mediante K-</w:t>
-      </w:r>
-      <w:proofErr w:type="spellStart"/>
-      <w:r>
-        <w:rPr>
-          <w:sz w:val="24"/>
-          <w:szCs w:val="24"/>
-        </w:rPr>
-        <w:t>means</w:t>
-      </w:r>
-      <w:proofErr w:type="spellEnd"/>
-      <w:r>
-        <w:rPr>
-          <w:sz w:val="24"/>
-          <w:szCs w:val="24"/>
-        </w:rPr>
-        <w:t xml:space="preserve"> muestran cómo la partición de los individuos depende de la cantidad de </w:t>
+          <w:b/>
+          <w:bCs/>
+          <w:sz w:val="24"/>
+          <w:szCs w:val="24"/>
+        </w:rPr>
+        <w:t>5.</w:t>
+      </w:r>
+      <w:r>
+        <w:rPr>
+          <w:b/>
+          <w:bCs/>
+          <w:sz w:val="24"/>
+          <w:szCs w:val="24"/>
+        </w:rPr>
+        <w:t>a</w:t>
+      </w:r>
+      <w:r>
+        <w:rPr>
+          <w:sz w:val="24"/>
+          <w:szCs w:val="24"/>
+        </w:rPr>
+        <w:t xml:space="preserve"> </w:t>
+      </w:r>
+      <w:r>
+        <w:rPr>
+          <w:sz w:val="24"/>
+          <w:szCs w:val="24"/>
+        </w:rPr>
+        <w:t xml:space="preserve">Con dos grupos, la segmentación es muy general y básicamente divide a la población en jóvenes y adultos. Con cuatro </w:t>
       </w:r>
       <w:proofErr w:type="spellStart"/>
       <w:proofErr w:type="gramStart"/>
@@ -3412,7 +3627,7 @@
           <w:sz w:val="24"/>
           <w:szCs w:val="24"/>
         </w:rPr>
-        <w:t xml:space="preserve"> definidos. Con dos grupos, la segmentación es muy general y básicamente divide a la población en jóvenes y adultos, sin capturar diferencias de ingresos. Con cuatro </w:t>
+        <w:t xml:space="preserve"> se observa una segmentación más rica que permite distinguir subgrupos etarios con distintos niveles de ingreso, aportando mayor heterogeneidad. Finalmente, con diez </w:t>
       </w:r>
       <w:proofErr w:type="spellStart"/>
       <w:proofErr w:type="gramStart"/>
@@ -3430,7 +3645,21 @@
           <w:sz w:val="24"/>
           <w:szCs w:val="24"/>
         </w:rPr>
-        <w:t xml:space="preserve"> se observa una segmentación más rica que permite distinguir subgrupos etarios con distintos niveles de ingreso, aportando mayor heterogeneidad. Finalmente, con diez </w:t>
+        <w:t xml:space="preserve"> la clasificación se vuelve más fragmentada, identificando perfiles muy </w:t>
+      </w:r>
+      <w:r>
+        <w:rPr>
+          <w:sz w:val="24"/>
+          <w:szCs w:val="24"/>
+        </w:rPr>
+        <w:t>específicos,</w:t>
+      </w:r>
+      <w:r>
+        <w:rPr>
+          <w:sz w:val="24"/>
+          <w:szCs w:val="24"/>
+        </w:rPr>
+        <w:t xml:space="preserve"> pero perdiendo claridad interpretativa. En conjunto, los resultados sugieren que una partición intermedia (por ejemplo, cuatro </w:t>
       </w:r>
       <w:proofErr w:type="spellStart"/>
       <w:proofErr w:type="gramStart"/>
@@ -3448,39 +3677,7 @@
           <w:sz w:val="24"/>
           <w:szCs w:val="24"/>
         </w:rPr>
-        <w:t xml:space="preserve"> la clasificación se vuelve más fragmentada, identificando perfiles muy </w:t>
-      </w:r>
-      <w:r>
-        <w:rPr>
-          <w:sz w:val="24"/>
-          <w:szCs w:val="24"/>
-        </w:rPr>
-        <w:t>específicos,</w:t>
-      </w:r>
-      <w:r>
-        <w:rPr>
-          <w:sz w:val="24"/>
-          <w:szCs w:val="24"/>
-        </w:rPr>
-        <w:t xml:space="preserve"> pero perdiendo claridad interpretativa. En conjunto, los resultados sugieren que una partición intermedia (por ejemplo, cuatro </w:t>
-      </w:r>
-      <w:proofErr w:type="spellStart"/>
-      <w:proofErr w:type="gramStart"/>
-      <w:r>
-        <w:rPr>
-          <w:sz w:val="24"/>
-          <w:szCs w:val="24"/>
-        </w:rPr>
-        <w:t>clusters</w:t>
-      </w:r>
-      <w:proofErr w:type="spellEnd"/>
-      <w:proofErr w:type="gramEnd"/>
-      <w:r>
-        <w:rPr>
-          <w:sz w:val="24"/>
-          <w:szCs w:val="24"/>
-        </w:rPr>
-        <w:t>) resulta más adecuada para representar la diversidad socioeconómica sin perder simplicidad en la interpretación.</w:t>
+        <w:t>) resulta más adecuada para representar la diversidad socioeconómica sin perder simplicidad.</w:t>
       </w:r>
     </w:p>
     <w:p>
@@ -3496,11 +3693,12 @@
         <w:rPr>
           <w:b/>
           <w:bCs/>
+          <w:noProof/>
           <w:sz w:val="28"/>
           <w:szCs w:val="28"/>
         </w:rPr>
         <w:drawing>
-          <wp:inline distT="0" distB="0" distL="0" distR="0" wp14:anchorId="1E6EF612" wp14:editId="3473AD9F">
+          <wp:inline distT="0" distB="0" distL="0" distR="0" wp14:anchorId="1E6EF612" wp14:editId="6BFEAC84">
             <wp:extent cx="5731510" cy="1569085"/>
             <wp:effectExtent l="0" t="0" r="2540" b="0"/>
             <wp:docPr id="364235548" name="Imagen 1" descr="Gráfico, Gráfico de dispersión&#10;&#10;El contenido generado por IA puede ser incorrecto."/>
@@ -3541,94 +3739,28 @@
         <w:ind w:firstLine="284"/>
         <w:jc w:val="both"/>
         <w:rPr>
-          <w:sz w:val="24"/>
-          <w:szCs w:val="24"/>
-        </w:rPr>
-      </w:pPr>
-      <w:r>
-        <w:rPr>
-          <w:sz w:val="24"/>
-          <w:szCs w:val="24"/>
-        </w:rPr>
-        <w:t xml:space="preserve">El gráfico del método </w:t>
-      </w:r>
-      <w:proofErr w:type="spellStart"/>
-      <w:r>
-        <w:rPr>
-          <w:sz w:val="24"/>
-          <w:szCs w:val="24"/>
-        </w:rPr>
-        <w:t>Elbow</w:t>
-      </w:r>
-      <w:proofErr w:type="spellEnd"/>
-      <w:r>
-        <w:rPr>
-          <w:sz w:val="24"/>
-          <w:szCs w:val="24"/>
-        </w:rPr>
-        <w:t xml:space="preserve"> muestra que la inercia disminuye fuertemente hasta alrededor de k = 3 o k = 4, a partir de lo cual la reducción es cada vez más marginal. Esto sugiere que el número óptimo de </w:t>
-      </w:r>
-      <w:proofErr w:type="spellStart"/>
-      <w:proofErr w:type="gramStart"/>
-      <w:r>
-        <w:rPr>
-          <w:sz w:val="24"/>
-          <w:szCs w:val="24"/>
-        </w:rPr>
-        <w:t>clusters</w:t>
-      </w:r>
-      <w:proofErr w:type="spellEnd"/>
-      <w:proofErr w:type="gramEnd"/>
-      <w:r>
-        <w:rPr>
-          <w:sz w:val="24"/>
-          <w:szCs w:val="24"/>
-        </w:rPr>
-        <w:t xml:space="preserve"> en la región se encuentra entre 3 y 4. Con solo dos </w:t>
-      </w:r>
-      <w:proofErr w:type="spellStart"/>
-      <w:proofErr w:type="gramStart"/>
-      <w:r>
-        <w:rPr>
-          <w:sz w:val="24"/>
-          <w:szCs w:val="24"/>
-        </w:rPr>
-        <w:t>clusters</w:t>
-      </w:r>
-      <w:proofErr w:type="spellEnd"/>
-      <w:proofErr w:type="gramEnd"/>
-      <w:r>
-        <w:rPr>
-          <w:sz w:val="24"/>
-          <w:szCs w:val="24"/>
-        </w:rPr>
-        <w:t xml:space="preserve">, la separación es muy general y no coincide plenamente con la línea de pobreza, mientras que con 3 o 4 grupos es posible capturar mejor la heterogeneidad socioeconómica de la población, distinguiendo hogares pobres de no pobres y, dentro de estos, subgrupos con diferentes </w:t>
-      </w:r>
-      <w:r>
-        <w:rPr>
-          <w:sz w:val="24"/>
-          <w:szCs w:val="24"/>
-        </w:rPr>
-        <w:lastRenderedPageBreak/>
-        <w:t>niveles de ingreso y características laborales. En consecuencia, una partición intermedia resulta más informativa para identificar distintas clases socioeconómicas que el esquema binario de pobreza/no pobreza.</w:t>
-      </w:r>
-    </w:p>
-    <w:p>
-      <w:pPr>
-        <w:rPr>
           <w:sz w:val="28"/>
           <w:szCs w:val="28"/>
         </w:rPr>
       </w:pPr>
       <w:r>
         <w:rPr>
+          <w:noProof/>
           <w:sz w:val="28"/>
           <w:szCs w:val="28"/>
         </w:rPr>
         <w:drawing>
-          <wp:inline distT="0" distB="0" distL="0" distR="0" wp14:anchorId="53497E20" wp14:editId="36583612">
-            <wp:extent cx="5400675" cy="4486275"/>
-            <wp:effectExtent l="0" t="0" r="9525" b="9525"/>
+          <wp:anchor distT="0" distB="0" distL="114300" distR="114300" simplePos="0" relativeHeight="251661312" behindDoc="0" locked="0" layoutInCell="1" allowOverlap="1" wp14:anchorId="53497E20" wp14:editId="2C723D29">
+            <wp:simplePos x="0" y="0"/>
+            <wp:positionH relativeFrom="margin">
+              <wp:align>right</wp:align>
+            </wp:positionH>
+            <wp:positionV relativeFrom="paragraph">
+              <wp:posOffset>5080</wp:posOffset>
+            </wp:positionV>
+            <wp:extent cx="3050833" cy="2520000"/>
+            <wp:effectExtent l="0" t="0" r="0" b="0"/>
+            <wp:wrapSquare wrapText="bothSides"/>
             <wp:docPr id="128970875" name="Imagen 1" descr="Gráfico, Gráfico de líneas&#10;&#10;El contenido generado por IA puede ser incorrecto."/>
             <wp:cNvGraphicFramePr>
               <a:graphicFrameLocks xmlns:a="http://schemas.openxmlformats.org/drawingml/2006/main" noChangeAspect="1"/>
@@ -3640,54 +3772,95 @@
                     <pic:cNvPr id="128970875" name="Imagen 1" descr="Gráfico, Gráfico de líneas&#10;&#10;El contenido generado por IA puede ser incorrecto."/>
                     <pic:cNvPicPr/>
                   </pic:nvPicPr>
-                  <pic:blipFill>
-                    <a:blip r:embed="rId14"/>
+                  <pic:blipFill rotWithShape="1">
+                    <a:blip r:embed="rId14">
+                      <a:extLst>
+                        <a:ext uri="{28A0092B-C50C-407E-A947-70E740481C1C}">
+                          <a14:useLocalDpi xmlns:a14="http://schemas.microsoft.com/office/drawing/2010/main" val="0"/>
+                        </a:ext>
+                      </a:extLst>
+                    </a:blip>
+                    <a:srcRect l="1581" b="2151"/>
                     <a:stretch>
                       <a:fillRect/>
                     </a:stretch>
                   </pic:blipFill>
-                  <pic:spPr>
+                  <pic:spPr bwMode="auto">
                     <a:xfrm>
                       <a:off x="0" y="0"/>
-                      <a:ext cx="5400675" cy="4486275"/>
+                      <a:ext cx="3050833" cy="2520000"/>
                     </a:xfrm>
                     <a:prstGeom prst="rect">
                       <a:avLst/>
                     </a:prstGeom>
+                    <a:ln>
+                      <a:noFill/>
+                    </a:ln>
+                    <a:extLst>
+                      <a:ext uri="{53640926-AAD7-44D8-BBD7-CCE9431645EC}">
+                        <a14:shadowObscured xmlns:a14="http://schemas.microsoft.com/office/drawing/2010/main"/>
+                      </a:ext>
+                    </a:extLst>
                   </pic:spPr>
                 </pic:pic>
               </a:graphicData>
             </a:graphic>
-          </wp:inline>
+            <wp14:sizeRelH relativeFrom="margin">
+              <wp14:pctWidth>0</wp14:pctWidth>
+            </wp14:sizeRelH>
+            <wp14:sizeRelV relativeFrom="margin">
+              <wp14:pctHeight>0</wp14:pctHeight>
+            </wp14:sizeRelV>
+          </wp:anchor>
         </w:drawing>
       </w:r>
-    </w:p>
-    <w:p>
-      <w:pPr>
+      <w:r>
         <w:rPr>
           <w:b/>
           <w:bCs/>
           <w:sz w:val="24"/>
           <w:szCs w:val="24"/>
         </w:rPr>
-      </w:pPr>
-      <w:r>
-        <w:rPr>
-          <w:b/>
-          <w:bCs/>
-          <w:sz w:val="24"/>
-          <w:szCs w:val="24"/>
-        </w:rPr>
-        <w:t xml:space="preserve">CONSIGNA </w:t>
-      </w:r>
-      <w:r>
-        <w:rPr>
-          <w:b/>
-          <w:bCs/>
-          <w:sz w:val="24"/>
-          <w:szCs w:val="24"/>
-        </w:rPr>
-        <w:t>6</w:t>
+        <w:t>5.b</w:t>
+      </w:r>
+      <w:r>
+        <w:rPr>
+          <w:sz w:val="24"/>
+          <w:szCs w:val="24"/>
+        </w:rPr>
+        <w:t xml:space="preserve"> </w:t>
+      </w:r>
+      <w:r>
+        <w:rPr>
+          <w:sz w:val="24"/>
+          <w:szCs w:val="24"/>
+        </w:rPr>
+        <w:t xml:space="preserve">El gráfico muestra que la inercia disminuye fuertemente hasta alrededor de k=3 o k=4, a partir de lo cual la reducción es cada vez más marginal. Esto sugiere que el número óptimo de </w:t>
+      </w:r>
+      <w:proofErr w:type="spellStart"/>
+      <w:proofErr w:type="gramStart"/>
+      <w:r>
+        <w:rPr>
+          <w:sz w:val="24"/>
+          <w:szCs w:val="24"/>
+        </w:rPr>
+        <w:t>clusters</w:t>
+      </w:r>
+      <w:proofErr w:type="spellEnd"/>
+      <w:proofErr w:type="gramEnd"/>
+      <w:r>
+        <w:rPr>
+          <w:sz w:val="24"/>
+          <w:szCs w:val="24"/>
+        </w:rPr>
+        <w:t xml:space="preserve"> en la región se encuentra entre 3 y 4. </w:t>
+      </w:r>
+      <w:r>
+        <w:rPr>
+          <w:sz w:val="24"/>
+          <w:szCs w:val="24"/>
+        </w:rPr>
+        <w:t>Esta segmentación no provee una separación entre pobres y no pobres, pero sí parece identificar estratos socioeconómicos. Por ejemplo, identifica adultos mayores (a partir de 60) como un grupo diferenciado mientras que crea un grupo particular para personas entre 40 y 60 con ITF menor a 2.000.000 aproximadamente, creciente con la edad (un grupo particularmente interesante).</w:t>
       </w:r>
     </w:p>
     <w:p>
@@ -3701,6 +3874,22 @@
       </w:pPr>
       <w:r>
         <w:rPr>
+          <w:b/>
+          <w:bCs/>
+          <w:sz w:val="24"/>
+          <w:szCs w:val="24"/>
+        </w:rPr>
+        <w:t>6.</w:t>
+      </w:r>
+      <w:r>
+        <w:rPr>
+          <w:sz w:val="24"/>
+          <w:szCs w:val="24"/>
+        </w:rPr>
+        <w:t xml:space="preserve"> </w:t>
+      </w:r>
+      <w:r>
+        <w:rPr>
           <w:sz w:val="24"/>
           <w:szCs w:val="24"/>
         </w:rPr>
@@ -3770,7 +3959,21 @@
           <w:sz w:val="24"/>
           <w:szCs w:val="24"/>
         </w:rPr>
-        <w:t>, la separación no coincide de manera exacta con la condición de pobreza, sino que refleja más bien diferencias generales en edad, educación y nivel de ingresos. Esto indica que el método jerárquico resulta útil para explorar la estructura socioeconómica de la población, aunque no constituye un sustituto directo de la clasificación binaria pobres/no pobres.</w:t>
+        <w:t>, la separación no coincide de manera exacta con la condición de pobreza, sino que refleja más bien diferencias generales en edad, educación y nivel de ingresos</w:t>
+      </w:r>
+      <w:r>
+        <w:rPr>
+          <w:sz w:val="24"/>
+          <w:szCs w:val="24"/>
+        </w:rPr>
+        <w:t>, diferencias socioeconómicas</w:t>
+      </w:r>
+      <w:r>
+        <w:rPr>
+          <w:sz w:val="24"/>
+          <w:szCs w:val="24"/>
+        </w:rPr>
+        <w:t>. Esto indica que el método jerárquico resulta útil para explorar la estructura socioeconómica de la población, aunque no constituye un sustituto directo de la clasificación binaria pobres/no pobres.</w:t>
       </w:r>
     </w:p>
     <w:p>
@@ -3786,12 +3989,13 @@
         <w:rPr>
           <w:b/>
           <w:bCs/>
+          <w:noProof/>
           <w:sz w:val="28"/>
           <w:szCs w:val="28"/>
         </w:rPr>
         <w:lastRenderedPageBreak/>
         <w:drawing>
-          <wp:inline distT="0" distB="0" distL="0" distR="0" wp14:anchorId="406FDDC0" wp14:editId="5C60BDE7">
+          <wp:inline distT="0" distB="0" distL="0" distR="0" wp14:anchorId="406FDDC0" wp14:editId="2A516A04">
             <wp:extent cx="5731510" cy="3178810"/>
             <wp:effectExtent l="0" t="0" r="2540" b="2540"/>
             <wp:docPr id="360086251" name="Imagen 1" descr="Gráfico, Histograma&#10;&#10;El contenido generado por IA puede ser incorrecto."/>
@@ -3965,8 +4169,13 @@
       <w:t>2</w:t>
     </w:r>
     <w:r>
-      <w:t xml:space="preserve"> – Godino, Sulca y Alvarez</w:t>
+      <w:t xml:space="preserve"> – Godino, Sulca y </w:t>
     </w:r>
+    <w:proofErr w:type="spellStart"/>
+    <w:r>
+      <w:t>Alvarez</w:t>
+    </w:r>
+    <w:proofErr w:type="spellEnd"/>
   </w:p>
 </w:hdr>
 </file>
@@ -4574,6 +4783,7 @@
   <w:style w:type="character" w:default="1" w:styleId="Fuentedeprrafopredeter">
     <w:name w:val="Default Paragraph Font"/>
     <w:uiPriority w:val="1"/>
+    <w:semiHidden/>
     <w:unhideWhenUsed/>
   </w:style>
   <w:style w:type="table" w:default="1" w:styleId="Tablanormal">
@@ -4931,6 +5141,25 @@
     <w:uiPriority w:val="99"/>
     <w:rsid w:val="00537F93"/>
   </w:style>
+  <w:style w:type="table" w:styleId="Tablaconcuadrcula">
+    <w:name w:val="Table Grid"/>
+    <w:basedOn w:val="Tablanormal"/>
+    <w:uiPriority w:val="39"/>
+    <w:rsid w:val="00CC0BEB"/>
+    <w:pPr>
+      <w:spacing w:after="0" w:line="240" w:lineRule="auto"/>
+    </w:pPr>
+    <w:tblPr>
+      <w:tblBorders>
+        <w:top w:val="single" w:sz="4" w:space="0" w:color="auto"/>
+        <w:left w:val="single" w:sz="4" w:space="0" w:color="auto"/>
+        <w:bottom w:val="single" w:sz="4" w:space="0" w:color="auto"/>
+        <w:right w:val="single" w:sz="4" w:space="0" w:color="auto"/>
+        <w:insideH w:val="single" w:sz="4" w:space="0" w:color="auto"/>
+        <w:insideV w:val="single" w:sz="4" w:space="0" w:color="auto"/>
+      </w:tblBorders>
+    </w:tblPr>
+  </w:style>
 </w:styles>
 </file>
 

--- a/TP2/Program_TP2_Grupo2.docx
+++ b/TP2/Program_TP2_Grupo2.docx
@@ -225,38 +225,16 @@
         </w:rPr>
         <w:t xml:space="preserve"> </w:t>
       </w:r>
-      <w:r>
-        <w:rPr>
-          <w:sz w:val="28"/>
-          <w:szCs w:val="28"/>
-        </w:rPr>
-        <w:t>https://github.com/alvarezmartin2411-debug/Big-Data-UBA--Grupo-2/</w:t>
-      </w:r>
-      <w:proofErr w:type="spellStart"/>
-      <w:r>
-        <w:rPr>
-          <w:sz w:val="28"/>
-          <w:szCs w:val="28"/>
-        </w:rPr>
-        <w:t>tree</w:t>
-      </w:r>
-      <w:proofErr w:type="spellEnd"/>
-      <w:r>
-        <w:rPr>
-          <w:sz w:val="28"/>
-          <w:szCs w:val="28"/>
-        </w:rPr>
-        <w:t>/</w:t>
-      </w:r>
-      <w:proofErr w:type="spellStart"/>
-      <w:r>
-        <w:rPr>
-          <w:sz w:val="28"/>
-          <w:szCs w:val="28"/>
-        </w:rPr>
-        <w:t>main</w:t>
-      </w:r>
-      <w:proofErr w:type="spellEnd"/>
+      <w:hyperlink r:id="rId7" w:history="1">
+        <w:r>
+          <w:rPr>
+            <w:rStyle w:val="Hipervnculo"/>
+            <w:sz w:val="28"/>
+            <w:szCs w:val="28"/>
+          </w:rPr>
+          <w:t>https://github.com/alvarezmartin2411-debug/Big-Data-UBA--Grupo-2/tree/main</w:t>
+        </w:r>
+      </w:hyperlink>
       <w:r>
         <w:rPr>
           <w:sz w:val="28"/>
@@ -298,39 +276,7 @@
           <w:sz w:val="28"/>
           <w:szCs w:val="28"/>
         </w:rPr>
-        <w:t>El presente trabajo práctico tiene como objetivo aplicar técnicas de análisis multivariado para explorar la estructura socioeconómica de los hogares a partir de los microdatos de la Encuesta Permanente de Hogares (EPH) para los años 2005 y 2025. A lo largo del ejercicio se construyen y analizan variables representativas del ingreso, la educación, la edad y las horas trabajadas, empleando herramientas como el Análisis de Componentes Principales (PCA), el método K-</w:t>
-      </w:r>
-      <w:proofErr w:type="spellStart"/>
-      <w:r>
-        <w:rPr>
-          <w:sz w:val="28"/>
-          <w:szCs w:val="28"/>
-        </w:rPr>
-        <w:t>means</w:t>
-      </w:r>
-      <w:proofErr w:type="spellEnd"/>
-      <w:r>
-        <w:rPr>
-          <w:sz w:val="28"/>
-          <w:szCs w:val="28"/>
-        </w:rPr>
-        <w:t xml:space="preserve"> y el </w:t>
-      </w:r>
-      <w:proofErr w:type="spellStart"/>
-      <w:r>
-        <w:rPr>
-          <w:sz w:val="28"/>
-          <w:szCs w:val="28"/>
-        </w:rPr>
-        <w:t>clustering</w:t>
-      </w:r>
-      <w:proofErr w:type="spellEnd"/>
-      <w:r>
-        <w:rPr>
-          <w:sz w:val="28"/>
-          <w:szCs w:val="28"/>
-        </w:rPr>
-        <w:t xml:space="preserve"> jerárquico. Estas técnicas permiten reducir la dimensionalidad de la información, identificar patrones de similitud entre individuos y examinar la capacidad de los modelos no supervisados para distinguir grupos sociales, incluyendo la condición de pobreza.</w:t>
+        <w:t>El presente trabajo práctico tiene como objetivo aplicar técnicas de análisis multivariado para explorar la estructura socioeconómica de los hogares a partir de los microdatos de la Encuesta Permanente de Hogares (EPH) para los años 2005 y 2025. A lo largo del ejercicio se construyen y analizan variables representativas del ingreso, la educación, la edad y las horas trabajadas, empleando herramientas como el Análisis de Componentes Principales (PCA), el método K-means y el clustering jerárquico. Estas técnicas permiten reducir la dimensionalidad de la información, identificar patrones de similitud entre individuos y examinar la capacidad de los modelos no supervisados para distinguir grupos sociales, incluyendo la condición de pobreza.</w:t>
       </w:r>
     </w:p>
     <w:p/>
@@ -397,7 +343,6 @@
         </w:rPr>
         <w:t xml:space="preserve">, donde la mayoría de las personas tiene menos de 40 años y la frecuencia disminuye con la edad. El Panel B muestra la distribución </w:t>
       </w:r>
-      <w:proofErr w:type="spellStart"/>
       <w:r>
         <w:rPr>
           <w:sz w:val="24"/>
@@ -410,15 +355,7 @@
           <w:sz w:val="24"/>
           <w:szCs w:val="24"/>
         </w:rPr>
-        <w:t>ernel</w:t>
-      </w:r>
-      <w:proofErr w:type="spellEnd"/>
-      <w:r>
-        <w:rPr>
-          <w:sz w:val="24"/>
-          <w:szCs w:val="24"/>
-        </w:rPr>
-        <w:t xml:space="preserve"> por condición de pobreza</w:t>
+        <w:t>ernel por condición de pobreza</w:t>
       </w:r>
       <w:r>
         <w:rPr>
@@ -532,7 +469,7 @@
                     <pic:cNvPicPr/>
                   </pic:nvPicPr>
                   <pic:blipFill>
-                    <a:blip r:embed="rId7"/>
+                    <a:blip r:embed="rId8"/>
                     <a:stretch>
                       <a:fillRect/>
                     </a:stretch>
@@ -1380,7 +1317,7 @@
                     <pic:cNvPicPr/>
                   </pic:nvPicPr>
                   <pic:blipFill>
-                    <a:blip r:embed="rId8"/>
+                    <a:blip r:embed="rId9"/>
                     <a:stretch>
                       <a:fillRect/>
                     </a:stretch>
@@ -2541,21 +2478,7 @@
               <w:rPr>
                 <w:rFonts w:eastAsia="Century Schoolbook" w:cstheme="minorHAnsi"/>
               </w:rPr>
-              <w:t xml:space="preserve">Cantidad de observaciones con </w:t>
-            </w:r>
-            <w:proofErr w:type="spellStart"/>
-            <w:r>
-              <w:rPr>
-                <w:rFonts w:eastAsia="Century Schoolbook" w:cstheme="minorHAnsi"/>
-              </w:rPr>
-              <w:t>NAs</w:t>
-            </w:r>
-            <w:proofErr w:type="spellEnd"/>
-            <w:r>
-              <w:rPr>
-                <w:rFonts w:eastAsia="Century Schoolbook" w:cstheme="minorHAnsi"/>
-              </w:rPr>
-              <w:t xml:space="preserve"> en la variable “Pobre”</w:t>
+              <w:t>Cantidad de observaciones con NAs en la variable “Pobre”</w:t>
             </w:r>
           </w:p>
         </w:tc>
@@ -3009,23 +2932,7 @@
                 <w:sz w:val="24"/>
                 <w:szCs w:val="24"/>
               </w:rPr>
-              <w:t xml:space="preserve">. Adicionalmente se observa correlación exacta entre ch06 y </w:t>
-            </w:r>
-            <w:proofErr w:type="gramStart"/>
-            <w:r>
-              <w:rPr>
-                <w:sz w:val="24"/>
-                <w:szCs w:val="24"/>
-              </w:rPr>
-              <w:t>edad2</w:t>
-            </w:r>
-            <w:proofErr w:type="gramEnd"/>
-            <w:r>
-              <w:rPr>
-                <w:sz w:val="24"/>
-                <w:szCs w:val="24"/>
-              </w:rPr>
-              <w:t xml:space="preserve"> pero esto es debido a que la primera es una transformación lineal de la segunda.</w:t>
+              <w:t>. Adicionalmente se observa correlación exacta entre ch06 y edad2 pero esto es debido a que la primera es una transformación lineal de la segunda.</w:t>
             </w:r>
             <w:r>
               <w:rPr>
@@ -3055,14 +2962,7 @@
                 <w:sz w:val="24"/>
                 <w:szCs w:val="24"/>
               </w:rPr>
-              <w:t xml:space="preserve">, -0.2) y entre educación e ITF </w:t>
-            </w:r>
-            <w:r>
-              <w:rPr>
-                <w:sz w:val="24"/>
-                <w:szCs w:val="24"/>
-              </w:rPr>
-              <w:t xml:space="preserve">(baja y </w:t>
+              <w:t xml:space="preserve">, -0.2) y entre educación e ITF (baja y </w:t>
             </w:r>
             <w:r>
               <w:rPr>
@@ -3078,14 +2978,7 @@
                 <w:sz w:val="24"/>
                 <w:szCs w:val="24"/>
               </w:rPr>
-              <w:t>, -0.2)</w:t>
-            </w:r>
-            <w:r>
-              <w:rPr>
-                <w:sz w:val="24"/>
-                <w:szCs w:val="24"/>
-              </w:rPr>
-              <w:t xml:space="preserve">. </w:t>
+              <w:t xml:space="preserve">, -0.2). </w:t>
             </w:r>
           </w:p>
         </w:tc>
@@ -3125,7 +3018,7 @@
                           <pic:cNvPicPr/>
                         </pic:nvPicPr>
                         <pic:blipFill rotWithShape="1">
-                          <a:blip r:embed="rId9"/>
+                          <a:blip r:embed="rId10"/>
                           <a:srcRect t="9817" r="14114"/>
                           <a:stretch>
                             <a:fillRect/>
@@ -3200,7 +3093,7 @@
                     <pic:cNvPicPr/>
                   </pic:nvPicPr>
                   <pic:blipFill>
-                    <a:blip r:embed="rId10" cstate="print">
+                    <a:blip r:embed="rId11" cstate="print">
                       <a:extLst>
                         <a:ext uri="{28A0092B-C50C-407E-A947-70E740481C1C}">
                           <a14:useLocalDpi xmlns:a14="http://schemas.microsoft.com/office/drawing/2010/main" val="0"/>
@@ -3302,7 +3195,7 @@
           <w:szCs w:val="28"/>
         </w:rPr>
         <w:drawing>
-          <wp:anchor distT="0" distB="0" distL="114300" distR="114300" simplePos="0" relativeHeight="251659264" behindDoc="0" locked="0" layoutInCell="1" allowOverlap="1" wp14:anchorId="110B6AE8" wp14:editId="53C17A74">
+          <wp:anchor distT="0" distB="0" distL="114300" distR="114300" simplePos="0" relativeHeight="251659264" behindDoc="0" locked="0" layoutInCell="1" allowOverlap="1" wp14:anchorId="110B6AE8" wp14:editId="6BE050ED">
             <wp:simplePos x="0" y="0"/>
             <wp:positionH relativeFrom="margin">
               <wp:align>right</wp:align>
@@ -3325,7 +3218,7 @@
                     <pic:cNvPicPr/>
                   </pic:nvPicPr>
                   <pic:blipFill rotWithShape="1">
-                    <a:blip r:embed="rId11" cstate="print">
+                    <a:blip r:embed="rId12" cstate="print">
                       <a:extLst>
                         <a:ext uri="{28A0092B-C50C-407E-A947-70E740481C1C}">
                           <a14:useLocalDpi xmlns:a14="http://schemas.microsoft.com/office/drawing/2010/main" val="0"/>
@@ -3387,39 +3280,7 @@
           <w:sz w:val="24"/>
           <w:szCs w:val="24"/>
         </w:rPr>
-        <w:t xml:space="preserve">El </w:t>
-      </w:r>
-      <w:proofErr w:type="spellStart"/>
-      <w:r>
-        <w:rPr>
-          <w:sz w:val="24"/>
-          <w:szCs w:val="24"/>
-        </w:rPr>
-        <w:t>biplot</w:t>
-      </w:r>
-      <w:proofErr w:type="spellEnd"/>
-      <w:r>
-        <w:rPr>
-          <w:sz w:val="24"/>
-          <w:szCs w:val="24"/>
-        </w:rPr>
-        <w:t xml:space="preserve"> de </w:t>
-      </w:r>
-      <w:proofErr w:type="spellStart"/>
-      <w:r>
-        <w:rPr>
-          <w:sz w:val="24"/>
-          <w:szCs w:val="24"/>
-        </w:rPr>
-        <w:t>loadings</w:t>
-      </w:r>
-      <w:proofErr w:type="spellEnd"/>
-      <w:r>
-        <w:rPr>
-          <w:sz w:val="24"/>
-          <w:szCs w:val="24"/>
-        </w:rPr>
-        <w:t xml:space="preserve"> permite interpretar qué variables tienen mayor peso en la construcción de los componentes principales. Se observa que el primer componente está explicado principalmente por la edad y su cuadrado, reflejando diferencias etarias en la muestra, mientras que el segundo componente está fuertemente asociado al ingreso total familiar y la cantidad de integrantes del hogar. A su vez, la educación y las horas trabajadas contribuyen de manera intermedia en ambos ejes. En conjunto, esto muestra que los factores demográficos y laborales se combinan con los ingresos para explicar la mayor parte de la variabilidad socioeconómica de los hogares.</w:t>
+        <w:t>El biplot de loadings permite interpretar qué variables tienen mayor peso en la construcción de los componentes principales. Se observa que el primer componente está explicado principalmente por la edad y su cuadrado, reflejando diferencias etarias en la muestra, mientras que el segundo componente está fuertemente asociado al ingreso total familiar y la cantidad de integrantes del hogar. A su vez, la educación y las horas trabajadas contribuyen de manera intermedia en ambos ejes. En conjunto, esto muestra que los factores demográficos y laborales se combinan con los ingresos para explicar la mayor parte de la variabilidad socioeconómica de los hogares.</w:t>
       </w:r>
     </w:p>
     <w:p>
@@ -3461,7 +3322,7 @@
                     <pic:cNvPicPr/>
                   </pic:nvPicPr>
                   <pic:blipFill>
-                    <a:blip r:embed="rId12">
+                    <a:blip r:embed="rId13">
                       <a:extLst>
                         <a:ext uri="{28A0092B-C50C-407E-A947-70E740481C1C}">
                           <a14:useLocalDpi xmlns:a14="http://schemas.microsoft.com/office/drawing/2010/main" val="0"/>
@@ -3609,43 +3470,7 @@
           <w:sz w:val="24"/>
           <w:szCs w:val="24"/>
         </w:rPr>
-        <w:t xml:space="preserve">Con dos grupos, la segmentación es muy general y básicamente divide a la población en jóvenes y adultos. Con cuatro </w:t>
-      </w:r>
-      <w:proofErr w:type="spellStart"/>
-      <w:proofErr w:type="gramStart"/>
-      <w:r>
-        <w:rPr>
-          <w:sz w:val="24"/>
-          <w:szCs w:val="24"/>
-        </w:rPr>
-        <w:t>clusters</w:t>
-      </w:r>
-      <w:proofErr w:type="spellEnd"/>
-      <w:proofErr w:type="gramEnd"/>
-      <w:r>
-        <w:rPr>
-          <w:sz w:val="24"/>
-          <w:szCs w:val="24"/>
-        </w:rPr>
-        <w:t xml:space="preserve"> se observa una segmentación más rica que permite distinguir subgrupos etarios con distintos niveles de ingreso, aportando mayor heterogeneidad. Finalmente, con diez </w:t>
-      </w:r>
-      <w:proofErr w:type="spellStart"/>
-      <w:proofErr w:type="gramStart"/>
-      <w:r>
-        <w:rPr>
-          <w:sz w:val="24"/>
-          <w:szCs w:val="24"/>
-        </w:rPr>
-        <w:t>clusters</w:t>
-      </w:r>
-      <w:proofErr w:type="spellEnd"/>
-      <w:proofErr w:type="gramEnd"/>
-      <w:r>
-        <w:rPr>
-          <w:sz w:val="24"/>
-          <w:szCs w:val="24"/>
-        </w:rPr>
-        <w:t xml:space="preserve"> la clasificación se vuelve más fragmentada, identificando perfiles muy </w:t>
+        <w:t xml:space="preserve">Con dos grupos, la segmentación es muy general y básicamente divide a la población en jóvenes y adultos. Con cuatro clusters se observa una segmentación más rica que permite distinguir subgrupos etarios con distintos niveles de ingreso, aportando mayor heterogeneidad. Finalmente, con diez clusters la clasificación se vuelve más fragmentada, identificando perfiles muy </w:t>
       </w:r>
       <w:r>
         <w:rPr>
@@ -3659,25 +3484,7 @@
           <w:sz w:val="24"/>
           <w:szCs w:val="24"/>
         </w:rPr>
-        <w:t xml:space="preserve"> pero perdiendo claridad interpretativa. En conjunto, los resultados sugieren que una partición intermedia (por ejemplo, cuatro </w:t>
-      </w:r>
-      <w:proofErr w:type="spellStart"/>
-      <w:proofErr w:type="gramStart"/>
-      <w:r>
-        <w:rPr>
-          <w:sz w:val="24"/>
-          <w:szCs w:val="24"/>
-        </w:rPr>
-        <w:t>clusters</w:t>
-      </w:r>
-      <w:proofErr w:type="spellEnd"/>
-      <w:proofErr w:type="gramEnd"/>
-      <w:r>
-        <w:rPr>
-          <w:sz w:val="24"/>
-          <w:szCs w:val="24"/>
-        </w:rPr>
-        <w:t>) resulta más adecuada para representar la diversidad socioeconómica sin perder simplicidad.</w:t>
+        <w:t xml:space="preserve"> pero perdiendo claridad interpretativa. En conjunto, los resultados sugieren que una partición intermedia (por ejemplo, cuatro clusters) resulta más adecuada para representar la diversidad socioeconómica sin perder simplicidad.</w:t>
       </w:r>
     </w:p>
     <w:p>
@@ -3713,7 +3520,7 @@
                     <pic:cNvPicPr/>
                   </pic:nvPicPr>
                   <pic:blipFill>
-                    <a:blip r:embed="rId13"/>
+                    <a:blip r:embed="rId14"/>
                     <a:stretch>
                       <a:fillRect/>
                     </a:stretch>
@@ -3773,7 +3580,7 @@
                     <pic:cNvPicPr/>
                   </pic:nvPicPr>
                   <pic:blipFill rotWithShape="1">
-                    <a:blip r:embed="rId14">
+                    <a:blip r:embed="rId15">
                       <a:extLst>
                         <a:ext uri="{28A0092B-C50C-407E-A947-70E740481C1C}">
                           <a14:useLocalDpi xmlns:a14="http://schemas.microsoft.com/office/drawing/2010/main" val="0"/>
@@ -3835,25 +3642,7 @@
           <w:sz w:val="24"/>
           <w:szCs w:val="24"/>
         </w:rPr>
-        <w:t xml:space="preserve">El gráfico muestra que la inercia disminuye fuertemente hasta alrededor de k=3 o k=4, a partir de lo cual la reducción es cada vez más marginal. Esto sugiere que el número óptimo de </w:t>
-      </w:r>
-      <w:proofErr w:type="spellStart"/>
-      <w:proofErr w:type="gramStart"/>
-      <w:r>
-        <w:rPr>
-          <w:sz w:val="24"/>
-          <w:szCs w:val="24"/>
-        </w:rPr>
-        <w:t>clusters</w:t>
-      </w:r>
-      <w:proofErr w:type="spellEnd"/>
-      <w:proofErr w:type="gramEnd"/>
-      <w:r>
-        <w:rPr>
-          <w:sz w:val="24"/>
-          <w:szCs w:val="24"/>
-        </w:rPr>
-        <w:t xml:space="preserve"> en la región se encuentra entre 3 y 4. </w:t>
+        <w:t xml:space="preserve">El gráfico muestra que la inercia disminuye fuertemente hasta alrededor de k=3 o k=4, a partir de lo cual la reducción es cada vez más marginal. Esto sugiere que el número óptimo de clusters en la región se encuentra entre 3 y 4. </w:t>
       </w:r>
       <w:r>
         <w:rPr>
@@ -3893,73 +3682,7 @@
           <w:sz w:val="24"/>
           <w:szCs w:val="24"/>
         </w:rPr>
-        <w:t xml:space="preserve">El </w:t>
-      </w:r>
-      <w:proofErr w:type="spellStart"/>
-      <w:r>
-        <w:rPr>
-          <w:sz w:val="24"/>
-          <w:szCs w:val="24"/>
-        </w:rPr>
-        <w:t>dendrograma</w:t>
-      </w:r>
-      <w:proofErr w:type="spellEnd"/>
-      <w:r>
-        <w:rPr>
-          <w:sz w:val="24"/>
-          <w:szCs w:val="24"/>
-        </w:rPr>
-        <w:t xml:space="preserve"> del </w:t>
-      </w:r>
-      <w:proofErr w:type="spellStart"/>
-      <w:r>
-        <w:rPr>
-          <w:sz w:val="24"/>
-          <w:szCs w:val="24"/>
-        </w:rPr>
-        <w:t>clustering</w:t>
-      </w:r>
-      <w:proofErr w:type="spellEnd"/>
-      <w:r>
-        <w:rPr>
-          <w:sz w:val="24"/>
-          <w:szCs w:val="24"/>
-        </w:rPr>
-        <w:t xml:space="preserve"> jerárquico permite observar cómo se agrupan las observaciones en función de su similitud. Se aprecia que a niveles bajos de disimilitud se forman numerosos grupos pequeños, que luego se van unificando en conglomerados más grandes. Al cortar el árbol en un punto intermedio de la escala (por ejemplo, disimilitud ≈ 4), se obtendrían dos grandes </w:t>
-      </w:r>
-      <w:proofErr w:type="spellStart"/>
-      <w:proofErr w:type="gramStart"/>
-      <w:r>
-        <w:rPr>
-          <w:sz w:val="24"/>
-          <w:szCs w:val="24"/>
-        </w:rPr>
-        <w:t>clusters</w:t>
-      </w:r>
-      <w:proofErr w:type="spellEnd"/>
-      <w:proofErr w:type="gramEnd"/>
-      <w:r>
-        <w:rPr>
-          <w:sz w:val="24"/>
-          <w:szCs w:val="24"/>
-        </w:rPr>
-        <w:t xml:space="preserve"> que dividen a la muestra en grupos relativamente diferenciados. Sin embargo, al igual que en K-</w:t>
-      </w:r>
-      <w:proofErr w:type="spellStart"/>
-      <w:r>
-        <w:rPr>
-          <w:sz w:val="24"/>
-          <w:szCs w:val="24"/>
-        </w:rPr>
-        <w:t>means</w:t>
-      </w:r>
-      <w:proofErr w:type="spellEnd"/>
-      <w:r>
-        <w:rPr>
-          <w:sz w:val="24"/>
-          <w:szCs w:val="24"/>
-        </w:rPr>
-        <w:t>, la separación no coincide de manera exacta con la condición de pobreza, sino que refleja más bien diferencias generales en edad, educación y nivel de ingresos</w:t>
+        <w:t>El dendrograma del clustering jerárquico permite observar cómo se agrupan las observaciones en función de su similitud. Se aprecia que a niveles bajos de disimilitud se forman numerosos grupos pequeños, que luego se van unificando en conglomerados más grandes. Al cortar el árbol en un punto intermedio de la escala (por ejemplo, disimilitud ≈ 4), se obtendrían dos grandes clusters que dividen a la muestra en grupos relativamente diferenciados. Sin embargo, al igual que en K-means, la separación no coincide de manera exacta con la condición de pobreza, sino que refleja más bien diferencias generales en edad, educación y nivel de ingresos</w:t>
       </w:r>
       <w:r>
         <w:rPr>
@@ -4010,7 +3733,7 @@
                     <pic:cNvPicPr/>
                   </pic:nvPicPr>
                   <pic:blipFill>
-                    <a:blip r:embed="rId15"/>
+                    <a:blip r:embed="rId16"/>
                     <a:stretch>
                       <a:fillRect/>
                     </a:stretch>
@@ -4048,8 +3771,8 @@
       </w:pPr>
     </w:p>
     <w:sectPr>
-      <w:headerReference w:type="default" r:id="rId16"/>
-      <w:footerReference w:type="default" r:id="rId17"/>
+      <w:headerReference w:type="default" r:id="rId17"/>
+      <w:footerReference w:type="default" r:id="rId18"/>
       <w:pgSz w:w="11906" w:h="16838"/>
       <w:pgMar w:top="1440" w:right="1440" w:bottom="1440" w:left="1440" w:header="708" w:footer="708" w:gutter="0"/>
       <w:cols w:space="708"/>
@@ -4169,13 +3892,8 @@
       <w:t>2</w:t>
     </w:r>
     <w:r>
-      <w:t xml:space="preserve"> – Godino, Sulca y </w:t>
+      <w:t xml:space="preserve"> – Godino, Sulca y Alvarez</w:t>
     </w:r>
-    <w:proofErr w:type="spellStart"/>
-    <w:r>
-      <w:t>Alvarez</w:t>
-    </w:r>
-    <w:proofErr w:type="spellEnd"/>
   </w:p>
 </w:hdr>
 </file>
@@ -5160,6 +4878,29 @@
       </w:tblBorders>
     </w:tblPr>
   </w:style>
+  <w:style w:type="character" w:styleId="Hipervnculo">
+    <w:name w:val="Hyperlink"/>
+    <w:basedOn w:val="Fuentedeprrafopredeter"/>
+    <w:uiPriority w:val="99"/>
+    <w:unhideWhenUsed/>
+    <w:rsid w:val="00C41D95"/>
+    <w:rPr>
+      <w:color w:val="0563C1" w:themeColor="hyperlink"/>
+      <w:u w:val="single"/>
+    </w:rPr>
+  </w:style>
+  <w:style w:type="character" w:styleId="Mencinsinresolver">
+    <w:name w:val="Unresolved Mention"/>
+    <w:basedOn w:val="Fuentedeprrafopredeter"/>
+    <w:uiPriority w:val="99"/>
+    <w:semiHidden/>
+    <w:unhideWhenUsed/>
+    <w:rsid w:val="00C41D95"/>
+    <w:rPr>
+      <w:color w:val="605E5C"/>
+      <w:shd w:val="clear" w:color="auto" w:fill="E1DFDD"/>
+    </w:rPr>
+  </w:style>
 </w:styles>
 </file>
 
